--- a/docx/05-switching/05-switching.docx
+++ b/docx/05-switching/05-switching.docx
@@ -28,7 +28,7 @@
         </w:p>
       </w:sdtContent>
     </w:sdt>
-    <w:bookmarkStart w:id="26" w:name="switching-y-vlan"/>
+    <w:bookmarkStart w:id="37" w:name="switching-y-vlan"/>
     <w:p>
       <w:pPr>
         <w:pStyle w:val="Heading1"/>
@@ -114,7 +114,7 @@
       <w:r>
         <w:t xml:space="preserve"> </w:t>
       </w:r>
-      <w:hyperlink r:id="rId9">
+      <w:hyperlink r:id="rId20">
         <w:r>
           <w:rPr>
             <w:rStyle w:val="Hyperlink"/>
@@ -131,7 +131,7 @@
       <w:r>
         <w:t xml:space="preserve"> </w:t>
       </w:r>
-      <w:hyperlink r:id="rId10">
+      <w:hyperlink r:id="rId21">
         <w:r>
           <w:rPr>
             <w:rStyle w:val="Hyperlink"/>
@@ -174,7 +174,7 @@
         </w:pict>
       </w:r>
     </w:p>
-    <w:bookmarkStart w:id="11" w:name="objetivo-de-la-unidad"/>
+    <w:bookmarkStart w:id="22" w:name="objetivo-de-la-unidad"/>
     <w:p>
       <w:pPr>
         <w:pStyle w:val="Heading2"/>
@@ -309,8 +309,8 @@
         </w:pict>
       </w:r>
     </w:p>
-    <w:bookmarkEnd w:id="11"/>
-    <w:bookmarkStart w:id="22" w:name="mapa-de-la-unidad"/>
+    <w:bookmarkEnd w:id="22"/>
+    <w:bookmarkStart w:id="33" w:name="mapa-de-la-unidad"/>
     <w:p>
       <w:pPr>
         <w:pStyle w:val="Heading2"/>
@@ -323,6 +323,7 @@
       <w:tblPr>
         <w:tblStyle w:val="Table"/>
         <w:tblW w:type="pct" w:w="5000"/>
+        <w:jc w:val="left"/>
         <w:tblLayout w:type="fixed"/>
         <w:tblLook w:firstRow="1" w:lastRow="0" w:firstColumn="0" w:lastColumn="0" w:noHBand="0" w:noVBand="0" w:val="0020"/>
       </w:tblPr>
@@ -340,6 +341,7 @@
           <w:p>
             <w:pPr>
               <w:pStyle w:val="Compact"/>
+              <w:jc w:val="left"/>
             </w:pPr>
             <w:r>
               <w:t xml:space="preserve">Punto</w:t>
@@ -351,6 +353,7 @@
           <w:p>
             <w:pPr>
               <w:pStyle w:val="Compact"/>
+              <w:jc w:val="left"/>
             </w:pPr>
             <w:r>
               <w:t xml:space="preserve">Qué aprenderás</w:t>
@@ -362,6 +365,7 @@
           <w:p>
             <w:pPr>
               <w:pStyle w:val="Compact"/>
+              <w:jc w:val="left"/>
             </w:pPr>
             <w:r>
               <w:t xml:space="preserve">Nivel</w:t>
@@ -375,8 +379,9 @@
           <w:p>
             <w:pPr>
               <w:pStyle w:val="Compact"/>
-            </w:pPr>
-            <w:hyperlink r:id="rId12">
+              <w:jc w:val="left"/>
+            </w:pPr>
+            <w:hyperlink r:id="rId23">
               <w:r>
                 <w:rPr>
                   <w:rStyle w:val="Hyperlink"/>
@@ -391,6 +396,7 @@
           <w:p>
             <w:pPr>
               <w:pStyle w:val="Compact"/>
+              <w:jc w:val="left"/>
             </w:pPr>
             <w:r>
               <w:t xml:space="preserve">Conmutación, modo store-and-forward vs cut-through</w:t>
@@ -402,6 +408,7 @@
           <w:p>
             <w:pPr>
               <w:pStyle w:val="Compact"/>
+              <w:jc w:val="left"/>
             </w:pPr>
             <w:r>
               <w:t xml:space="preserve">Todos</w:t>
@@ -415,8 +422,9 @@
           <w:p>
             <w:pPr>
               <w:pStyle w:val="Compact"/>
-            </w:pPr>
-            <w:hyperlink r:id="rId13">
+              <w:jc w:val="left"/>
+            </w:pPr>
+            <w:hyperlink r:id="rId24">
               <w:r>
                 <w:rPr>
                   <w:rStyle w:val="Hyperlink"/>
@@ -431,6 +439,7 @@
           <w:p>
             <w:pPr>
               <w:pStyle w:val="Compact"/>
+              <w:jc w:val="left"/>
             </w:pPr>
             <w:r>
               <w:t xml:space="preserve">Tabla CAM, flooding, aging y tráfico desconocido</w:t>
@@ -442,6 +451,7 @@
           <w:p>
             <w:pPr>
               <w:pStyle w:val="Compact"/>
+              <w:jc w:val="left"/>
             </w:pPr>
             <w:r>
               <w:t xml:space="preserve">Todos</w:t>
@@ -455,8 +465,9 @@
           <w:p>
             <w:pPr>
               <w:pStyle w:val="Compact"/>
-            </w:pPr>
-            <w:hyperlink r:id="rId14">
+              <w:jc w:val="left"/>
+            </w:pPr>
+            <w:hyperlink r:id="rId25">
               <w:r>
                 <w:rPr>
                   <w:rStyle w:val="Hyperlink"/>
@@ -471,6 +482,7 @@
           <w:p>
             <w:pPr>
               <w:pStyle w:val="Compact"/>
+              <w:jc w:val="left"/>
             </w:pPr>
             <w:r>
               <w:t xml:space="preserve">Contar dominios por topología</w:t>
@@ -482,6 +494,7 @@
           <w:p>
             <w:pPr>
               <w:pStyle w:val="Compact"/>
+              <w:jc w:val="left"/>
             </w:pPr>
             <w:r>
               <w:t xml:space="preserve">Todos</w:t>
@@ -495,8 +508,9 @@
           <w:p>
             <w:pPr>
               <w:pStyle w:val="Compact"/>
-            </w:pPr>
-            <w:hyperlink r:id="rId15">
+              <w:jc w:val="left"/>
+            </w:pPr>
+            <w:hyperlink r:id="rId26">
               <w:r>
                 <w:rPr>
                   <w:rStyle w:val="Hyperlink"/>
@@ -511,6 +525,7 @@
           <w:p>
             <w:pPr>
               <w:pStyle w:val="Compact"/>
+              <w:jc w:val="left"/>
             </w:pPr>
             <w:r>
               <w:t xml:space="preserve">Bucles, tormentas y por qué la red se ahoga</w:t>
@@ -522,6 +537,7 @@
           <w:p>
             <w:pPr>
               <w:pStyle w:val="Compact"/>
+              <w:jc w:val="left"/>
             </w:pPr>
             <w:r>
               <w:t xml:space="preserve">Todos</w:t>
@@ -535,8 +551,9 @@
           <w:p>
             <w:pPr>
               <w:pStyle w:val="Compact"/>
-            </w:pPr>
-            <w:hyperlink r:id="rId16">
+              <w:jc w:val="left"/>
+            </w:pPr>
+            <w:hyperlink r:id="rId27">
               <w:r>
                 <w:rPr>
                   <w:rStyle w:val="Hyperlink"/>
@@ -551,6 +568,7 @@
           <w:p>
             <w:pPr>
               <w:pStyle w:val="Compact"/>
+              <w:jc w:val="left"/>
             </w:pPr>
             <w:r>
               <w:t xml:space="preserve">Root bridge, costes, puertos elegidos</w:t>
@@ -562,6 +580,7 @@
           <w:p>
             <w:pPr>
               <w:pStyle w:val="Compact"/>
+              <w:jc w:val="left"/>
             </w:pPr>
             <w:r>
               <w:t xml:space="preserve">Clave</w:t>
@@ -575,8 +594,9 @@
           <w:p>
             <w:pPr>
               <w:pStyle w:val="Compact"/>
-            </w:pPr>
-            <w:hyperlink r:id="rId17">
+              <w:jc w:val="left"/>
+            </w:pPr>
+            <w:hyperlink r:id="rId28">
               <w:r>
                 <w:rPr>
                   <w:rStyle w:val="Hyperlink"/>
@@ -591,6 +611,7 @@
           <w:p>
             <w:pPr>
               <w:pStyle w:val="Compact"/>
+              <w:jc w:val="left"/>
             </w:pPr>
             <w:r>
               <w:t xml:space="preserve">Blocking, listening, learning, forwarding</w:t>
@@ -602,6 +623,7 @@
           <w:p>
             <w:pPr>
               <w:pStyle w:val="Compact"/>
+              <w:jc w:val="left"/>
             </w:pPr>
             <w:r>
               <w:t xml:space="preserve">Todos</w:t>
@@ -615,8 +637,9 @@
           <w:p>
             <w:pPr>
               <w:pStyle w:val="Compact"/>
-            </w:pPr>
-            <w:hyperlink r:id="rId18">
+              <w:jc w:val="left"/>
+            </w:pPr>
+            <w:hyperlink r:id="rId29">
               <w:r>
                 <w:rPr>
                   <w:rStyle w:val="Hyperlink"/>
@@ -631,6 +654,7 @@
           <w:p>
             <w:pPr>
               <w:pStyle w:val="Compact"/>
+              <w:jc w:val="left"/>
             </w:pPr>
             <w:r>
               <w:t xml:space="preserve">Convergencia rápida, edge y BPDUGuard</w:t>
@@ -642,6 +666,7 @@
           <w:p>
             <w:pPr>
               <w:pStyle w:val="Compact"/>
+              <w:jc w:val="left"/>
             </w:pPr>
             <w:r>
               <w:t xml:space="preserve">Todos</w:t>
@@ -655,8 +680,9 @@
           <w:p>
             <w:pPr>
               <w:pStyle w:val="Compact"/>
-            </w:pPr>
-            <w:hyperlink r:id="rId19">
+              <w:jc w:val="left"/>
+            </w:pPr>
+            <w:hyperlink r:id="rId30">
               <w:r>
                 <w:rPr>
                   <w:rStyle w:val="Hyperlink"/>
@@ -671,6 +697,7 @@
           <w:p>
             <w:pPr>
               <w:pStyle w:val="Compact"/>
+              <w:jc w:val="left"/>
             </w:pPr>
             <w:r>
               <w:t xml:space="preserve">Segmentación lógica y dominios de broadcast</w:t>
@@ -682,6 +709,7 @@
           <w:p>
             <w:pPr>
               <w:pStyle w:val="Compact"/>
+              <w:jc w:val="left"/>
             </w:pPr>
             <w:r>
               <w:t xml:space="preserve">Todos</w:t>
@@ -695,8 +723,9 @@
           <w:p>
             <w:pPr>
               <w:pStyle w:val="Compact"/>
-            </w:pPr>
-            <w:hyperlink r:id="rId20">
+              <w:jc w:val="left"/>
+            </w:pPr>
+            <w:hyperlink r:id="rId31">
               <w:r>
                 <w:rPr>
                   <w:rStyle w:val="Hyperlink"/>
@@ -711,6 +740,7 @@
           <w:p>
             <w:pPr>
               <w:pStyle w:val="Compact"/>
+              <w:jc w:val="left"/>
             </w:pPr>
             <w:r>
               <w:t xml:space="preserve">Datos, nativa, voz y gestión</w:t>
@@ -722,6 +752,7 @@
           <w:p>
             <w:pPr>
               <w:pStyle w:val="Compact"/>
+              <w:jc w:val="left"/>
             </w:pPr>
             <w:r>
               <w:t xml:space="preserve">Todos</w:t>
@@ -735,8 +766,9 @@
           <w:p>
             <w:pPr>
               <w:pStyle w:val="Compact"/>
-            </w:pPr>
-            <w:hyperlink r:id="rId21">
+              <w:jc w:val="left"/>
+            </w:pPr>
+            <w:hyperlink r:id="rId32">
               <w:r>
                 <w:rPr>
                   <w:rStyle w:val="Hyperlink"/>
@@ -751,6 +783,7 @@
           <w:p>
             <w:pPr>
               <w:pStyle w:val="Compact"/>
+              <w:jc w:val="left"/>
             </w:pPr>
             <w:r>
               <w:t xml:space="preserve">Sé el Paquete, Fireside, Laboratorio, Crucigrama…</w:t>
@@ -762,6 +795,7 @@
           <w:p>
             <w:pPr>
               <w:pStyle w:val="Compact"/>
+              <w:jc w:val="left"/>
             </w:pPr>
             <w:r>
               <w:t xml:space="preserve">Todos</w:t>
@@ -801,8 +835,8 @@
         </w:pict>
       </w:r>
     </w:p>
-    <w:bookmarkEnd w:id="22"/>
-    <w:bookmarkStart w:id="23" w:name="boletines-de-la-unidad"/>
+    <w:bookmarkEnd w:id="33"/>
+    <w:bookmarkStart w:id="34" w:name="boletines-de-la-unidad"/>
     <w:p>
       <w:pPr>
         <w:pStyle w:val="Heading2"/>
@@ -852,8 +886,8 @@
         </w:pict>
       </w:r>
     </w:p>
-    <w:bookmarkEnd w:id="23"/>
-    <w:bookmarkStart w:id="24" w:name="criterios-de-evaluación-cubiertos-ra3ra5"/>
+    <w:bookmarkEnd w:id="34"/>
+    <w:bookmarkStart w:id="35" w:name="criterios-de-evaluación-cubiertos-ra3ra5"/>
     <w:p>
       <w:pPr>
         <w:pStyle w:val="Heading2"/>
@@ -866,6 +900,7 @@
       <w:tblPr>
         <w:tblStyle w:val="Table"/>
         <w:tblW w:type="pct" w:w="5000"/>
+        <w:jc w:val="left"/>
         <w:tblLayout w:type="fixed"/>
         <w:tblLook w:firstRow="1" w:lastRow="0" w:firstColumn="0" w:lastColumn="0" w:noHBand="0" w:noVBand="0" w:val="0020"/>
       </w:tblPr>
@@ -883,6 +918,7 @@
           <w:p>
             <w:pPr>
               <w:pStyle w:val="Compact"/>
+              <w:jc w:val="left"/>
             </w:pPr>
             <w:r>
               <w:t xml:space="preserve">CE</w:t>
@@ -894,6 +930,7 @@
           <w:p>
             <w:pPr>
               <w:pStyle w:val="Compact"/>
+              <w:jc w:val="left"/>
             </w:pPr>
             <w:r>
               <w:t xml:space="preserve">Criterio</w:t>
@@ -905,6 +942,7 @@
           <w:p>
             <w:pPr>
               <w:pStyle w:val="Compact"/>
+              <w:jc w:val="left"/>
             </w:pPr>
             <w:r>
               <w:t xml:space="preserve">Dónde se cubre</w:t>
@@ -918,6 +956,7 @@
           <w:p>
             <w:pPr>
               <w:pStyle w:val="Compact"/>
+              <w:jc w:val="left"/>
             </w:pPr>
             <w:r>
               <w:t xml:space="preserve">RA3</w:t>
@@ -929,6 +968,7 @@
           <w:p>
             <w:pPr>
               <w:pStyle w:val="Compact"/>
+              <w:jc w:val="left"/>
             </w:pPr>
             <w:r>
               <w:t xml:space="preserve">Administración de conmutadores</w:t>
@@ -940,6 +980,7 @@
           <w:p>
             <w:pPr>
               <w:pStyle w:val="Compact"/>
+              <w:jc w:val="left"/>
             </w:pPr>
             <w:r>
               <w:t xml:space="preserve">✅ Puntos 1-2, 5-7 + ⚡ Laboratorio (punto 10)</w:t>
@@ -953,6 +994,7 @@
           <w:p>
             <w:pPr>
               <w:pStyle w:val="Compact"/>
+              <w:jc w:val="left"/>
             </w:pPr>
             <w:r>
               <w:t xml:space="preserve">RA3·c)</w:t>
@@ -964,6 +1006,7 @@
           <w:p>
             <w:pPr>
               <w:pStyle w:val="Compact"/>
+              <w:jc w:val="left"/>
             </w:pPr>
             <w:r>
               <w:t xml:space="preserve">Redundancia sin bucles (STP)</w:t>
@@ -975,6 +1018,7 @@
           <w:p>
             <w:pPr>
               <w:pStyle w:val="Compact"/>
+              <w:jc w:val="left"/>
             </w:pPr>
             <w:r>
               <w:t xml:space="preserve">✅ Puntos 4-7 + 💬 Entrevista (punto 10)</w:t>
@@ -988,6 +1032,7 @@
           <w:p>
             <w:pPr>
               <w:pStyle w:val="Compact"/>
+              <w:jc w:val="left"/>
             </w:pPr>
             <w:r>
               <w:t xml:space="preserve">RA5·a)</w:t>
@@ -999,6 +1044,7 @@
           <w:p>
             <w:pPr>
               <w:pStyle w:val="Compact"/>
+              <w:jc w:val="left"/>
             </w:pPr>
             <w:r>
               <w:t xml:space="preserve">Ventajas de VLANs</w:t>
@@ -1010,6 +1056,7 @@
           <w:p>
             <w:pPr>
               <w:pStyle w:val="Compact"/>
+              <w:jc w:val="left"/>
             </w:pPr>
             <w:r>
               <w:t xml:space="preserve">✅ Puntos 3-4 y 8 (dominios y ventajas) + 🧠 Atrévete a pensar (punto 10)</w:t>
@@ -1023,6 +1070,7 @@
           <w:p>
             <w:pPr>
               <w:pStyle w:val="Compact"/>
+              <w:jc w:val="left"/>
             </w:pPr>
             <w:r>
               <w:t xml:space="preserve">RA5·b)</w:t>
@@ -1034,6 +1082,7 @@
           <w:p>
             <w:pPr>
               <w:pStyle w:val="Compact"/>
+              <w:jc w:val="left"/>
             </w:pPr>
             <w:r>
               <w:t xml:space="preserve">Implementación de VLANs</w:t>
@@ -1045,6 +1094,7 @@
           <w:p>
             <w:pPr>
               <w:pStyle w:val="Compact"/>
+              <w:jc w:val="left"/>
             </w:pPr>
             <w:r>
               <w:t xml:space="preserve">✅ Puntos 8-9 + ⚡ Laboratorio (punto 10)</w:t>
@@ -1058,6 +1108,7 @@
           <w:p>
             <w:pPr>
               <w:pStyle w:val="Compact"/>
+              <w:jc w:val="left"/>
             </w:pPr>
             <w:r>
               <w:t xml:space="preserve">RA5·c)</w:t>
@@ -1069,6 +1120,7 @@
           <w:p>
             <w:pPr>
               <w:pStyle w:val="Compact"/>
+              <w:jc w:val="left"/>
             </w:pPr>
             <w:r>
               <w:t xml:space="preserve">Diagnóstico de incidencias</w:t>
@@ -1080,6 +1132,7 @@
           <w:p>
             <w:pPr>
               <w:pStyle w:val="Compact"/>
+              <w:jc w:val="left"/>
             </w:pPr>
             <w:r>
               <w:t xml:space="preserve">✅ Fallo intencionado de native VLAN (punto 10)</w:t>
@@ -1093,6 +1146,7 @@
           <w:p>
             <w:pPr>
               <w:pStyle w:val="Compact"/>
+              <w:jc w:val="left"/>
             </w:pPr>
             <w:r>
               <w:t xml:space="preserve">RA5·d)</w:t>
@@ -1104,6 +1158,7 @@
           <w:p>
             <w:pPr>
               <w:pStyle w:val="Compact"/>
+              <w:jc w:val="left"/>
             </w:pPr>
             <w:r>
               <w:t xml:space="preserve">Enlaces troncales</w:t>
@@ -1115,6 +1170,7 @@
           <w:p>
             <w:pPr>
               <w:pStyle w:val="Compact"/>
+              <w:jc w:val="left"/>
             </w:pPr>
             <w:r>
               <w:t xml:space="preserve">✅ Punto 9 (nativa) + ⭐ y 🤬 CONRAD (punto 10)</w:t>
@@ -1128,6 +1184,7 @@
           <w:p>
             <w:pPr>
               <w:pStyle w:val="Compact"/>
+              <w:jc w:val="left"/>
             </w:pPr>
             <w:r>
               <w:t xml:space="preserve">RA5·e)</w:t>
@@ -1139,6 +1196,7 @@
           <w:p>
             <w:pPr>
               <w:pStyle w:val="Compact"/>
+              <w:jc w:val="left"/>
             </w:pPr>
             <w:r>
               <w:t xml:space="preserve">Inter-VLAN con router</w:t>
@@ -1150,6 +1208,7 @@
           <w:p>
             <w:pPr>
               <w:pStyle w:val="Compact"/>
+              <w:jc w:val="left"/>
             </w:pPr>
             <w:r>
               <w:t xml:space="preserve">✅ ⚡ Laboratorio, 🕵️ y 🧠 (punto 10)</w:t>
@@ -1163,6 +1222,7 @@
           <w:p>
             <w:pPr>
               <w:pStyle w:val="Compact"/>
+              <w:jc w:val="left"/>
             </w:pPr>
             <w:r>
               <w:t xml:space="preserve">RA5·f)</w:t>
@@ -1174,6 +1234,7 @@
           <w:p>
             <w:pPr>
               <w:pStyle w:val="Compact"/>
+              <w:jc w:val="left"/>
             </w:pPr>
             <w:r>
               <w:t xml:space="preserve">Protocolos centralizados (VTP)</w:t>
@@ -1185,6 +1246,7 @@
           <w:p>
             <w:pPr>
               <w:pStyle w:val="Compact"/>
+              <w:jc w:val="left"/>
             </w:pPr>
             <w:r>
               <w:t xml:space="preserve">✅ 🕵️, 🧠 y 💬 (punto 10)</w:t>
@@ -1200,8 +1262,8 @@
         </w:pict>
       </w:r>
     </w:p>
-    <w:bookmarkEnd w:id="24"/>
-    <w:bookmarkStart w:id="25" w:name="por-dónde-empiezo"/>
+    <w:bookmarkEnd w:id="35"/>
+    <w:bookmarkStart w:id="36" w:name="por-dónde-empiezo"/>
     <w:p>
       <w:pPr>
         <w:pStyle w:val="Heading2"/>
@@ -1236,7 +1298,7 @@
       <w:r>
         <w:t xml:space="preserve"> </w:t>
       </w:r>
-      <w:hyperlink r:id="rId19">
+      <w:hyperlink r:id="rId30">
         <w:r>
           <w:rPr>
             <w:rStyle w:val="Hyperlink"/>
@@ -1250,7 +1312,7 @@
       <w:r>
         <w:t xml:space="preserve"> </w:t>
       </w:r>
-      <w:hyperlink r:id="rId14">
+      <w:hyperlink r:id="rId25">
         <w:r>
           <w:rPr>
             <w:rStyle w:val="Hyperlink"/>
@@ -1279,7 +1341,7 @@
       <w:r>
         <w:t xml:space="preserve"> </w:t>
       </w:r>
-      <w:hyperlink r:id="rId12">
+      <w:hyperlink r:id="rId23">
         <w:r>
           <w:rPr>
             <w:rStyle w:val="Hyperlink"/>
@@ -1304,7 +1366,7 @@
         </w:rPr>
         <w:t xml:space="preserve"> </w:t>
       </w:r>
-      <w:hyperlink r:id="rId10">
+      <w:hyperlink r:id="rId21">
         <w:r>
           <w:rPr>
             <w:rStyle w:val="Hyperlink"/>
@@ -1322,9 +1384,9 @@
         <w:t xml:space="preserve">.</w:t>
       </w:r>
     </w:p>
-    <w:bookmarkEnd w:id="25"/>
-    <w:bookmarkEnd w:id="26"/>
-    <w:bookmarkStart w:id="38" w:name="qué-es-un-switch"/>
+    <w:bookmarkEnd w:id="36"/>
+    <w:bookmarkEnd w:id="37"/>
+    <w:bookmarkStart w:id="49" w:name="qué-es-un-switch"/>
     <w:p>
       <w:pPr>
         <w:pStyle w:val="Heading1"/>
@@ -1388,7 +1450,7 @@
         </w:pict>
       </w:r>
     </w:p>
-    <w:bookmarkStart w:id="27" w:name="la-idea-en-una-frase"/>
+    <w:bookmarkStart w:id="38" w:name="la-idea-en-una-frase"/>
     <w:p>
       <w:pPr>
         <w:pStyle w:val="Heading2"/>
@@ -1478,8 +1540,8 @@
         </w:pict>
       </w:r>
     </w:p>
-    <w:bookmarkEnd w:id="27"/>
-    <w:bookmarkStart w:id="28" w:name="dónde-vive-el-switch"/>
+    <w:bookmarkEnd w:id="38"/>
+    <w:bookmarkStart w:id="39" w:name="dónde-vive-el-switch"/>
     <w:p>
       <w:pPr>
         <w:pStyle w:val="Heading2"/>
@@ -1512,7 +1574,13 @@
         <w:t xml:space="preserve"> </w:t>
       </w:r>
       <w:r>
-        <w:t xml:space="preserve">“idioma”</w:t>
+        <w:t xml:space="preserve">“</w:t>
+      </w:r>
+      <w:r>
+        <w:t xml:space="preserve">idioma</w:t>
+      </w:r>
+      <w:r>
+        <w:t xml:space="preserve">”</w:t>
       </w:r>
       <w:r>
         <w:t xml:space="preserve"> </w:t>
@@ -1569,6 +1637,7 @@
       <w:tblPr>
         <w:tblStyle w:val="Table"/>
         <w:tblW w:type="pct" w:w="5000"/>
+        <w:jc w:val="left"/>
         <w:tblLayout w:type="fixed"/>
         <w:tblLook w:firstRow="1" w:lastRow="0" w:firstColumn="0" w:lastColumn="0" w:noHBand="0" w:noVBand="0" w:val="0020"/>
       </w:tblPr>
@@ -1585,6 +1654,7 @@
           <w:p>
             <w:pPr>
               <w:pStyle w:val="Compact"/>
+              <w:jc w:val="left"/>
             </w:pPr>
             <w:r>
               <w:t xml:space="preserve">Aspecto</w:t>
@@ -1596,6 +1666,7 @@
           <w:p>
             <w:pPr>
               <w:pStyle w:val="Compact"/>
+              <w:jc w:val="left"/>
             </w:pPr>
             <w:r>
               <w:t xml:space="preserve">Detalle</w:t>
@@ -1609,6 +1680,7 @@
           <w:p>
             <w:pPr>
               <w:pStyle w:val="Compact"/>
+              <w:jc w:val="left"/>
             </w:pPr>
             <w:r>
               <w:t xml:space="preserve">Capa OSI</w:t>
@@ -1620,6 +1692,7 @@
           <w:p>
             <w:pPr>
               <w:pStyle w:val="Compact"/>
+              <w:jc w:val="left"/>
             </w:pPr>
             <w:r>
               <w:t xml:space="preserve">2 (Enlace de datos)</w:t>
@@ -1633,6 +1706,7 @@
           <w:p>
             <w:pPr>
               <w:pStyle w:val="Compact"/>
+              <w:jc w:val="left"/>
             </w:pPr>
             <w:r>
               <w:t xml:space="preserve">Unidad de datos</w:t>
@@ -1644,6 +1718,7 @@
           <w:p>
             <w:pPr>
               <w:pStyle w:val="Compact"/>
+              <w:jc w:val="left"/>
             </w:pPr>
             <w:r>
               <w:t xml:space="preserve">Trama (</w:t>
@@ -1667,6 +1742,7 @@
           <w:p>
             <w:pPr>
               <w:pStyle w:val="Compact"/>
+              <w:jc w:val="left"/>
             </w:pPr>
             <w:r>
               <w:t xml:space="preserve">Decide con</w:t>
@@ -1678,6 +1754,7 @@
           <w:p>
             <w:pPr>
               <w:pStyle w:val="Compact"/>
+              <w:jc w:val="left"/>
             </w:pPr>
             <w:r>
               <w:t xml:space="preserve">Dirección MAC destino</w:t>
@@ -1691,6 +1768,7 @@
           <w:p>
             <w:pPr>
               <w:pStyle w:val="Compact"/>
+              <w:jc w:val="left"/>
             </w:pPr>
             <w:r>
               <w:t xml:space="preserve">Dirección MAC</w:t>
@@ -1702,6 +1780,7 @@
           <w:p>
             <w:pPr>
               <w:pStyle w:val="Compact"/>
+              <w:jc w:val="left"/>
             </w:pPr>
             <w:r>
               <w:t xml:space="preserve">48 bits, escrita en hexadecimal (ej.</w:t>
@@ -1761,7 +1840,7 @@
       <w:r>
         <w:t xml:space="preserve"> </w:t>
       </w:r>
-      <w:hyperlink r:id="rId19">
+      <w:hyperlink r:id="rId30">
         <w:r>
           <w:rPr>
             <w:rStyle w:val="Hyperlink"/>
@@ -1779,7 +1858,13 @@
         <w:t xml:space="preserve"> </w:t>
       </w:r>
       <w:r>
-        <w:t xml:space="preserve">“subir de piso”</w:t>
+        <w:t xml:space="preserve">“</w:t>
+      </w:r>
+      <w:r>
+        <w:t xml:space="preserve">subir de piso</w:t>
+      </w:r>
+      <w:r>
+        <w:t xml:space="preserve">”</w:t>
       </w:r>
       <w:r>
         <w:t xml:space="preserve"> </w:t>
@@ -1795,8 +1880,8 @@
         </w:pict>
       </w:r>
     </w:p>
-    <w:bookmarkEnd w:id="28"/>
-    <w:bookmarkStart w:id="32" w:name="switch-vs-hub-el-salto-de-calidad"/>
+    <w:bookmarkEnd w:id="39"/>
+    <w:bookmarkStart w:id="43" w:name="switch-vs-hub-el-salto-de-calidad"/>
     <w:p>
       <w:pPr>
         <w:pStyle w:val="Heading2"/>
@@ -1864,12 +1949,12 @@
           <wp:inline>
             <wp:extent cx="5334000" cy="2314754"/>
             <wp:effectExtent b="0" l="0" r="0" t="0"/>
-            <wp:docPr descr="Comparación entre hub y switch: el hub reenvía la trama a todos los puertos y el switch la reenvía solo al destino" title="" id="30" name="Picture"/>
+            <wp:docPr descr="Comparación entre hub y switch: el hub reenvía la trama a todos los puertos y el switch la reenvía solo al destino" title="" id="41" name="Picture"/>
             <a:graphic>
               <a:graphicData uri="http://schemas.openxmlformats.org/drawingml/2006/picture">
                 <pic:pic>
                   <pic:nvPicPr>
-                    <pic:cNvPr descr="public/diagrams/u05-hub-vs-switch.svg" id="31" name="Picture"/>
+                    <pic:cNvPr descr="public/diagrams/u05-hub-vs-switch.svg" id="42" name="Picture"/>
                     <pic:cNvPicPr>
                       <a:picLocks noChangeArrowheads="1" noChangeAspect="1"/>
                     </pic:cNvPicPr>
@@ -1881,7 +1966,7 @@
                           <a14:useLocalDpi xmlns:a14="http://schemas.microsoft.com/office/drawing/2010/main" val="0"/>
                         </a:ext>
                         <a:ext uri="{96DAC541-7B7A-43D3-8B79-37D633B846F1}">
-                          <asvg:svgBlip xmlns:asvg="http://schemas.microsoft.com/office/drawing/2016/SVG/main" r:embed="rId29"/>
+                          <asvg:svgBlip xmlns:asvg="http://schemas.microsoft.com/office/drawing/2016/SVG/main" r:embed="rId40"/>
                         </a:ext>
                       </a:extLst>
                     </a:blip>
@@ -1923,6 +2008,7 @@
       <w:tblPr>
         <w:tblStyle w:val="Table"/>
         <w:tblW w:type="pct" w:w="5000"/>
+        <w:jc w:val="left"/>
         <w:tblLayout w:type="fixed"/>
         <w:tblLook w:firstRow="1" w:lastRow="0" w:firstColumn="0" w:lastColumn="0" w:noHBand="0" w:noVBand="0" w:val="0020"/>
       </w:tblPr>
@@ -1940,6 +2026,7 @@
           <w:p>
             <w:pPr>
               <w:pStyle w:val="Compact"/>
+              <w:jc w:val="left"/>
             </w:pPr>
             <w:r>
               <w:t xml:space="preserve">Característica</w:t>
@@ -1951,6 +2038,7 @@
           <w:p>
             <w:pPr>
               <w:pStyle w:val="Compact"/>
+              <w:jc w:val="left"/>
             </w:pPr>
             <w:r>
               <w:t xml:space="preserve">Hub</w:t>
@@ -1962,6 +2050,7 @@
           <w:p>
             <w:pPr>
               <w:pStyle w:val="Compact"/>
+              <w:jc w:val="left"/>
             </w:pPr>
             <w:r>
               <w:t xml:space="preserve">Switch</w:t>
@@ -1975,6 +2064,7 @@
           <w:p>
             <w:pPr>
               <w:pStyle w:val="Compact"/>
+              <w:jc w:val="left"/>
             </w:pPr>
             <w:r>
               <w:t xml:space="preserve">Capa</w:t>
@@ -1986,6 +2076,7 @@
           <w:p>
             <w:pPr>
               <w:pStyle w:val="Compact"/>
+              <w:jc w:val="left"/>
             </w:pPr>
             <w:r>
               <w:t xml:space="preserve">1 (Física)</w:t>
@@ -1997,6 +2088,7 @@
           <w:p>
             <w:pPr>
               <w:pStyle w:val="Compact"/>
+              <w:jc w:val="left"/>
             </w:pPr>
             <w:r>
               <w:t xml:space="preserve">2 (Enlace)</w:t>
@@ -2010,6 +2102,7 @@
           <w:p>
             <w:pPr>
               <w:pStyle w:val="Compact"/>
+              <w:jc w:val="left"/>
             </w:pPr>
             <w:r>
               <w:t xml:space="preserve">¿Aprende MACs?</w:t>
@@ -2021,6 +2114,7 @@
           <w:p>
             <w:pPr>
               <w:pStyle w:val="Compact"/>
+              <w:jc w:val="left"/>
             </w:pPr>
             <w:r>
               <w:t xml:space="preserve">No</w:t>
@@ -2032,6 +2126,7 @@
           <w:p>
             <w:pPr>
               <w:pStyle w:val="Compact"/>
+              <w:jc w:val="left"/>
             </w:pPr>
             <w:r>
               <w:t xml:space="preserve">Sí</w:t>
@@ -2045,6 +2140,7 @@
           <w:p>
             <w:pPr>
               <w:pStyle w:val="Compact"/>
+              <w:jc w:val="left"/>
             </w:pPr>
             <w:r>
               <w:t xml:space="preserve">Reenvío</w:t>
@@ -2056,6 +2152,7 @@
           <w:p>
             <w:pPr>
               <w:pStyle w:val="Compact"/>
+              <w:jc w:val="left"/>
             </w:pPr>
             <w:r>
               <w:t xml:space="preserve">A todos los puertos</w:t>
@@ -2067,6 +2164,7 @@
           <w:p>
             <w:pPr>
               <w:pStyle w:val="Compact"/>
+              <w:jc w:val="left"/>
             </w:pPr>
             <w:r>
               <w:t xml:space="preserve">Solo al puerto del destino</w:t>
@@ -2080,6 +2178,7 @@
           <w:p>
             <w:pPr>
               <w:pStyle w:val="Compact"/>
+              <w:jc w:val="left"/>
             </w:pPr>
             <w:r>
               <w:t xml:space="preserve">Segmenta colisiones</w:t>
@@ -2091,6 +2190,7 @@
           <w:p>
             <w:pPr>
               <w:pStyle w:val="Compact"/>
+              <w:jc w:val="left"/>
             </w:pPr>
             <w:r>
               <w:t xml:space="preserve">No (1 dominio global)</w:t>
@@ -2102,6 +2202,7 @@
           <w:p>
             <w:pPr>
               <w:pStyle w:val="Compact"/>
+              <w:jc w:val="left"/>
             </w:pPr>
             <w:r>
               <w:t xml:space="preserve">Sí (1 dominio por puerto)</w:t>
@@ -2115,6 +2216,7 @@
           <w:p>
             <w:pPr>
               <w:pStyle w:val="Compact"/>
+              <w:jc w:val="left"/>
             </w:pPr>
             <w:r>
               <w:t xml:space="preserve">Uso actual</w:t>
@@ -2126,6 +2228,7 @@
           <w:p>
             <w:pPr>
               <w:pStyle w:val="Compact"/>
+              <w:jc w:val="left"/>
             </w:pPr>
             <w:r>
               <w:t xml:space="preserve">Museos, sniffing puntual</w:t>
@@ -2137,6 +2240,7 @@
           <w:p>
             <w:pPr>
               <w:pStyle w:val="Compact"/>
+              <w:jc w:val="left"/>
             </w:pPr>
             <w:r>
               <w:t xml:space="preserve">Todo</w:t>
@@ -2176,8 +2280,8 @@
         </w:pict>
       </w:r>
     </w:p>
-    <w:bookmarkEnd w:id="32"/>
-    <w:bookmarkStart w:id="33" w:name="qué-hace-con-cada-trama"/>
+    <w:bookmarkEnd w:id="43"/>
+    <w:bookmarkStart w:id="44" w:name="qué-hace-con-cada-trama"/>
     <w:p>
       <w:pPr>
         <w:pStyle w:val="Heading2"/>
@@ -2208,6 +2312,7 @@
       <w:tblPr>
         <w:tblStyle w:val="Table"/>
         <w:tblW w:type="pct" w:w="5000"/>
+        <w:jc w:val="left"/>
         <w:tblLayout w:type="fixed"/>
         <w:tblLook w:firstRow="1" w:lastRow="0" w:firstColumn="0" w:lastColumn="0" w:noHBand="0" w:noVBand="0" w:val="0020"/>
       </w:tblPr>
@@ -2224,6 +2329,7 @@
           <w:p>
             <w:pPr>
               <w:pStyle w:val="Compact"/>
+              <w:jc w:val="left"/>
             </w:pPr>
             <w:r>
               <w:t xml:space="preserve">Situación</w:t>
@@ -2235,6 +2341,7 @@
           <w:p>
             <w:pPr>
               <w:pStyle w:val="Compact"/>
+              <w:jc w:val="left"/>
             </w:pPr>
             <w:r>
               <w:t xml:space="preserve">Acción del switch</w:t>
@@ -2248,6 +2355,7 @@
           <w:p>
             <w:pPr>
               <w:pStyle w:val="Compact"/>
+              <w:jc w:val="left"/>
             </w:pPr>
             <w:r>
               <w:t xml:space="preserve">MAC destino</w:t>
@@ -2269,6 +2377,7 @@
           <w:p>
             <w:pPr>
               <w:pStyle w:val="Compact"/>
+              <w:jc w:val="left"/>
             </w:pPr>
             <w:r>
               <w:t xml:space="preserve">Reenvía solo por el puerto correspondiente</w:t>
@@ -2282,6 +2391,7 @@
           <w:p>
             <w:pPr>
               <w:pStyle w:val="Compact"/>
+              <w:jc w:val="left"/>
             </w:pPr>
             <w:r>
               <w:t xml:space="preserve">MAC destino</w:t>
@@ -2303,6 +2413,7 @@
           <w:p>
             <w:pPr>
               <w:pStyle w:val="Compact"/>
+              <w:jc w:val="left"/>
             </w:pPr>
             <w:r>
               <w:rPr>
@@ -2323,6 +2434,7 @@
           <w:p>
             <w:pPr>
               <w:pStyle w:val="Compact"/>
+              <w:jc w:val="left"/>
             </w:pPr>
             <w:r>
               <w:t xml:space="preserve">MAC destino = broadcast (</w:t>
@@ -2343,6 +2455,7 @@
           <w:p>
             <w:pPr>
               <w:pStyle w:val="Compact"/>
+              <w:jc w:val="left"/>
             </w:pPr>
             <w:r>
               <w:t xml:space="preserve">Inunda por todos los puertos</w:t>
@@ -2356,6 +2469,7 @@
           <w:p>
             <w:pPr>
               <w:pStyle w:val="Compact"/>
+              <w:jc w:val="left"/>
             </w:pPr>
             <w:r>
               <w:t xml:space="preserve">MAC destino = multicast</w:t>
@@ -2367,6 +2481,7 @@
           <w:p>
             <w:pPr>
               <w:pStyle w:val="Compact"/>
+              <w:jc w:val="left"/>
             </w:pPr>
             <w:r>
               <w:t xml:space="preserve">Depende de IGMP snooping</w:t>
@@ -2386,7 +2501,13 @@
         <w:t xml:space="preserve"> </w:t>
       </w:r>
       <w:r>
-        <w:t xml:space="preserve">“inundar”</w:t>
+        <w:t xml:space="preserve">“</w:t>
+      </w:r>
+      <w:r>
+        <w:t xml:space="preserve">inundar</w:t>
+      </w:r>
+      <w:r>
+        <w:t xml:space="preserve">”</w:t>
       </w:r>
       <w:r>
         <w:t xml:space="preserve"> </w:t>
@@ -2407,7 +2528,7 @@
       <w:r>
         <w:t xml:space="preserve"> </w:t>
       </w:r>
-      <w:hyperlink r:id="rId13">
+      <w:hyperlink r:id="rId24">
         <w:r>
           <w:rPr>
             <w:rStyle w:val="Hyperlink"/>
@@ -2426,8 +2547,8 @@
         </w:pict>
       </w:r>
     </w:p>
-    <w:bookmarkEnd w:id="33"/>
-    <w:bookmarkStart w:id="34" w:name="mini-chequeo"/>
+    <w:bookmarkEnd w:id="44"/>
+    <w:bookmarkStart w:id="45" w:name="mini-chequeo"/>
     <w:p>
       <w:pPr>
         <w:pStyle w:val="Heading2"/>
@@ -2575,8 +2696,8 @@
         </w:pict>
       </w:r>
     </w:p>
-    <w:bookmarkEnd w:id="34"/>
-    <w:bookmarkStart w:id="35" w:name="resumen-en-3-frases"/>
+    <w:bookmarkEnd w:id="45"/>
+    <w:bookmarkStart w:id="46" w:name="resumen-en-3-frases"/>
     <w:p>
       <w:pPr>
         <w:pStyle w:val="Heading2"/>
@@ -2634,8 +2755,8 @@
         <w:t xml:space="preserve">; esa inundación es el mecanismo que le permite aprender.</w:t>
       </w:r>
     </w:p>
-    <w:bookmarkEnd w:id="35"/>
-    <w:bookmarkStart w:id="37" w:name="vocabulario-rápido"/>
+    <w:bookmarkEnd w:id="46"/>
+    <w:bookmarkStart w:id="48" w:name="vocabulario-rápido"/>
     <w:p>
       <w:pPr>
         <w:pStyle w:val="Heading2"/>
@@ -2648,6 +2769,7 @@
       <w:tblPr>
         <w:tblStyle w:val="Table"/>
         <w:tblW w:type="auto" w:w="0"/>
+        <w:jc w:val="left"/>
         <w:tblLook w:firstRow="1" w:lastRow="0" w:firstColumn="0" w:lastColumn="0" w:noHBand="0" w:noVBand="0" w:val="0020"/>
       </w:tblPr>
       <w:tblGrid>
@@ -2663,6 +2785,7 @@
           <w:p>
             <w:pPr>
               <w:pStyle w:val="Compact"/>
+              <w:jc w:val="left"/>
             </w:pPr>
             <w:r>
               <w:t xml:space="preserve">Término</w:t>
@@ -2674,6 +2797,7 @@
           <w:p>
             <w:pPr>
               <w:pStyle w:val="Compact"/>
+              <w:jc w:val="left"/>
             </w:pPr>
             <w:r>
               <w:t xml:space="preserve">Idea general</w:t>
@@ -2687,6 +2811,7 @@
           <w:p>
             <w:pPr>
               <w:pStyle w:val="Compact"/>
+              <w:jc w:val="left"/>
             </w:pPr>
             <w:r>
               <w:t xml:space="preserve">Switch</w:t>
@@ -2698,6 +2823,7 @@
           <w:p>
             <w:pPr>
               <w:pStyle w:val="Compact"/>
+              <w:jc w:val="left"/>
             </w:pPr>
             <w:r>
               <w:t xml:space="preserve">Dispositivo de capa 2 que conmuta tramas por MAC</w:t>
@@ -2711,6 +2837,7 @@
           <w:p>
             <w:pPr>
               <w:pStyle w:val="Compact"/>
+              <w:jc w:val="left"/>
             </w:pPr>
             <w:r>
               <w:t xml:space="preserve">Trama (frame)</w:t>
@@ -2722,6 +2849,7 @@
           <w:p>
             <w:pPr>
               <w:pStyle w:val="Compact"/>
+              <w:jc w:val="left"/>
             </w:pPr>
             <w:r>
               <w:t xml:space="preserve">PDU de la capa de Enlace</w:t>
@@ -2735,6 +2863,7 @@
           <w:p>
             <w:pPr>
               <w:pStyle w:val="Compact"/>
+              <w:jc w:val="left"/>
             </w:pPr>
             <w:r>
               <w:t xml:space="preserve">MAC</w:t>
@@ -2746,6 +2875,7 @@
           <w:p>
             <w:pPr>
               <w:pStyle w:val="Compact"/>
+              <w:jc w:val="left"/>
             </w:pPr>
             <w:r>
               <w:t xml:space="preserve">Identificador físico de 48 bits de cada interfaz</w:t>
@@ -2759,6 +2889,7 @@
           <w:p>
             <w:pPr>
               <w:pStyle w:val="Compact"/>
+              <w:jc w:val="left"/>
             </w:pPr>
             <w:r>
               <w:t xml:space="preserve">Inundar (flood)</w:t>
@@ -2770,6 +2901,7 @@
           <w:p>
             <w:pPr>
               <w:pStyle w:val="Compact"/>
+              <w:jc w:val="left"/>
             </w:pPr>
             <w:r>
               <w:t xml:space="preserve">Enviar por todos los puertos menos el de origen</w:t>
@@ -2783,6 +2915,7 @@
           <w:p>
             <w:pPr>
               <w:pStyle w:val="Compact"/>
+              <w:jc w:val="left"/>
             </w:pPr>
             <w:r>
               <w:t xml:space="preserve">Hub</w:t>
@@ -2794,6 +2927,7 @@
           <w:p>
             <w:pPr>
               <w:pStyle w:val="Compact"/>
+              <w:jc w:val="left"/>
             </w:pPr>
             <w:r>
               <w:t xml:space="preserve">Repetidor de capa 1 que lo retransmite todo</w:t>
@@ -2819,7 +2953,7 @@
       <w:r>
         <w:t xml:space="preserve"> </w:t>
       </w:r>
-      <w:hyperlink r:id="rId36">
+      <w:hyperlink r:id="rId47">
         <w:r>
           <w:rPr>
             <w:rStyle w:val="Hyperlink"/>
@@ -2846,7 +2980,7 @@
       <w:r>
         <w:t xml:space="preserve"> </w:t>
       </w:r>
-      <w:hyperlink r:id="rId36">
+      <w:hyperlink r:id="rId47">
         <w:r>
           <w:rPr>
             <w:rStyle w:val="Hyperlink"/>
@@ -2873,7 +3007,7 @@
       <w:r>
         <w:t xml:space="preserve"> </w:t>
       </w:r>
-      <w:hyperlink r:id="rId13">
+      <w:hyperlink r:id="rId24">
         <w:r>
           <w:rPr>
             <w:rStyle w:val="Hyperlink"/>
@@ -2882,9 +3016,9 @@
         </w:r>
       </w:hyperlink>
     </w:p>
-    <w:bookmarkEnd w:id="37"/>
-    <w:bookmarkEnd w:id="38"/>
-    <w:bookmarkStart w:id="50" w:name="aprendizaje-de-macs"/>
+    <w:bookmarkEnd w:id="48"/>
+    <w:bookmarkEnd w:id="49"/>
+    <w:bookmarkStart w:id="61" w:name="aprendizaje-de-macs"/>
     <w:p>
       <w:pPr>
         <w:pStyle w:val="Heading1"/>
@@ -2948,7 +3082,7 @@
         </w:pict>
       </w:r>
     </w:p>
-    <w:bookmarkStart w:id="39" w:name="la-idea-en-una-frase-1"/>
+    <w:bookmarkStart w:id="50" w:name="la-idea-en-una-frase-1"/>
     <w:p>
       <w:pPr>
         <w:pStyle w:val="Heading2"/>
@@ -3041,8 +3175,8 @@
         </w:pict>
       </w:r>
     </w:p>
-    <w:bookmarkEnd w:id="39"/>
-    <w:bookmarkStart w:id="43" w:name="el-proceso-de-aprendizaje-paso-a-paso"/>
+    <w:bookmarkEnd w:id="50"/>
+    <w:bookmarkStart w:id="54" w:name="el-proceso-de-aprendizaje-paso-a-paso"/>
     <w:p>
       <w:pPr>
         <w:pStyle w:val="Heading2"/>
@@ -3131,12 +3265,12 @@
           <wp:inline>
             <wp:extent cx="5334000" cy="3242235"/>
             <wp:effectExtent b="0" l="0" r="0" t="0"/>
-            <wp:docPr descr="Aprendizaje de MAC en dos tramas: la primera se inunda por desconocida y la segunda se reenvía solo por el puerto correcto" title="" id="41" name="Picture"/>
+            <wp:docPr descr="Aprendizaje de MAC en dos tramas: la primera se inunda por desconocida y la segunda se reenvía solo por el puerto correcto" title="" id="52" name="Picture"/>
             <a:graphic>
               <a:graphicData uri="http://schemas.openxmlformats.org/drawingml/2006/picture">
                 <pic:pic>
                   <pic:nvPicPr>
-                    <pic:cNvPr descr="public/diagrams/u05-aprendizaje-mac.svg" id="42" name="Picture"/>
+                    <pic:cNvPr descr="public/diagrams/u05-aprendizaje-mac.svg" id="53" name="Picture"/>
                     <pic:cNvPicPr>
                       <a:picLocks noChangeArrowheads="1" noChangeAspect="1"/>
                     </pic:cNvPicPr>
@@ -3148,7 +3282,7 @@
                           <a14:useLocalDpi xmlns:a14="http://schemas.microsoft.com/office/drawing/2010/main" val="0"/>
                         </a:ext>
                         <a:ext uri="{96DAC541-7B7A-43D3-8B79-37D633B846F1}">
-                          <asvg:svgBlip xmlns:asvg="http://schemas.microsoft.com/office/drawing/2016/SVG/main" r:embed="rId40"/>
+                          <asvg:svgBlip xmlns:asvg="http://schemas.microsoft.com/office/drawing/2016/SVG/main" r:embed="rId51"/>
                         </a:ext>
                       </a:extLst>
                     </a:blip>
@@ -3270,8 +3404,8 @@
         </w:pict>
       </w:r>
     </w:p>
-    <w:bookmarkEnd w:id="43"/>
-    <w:bookmarkStart w:id="44" w:name="la-tabla-mac-en-acción"/>
+    <w:bookmarkEnd w:id="54"/>
+    <w:bookmarkStart w:id="55" w:name="la-tabla-mac-en-acción"/>
     <w:p>
       <w:pPr>
         <w:pStyle w:val="Heading2"/>
@@ -3360,6 +3494,7 @@
       <w:tblPr>
         <w:tblStyle w:val="Table"/>
         <w:tblW w:type="pct" w:w="5000"/>
+        <w:jc w:val="left"/>
         <w:tblLayout w:type="fixed"/>
         <w:tblLook w:firstRow="1" w:lastRow="0" w:firstColumn="0" w:lastColumn="0" w:noHBand="0" w:noVBand="0" w:val="0020"/>
       </w:tblPr>
@@ -3376,6 +3511,7 @@
           <w:p>
             <w:pPr>
               <w:pStyle w:val="Compact"/>
+              <w:jc w:val="left"/>
             </w:pPr>
             <w:r>
               <w:t xml:space="preserve">Columna</w:t>
@@ -3387,6 +3523,7 @@
           <w:p>
             <w:pPr>
               <w:pStyle w:val="Compact"/>
+              <w:jc w:val="left"/>
             </w:pPr>
             <w:r>
               <w:t xml:space="preserve">Qué significa</w:t>
@@ -3400,6 +3537,7 @@
           <w:p>
             <w:pPr>
               <w:pStyle w:val="Compact"/>
+              <w:jc w:val="left"/>
             </w:pPr>
             <w:r>
               <w:t xml:space="preserve">Vlan</w:t>
@@ -3411,6 +3549,7 @@
           <w:p>
             <w:pPr>
               <w:pStyle w:val="Compact"/>
+              <w:jc w:val="left"/>
             </w:pPr>
             <w:r>
               <w:t xml:space="preserve">La VLAN en la que se aprendió la MAC (por defecto VLAN 1)</w:t>
@@ -3424,6 +3563,7 @@
           <w:p>
             <w:pPr>
               <w:pStyle w:val="Compact"/>
+              <w:jc w:val="left"/>
             </w:pPr>
             <w:r>
               <w:t xml:space="preserve">Mac Address</w:t>
@@ -3435,6 +3575,7 @@
           <w:p>
             <w:pPr>
               <w:pStyle w:val="Compact"/>
+              <w:jc w:val="left"/>
             </w:pPr>
             <w:r>
               <w:t xml:space="preserve">La dirección MAC aprendida</w:t>
@@ -3448,6 +3589,7 @@
           <w:p>
             <w:pPr>
               <w:pStyle w:val="Compact"/>
+              <w:jc w:val="left"/>
             </w:pPr>
             <w:r>
               <w:t xml:space="preserve">Type</w:t>
@@ -3459,6 +3601,7 @@
           <w:p>
             <w:pPr>
               <w:pStyle w:val="Compact"/>
+              <w:jc w:val="left"/>
             </w:pPr>
             <w:r>
               <w:t xml:space="preserve">DYNAMIC (aprendida), STATIC (configurada) o SECURE (port security)</w:t>
@@ -3472,6 +3615,7 @@
           <w:p>
             <w:pPr>
               <w:pStyle w:val="Compact"/>
+              <w:jc w:val="left"/>
             </w:pPr>
             <w:r>
               <w:t xml:space="preserve">Ports</w:t>
@@ -3483,6 +3627,7 @@
           <w:p>
             <w:pPr>
               <w:pStyle w:val="Compact"/>
+              <w:jc w:val="left"/>
             </w:pPr>
             <w:r>
               <w:t xml:space="preserve">El puerto por el que se alcanza esa MAC</w:t>
@@ -3563,8 +3708,8 @@
         </w:pict>
       </w:r>
     </w:p>
-    <w:bookmarkEnd w:id="44"/>
-    <w:bookmarkStart w:id="46" w:name="por-qué-memoria-cam"/>
+    <w:bookmarkEnd w:id="55"/>
+    <w:bookmarkStart w:id="57" w:name="por-qué-memoria-cam"/>
     <w:p>
       <w:pPr>
         <w:pStyle w:val="Heading2"/>
@@ -3576,7 +3721,13 @@
         <w:t xml:space="preserve"> </w:t>
       </w:r>
       <w:r>
-        <w:t xml:space="preserve">“memoria CAM”</w:t>
+        <w:t xml:space="preserve">“</w:t>
+      </w:r>
+      <w:r>
+        <w:t xml:space="preserve">memoria CAM</w:t>
+      </w:r>
+      <w:r>
+        <w:t xml:space="preserve">”</w:t>
       </w:r>
       <w:r>
         <w:t xml:space="preserve">?</w:t>
@@ -3635,7 +3786,13 @@
         <w:t xml:space="preserve"> </w:t>
       </w:r>
       <w:r>
-        <w:t xml:space="preserve">“¿en qué puerto está esta MAC?”</w:t>
+        <w:t xml:space="preserve">“</w:t>
+      </w:r>
+      <w:r>
+        <w:t xml:space="preserve">¿en qué puerto está esta MAC?</w:t>
+      </w:r>
+      <w:r>
+        <w:t xml:space="preserve">”</w:t>
       </w:r>
       <w:r>
         <w:t xml:space="preserve">.</w:t>
@@ -3665,6 +3822,7 @@
       <w:tblPr>
         <w:tblStyle w:val="Table"/>
         <w:tblW w:type="pct" w:w="5000"/>
+        <w:jc w:val="left"/>
         <w:tblLayout w:type="fixed"/>
         <w:tblLook w:firstRow="1" w:lastRow="0" w:firstColumn="0" w:lastColumn="0" w:noHBand="0" w:noVBand="0" w:val="0020"/>
       </w:tblPr>
@@ -3681,6 +3839,7 @@
           <w:p>
             <w:pPr>
               <w:pStyle w:val="Compact"/>
+              <w:jc w:val="left"/>
             </w:pPr>
             <w:r>
               <w:t xml:space="preserve">Característica</w:t>
@@ -3692,6 +3851,7 @@
           <w:p>
             <w:pPr>
               <w:pStyle w:val="Compact"/>
+              <w:jc w:val="left"/>
             </w:pPr>
             <w:r>
               <w:t xml:space="preserve">Valor típico</w:t>
@@ -3705,6 +3865,7 @@
           <w:p>
             <w:pPr>
               <w:pStyle w:val="Compact"/>
+              <w:jc w:val="left"/>
             </w:pPr>
             <w:r>
               <w:t xml:space="preserve">Búsqueda</w:t>
@@ -3716,6 +3877,7 @@
           <w:p>
             <w:pPr>
               <w:pStyle w:val="Compact"/>
+              <w:jc w:val="left"/>
             </w:pPr>
             <w:r>
               <w:t xml:space="preserve">Una única operación (en hardware)</w:t>
@@ -3729,6 +3891,7 @@
           <w:p>
             <w:pPr>
               <w:pStyle w:val="Compact"/>
+              <w:jc w:val="left"/>
             </w:pPr>
             <w:r>
               <w:t xml:space="preserve">Capacidad</w:t>
@@ -3740,6 +3903,7 @@
           <w:p>
             <w:pPr>
               <w:pStyle w:val="Compact"/>
+              <w:jc w:val="left"/>
             </w:pPr>
             <w:r>
               <w:t xml:space="preserve">Limitada (ej. 8.000 entradas en switches pequeños)</w:t>
@@ -3753,6 +3917,7 @@
           <w:p>
             <w:pPr>
               <w:pStyle w:val="Compact"/>
+              <w:jc w:val="left"/>
             </w:pPr>
             <w:r>
               <w:t xml:space="preserve">¿Qué pasa si se llena?</w:t>
@@ -3764,6 +3929,7 @@
           <w:p>
             <w:pPr>
               <w:pStyle w:val="Compact"/>
+              <w:jc w:val="left"/>
             </w:pPr>
             <w:r>
               <w:t xml:space="preserve">El switch no puede aprender más y</w:t>
@@ -3837,7 +4003,7 @@
       <w:r>
         <w:t xml:space="preserve"> </w:t>
       </w:r>
-      <w:hyperlink r:id="rId45">
+      <w:hyperlink r:id="rId56">
         <w:r>
           <w:rPr>
             <w:rStyle w:val="Hyperlink"/>
@@ -3856,8 +4022,8 @@
         </w:pict>
       </w:r>
     </w:p>
-    <w:bookmarkEnd w:id="46"/>
-    <w:bookmarkStart w:id="47" w:name="mini-chequeo-1"/>
+    <w:bookmarkEnd w:id="57"/>
+    <w:bookmarkStart w:id="58" w:name="mini-chequeo-1"/>
     <w:p>
       <w:pPr>
         <w:pStyle w:val="Heading2"/>
@@ -4001,8 +4167,8 @@
         </w:pict>
       </w:r>
     </w:p>
-    <w:bookmarkEnd w:id="47"/>
-    <w:bookmarkStart w:id="48" w:name="resumen-en-3-frases-1"/>
+    <w:bookmarkEnd w:id="58"/>
+    <w:bookmarkStart w:id="59" w:name="resumen-en-3-frases-1"/>
     <w:p>
       <w:pPr>
         <w:pStyle w:val="Heading2"/>
@@ -4056,8 +4222,8 @@
         <w:t xml:space="preserve">La CAM es una memoria ultrarrápida pero limitada: si se llena, el switch empieza a inundar como un hub.</w:t>
       </w:r>
     </w:p>
-    <w:bookmarkEnd w:id="48"/>
-    <w:bookmarkStart w:id="49" w:name="vocabulario-rápido-1"/>
+    <w:bookmarkEnd w:id="59"/>
+    <w:bookmarkStart w:id="60" w:name="vocabulario-rápido-1"/>
     <w:p>
       <w:pPr>
         <w:pStyle w:val="Heading2"/>
@@ -4070,6 +4236,7 @@
       <w:tblPr>
         <w:tblStyle w:val="Table"/>
         <w:tblW w:type="auto" w:w="0"/>
+        <w:jc w:val="left"/>
         <w:tblLook w:firstRow="1" w:lastRow="0" w:firstColumn="0" w:lastColumn="0" w:noHBand="0" w:noVBand="0" w:val="0020"/>
       </w:tblPr>
       <w:tblGrid>
@@ -4085,6 +4252,7 @@
           <w:p>
             <w:pPr>
               <w:pStyle w:val="Compact"/>
+              <w:jc w:val="left"/>
             </w:pPr>
             <w:r>
               <w:t xml:space="preserve">Término</w:t>
@@ -4096,6 +4264,7 @@
           <w:p>
             <w:pPr>
               <w:pStyle w:val="Compact"/>
+              <w:jc w:val="left"/>
             </w:pPr>
             <w:r>
               <w:t xml:space="preserve">Idea general</w:t>
@@ -4109,6 +4278,7 @@
           <w:p>
             <w:pPr>
               <w:pStyle w:val="Compact"/>
+              <w:jc w:val="left"/>
             </w:pPr>
             <w:r>
               <w:t xml:space="preserve">Tabla CAM</w:t>
@@ -4120,6 +4290,7 @@
           <w:p>
             <w:pPr>
               <w:pStyle w:val="Compact"/>
+              <w:jc w:val="left"/>
             </w:pPr>
             <w:r>
               <w:t xml:space="preserve">Memoria donde el switch guarda MAC → puerto</w:t>
@@ -4133,6 +4304,7 @@
           <w:p>
             <w:pPr>
               <w:pStyle w:val="Compact"/>
+              <w:jc w:val="left"/>
             </w:pPr>
             <w:r>
               <w:t xml:space="preserve">MAC dinámica</w:t>
@@ -4144,6 +4316,7 @@
           <w:p>
             <w:pPr>
               <w:pStyle w:val="Compact"/>
+              <w:jc w:val="left"/>
             </w:pPr>
             <w:r>
               <w:t xml:space="preserve">Aprendida automáticamente, caduca (300 s típico)</w:t>
@@ -4157,6 +4330,7 @@
           <w:p>
             <w:pPr>
               <w:pStyle w:val="Compact"/>
+              <w:jc w:val="left"/>
             </w:pPr>
             <w:r>
               <w:t xml:space="preserve">MAC estática</w:t>
@@ -4168,6 +4342,7 @@
           <w:p>
             <w:pPr>
               <w:pStyle w:val="Compact"/>
+              <w:jc w:val="left"/>
             </w:pPr>
             <w:r>
               <w:t xml:space="preserve">Configurada a mano, no caduca</w:t>
@@ -4181,6 +4356,7 @@
           <w:p>
             <w:pPr>
               <w:pStyle w:val="Compact"/>
+              <w:jc w:val="left"/>
             </w:pPr>
             <w:r>
               <w:t xml:space="preserve">Aging (envejecimiento)</w:t>
@@ -4192,6 +4368,7 @@
           <w:p>
             <w:pPr>
               <w:pStyle w:val="Compact"/>
+              <w:jc w:val="left"/>
             </w:pPr>
             <w:r>
               <w:t xml:space="preserve">Tiempo que vive una entrada sin refrescarse</w:t>
@@ -4205,6 +4382,7 @@
           <w:p>
             <w:pPr>
               <w:pStyle w:val="Compact"/>
+              <w:jc w:val="left"/>
             </w:pPr>
             <w:r>
               <w:t xml:space="preserve">CAM flooding</w:t>
@@ -4216,6 +4394,7 @@
           <w:p>
             <w:pPr>
               <w:pStyle w:val="Compact"/>
+              <w:jc w:val="left"/>
             </w:pPr>
             <w:r>
               <w:t xml:space="preserve">Ataque que llena la tabla para forzar inundaciones</w:t>
@@ -4229,6 +4408,7 @@
           <w:p>
             <w:pPr>
               <w:pStyle w:val="Compact"/>
+              <w:jc w:val="left"/>
             </w:pPr>
             <w:r>
               <w:t xml:space="preserve">Flooding</w:t>
@@ -4240,6 +4420,7 @@
           <w:p>
             <w:pPr>
               <w:pStyle w:val="Compact"/>
+              <w:jc w:val="left"/>
             </w:pPr>
             <w:r>
               <w:t xml:space="preserve">Reenvío por todos los puertos menos el de origen</w:t>
@@ -4265,7 +4446,7 @@
       <w:r>
         <w:t xml:space="preserve"> </w:t>
       </w:r>
-      <w:hyperlink r:id="rId36">
+      <w:hyperlink r:id="rId47">
         <w:r>
           <w:rPr>
             <w:rStyle w:val="Hyperlink"/>
@@ -4292,7 +4473,7 @@
       <w:r>
         <w:t xml:space="preserve"> </w:t>
       </w:r>
-      <w:hyperlink r:id="rId12">
+      <w:hyperlink r:id="rId23">
         <w:r>
           <w:rPr>
             <w:rStyle w:val="Hyperlink"/>
@@ -4319,7 +4500,7 @@
       <w:r>
         <w:t xml:space="preserve"> </w:t>
       </w:r>
-      <w:hyperlink r:id="rId14">
+      <w:hyperlink r:id="rId25">
         <w:r>
           <w:rPr>
             <w:rStyle w:val="Hyperlink"/>
@@ -4328,9 +4509,9 @@
         </w:r>
       </w:hyperlink>
     </w:p>
-    <w:bookmarkEnd w:id="49"/>
-    <w:bookmarkEnd w:id="50"/>
-    <w:bookmarkStart w:id="62" w:name="dominios-de-colisión-y-broadcast"/>
+    <w:bookmarkEnd w:id="60"/>
+    <w:bookmarkEnd w:id="61"/>
+    <w:bookmarkStart w:id="73" w:name="dominios-de-colisión-y-broadcast"/>
     <w:p>
       <w:pPr>
         <w:pStyle w:val="Heading1"/>
@@ -4394,7 +4575,7 @@
         </w:pict>
       </w:r>
     </w:p>
-    <w:bookmarkStart w:id="51" w:name="la-idea-en-una-frase-2"/>
+    <w:bookmarkStart w:id="62" w:name="la-idea-en-una-frase-2"/>
     <w:p>
       <w:pPr>
         <w:pStyle w:val="Heading2"/>
@@ -4498,8 +4679,8 @@
         </w:pict>
       </w:r>
     </w:p>
-    <w:bookmarkEnd w:id="51"/>
-    <w:bookmarkStart w:id="55" w:name="dominio-de-colisión"/>
+    <w:bookmarkEnd w:id="62"/>
+    <w:bookmarkStart w:id="66" w:name="dominio-de-colisión"/>
     <w:p>
       <w:pPr>
         <w:pStyle w:val="Heading2"/>
@@ -4551,12 +4732,12 @@
           <wp:inline>
             <wp:extent cx="5334000" cy="2405529"/>
             <wp:effectExtent b="0" l="0" r="0" t="0"/>
-            <wp:docPr descr="Dominios de colisión: el hub comparte un único dominio mientras cada puerto del switch es un dominio independiente" title="" id="53" name="Picture"/>
+            <wp:docPr descr="Dominios de colisión: el hub comparte un único dominio mientras cada puerto del switch es un dominio independiente" title="" id="64" name="Picture"/>
             <a:graphic>
               <a:graphicData uri="http://schemas.openxmlformats.org/drawingml/2006/picture">
                 <pic:pic>
                   <pic:nvPicPr>
-                    <pic:cNvPr descr="public/diagrams/u05-dominios-colision.svg" id="54" name="Picture"/>
+                    <pic:cNvPr descr="public/diagrams/u05-dominios-colision.svg" id="65" name="Picture"/>
                     <pic:cNvPicPr>
                       <a:picLocks noChangeArrowheads="1" noChangeAspect="1"/>
                     </pic:cNvPicPr>
@@ -4568,7 +4749,7 @@
                           <a14:useLocalDpi xmlns:a14="http://schemas.microsoft.com/office/drawing/2010/main" val="0"/>
                         </a:ext>
                         <a:ext uri="{96DAC541-7B7A-43D3-8B79-37D633B846F1}">
-                          <asvg:svgBlip xmlns:asvg="http://schemas.microsoft.com/office/drawing/2016/SVG/main" r:embed="rId52"/>
+                          <asvg:svgBlip xmlns:asvg="http://schemas.microsoft.com/office/drawing/2016/SVG/main" r:embed="rId63"/>
                         </a:ext>
                       </a:extLst>
                     </a:blip>
@@ -4690,8 +4871,8 @@
         </w:pict>
       </w:r>
     </w:p>
-    <w:bookmarkEnd w:id="55"/>
-    <w:bookmarkStart w:id="56" w:name="dominio-de-broadcast"/>
+    <w:bookmarkEnd w:id="66"/>
+    <w:bookmarkStart w:id="67" w:name="dominio-de-broadcast"/>
     <w:p>
       <w:pPr>
         <w:pStyle w:val="Heading2"/>
@@ -4756,6 +4937,7 @@
       <w:tblPr>
         <w:tblStyle w:val="Table"/>
         <w:tblW w:type="pct" w:w="5000"/>
+        <w:jc w:val="left"/>
         <w:tblLayout w:type="fixed"/>
         <w:tblLook w:firstRow="1" w:lastRow="0" w:firstColumn="0" w:lastColumn="0" w:noHBand="0" w:noVBand="0" w:val="0020"/>
       </w:tblPr>
@@ -4773,6 +4955,7 @@
           <w:p>
             <w:pPr>
               <w:pStyle w:val="Compact"/>
+              <w:jc w:val="left"/>
             </w:pPr>
             <w:r>
               <w:t xml:space="preserve">Dispositivo</w:t>
@@ -4784,6 +4967,7 @@
           <w:p>
             <w:pPr>
               <w:pStyle w:val="Compact"/>
+              <w:jc w:val="left"/>
             </w:pPr>
             <w:r>
               <w:t xml:space="preserve">¿Segmenta colisiones?</w:t>
@@ -4795,6 +4979,7 @@
           <w:p>
             <w:pPr>
               <w:pStyle w:val="Compact"/>
+              <w:jc w:val="left"/>
             </w:pPr>
             <w:r>
               <w:t xml:space="preserve">¿Segmenta broadcasts?</w:t>
@@ -4808,6 +4993,7 @@
           <w:p>
             <w:pPr>
               <w:pStyle w:val="Compact"/>
+              <w:jc w:val="left"/>
             </w:pPr>
             <w:r>
               <w:t xml:space="preserve">Hub</w:t>
@@ -4819,6 +5005,7 @@
           <w:p>
             <w:pPr>
               <w:pStyle w:val="Compact"/>
+              <w:jc w:val="left"/>
             </w:pPr>
             <w:r>
               <w:t xml:space="preserve">No</w:t>
@@ -4830,6 +5017,7 @@
           <w:p>
             <w:pPr>
               <w:pStyle w:val="Compact"/>
+              <w:jc w:val="left"/>
             </w:pPr>
             <w:r>
               <w:t xml:space="preserve">No</w:t>
@@ -4843,6 +5031,7 @@
           <w:p>
             <w:pPr>
               <w:pStyle w:val="Compact"/>
+              <w:jc w:val="left"/>
             </w:pPr>
             <w:r>
               <w:t xml:space="preserve">Switch</w:t>
@@ -4854,6 +5043,7 @@
           <w:p>
             <w:pPr>
               <w:pStyle w:val="Compact"/>
+              <w:jc w:val="left"/>
             </w:pPr>
             <w:r>
               <w:t xml:space="preserve">Sí (1 por puerto)</w:t>
@@ -4865,6 +5055,7 @@
           <w:p>
             <w:pPr>
               <w:pStyle w:val="Compact"/>
+              <w:jc w:val="left"/>
             </w:pPr>
             <w:r>
               <w:rPr>
@@ -4888,6 +5079,7 @@
           <w:p>
             <w:pPr>
               <w:pStyle w:val="Compact"/>
+              <w:jc w:val="left"/>
             </w:pPr>
             <w:r>
               <w:t xml:space="preserve">Router</w:t>
@@ -4899,6 +5091,7 @@
           <w:p>
             <w:pPr>
               <w:pStyle w:val="Compact"/>
+              <w:jc w:val="left"/>
             </w:pPr>
             <w:r>
               <w:t xml:space="preserve">Sí</w:t>
@@ -4910,6 +5103,7 @@
           <w:p>
             <w:pPr>
               <w:pStyle w:val="Compact"/>
+              <w:jc w:val="left"/>
             </w:pPr>
             <w:r>
               <w:rPr>
@@ -4967,7 +5161,7 @@
       <w:r>
         <w:t xml:space="preserve"> </w:t>
       </w:r>
-      <w:hyperlink r:id="rId15">
+      <w:hyperlink r:id="rId26">
         <w:r>
           <w:rPr>
             <w:rStyle w:val="Hyperlink"/>
@@ -5015,8 +5209,8 @@
         </w:pict>
       </w:r>
     </w:p>
-    <w:bookmarkEnd w:id="56"/>
-    <w:bookmarkStart w:id="58" w:name="contar-dominios-el-examen-clásico"/>
+    <w:bookmarkEnd w:id="67"/>
+    <w:bookmarkStart w:id="69" w:name="contar-dominios-el-examen-clásico"/>
     <w:p>
       <w:pPr>
         <w:pStyle w:val="Heading2"/>
@@ -5098,7 +5292,13 @@
         <w:t xml:space="preserve"> </w:t>
       </w:r>
       <w:r>
-        <w:t xml:space="preserve">“trozo”</w:t>
+        <w:t xml:space="preserve">“</w:t>
+      </w:r>
+      <w:r>
+        <w:t xml:space="preserve">trozo</w:t>
+      </w:r>
+      <w:r>
+        <w:t xml:space="preserve">”</w:t>
       </w:r>
       <w:r>
         <w:t xml:space="preserve"> </w:t>
@@ -5174,7 +5374,7 @@
       <w:r>
         <w:t xml:space="preserve"> </w:t>
       </w:r>
-      <w:hyperlink r:id="rId57">
+      <w:hyperlink r:id="rId68">
         <w:r>
           <w:rPr>
             <w:rStyle w:val="Hyperlink"/>
@@ -5193,8 +5393,8 @@
         </w:pict>
       </w:r>
     </w:p>
-    <w:bookmarkEnd w:id="58"/>
-    <w:bookmarkStart w:id="59" w:name="mini-chequeo-2"/>
+    <w:bookmarkEnd w:id="69"/>
+    <w:bookmarkStart w:id="70" w:name="mini-chequeo-2"/>
     <w:p>
       <w:pPr>
         <w:pStyle w:val="Heading2"/>
@@ -5338,8 +5538,8 @@
         </w:pict>
       </w:r>
     </w:p>
-    <w:bookmarkEnd w:id="59"/>
-    <w:bookmarkStart w:id="60" w:name="resumen-en-3-frases-2"/>
+    <w:bookmarkEnd w:id="70"/>
+    <w:bookmarkStart w:id="71" w:name="resumen-en-3-frases-2"/>
     <w:p>
       <w:pPr>
         <w:pStyle w:val="Heading2"/>
@@ -5416,8 +5616,8 @@
         <w:t xml:space="preserve">Contar dominios es la pregunta estrella de exámenes: hub = colisión global, switch = por puerto, router = parte el broadcast.</w:t>
       </w:r>
     </w:p>
-    <w:bookmarkEnd w:id="60"/>
-    <w:bookmarkStart w:id="61" w:name="vocabulario-rápido-2"/>
+    <w:bookmarkEnd w:id="71"/>
+    <w:bookmarkStart w:id="72" w:name="vocabulario-rápido-2"/>
     <w:p>
       <w:pPr>
         <w:pStyle w:val="Heading2"/>
@@ -5430,6 +5630,7 @@
       <w:tblPr>
         <w:tblStyle w:val="Table"/>
         <w:tblW w:type="pct" w:w="5000"/>
+        <w:jc w:val="left"/>
         <w:tblLayout w:type="fixed"/>
         <w:tblLook w:firstRow="1" w:lastRow="0" w:firstColumn="0" w:lastColumn="0" w:noHBand="0" w:noVBand="0" w:val="0020"/>
       </w:tblPr>
@@ -5446,6 +5647,7 @@
           <w:p>
             <w:pPr>
               <w:pStyle w:val="Compact"/>
+              <w:jc w:val="left"/>
             </w:pPr>
             <w:r>
               <w:t xml:space="preserve">Término</w:t>
@@ -5457,6 +5659,7 @@
           <w:p>
             <w:pPr>
               <w:pStyle w:val="Compact"/>
+              <w:jc w:val="left"/>
             </w:pPr>
             <w:r>
               <w:t xml:space="preserve">Idea general</w:t>
@@ -5470,6 +5673,7 @@
           <w:p>
             <w:pPr>
               <w:pStyle w:val="Compact"/>
+              <w:jc w:val="left"/>
             </w:pPr>
             <w:r>
               <w:t xml:space="preserve">Colisión</w:t>
@@ -5481,6 +5685,7 @@
           <w:p>
             <w:pPr>
               <w:pStyle w:val="Compact"/>
+              <w:jc w:val="left"/>
             </w:pPr>
             <w:r>
               <w:t xml:space="preserve">Choque de dos señales en el mismo medio</w:t>
@@ -5494,6 +5699,7 @@
           <w:p>
             <w:pPr>
               <w:pStyle w:val="Compact"/>
+              <w:jc w:val="left"/>
             </w:pPr>
             <w:r>
               <w:t xml:space="preserve">Dominio de colisión</w:t>
@@ -5505,6 +5711,7 @@
           <w:p>
             <w:pPr>
               <w:pStyle w:val="Compact"/>
+              <w:jc w:val="left"/>
             </w:pPr>
             <w:r>
               <w:t xml:space="preserve">Equipos que compiten por el medio (1 solo habla a la vez)</w:t>
@@ -5518,6 +5725,7 @@
           <w:p>
             <w:pPr>
               <w:pStyle w:val="Compact"/>
+              <w:jc w:val="left"/>
             </w:pPr>
             <w:r>
               <w:t xml:space="preserve">Dominio de broadcast</w:t>
@@ -5529,6 +5737,7 @@
           <w:p>
             <w:pPr>
               <w:pStyle w:val="Compact"/>
+              <w:jc w:val="left"/>
             </w:pPr>
             <w:r>
               <w:t xml:space="preserve">Equipos que reciben los broadcasts de los demás</w:t>
@@ -5542,6 +5751,7 @@
           <w:p>
             <w:pPr>
               <w:pStyle w:val="Compact"/>
+              <w:jc w:val="left"/>
             </w:pPr>
             <w:r>
               <w:t xml:space="preserve">Full-duplex</w:t>
@@ -5553,6 +5763,7 @@
           <w:p>
             <w:pPr>
               <w:pStyle w:val="Compact"/>
+              <w:jc w:val="left"/>
             </w:pPr>
             <w:r>
               <w:t xml:space="preserve">Transmitir y recibir a la vez (sin colisiones)</w:t>
@@ -5566,6 +5777,7 @@
           <w:p>
             <w:pPr>
               <w:pStyle w:val="Compact"/>
+              <w:jc w:val="left"/>
             </w:pPr>
             <w:r>
               <w:t xml:space="preserve">Half-duplex</w:t>
@@ -5577,6 +5789,7 @@
           <w:p>
             <w:pPr>
               <w:pStyle w:val="Compact"/>
+              <w:jc w:val="left"/>
             </w:pPr>
             <w:r>
               <w:t xml:space="preserve">Alternar transmisión/recepción (con colisiones)</w:t>
@@ -5590,6 +5803,7 @@
           <w:p>
             <w:pPr>
               <w:pStyle w:val="Compact"/>
+              <w:jc w:val="left"/>
             </w:pPr>
             <w:r>
               <w:t xml:space="preserve">Broadcast</w:t>
@@ -5601,6 +5815,7 @@
           <w:p>
             <w:pPr>
               <w:pStyle w:val="Compact"/>
+              <w:jc w:val="left"/>
             </w:pPr>
             <w:r>
               <w:t xml:space="preserve">Trama para</w:t>
@@ -5638,7 +5853,7 @@
       <w:r>
         <w:t xml:space="preserve"> </w:t>
       </w:r>
-      <w:hyperlink r:id="rId36">
+      <w:hyperlink r:id="rId47">
         <w:r>
           <w:rPr>
             <w:rStyle w:val="Hyperlink"/>
@@ -5665,7 +5880,7 @@
       <w:r>
         <w:t xml:space="preserve"> </w:t>
       </w:r>
-      <w:hyperlink r:id="rId13">
+      <w:hyperlink r:id="rId24">
         <w:r>
           <w:rPr>
             <w:rStyle w:val="Hyperlink"/>
@@ -5692,7 +5907,7 @@
       <w:r>
         <w:t xml:space="preserve"> </w:t>
       </w:r>
-      <w:hyperlink r:id="rId15">
+      <w:hyperlink r:id="rId26">
         <w:r>
           <w:rPr>
             <w:rStyle w:val="Hyperlink"/>
@@ -5701,9 +5916,9 @@
         </w:r>
       </w:hyperlink>
     </w:p>
-    <w:bookmarkEnd w:id="61"/>
-    <w:bookmarkEnd w:id="62"/>
-    <w:bookmarkStart w:id="77" w:name="la-tormenta-de-broadcast"/>
+    <w:bookmarkEnd w:id="72"/>
+    <w:bookmarkEnd w:id="73"/>
+    <w:bookmarkStart w:id="88" w:name="la-tormenta-de-broadcast"/>
     <w:p>
       <w:pPr>
         <w:pStyle w:val="Heading1"/>
@@ -5767,7 +5982,7 @@
         </w:pict>
       </w:r>
     </w:p>
-    <w:bookmarkStart w:id="63" w:name="la-idea-en-una-frase-3"/>
+    <w:bookmarkStart w:id="74" w:name="la-idea-en-una-frase-3"/>
     <w:p>
       <w:pPr>
         <w:pStyle w:val="Heading2"/>
@@ -5833,8 +6048,8 @@
         </w:pict>
       </w:r>
     </w:p>
-    <w:bookmarkEnd w:id="63"/>
-    <w:bookmarkStart w:id="67" w:name="cómo-se-forma-un-bucle"/>
+    <w:bookmarkEnd w:id="74"/>
+    <w:bookmarkStart w:id="78" w:name="cómo-se-forma-un-bucle"/>
     <w:p>
       <w:pPr>
         <w:pStyle w:val="Heading2"/>
@@ -5886,12 +6101,12 @@
           <wp:inline>
             <wp:extent cx="5334000" cy="2196352"/>
             <wp:effectExtent b="0" l="0" r="0" t="0"/>
-            <wp:docPr descr="Bucle entre dos switches y tormenta de broadcast: cada vuelta de la trama por los dos caminos duplica las copias" title="" id="65" name="Picture"/>
+            <wp:docPr descr="Bucle entre dos switches y tormenta de broadcast: cada vuelta de la trama por los dos caminos duplica las copias" title="" id="76" name="Picture"/>
             <a:graphic>
               <a:graphicData uri="http://schemas.openxmlformats.org/drawingml/2006/picture">
                 <pic:pic>
                   <pic:nvPicPr>
-                    <pic:cNvPr descr="public/diagrams/u05-tormenta-broadcast.svg" id="66" name="Picture"/>
+                    <pic:cNvPr descr="public/diagrams/u05-tormenta-broadcast.svg" id="77" name="Picture"/>
                     <pic:cNvPicPr>
                       <a:picLocks noChangeArrowheads="1" noChangeAspect="1"/>
                     </pic:cNvPicPr>
@@ -5903,7 +6118,7 @@
                           <a14:useLocalDpi xmlns:a14="http://schemas.microsoft.com/office/drawing/2010/main" val="0"/>
                         </a:ext>
                         <a:ext uri="{96DAC541-7B7A-43D3-8B79-37D633B846F1}">
-                          <asvg:svgBlip xmlns:asvg="http://schemas.microsoft.com/office/drawing/2016/SVG/main" r:embed="rId64"/>
+                          <asvg:svgBlip xmlns:asvg="http://schemas.microsoft.com/office/drawing/2016/SVG/main" r:embed="rId75"/>
                         </a:ext>
                       </a:extLst>
                     </a:blip>
@@ -5956,8 +6171,8 @@
         </w:pict>
       </w:r>
     </w:p>
-    <w:bookmarkEnd w:id="67"/>
-    <w:bookmarkStart w:id="68" w:name="la-tormenta-paso-a-paso"/>
+    <w:bookmarkEnd w:id="78"/>
+    <w:bookmarkStart w:id="79" w:name="la-tormenta-paso-a-paso"/>
     <w:p>
       <w:pPr>
         <w:pStyle w:val="Heading2"/>
@@ -5988,7 +6203,13 @@
         <w:t xml:space="preserve">envía un ARP broadcast (</w:t>
       </w:r>
       <w:r>
-        <w:t xml:space="preserve">“¿quién tiene esta IP?”</w:t>
+        <w:t xml:space="preserve">“</w:t>
+      </w:r>
+      <w:r>
+        <w:t xml:space="preserve">¿quién tiene esta IP?</w:t>
+      </w:r>
+      <w:r>
+        <w:t xml:space="preserve">”</w:t>
       </w:r>
       <w:r>
         <w:t xml:space="preserve">).</w:t>
@@ -6144,8 +6365,8 @@
         </w:pict>
       </w:r>
     </w:p>
-    <w:bookmarkEnd w:id="68"/>
-    <w:bookmarkStart w:id="69" w:name="síntomas-de-una-tormenta"/>
+    <w:bookmarkEnd w:id="79"/>
+    <w:bookmarkStart w:id="80" w:name="síntomas-de-una-tormenta"/>
     <w:p>
       <w:pPr>
         <w:pStyle w:val="Heading2"/>
@@ -6166,6 +6387,7 @@
       <w:tblPr>
         <w:tblStyle w:val="Table"/>
         <w:tblW w:type="pct" w:w="5000"/>
+        <w:jc w:val="left"/>
         <w:tblLayout w:type="fixed"/>
         <w:tblLook w:firstRow="1" w:lastRow="0" w:firstColumn="0" w:lastColumn="0" w:noHBand="0" w:noVBand="0" w:val="0020"/>
       </w:tblPr>
@@ -6182,6 +6404,7 @@
           <w:p>
             <w:pPr>
               <w:pStyle w:val="Compact"/>
+              <w:jc w:val="left"/>
             </w:pPr>
             <w:r>
               <w:t xml:space="preserve">Síntoma</w:t>
@@ -6193,6 +6416,7 @@
           <w:p>
             <w:pPr>
               <w:pStyle w:val="Compact"/>
+              <w:jc w:val="left"/>
             </w:pPr>
             <w:r>
               <w:t xml:space="preserve">Por qué</w:t>
@@ -6206,6 +6430,7 @@
           <w:p>
             <w:pPr>
               <w:pStyle w:val="Compact"/>
+              <w:jc w:val="left"/>
             </w:pPr>
             <w:r>
               <w:t xml:space="preserve">LEDs del switch parpadeando sin parar</w:t>
@@ -6217,6 +6442,7 @@
           <w:p>
             <w:pPr>
               <w:pStyle w:val="Compact"/>
+              <w:jc w:val="left"/>
             </w:pPr>
             <w:r>
               <w:t xml:space="preserve">Saturación total de los puertos</w:t>
@@ -6230,6 +6456,7 @@
           <w:p>
             <w:pPr>
               <w:pStyle w:val="Compact"/>
+              <w:jc w:val="left"/>
             </w:pPr>
             <w:r>
               <w:t xml:space="preserve">PCs que no responden al ping</w:t>
@@ -6241,6 +6468,7 @@
           <w:p>
             <w:pPr>
               <w:pStyle w:val="Compact"/>
+              <w:jc w:val="left"/>
             </w:pPr>
             <w:r>
               <w:t xml:space="preserve">La CPU del PC está ocupada procesando millones de broadcasts</w:t>
@@ -6254,6 +6482,7 @@
           <w:p>
             <w:pPr>
               <w:pStyle w:val="Compact"/>
+              <w:jc w:val="left"/>
             </w:pPr>
             <w:r>
               <w:t xml:space="preserve">La red va lentísima o</w:t>
@@ -6262,15 +6491,22 @@
               <w:t xml:space="preserve"> </w:t>
             </w:r>
             <w:r>
-              <w:t xml:space="preserve">“muerta”</w:t>
-            </w:r>
-          </w:p>
-        </w:tc>
-        <w:tc>
-          <w:tcPr/>
-          <w:p>
-            <w:pPr>
-              <w:pStyle w:val="Compact"/>
+              <w:t xml:space="preserve">“</w:t>
+            </w:r>
+            <w:r>
+              <w:t xml:space="preserve">muerta</w:t>
+            </w:r>
+            <w:r>
+              <w:t xml:space="preserve">”</w:t>
+            </w:r>
+          </w:p>
+        </w:tc>
+        <w:tc>
+          <w:tcPr/>
+          <w:p>
+            <w:pPr>
+              <w:pStyle w:val="Compact"/>
+              <w:jc w:val="left"/>
             </w:pPr>
             <w:r>
               <w:t xml:space="preserve">El ancho de banda está consumido por copias duplicadas</w:t>
@@ -6284,6 +6520,7 @@
           <w:p>
             <w:pPr>
               <w:pStyle w:val="Compact"/>
+              <w:jc w:val="left"/>
             </w:pPr>
             <w:r>
               <w:t xml:space="preserve">El ping falla intermitentemente</w:t>
@@ -6295,6 +6532,7 @@
           <w:p>
             <w:pPr>
               <w:pStyle w:val="Compact"/>
+              <w:jc w:val="left"/>
             </w:pPr>
             <w:r>
               <w:t xml:space="preserve">Colisiones y pérdidas por saturación</w:t>
@@ -6347,8 +6585,8 @@
         </w:pict>
       </w:r>
     </w:p>
-    <w:bookmarkEnd w:id="69"/>
-    <w:bookmarkStart w:id="73" w:name="la-solución-stp"/>
+    <w:bookmarkEnd w:id="80"/>
+    <w:bookmarkStart w:id="84" w:name="la-solución-stp"/>
     <w:p>
       <w:pPr>
         <w:pStyle w:val="Heading2"/>
@@ -6403,12 +6641,12 @@
           <wp:inline>
             <wp:extent cx="5334000" cy="2394857"/>
             <wp:effectExtent b="0" l="0" r="0" t="0"/>
-            <wp:docPr descr="Solución de STP al bucle: en la red lógica se bloquea un camino y solo queda un enlace activo" title="" id="71" name="Picture"/>
+            <wp:docPr descr="Solución de STP al bucle: en la red lógica se bloquea un camino y solo queda un enlace activo" title="" id="82" name="Picture"/>
             <a:graphic>
               <a:graphicData uri="http://schemas.openxmlformats.org/drawingml/2006/picture">
                 <pic:pic>
                   <pic:nvPicPr>
-                    <pic:cNvPr descr="public/diagrams/u05-stp-fisica-logica.svg" id="72" name="Picture"/>
+                    <pic:cNvPr descr="public/diagrams/u05-stp-fisica-logica.svg" id="83" name="Picture"/>
                     <pic:cNvPicPr>
                       <a:picLocks noChangeArrowheads="1" noChangeAspect="1"/>
                     </pic:cNvPicPr>
@@ -6420,7 +6658,7 @@
                           <a14:useLocalDpi xmlns:a14="http://schemas.microsoft.com/office/drawing/2010/main" val="0"/>
                         </a:ext>
                         <a:ext uri="{96DAC541-7B7A-43D3-8B79-37D633B846F1}">
-                          <asvg:svgBlip xmlns:asvg="http://schemas.microsoft.com/office/drawing/2016/SVG/main" r:embed="rId70"/>
+                          <asvg:svgBlip xmlns:asvg="http://schemas.microsoft.com/office/drawing/2016/SVG/main" r:embed="rId81"/>
                         </a:ext>
                       </a:extLst>
                     </a:blip>
@@ -6484,7 +6722,7 @@
       <w:r>
         <w:t xml:space="preserve"> </w:t>
       </w:r>
-      <w:hyperlink r:id="rId16">
+      <w:hyperlink r:id="rId27">
         <w:r>
           <w:rPr>
             <w:rStyle w:val="Hyperlink"/>
@@ -6503,8 +6741,8 @@
         </w:pict>
       </w:r>
     </w:p>
-    <w:bookmarkEnd w:id="73"/>
-    <w:bookmarkStart w:id="74" w:name="mini-chequeo-3"/>
+    <w:bookmarkEnd w:id="84"/>
+    <w:bookmarkStart w:id="85" w:name="mini-chequeo-3"/>
     <w:p>
       <w:pPr>
         <w:pStyle w:val="Heading2"/>
@@ -6642,8 +6880,8 @@
         </w:pict>
       </w:r>
     </w:p>
-    <w:bookmarkEnd w:id="74"/>
-    <w:bookmarkStart w:id="75" w:name="resumen-en-3-frases-3"/>
+    <w:bookmarkEnd w:id="85"/>
+    <w:bookmarkStart w:id="86" w:name="resumen-en-3-frases-3"/>
     <w:p>
       <w:pPr>
         <w:pStyle w:val="Heading2"/>
@@ -6714,8 +6952,8 @@
         <w:t xml:space="preserve">: bloquear los caminos redundantes y solo activarlos si el principal falla.</w:t>
       </w:r>
     </w:p>
-    <w:bookmarkEnd w:id="75"/>
-    <w:bookmarkStart w:id="76" w:name="vocabulario-rápido-3"/>
+    <w:bookmarkEnd w:id="86"/>
+    <w:bookmarkStart w:id="87" w:name="vocabulario-rápido-3"/>
     <w:p>
       <w:pPr>
         <w:pStyle w:val="Heading2"/>
@@ -6728,6 +6966,7 @@
       <w:tblPr>
         <w:tblStyle w:val="Table"/>
         <w:tblW w:type="pct" w:w="5000"/>
+        <w:jc w:val="left"/>
         <w:tblLayout w:type="fixed"/>
         <w:tblLook w:firstRow="1" w:lastRow="0" w:firstColumn="0" w:lastColumn="0" w:noHBand="0" w:noVBand="0" w:val="0020"/>
       </w:tblPr>
@@ -6744,6 +6983,7 @@
           <w:p>
             <w:pPr>
               <w:pStyle w:val="Compact"/>
+              <w:jc w:val="left"/>
             </w:pPr>
             <w:r>
               <w:t xml:space="preserve">Término</w:t>
@@ -6755,6 +6995,7 @@
           <w:p>
             <w:pPr>
               <w:pStyle w:val="Compact"/>
+              <w:jc w:val="left"/>
             </w:pPr>
             <w:r>
               <w:t xml:space="preserve">Idea general</w:t>
@@ -6768,6 +7009,7 @@
           <w:p>
             <w:pPr>
               <w:pStyle w:val="Compact"/>
+              <w:jc w:val="left"/>
             </w:pPr>
             <w:r>
               <w:t xml:space="preserve">Bucle</w:t>
@@ -6779,6 +7021,7 @@
           <w:p>
             <w:pPr>
               <w:pStyle w:val="Compact"/>
+              <w:jc w:val="left"/>
             </w:pPr>
             <w:r>
               <w:t xml:space="preserve">Circuito cerrado de switches con 2+ caminos</w:t>
@@ -6792,6 +7035,7 @@
           <w:p>
             <w:pPr>
               <w:pStyle w:val="Compact"/>
+              <w:jc w:val="left"/>
             </w:pPr>
             <w:r>
               <w:t xml:space="preserve">Tormenta de broadcast</w:t>
@@ -6803,6 +7047,7 @@
           <w:p>
             <w:pPr>
               <w:pStyle w:val="Compact"/>
+              <w:jc w:val="left"/>
             </w:pPr>
             <w:r>
               <w:t xml:space="preserve">Multiplicación infinita de broadcasts por un bucle</w:t>
@@ -6816,6 +7061,7 @@
           <w:p>
             <w:pPr>
               <w:pStyle w:val="Compact"/>
+              <w:jc w:val="left"/>
             </w:pPr>
             <w:r>
               <w:t xml:space="preserve">Flooding</w:t>
@@ -6827,6 +7073,7 @@
           <w:p>
             <w:pPr>
               <w:pStyle w:val="Compact"/>
+              <w:jc w:val="left"/>
             </w:pPr>
             <w:r>
               <w:t xml:space="preserve">Inundar tramas por todos los puertos menos el origen</w:t>
@@ -6840,6 +7087,7 @@
           <w:p>
             <w:pPr>
               <w:pStyle w:val="Compact"/>
+              <w:jc w:val="left"/>
             </w:pPr>
             <w:r>
               <w:t xml:space="preserve">Redundancia</w:t>
@@ -6851,6 +7099,7 @@
           <w:p>
             <w:pPr>
               <w:pStyle w:val="Compact"/>
+              <w:jc w:val="left"/>
             </w:pPr>
             <w:r>
               <w:t xml:space="preserve">Caminos de respaldo para que la red no se caiga</w:t>
@@ -6864,6 +7113,7 @@
           <w:p>
             <w:pPr>
               <w:pStyle w:val="Compact"/>
+              <w:jc w:val="left"/>
             </w:pPr>
             <w:r>
               <w:t xml:space="preserve">STP</w:t>
@@ -6875,6 +7125,7 @@
           <w:p>
             <w:pPr>
               <w:pStyle w:val="Compact"/>
+              <w:jc w:val="left"/>
             </w:pPr>
             <w:r>
               <w:t xml:space="preserve">Protocolo que rompe bucles bloqueando puertos</w:t>
@@ -6900,7 +7151,7 @@
       <w:r>
         <w:t xml:space="preserve"> </w:t>
       </w:r>
-      <w:hyperlink r:id="rId36">
+      <w:hyperlink r:id="rId47">
         <w:r>
           <w:rPr>
             <w:rStyle w:val="Hyperlink"/>
@@ -6927,7 +7178,7 @@
       <w:r>
         <w:t xml:space="preserve"> </w:t>
       </w:r>
-      <w:hyperlink r:id="rId14">
+      <w:hyperlink r:id="rId25">
         <w:r>
           <w:rPr>
             <w:rStyle w:val="Hyperlink"/>
@@ -6954,7 +7205,7 @@
       <w:r>
         <w:t xml:space="preserve"> </w:t>
       </w:r>
-      <w:hyperlink r:id="rId16">
+      <w:hyperlink r:id="rId27">
         <w:r>
           <w:rPr>
             <w:rStyle w:val="Hyperlink"/>
@@ -6963,9 +7214,9 @@
         </w:r>
       </w:hyperlink>
     </w:p>
-    <w:bookmarkEnd w:id="76"/>
-    <w:bookmarkEnd w:id="77"/>
-    <w:bookmarkStart w:id="88" w:name="stp-fundamentos"/>
+    <w:bookmarkEnd w:id="87"/>
+    <w:bookmarkEnd w:id="88"/>
+    <w:bookmarkStart w:id="99" w:name="stp-fundamentos"/>
     <w:p>
       <w:pPr>
         <w:pStyle w:val="Heading1"/>
@@ -7029,7 +7280,7 @@
         </w:pict>
       </w:r>
     </w:p>
-    <w:bookmarkStart w:id="78" w:name="la-idea-en-una-frase-4"/>
+    <w:bookmarkStart w:id="89" w:name="la-idea-en-una-frase-4"/>
     <w:p>
       <w:pPr>
         <w:pStyle w:val="Heading2"/>
@@ -7105,7 +7356,7 @@
       <w:r>
         <w:t xml:space="preserve">Es la pieza que nos faltaba del punto anterior: la tormenta de broadcast (</w:t>
       </w:r>
-      <w:hyperlink r:id="rId15">
+      <w:hyperlink r:id="rId26">
         <w:r>
           <w:rPr>
             <w:rStyle w:val="Hyperlink"/>
@@ -7124,8 +7375,8 @@
         </w:pict>
       </w:r>
     </w:p>
-    <w:bookmarkEnd w:id="78"/>
-    <w:bookmarkStart w:id="81" w:name="qué-hace-stp"/>
+    <w:bookmarkEnd w:id="89"/>
+    <w:bookmarkStart w:id="92" w:name="qué-hace-stp"/>
     <w:p>
       <w:pPr>
         <w:pStyle w:val="Heading2"/>
@@ -7202,7 +7453,13 @@
         <w:t xml:space="preserve"> </w:t>
       </w:r>
       <w:r>
-        <w:t xml:space="preserve">“en espera”</w:t>
+        <w:t xml:space="preserve">“</w:t>
+      </w:r>
+      <w:r>
+        <w:t xml:space="preserve">en espera</w:t>
+      </w:r>
+      <w:r>
+        <w:t xml:space="preserve">”</w:t>
       </w:r>
       <w:r>
         <w:t xml:space="preserve">).</w:t>
@@ -7239,12 +7496,12 @@
           <wp:inline>
             <wp:extent cx="5334000" cy="2394857"/>
             <wp:effectExtent b="0" l="0" r="0" t="0"/>
-            <wp:docPr descr="Red física con dos caminos frente a red lógica tras STP: el protocolo bloquea un puerto para romper el bucle" title="" id="79" name="Picture"/>
+            <wp:docPr descr="Red física con dos caminos frente a red lógica tras STP: el protocolo bloquea un puerto para romper el bucle" title="" id="90" name="Picture"/>
             <a:graphic>
               <a:graphicData uri="http://schemas.openxmlformats.org/drawingml/2006/picture">
                 <pic:pic>
                   <pic:nvPicPr>
-                    <pic:cNvPr descr="public/diagrams/u05-stp-fisica-logica.svg" id="80" name="Picture"/>
+                    <pic:cNvPr descr="public/diagrams/u05-stp-fisica-logica.svg" id="91" name="Picture"/>
                     <pic:cNvPicPr>
                       <a:picLocks noChangeArrowheads="1" noChangeAspect="1"/>
                     </pic:cNvPicPr>
@@ -7256,7 +7513,7 @@
                           <a14:useLocalDpi xmlns:a14="http://schemas.microsoft.com/office/drawing/2010/main" val="0"/>
                         </a:ext>
                         <a:ext uri="{96DAC541-7B7A-43D3-8B79-37D633B846F1}">
-                          <asvg:svgBlip xmlns:asvg="http://schemas.microsoft.com/office/drawing/2016/SVG/main" r:embed="rId70"/>
+                          <asvg:svgBlip xmlns:asvg="http://schemas.microsoft.com/office/drawing/2016/SVG/main" r:embed="rId81"/>
                         </a:ext>
                       </a:extLst>
                     </a:blip>
@@ -7325,8 +7582,8 @@
         </w:pict>
       </w:r>
     </w:p>
-    <w:bookmarkEnd w:id="81"/>
-    <w:bookmarkStart w:id="83" w:name="las-bpdus-el-idioma-de-stp"/>
+    <w:bookmarkEnd w:id="92"/>
+    <w:bookmarkStart w:id="94" w:name="las-bpdus-el-idioma-de-stp"/>
     <w:p>
       <w:pPr>
         <w:pStyle w:val="Heading2"/>
@@ -7389,6 +7646,7 @@
       <w:tblPr>
         <w:tblStyle w:val="Table"/>
         <w:tblW w:type="pct" w:w="5000"/>
+        <w:jc w:val="left"/>
         <w:tblLayout w:type="fixed"/>
         <w:tblLook w:firstRow="1" w:lastRow="0" w:firstColumn="0" w:lastColumn="0" w:noHBand="0" w:noVBand="0" w:val="0020"/>
       </w:tblPr>
@@ -7405,6 +7663,7 @@
           <w:p>
             <w:pPr>
               <w:pStyle w:val="Compact"/>
+              <w:jc w:val="left"/>
             </w:pPr>
             <w:r>
               <w:t xml:space="preserve">Campo de la BPDU</w:t>
@@ -7416,6 +7675,7 @@
           <w:p>
             <w:pPr>
               <w:pStyle w:val="Compact"/>
+              <w:jc w:val="left"/>
             </w:pPr>
             <w:r>
               <w:t xml:space="preserve">Qué contiene</w:t>
@@ -7429,6 +7689,7 @@
           <w:p>
             <w:pPr>
               <w:pStyle w:val="Compact"/>
+              <w:jc w:val="left"/>
             </w:pPr>
             <w:r>
               <w:rPr>
@@ -7444,6 +7705,7 @@
           <w:p>
             <w:pPr>
               <w:pStyle w:val="Compact"/>
+              <w:jc w:val="left"/>
             </w:pPr>
             <w:r>
               <w:t xml:space="preserve">Prioridad (2 bytes) + MAC (6 bytes) del switch emisor</w:t>
@@ -7457,6 +7719,7 @@
           <w:p>
             <w:pPr>
               <w:pStyle w:val="Compact"/>
+              <w:jc w:val="left"/>
             </w:pPr>
             <w:r>
               <w:rPr>
@@ -7472,6 +7735,7 @@
           <w:p>
             <w:pPr>
               <w:pStyle w:val="Compact"/>
+              <w:jc w:val="left"/>
             </w:pPr>
             <w:r>
               <w:t xml:space="preserve">El ID del switch que el emisor cree que es la raíz</w:t>
@@ -7485,6 +7749,7 @@
           <w:p>
             <w:pPr>
               <w:pStyle w:val="Compact"/>
+              <w:jc w:val="left"/>
             </w:pPr>
             <w:r>
               <w:rPr>
@@ -7500,6 +7765,7 @@
           <w:p>
             <w:pPr>
               <w:pStyle w:val="Compact"/>
+              <w:jc w:val="left"/>
             </w:pPr>
             <w:r>
               <w:t xml:space="preserve">Coste acumulado desde el switch hasta el Root Bridge</w:t>
@@ -7513,6 +7779,7 @@
           <w:p>
             <w:pPr>
               <w:pStyle w:val="Compact"/>
+              <w:jc w:val="left"/>
             </w:pPr>
             <w:r>
               <w:rPr>
@@ -7528,6 +7795,7 @@
           <w:p>
             <w:pPr>
               <w:pStyle w:val="Compact"/>
+              <w:jc w:val="left"/>
             </w:pPr>
             <w:r>
               <w:t xml:space="preserve">Hello, Max Age y Forward Delay</w:t>
@@ -7564,6 +7832,7 @@
       <w:tblPr>
         <w:tblStyle w:val="Table"/>
         <w:tblW w:type="auto" w:w="0"/>
+        <w:jc w:val="left"/>
         <w:tblLook w:firstRow="1" w:lastRow="0" w:firstColumn="0" w:lastColumn="0" w:noHBand="0" w:noVBand="0" w:val="0020"/>
       </w:tblPr>
       <w:tblGrid>
@@ -7579,6 +7848,7 @@
           <w:p>
             <w:pPr>
               <w:pStyle w:val="Compact"/>
+              <w:jc w:val="left"/>
             </w:pPr>
             <w:r>
               <w:t xml:space="preserve">Velocidad</w:t>
@@ -7590,6 +7860,7 @@
           <w:p>
             <w:pPr>
               <w:pStyle w:val="Compact"/>
+              <w:jc w:val="left"/>
             </w:pPr>
             <w:r>
               <w:t xml:space="preserve">Coste</w:t>
@@ -7603,6 +7874,7 @@
           <w:p>
             <w:pPr>
               <w:pStyle w:val="Compact"/>
+              <w:jc w:val="left"/>
             </w:pPr>
             <w:r>
               <w:t xml:space="preserve">10 Mbps</w:t>
@@ -7614,6 +7886,7 @@
           <w:p>
             <w:pPr>
               <w:pStyle w:val="Compact"/>
+              <w:jc w:val="left"/>
             </w:pPr>
             <w:r>
               <w:t xml:space="preserve">100</w:t>
@@ -7627,6 +7900,7 @@
           <w:p>
             <w:pPr>
               <w:pStyle w:val="Compact"/>
+              <w:jc w:val="left"/>
             </w:pPr>
             <w:r>
               <w:t xml:space="preserve">100 Mbps (FastEthernet)</w:t>
@@ -7638,6 +7912,7 @@
           <w:p>
             <w:pPr>
               <w:pStyle w:val="Compact"/>
+              <w:jc w:val="left"/>
             </w:pPr>
             <w:r>
               <w:t xml:space="preserve">19</w:t>
@@ -7651,6 +7926,7 @@
           <w:p>
             <w:pPr>
               <w:pStyle w:val="Compact"/>
+              <w:jc w:val="left"/>
             </w:pPr>
             <w:r>
               <w:t xml:space="preserve">1 Gbps (GigabitEthernet)</w:t>
@@ -7662,6 +7938,7 @@
           <w:p>
             <w:pPr>
               <w:pStyle w:val="Compact"/>
+              <w:jc w:val="left"/>
             </w:pPr>
             <w:r>
               <w:t xml:space="preserve">4</w:t>
@@ -7675,6 +7952,7 @@
           <w:p>
             <w:pPr>
               <w:pStyle w:val="Compact"/>
+              <w:jc w:val="left"/>
             </w:pPr>
             <w:r>
               <w:t xml:space="preserve">10 Gbps</w:t>
@@ -7686,6 +7964,7 @@
           <w:p>
             <w:pPr>
               <w:pStyle w:val="Compact"/>
+              <w:jc w:val="left"/>
             </w:pPr>
             <w:r>
               <w:t xml:space="preserve">2</w:t>
@@ -7704,7 +7983,7 @@
       <w:r>
         <w:t xml:space="preserve"> </w:t>
       </w:r>
-      <w:hyperlink r:id="rId82">
+      <w:hyperlink r:id="rId93">
         <w:r>
           <w:rPr>
             <w:rStyle w:val="Hyperlink"/>
@@ -7734,8 +8013,8 @@
         </w:pict>
       </w:r>
     </w:p>
-    <w:bookmarkEnd w:id="83"/>
-    <w:bookmarkStart w:id="84" w:name="la-elección-del-root-bridge"/>
+    <w:bookmarkEnd w:id="94"/>
+    <w:bookmarkStart w:id="95" w:name="la-elección-del-root-bridge"/>
     <w:p>
       <w:pPr>
         <w:pStyle w:val="Heading2"/>
@@ -7979,7 +8258,13 @@
         <w:t xml:space="preserve"> </w:t>
       </w:r>
       <w:r>
-        <w:t xml:space="preserve">“más potente”</w:t>
+        <w:t xml:space="preserve">“</w:t>
+      </w:r>
+      <w:r>
+        <w:t xml:space="preserve">más potente</w:t>
+      </w:r>
+      <w:r>
+        <w:t xml:space="preserve">”</w:t>
       </w:r>
       <w:r>
         <w:t xml:space="preserve">: es el que tiene el</w:t>
@@ -8005,8 +8290,8 @@
         </w:pict>
       </w:r>
     </w:p>
-    <w:bookmarkEnd w:id="84"/>
-    <w:bookmarkStart w:id="85" w:name="mini-chequeo-4"/>
+    <w:bookmarkEnd w:id="95"/>
+    <w:bookmarkStart w:id="96" w:name="mini-chequeo-4"/>
     <w:p>
       <w:pPr>
         <w:pStyle w:val="Heading2"/>
@@ -8150,8 +8435,8 @@
         </w:pict>
       </w:r>
     </w:p>
-    <w:bookmarkEnd w:id="85"/>
-    <w:bookmarkStart w:id="86" w:name="resumen-en-3-frases-4"/>
+    <w:bookmarkEnd w:id="96"/>
+    <w:bookmarkStart w:id="97" w:name="resumen-en-3-frases-4"/>
     <w:p>
       <w:pPr>
         <w:pStyle w:val="Heading2"/>
@@ -8228,8 +8513,8 @@
         <w:t xml:space="preserve">usa el Bridge ID más bajo: prioridad primero, MAC como desempate.</w:t>
       </w:r>
     </w:p>
-    <w:bookmarkEnd w:id="86"/>
-    <w:bookmarkStart w:id="87" w:name="vocabulario-rápido-4"/>
+    <w:bookmarkEnd w:id="97"/>
+    <w:bookmarkStart w:id="98" w:name="vocabulario-rápido-4"/>
     <w:p>
       <w:pPr>
         <w:pStyle w:val="Heading2"/>
@@ -8242,6 +8527,7 @@
       <w:tblPr>
         <w:tblStyle w:val="Table"/>
         <w:tblW w:type="auto" w:w="0"/>
+        <w:jc w:val="left"/>
         <w:tblLook w:firstRow="1" w:lastRow="0" w:firstColumn="0" w:lastColumn="0" w:noHBand="0" w:noVBand="0" w:val="0020"/>
       </w:tblPr>
       <w:tblGrid>
@@ -8257,6 +8543,7 @@
           <w:p>
             <w:pPr>
               <w:pStyle w:val="Compact"/>
+              <w:jc w:val="left"/>
             </w:pPr>
             <w:r>
               <w:t xml:space="preserve">Término</w:t>
@@ -8268,6 +8555,7 @@
           <w:p>
             <w:pPr>
               <w:pStyle w:val="Compact"/>
+              <w:jc w:val="left"/>
             </w:pPr>
             <w:r>
               <w:t xml:space="preserve">Idea general</w:t>
@@ -8281,6 +8569,7 @@
           <w:p>
             <w:pPr>
               <w:pStyle w:val="Compact"/>
+              <w:jc w:val="left"/>
             </w:pPr>
             <w:r>
               <w:t xml:space="preserve">STP</w:t>
@@ -8292,6 +8581,7 @@
           <w:p>
             <w:pPr>
               <w:pStyle w:val="Compact"/>
+              <w:jc w:val="left"/>
             </w:pPr>
             <w:r>
               <w:t xml:space="preserve">Spanning Tree Protocol (IEEE 802.1D)</w:t>
@@ -8305,6 +8595,7 @@
           <w:p>
             <w:pPr>
               <w:pStyle w:val="Compact"/>
+              <w:jc w:val="left"/>
             </w:pPr>
             <w:r>
               <w:t xml:space="preserve">BPDU</w:t>
@@ -8316,6 +8607,7 @@
           <w:p>
             <w:pPr>
               <w:pStyle w:val="Compact"/>
+              <w:jc w:val="left"/>
             </w:pPr>
             <w:r>
               <w:t xml:space="preserve">Mensaje de control de STP (cada 2 s)</w:t>
@@ -8329,6 +8621,7 @@
           <w:p>
             <w:pPr>
               <w:pStyle w:val="Compact"/>
+              <w:jc w:val="left"/>
             </w:pPr>
             <w:r>
               <w:t xml:space="preserve">Bridge ID</w:t>
@@ -8340,6 +8633,7 @@
           <w:p>
             <w:pPr>
               <w:pStyle w:val="Compact"/>
+              <w:jc w:val="left"/>
             </w:pPr>
             <w:r>
               <w:t xml:space="preserve">Prioridad + MAC que identifica y ordena a cada switch</w:t>
@@ -8353,6 +8647,7 @@
           <w:p>
             <w:pPr>
               <w:pStyle w:val="Compact"/>
+              <w:jc w:val="left"/>
             </w:pPr>
             <w:r>
               <w:t xml:space="preserve">Root Bridge</w:t>
@@ -8364,6 +8659,7 @@
           <w:p>
             <w:pPr>
               <w:pStyle w:val="Compact"/>
+              <w:jc w:val="left"/>
             </w:pPr>
             <w:r>
               <w:t xml:space="preserve">El switch elegido como raíz del árbol</w:t>
@@ -8377,6 +8673,7 @@
           <w:p>
             <w:pPr>
               <w:pStyle w:val="Compact"/>
+              <w:jc w:val="left"/>
             </w:pPr>
             <w:r>
               <w:t xml:space="preserve">Hello time</w:t>
@@ -8388,6 +8685,7 @@
           <w:p>
             <w:pPr>
               <w:pStyle w:val="Compact"/>
+              <w:jc w:val="left"/>
             </w:pPr>
             <w:r>
               <w:t xml:space="preserve">Intervalo entre BPDUs (2 s por defecto)</w:t>
@@ -8401,6 +8699,7 @@
           <w:p>
             <w:pPr>
               <w:pStyle w:val="Compact"/>
+              <w:jc w:val="left"/>
             </w:pPr>
             <w:r>
               <w:t xml:space="preserve">Coste del camino</w:t>
@@ -8412,6 +8711,7 @@
           <w:p>
             <w:pPr>
               <w:pStyle w:val="Compact"/>
+              <w:jc w:val="left"/>
             </w:pPr>
             <w:r>
               <w:t xml:space="preserve">Número que mide la distancia al Root Bridge</w:t>
@@ -8437,7 +8737,7 @@
       <w:r>
         <w:t xml:space="preserve"> </w:t>
       </w:r>
-      <w:hyperlink r:id="rId36">
+      <w:hyperlink r:id="rId47">
         <w:r>
           <w:rPr>
             <w:rStyle w:val="Hyperlink"/>
@@ -8464,7 +8764,7 @@
       <w:r>
         <w:t xml:space="preserve"> </w:t>
       </w:r>
-      <w:hyperlink r:id="rId15">
+      <w:hyperlink r:id="rId26">
         <w:r>
           <w:rPr>
             <w:rStyle w:val="Hyperlink"/>
@@ -8491,7 +8791,7 @@
       <w:r>
         <w:t xml:space="preserve"> </w:t>
       </w:r>
-      <w:hyperlink r:id="rId17">
+      <w:hyperlink r:id="rId28">
         <w:r>
           <w:rPr>
             <w:rStyle w:val="Hyperlink"/>
@@ -8500,9 +8800,9 @@
         </w:r>
       </w:hyperlink>
     </w:p>
-    <w:bookmarkEnd w:id="87"/>
-    <w:bookmarkEnd w:id="88"/>
-    <w:bookmarkStart w:id="102" w:name="puertos-y-estados-stp"/>
+    <w:bookmarkEnd w:id="98"/>
+    <w:bookmarkEnd w:id="99"/>
+    <w:bookmarkStart w:id="113" w:name="puertos-y-estados-stp"/>
     <w:p>
       <w:pPr>
         <w:pStyle w:val="Heading1"/>
@@ -8566,7 +8866,7 @@
         </w:pict>
       </w:r>
     </w:p>
-    <w:bookmarkStart w:id="89" w:name="la-idea-en-una-frase-5"/>
+    <w:bookmarkStart w:id="100" w:name="la-idea-en-una-frase-5"/>
     <w:p>
       <w:pPr>
         <w:pStyle w:val="Heading2"/>
@@ -8626,7 +8926,13 @@
         <w:t xml:space="preserve"> </w:t>
       </w:r>
       <w:r>
-        <w:t xml:space="preserve">“ponerse en marcha”</w:t>
+        <w:t xml:space="preserve">“</w:t>
+      </w:r>
+      <w:r>
+        <w:t xml:space="preserve">ponerse en marcha</w:t>
+      </w:r>
+      <w:r>
+        <w:t xml:space="preserve">”</w:t>
       </w:r>
       <w:r>
         <w:t xml:space="preserve">.</w:t>
@@ -8639,8 +8945,8 @@
         </w:pict>
       </w:r>
     </w:p>
-    <w:bookmarkEnd w:id="89"/>
-    <w:bookmarkStart w:id="93" w:name="los-roles-de-puerto"/>
+    <w:bookmarkEnd w:id="100"/>
+    <w:bookmarkStart w:id="104" w:name="los-roles-de-puerto"/>
     <w:p>
       <w:pPr>
         <w:pStyle w:val="Heading2"/>
@@ -8653,6 +8959,7 @@
       <w:tblPr>
         <w:tblStyle w:val="Table"/>
         <w:tblW w:type="pct" w:w="5000"/>
+        <w:jc w:val="left"/>
         <w:tblLayout w:type="fixed"/>
         <w:tblLook w:firstRow="1" w:lastRow="0" w:firstColumn="0" w:lastColumn="0" w:noHBand="0" w:noVBand="0" w:val="0020"/>
       </w:tblPr>
@@ -8669,6 +8976,7 @@
           <w:p>
             <w:pPr>
               <w:pStyle w:val="Compact"/>
+              <w:jc w:val="left"/>
             </w:pPr>
             <w:r>
               <w:t xml:space="preserve">Rol</w:t>
@@ -8680,6 +8988,7 @@
           <w:p>
             <w:pPr>
               <w:pStyle w:val="Compact"/>
+              <w:jc w:val="left"/>
             </w:pPr>
             <w:r>
               <w:t xml:space="preserve">Descripción</w:t>
@@ -8693,6 +9002,7 @@
           <w:p>
             <w:pPr>
               <w:pStyle w:val="Compact"/>
+              <w:jc w:val="left"/>
             </w:pPr>
             <w:r>
               <w:rPr>
@@ -8708,6 +9018,7 @@
           <w:p>
             <w:pPr>
               <w:pStyle w:val="Compact"/>
+              <w:jc w:val="left"/>
             </w:pPr>
             <w:r>
               <w:t xml:space="preserve">El</w:t>
@@ -8747,6 +9058,7 @@
           <w:p>
             <w:pPr>
               <w:pStyle w:val="Compact"/>
+              <w:jc w:val="left"/>
             </w:pPr>
             <w:r>
               <w:rPr>
@@ -8762,6 +9074,7 @@
           <w:p>
             <w:pPr>
               <w:pStyle w:val="Compact"/>
+              <w:jc w:val="left"/>
             </w:pPr>
             <w:r>
               <w:t xml:space="preserve">El</w:t>
@@ -8804,6 +9117,7 @@
           <w:p>
             <w:pPr>
               <w:pStyle w:val="Compact"/>
+              <w:jc w:val="left"/>
             </w:pPr>
             <w:r>
               <w:rPr>
@@ -8819,6 +9133,7 @@
           <w:p>
             <w:pPr>
               <w:pStyle w:val="Compact"/>
+              <w:jc w:val="left"/>
             </w:pPr>
             <w:r>
               <w:t xml:space="preserve">Puerto</w:t>
@@ -8848,6 +9163,7 @@
           <w:p>
             <w:pPr>
               <w:pStyle w:val="Compact"/>
+              <w:jc w:val="left"/>
             </w:pPr>
             <w:r>
               <w:rPr>
@@ -8863,6 +9179,7 @@
           <w:p>
             <w:pPr>
               <w:pStyle w:val="Compact"/>
+              <w:jc w:val="left"/>
             </w:pPr>
             <w:r>
               <w:t xml:space="preserve">Puerto bloqueado</w:t>
@@ -8896,12 +9213,12 @@
           <wp:inline>
             <wp:extent cx="5334000" cy="3018083"/>
             <wp:effectExtent b="0" l="0" r="0" t="0"/>
-            <wp:docPr descr="Roles STP: el root bridge con todos sus puertos designated y los switches no-root con su root port y un alternate port bloqueado" title="" id="91" name="Picture"/>
+            <wp:docPr descr="Roles STP: el root bridge con todos sus puertos designated y los switches no-root con su root port y un alternate port bloqueado" title="" id="102" name="Picture"/>
             <a:graphic>
               <a:graphicData uri="http://schemas.openxmlformats.org/drawingml/2006/picture">
                 <pic:pic>
                   <pic:nvPicPr>
-                    <pic:cNvPr descr="public/diagrams/u05-roles-stp.svg" id="92" name="Picture"/>
+                    <pic:cNvPr descr="public/diagrams/u05-roles-stp.svg" id="103" name="Picture"/>
                     <pic:cNvPicPr>
                       <a:picLocks noChangeArrowheads="1" noChangeAspect="1"/>
                     </pic:cNvPicPr>
@@ -8913,7 +9230,7 @@
                           <a14:useLocalDpi xmlns:a14="http://schemas.microsoft.com/office/drawing/2010/main" val="0"/>
                         </a:ext>
                         <a:ext uri="{96DAC541-7B7A-43D3-8B79-37D633B846F1}">
-                          <asvg:svgBlip xmlns:asvg="http://schemas.microsoft.com/office/drawing/2016/SVG/main" r:embed="rId90"/>
+                          <asvg:svgBlip xmlns:asvg="http://schemas.microsoft.com/office/drawing/2016/SVG/main" r:embed="rId101"/>
                         </a:ext>
                       </a:extLst>
                     </a:blip>
@@ -9030,8 +9347,8 @@
         </w:pict>
       </w:r>
     </w:p>
-    <w:bookmarkEnd w:id="93"/>
-    <w:bookmarkStart w:id="97" w:name="los-estados-de-puerto"/>
+    <w:bookmarkEnd w:id="104"/>
+    <w:bookmarkStart w:id="108" w:name="los-estados-de-puerto"/>
     <w:p>
       <w:pPr>
         <w:pStyle w:val="Heading2"/>
@@ -9065,6 +9382,7 @@
       <w:tblPr>
         <w:tblStyle w:val="Table"/>
         <w:tblW w:type="auto" w:w="0"/>
+        <w:jc w:val="left"/>
         <w:tblLook w:firstRow="1" w:lastRow="0" w:firstColumn="0" w:lastColumn="0" w:noHBand="0" w:noVBand="0" w:val="0020"/>
       </w:tblPr>
       <w:tblGrid>
@@ -9082,6 +9400,7 @@
           <w:p>
             <w:pPr>
               <w:pStyle w:val="Compact"/>
+              <w:jc w:val="left"/>
             </w:pPr>
             <w:r>
               <w:t xml:space="preserve">Estado</w:t>
@@ -9093,6 +9412,7 @@
           <w:p>
             <w:pPr>
               <w:pStyle w:val="Compact"/>
+              <w:jc w:val="left"/>
             </w:pPr>
             <w:r>
               <w:t xml:space="preserve">¿Reenvía tráfico?</w:t>
@@ -9104,6 +9424,7 @@
           <w:p>
             <w:pPr>
               <w:pStyle w:val="Compact"/>
+              <w:jc w:val="left"/>
             </w:pPr>
             <w:r>
               <w:t xml:space="preserve">¿Aprende MACs?</w:t>
@@ -9115,6 +9436,7 @@
           <w:p>
             <w:pPr>
               <w:pStyle w:val="Compact"/>
+              <w:jc w:val="left"/>
             </w:pPr>
             <w:r>
               <w:t xml:space="preserve">Tiempo</w:t>
@@ -9128,6 +9450,7 @@
           <w:p>
             <w:pPr>
               <w:pStyle w:val="Compact"/>
+              <w:jc w:val="left"/>
             </w:pPr>
             <w:r>
               <w:rPr>
@@ -9143,6 +9466,7 @@
           <w:p>
             <w:pPr>
               <w:pStyle w:val="Compact"/>
+              <w:jc w:val="left"/>
             </w:pPr>
             <w:r>
               <w:t xml:space="preserve">No</w:t>
@@ -9154,6 +9478,7 @@
           <w:p>
             <w:pPr>
               <w:pStyle w:val="Compact"/>
+              <w:jc w:val="left"/>
             </w:pPr>
             <w:r>
               <w:t xml:space="preserve">No</w:t>
@@ -9165,6 +9490,7 @@
           <w:p>
             <w:pPr>
               <w:pStyle w:val="Compact"/>
+              <w:jc w:val="left"/>
             </w:pPr>
             <w:r>
               <w:t xml:space="preserve">20 s (Max Age)</w:t>
@@ -9178,6 +9504,7 @@
           <w:p>
             <w:pPr>
               <w:pStyle w:val="Compact"/>
+              <w:jc w:val="left"/>
             </w:pPr>
             <w:r>
               <w:rPr>
@@ -9193,6 +9520,7 @@
           <w:p>
             <w:pPr>
               <w:pStyle w:val="Compact"/>
+              <w:jc w:val="left"/>
             </w:pPr>
             <w:r>
               <w:t xml:space="preserve">No</w:t>
@@ -9204,6 +9532,7 @@
           <w:p>
             <w:pPr>
               <w:pStyle w:val="Compact"/>
+              <w:jc w:val="left"/>
             </w:pPr>
             <w:r>
               <w:t xml:space="preserve">No</w:t>
@@ -9215,6 +9544,7 @@
           <w:p>
             <w:pPr>
               <w:pStyle w:val="Compact"/>
+              <w:jc w:val="left"/>
             </w:pPr>
             <w:r>
               <w:t xml:space="preserve">15 s</w:t>
@@ -9228,6 +9558,7 @@
           <w:p>
             <w:pPr>
               <w:pStyle w:val="Compact"/>
+              <w:jc w:val="left"/>
             </w:pPr>
             <w:r>
               <w:rPr>
@@ -9243,6 +9574,7 @@
           <w:p>
             <w:pPr>
               <w:pStyle w:val="Compact"/>
+              <w:jc w:val="left"/>
             </w:pPr>
             <w:r>
               <w:t xml:space="preserve">No</w:t>
@@ -9254,6 +9586,7 @@
           <w:p>
             <w:pPr>
               <w:pStyle w:val="Compact"/>
+              <w:jc w:val="left"/>
             </w:pPr>
             <w:r>
               <w:t xml:space="preserve">Sí</w:t>
@@ -9265,6 +9598,7 @@
           <w:p>
             <w:pPr>
               <w:pStyle w:val="Compact"/>
+              <w:jc w:val="left"/>
             </w:pPr>
             <w:r>
               <w:t xml:space="preserve">15 s</w:t>
@@ -9278,6 +9612,7 @@
           <w:p>
             <w:pPr>
               <w:pStyle w:val="Compact"/>
+              <w:jc w:val="left"/>
             </w:pPr>
             <w:r>
               <w:rPr>
@@ -9293,6 +9628,7 @@
           <w:p>
             <w:pPr>
               <w:pStyle w:val="Compact"/>
+              <w:jc w:val="left"/>
             </w:pPr>
             <w:r>
               <w:t xml:space="preserve">Sí</w:t>
@@ -9304,6 +9640,7 @@
           <w:p>
             <w:pPr>
               <w:pStyle w:val="Compact"/>
+              <w:jc w:val="left"/>
             </w:pPr>
             <w:r>
               <w:t xml:space="preserve">Sí</w:t>
@@ -9315,6 +9652,7 @@
           <w:p>
             <w:pPr>
               <w:pStyle w:val="Compact"/>
+              <w:jc w:val="left"/>
             </w:pPr>
             <w:r>
               <w:t xml:space="preserve">Indefinido</w:t>
@@ -9328,6 +9666,7 @@
           <w:p>
             <w:pPr>
               <w:pStyle w:val="Compact"/>
+              <w:jc w:val="left"/>
             </w:pPr>
             <w:r>
               <w:rPr>
@@ -9343,6 +9682,7 @@
           <w:p>
             <w:pPr>
               <w:pStyle w:val="Compact"/>
+              <w:jc w:val="left"/>
             </w:pPr>
             <w:r>
               <w:t xml:space="preserve">No</w:t>
@@ -9354,6 +9694,7 @@
           <w:p>
             <w:pPr>
               <w:pStyle w:val="Compact"/>
+              <w:jc w:val="left"/>
             </w:pPr>
             <w:r>
               <w:t xml:space="preserve">No</w:t>
@@ -9365,6 +9706,7 @@
           <w:p>
             <w:pPr>
               <w:pStyle w:val="Compact"/>
+              <w:jc w:val="left"/>
             </w:pPr>
             <w:r>
               <w:t xml:space="preserve">Administrativo</w:t>
@@ -9382,12 +9724,12 @@
           <wp:inline>
             <wp:extent cx="5334000" cy="1785730"/>
             <wp:effectExtent b="0" l="0" r="0" t="0"/>
-            <wp:docPr descr="Estados de puerto de STP: blocking, listening, learning y forwarding con sus tiempos de 20, 15 y 15 segundos" title="" id="95" name="Picture"/>
+            <wp:docPr descr="Estados de puerto de STP: blocking, listening, learning y forwarding con sus tiempos de 20, 15 y 15 segundos" title="" id="106" name="Picture"/>
             <a:graphic>
               <a:graphicData uri="http://schemas.openxmlformats.org/drawingml/2006/picture">
                 <pic:pic>
                   <pic:nvPicPr>
-                    <pic:cNvPr descr="public/diagrams/u05-estados-puerto.svg" id="96" name="Picture"/>
+                    <pic:cNvPr descr="public/diagrams/u05-estados-puerto.svg" id="107" name="Picture"/>
                     <pic:cNvPicPr>
                       <a:picLocks noChangeArrowheads="1" noChangeAspect="1"/>
                     </pic:cNvPicPr>
@@ -9399,7 +9741,7 @@
                           <a14:useLocalDpi xmlns:a14="http://schemas.microsoft.com/office/drawing/2010/main" val="0"/>
                         </a:ext>
                         <a:ext uri="{96DAC541-7B7A-43D3-8B79-37D633B846F1}">
-                          <asvg:svgBlip xmlns:asvg="http://schemas.microsoft.com/office/drawing/2016/SVG/main" r:embed="rId94"/>
+                          <asvg:svgBlip xmlns:asvg="http://schemas.microsoft.com/office/drawing/2016/SVG/main" r:embed="rId105"/>
                         </a:ext>
                       </a:extLst>
                     </a:blip>
@@ -9457,7 +9799,7 @@
       <w:r>
         <w:t xml:space="preserve"> </w:t>
       </w:r>
-      <w:hyperlink r:id="rId18">
+      <w:hyperlink r:id="rId29">
         <w:r>
           <w:rPr>
             <w:rStyle w:val="Hyperlink"/>
@@ -9476,8 +9818,8 @@
         </w:pict>
       </w:r>
     </w:p>
-    <w:bookmarkEnd w:id="97"/>
-    <w:bookmarkStart w:id="98" w:name="ver-el-estado-de-stp-en-cisco"/>
+    <w:bookmarkEnd w:id="108"/>
+    <w:bookmarkStart w:id="109" w:name="ver-el-estado-de-stp-en-cisco"/>
     <w:p>
       <w:pPr>
         <w:pStyle w:val="Heading2"/>
@@ -9661,8 +10003,8 @@
         </w:pict>
       </w:r>
     </w:p>
-    <w:bookmarkEnd w:id="98"/>
-    <w:bookmarkStart w:id="99" w:name="mini-chequeo-5"/>
+    <w:bookmarkEnd w:id="109"/>
+    <w:bookmarkStart w:id="110" w:name="mini-chequeo-5"/>
     <w:p>
       <w:pPr>
         <w:pStyle w:val="Heading2"/>
@@ -9797,8 +10139,8 @@
         </w:pict>
       </w:r>
     </w:p>
-    <w:bookmarkEnd w:id="99"/>
-    <w:bookmarkStart w:id="100" w:name="resumen-en-3-frases-5"/>
+    <w:bookmarkEnd w:id="110"/>
+    <w:bookmarkStart w:id="111" w:name="resumen-en-3-frases-5"/>
     <w:p>
       <w:pPr>
         <w:pStyle w:val="Heading2"/>
@@ -9843,8 +10185,8 @@
         <w:t xml:space="preserve">La convergencia STP de 30-50 s es lenta: es el motor de la evolución a RSTP.</w:t>
       </w:r>
     </w:p>
-    <w:bookmarkEnd w:id="100"/>
-    <w:bookmarkStart w:id="101" w:name="vocabulario-rápido-5"/>
+    <w:bookmarkEnd w:id="111"/>
+    <w:bookmarkStart w:id="112" w:name="vocabulario-rápido-5"/>
     <w:p>
       <w:pPr>
         <w:pStyle w:val="Heading2"/>
@@ -9857,6 +10199,7 @@
       <w:tblPr>
         <w:tblStyle w:val="Table"/>
         <w:tblW w:type="auto" w:w="0"/>
+        <w:jc w:val="left"/>
         <w:tblLook w:firstRow="1" w:lastRow="0" w:firstColumn="0" w:lastColumn="0" w:noHBand="0" w:noVBand="0" w:val="0020"/>
       </w:tblPr>
       <w:tblGrid>
@@ -9872,6 +10215,7 @@
           <w:p>
             <w:pPr>
               <w:pStyle w:val="Compact"/>
+              <w:jc w:val="left"/>
             </w:pPr>
             <w:r>
               <w:t xml:space="preserve">Término</w:t>
@@ -9883,6 +10227,7 @@
           <w:p>
             <w:pPr>
               <w:pStyle w:val="Compact"/>
+              <w:jc w:val="left"/>
             </w:pPr>
             <w:r>
               <w:t xml:space="preserve">Idea general</w:t>
@@ -9896,6 +10241,7 @@
           <w:p>
             <w:pPr>
               <w:pStyle w:val="Compact"/>
+              <w:jc w:val="left"/>
             </w:pPr>
             <w:r>
               <w:t xml:space="preserve">Root Port (RP)</w:t>
@@ -9907,6 +10253,7 @@
           <w:p>
             <w:pPr>
               <w:pStyle w:val="Compact"/>
+              <w:jc w:val="left"/>
             </w:pPr>
             <w:r>
               <w:t xml:space="preserve">Mejor puerto hacia el Root Bridge</w:t>
@@ -9920,6 +10267,7 @@
           <w:p>
             <w:pPr>
               <w:pStyle w:val="Compact"/>
+              <w:jc w:val="left"/>
             </w:pPr>
             <w:r>
               <w:t xml:space="preserve">Designated Port (DP)</w:t>
@@ -9931,6 +10279,7 @@
           <w:p>
             <w:pPr>
               <w:pStyle w:val="Compact"/>
+              <w:jc w:val="left"/>
             </w:pPr>
             <w:r>
               <w:t xml:space="preserve">Mejor puerto de cada segmento</w:t>
@@ -9944,6 +10293,7 @@
           <w:p>
             <w:pPr>
               <w:pStyle w:val="Compact"/>
+              <w:jc w:val="left"/>
             </w:pPr>
             <w:r>
               <w:t xml:space="preserve">Alternate Port (AP)</w:t>
@@ -9955,6 +10305,7 @@
           <w:p>
             <w:pPr>
               <w:pStyle w:val="Compact"/>
+              <w:jc w:val="left"/>
             </w:pPr>
             <w:r>
               <w:t xml:space="preserve">Puerto bloqueado de respaldo</w:t>
@@ -9968,6 +10319,7 @@
           <w:p>
             <w:pPr>
               <w:pStyle w:val="Compact"/>
+              <w:jc w:val="left"/>
             </w:pPr>
             <w:r>
               <w:t xml:space="preserve">Blocking</w:t>
@@ -9979,6 +10331,7 @@
           <w:p>
             <w:pPr>
               <w:pStyle w:val="Compact"/>
+              <w:jc w:val="left"/>
             </w:pPr>
             <w:r>
               <w:t xml:space="preserve">Estado que escucha BPDUs sin reenviar (20 s)</w:t>
@@ -9992,6 +10345,7 @@
           <w:p>
             <w:pPr>
               <w:pStyle w:val="Compact"/>
+              <w:jc w:val="left"/>
             </w:pPr>
             <w:r>
               <w:t xml:space="preserve">Listening</w:t>
@@ -10003,6 +10357,7 @@
           <w:p>
             <w:pPr>
               <w:pStyle w:val="Compact"/>
+              <w:jc w:val="left"/>
             </w:pPr>
             <w:r>
               <w:t xml:space="preserve">Escucha BPDUs, no aprende (15 s)</w:t>
@@ -10016,6 +10371,7 @@
           <w:p>
             <w:pPr>
               <w:pStyle w:val="Compact"/>
+              <w:jc w:val="left"/>
             </w:pPr>
             <w:r>
               <w:t xml:space="preserve">Learning</w:t>
@@ -10027,6 +10383,7 @@
           <w:p>
             <w:pPr>
               <w:pStyle w:val="Compact"/>
+              <w:jc w:val="left"/>
             </w:pPr>
             <w:r>
               <w:t xml:space="preserve">Aprende MACs, no reenvía (15 s)</w:t>
@@ -10040,6 +10397,7 @@
           <w:p>
             <w:pPr>
               <w:pStyle w:val="Compact"/>
+              <w:jc w:val="left"/>
             </w:pPr>
             <w:r>
               <w:t xml:space="preserve">Forwarding</w:t>
@@ -10051,6 +10409,7 @@
           <w:p>
             <w:pPr>
               <w:pStyle w:val="Compact"/>
+              <w:jc w:val="left"/>
             </w:pPr>
             <w:r>
               <w:t xml:space="preserve">Estado normal: reenvía y aprende</w:t>
@@ -10076,7 +10435,7 @@
       <w:r>
         <w:t xml:space="preserve"> </w:t>
       </w:r>
-      <w:hyperlink r:id="rId36">
+      <w:hyperlink r:id="rId47">
         <w:r>
           <w:rPr>
             <w:rStyle w:val="Hyperlink"/>
@@ -10103,7 +10462,7 @@
       <w:r>
         <w:t xml:space="preserve"> </w:t>
       </w:r>
-      <w:hyperlink r:id="rId16">
+      <w:hyperlink r:id="rId27">
         <w:r>
           <w:rPr>
             <w:rStyle w:val="Hyperlink"/>
@@ -10130,7 +10489,7 @@
       <w:r>
         <w:t xml:space="preserve"> </w:t>
       </w:r>
-      <w:hyperlink r:id="rId18">
+      <w:hyperlink r:id="rId29">
         <w:r>
           <w:rPr>
             <w:rStyle w:val="Hyperlink"/>
@@ -10139,9 +10498,9 @@
         </w:r>
       </w:hyperlink>
     </w:p>
-    <w:bookmarkEnd w:id="101"/>
-    <w:bookmarkEnd w:id="102"/>
-    <w:bookmarkStart w:id="110" w:name="rstp-y-portfast"/>
+    <w:bookmarkEnd w:id="112"/>
+    <w:bookmarkEnd w:id="113"/>
+    <w:bookmarkStart w:id="121" w:name="rstp-y-portfast"/>
     <w:p>
       <w:pPr>
         <w:pStyle w:val="Heading1"/>
@@ -10205,7 +10564,7 @@
         </w:pict>
       </w:r>
     </w:p>
-    <w:bookmarkStart w:id="103" w:name="la-idea-en-una-frase-6"/>
+    <w:bookmarkStart w:id="114" w:name="la-idea-en-una-frase-6"/>
     <w:p>
       <w:pPr>
         <w:pStyle w:val="Heading2"/>
@@ -10297,8 +10656,8 @@
         </w:pict>
       </w:r>
     </w:p>
-    <w:bookmarkEnd w:id="103"/>
-    <w:bookmarkStart w:id="104" w:name="rstp-stp-con-prisa"/>
+    <w:bookmarkEnd w:id="114"/>
+    <w:bookmarkStart w:id="115" w:name="rstp-stp-con-prisa"/>
     <w:p>
       <w:pPr>
         <w:pStyle w:val="Heading2"/>
@@ -10348,6 +10707,7 @@
       <w:tblPr>
         <w:tblStyle w:val="Table"/>
         <w:tblW w:type="pct" w:w="5000"/>
+        <w:jc w:val="left"/>
         <w:tblLayout w:type="fixed"/>
         <w:tblLook w:firstRow="1" w:lastRow="0" w:firstColumn="0" w:lastColumn="0" w:noHBand="0" w:noVBand="0" w:val="0020"/>
       </w:tblPr>
@@ -10365,6 +10725,7 @@
           <w:p>
             <w:pPr>
               <w:pStyle w:val="Compact"/>
+              <w:jc w:val="left"/>
             </w:pPr>
             <w:r>
               <w:t xml:space="preserve">Característica</w:t>
@@ -10376,6 +10737,7 @@
           <w:p>
             <w:pPr>
               <w:pStyle w:val="Compact"/>
+              <w:jc w:val="left"/>
             </w:pPr>
             <w:r>
               <w:t xml:space="preserve">STP (802.1D)</w:t>
@@ -10387,6 +10749,7 @@
           <w:p>
             <w:pPr>
               <w:pStyle w:val="Compact"/>
+              <w:jc w:val="left"/>
             </w:pPr>
             <w:r>
               <w:t xml:space="preserve">RSTP (802.1w)</w:t>
@@ -10400,6 +10763,7 @@
           <w:p>
             <w:pPr>
               <w:pStyle w:val="Compact"/>
+              <w:jc w:val="left"/>
             </w:pPr>
             <w:r>
               <w:t xml:space="preserve">Convergencia</w:t>
@@ -10411,6 +10775,7 @@
           <w:p>
             <w:pPr>
               <w:pStyle w:val="Compact"/>
+              <w:jc w:val="left"/>
             </w:pPr>
             <w:r>
               <w:t xml:space="preserve">30-50 segundos</w:t>
@@ -10422,6 +10787,7 @@
           <w:p>
             <w:pPr>
               <w:pStyle w:val="Compact"/>
+              <w:jc w:val="left"/>
             </w:pPr>
             <w:r>
               <w:rPr>
@@ -10439,6 +10805,7 @@
           <w:p>
             <w:pPr>
               <w:pStyle w:val="Compact"/>
+              <w:jc w:val="left"/>
             </w:pPr>
             <w:r>
               <w:t xml:space="preserve">Roles de puerto</w:t>
@@ -10450,6 +10817,7 @@
           <w:p>
             <w:pPr>
               <w:pStyle w:val="Compact"/>
+              <w:jc w:val="left"/>
             </w:pPr>
             <w:r>
               <w:t xml:space="preserve">Root, Designated, Blocked</w:t>
@@ -10461,6 +10829,7 @@
           <w:p>
             <w:pPr>
               <w:pStyle w:val="Compact"/>
+              <w:jc w:val="left"/>
             </w:pPr>
             <w:r>
               <w:t xml:space="preserve">Root, Designated,</w:t>
@@ -10484,6 +10853,7 @@
           <w:p>
             <w:pPr>
               <w:pStyle w:val="Compact"/>
+              <w:jc w:val="left"/>
             </w:pPr>
             <w:r>
               <w:t xml:space="preserve">Estados</w:t>
@@ -10495,6 +10865,7 @@
           <w:p>
             <w:pPr>
               <w:pStyle w:val="Compact"/>
+              <w:jc w:val="left"/>
             </w:pPr>
             <w:r>
               <w:t xml:space="preserve">5 (Blocking, Listening, Learning, Forwarding, Disabled)</w:t>
@@ -10506,6 +10877,7 @@
           <w:p>
             <w:pPr>
               <w:pStyle w:val="Compact"/>
+              <w:jc w:val="left"/>
             </w:pPr>
             <w:r>
               <w:rPr>
@@ -10529,6 +10901,7 @@
           <w:p>
             <w:pPr>
               <w:pStyle w:val="Compact"/>
+              <w:jc w:val="left"/>
             </w:pPr>
             <w:r>
               <w:t xml:space="preserve">Tipos de enlace</w:t>
@@ -10540,6 +10913,7 @@
           <w:p>
             <w:pPr>
               <w:pStyle w:val="Compact"/>
+              <w:jc w:val="left"/>
             </w:pPr>
             <w:r>
               <w:t xml:space="preserve">No distingue</w:t>
@@ -10551,6 +10925,7 @@
           <w:p>
             <w:pPr>
               <w:pStyle w:val="Compact"/>
+              <w:jc w:val="left"/>
             </w:pPr>
             <w:r>
               <w:rPr>
@@ -10574,6 +10949,7 @@
           <w:p>
             <w:pPr>
               <w:pStyle w:val="Compact"/>
+              <w:jc w:val="left"/>
             </w:pPr>
             <w:r>
               <w:t xml:space="preserve">Propuesta/Acuerdo</w:t>
@@ -10585,6 +10961,7 @@
           <w:p>
             <w:pPr>
               <w:pStyle w:val="Compact"/>
+              <w:jc w:val="left"/>
             </w:pPr>
             <w:r>
               <w:t xml:space="preserve">No</w:t>
@@ -10596,6 +10973,7 @@
           <w:p>
             <w:pPr>
               <w:pStyle w:val="Compact"/>
+              <w:jc w:val="left"/>
             </w:pPr>
             <w:r>
               <w:rPr>
@@ -10663,6 +11041,7 @@
       <w:tblPr>
         <w:tblStyle w:val="Table"/>
         <w:tblW w:type="pct" w:w="5000"/>
+        <w:jc w:val="left"/>
         <w:tblLayout w:type="fixed"/>
         <w:tblLook w:firstRow="1" w:lastRow="0" w:firstColumn="0" w:lastColumn="0" w:noHBand="0" w:noVBand="0" w:val="0020"/>
       </w:tblPr>
@@ -10679,6 +11058,7 @@
           <w:p>
             <w:pPr>
               <w:pStyle w:val="Compact"/>
+              <w:jc w:val="left"/>
             </w:pPr>
             <w:r>
               <w:t xml:space="preserve">Tipo de puerto</w:t>
@@ -10690,6 +11070,7 @@
           <w:p>
             <w:pPr>
               <w:pStyle w:val="Compact"/>
+              <w:jc w:val="left"/>
             </w:pPr>
             <w:r>
               <w:t xml:space="preserve">Uso</w:t>
@@ -10703,6 +11084,7 @@
           <w:p>
             <w:pPr>
               <w:pStyle w:val="Compact"/>
+              <w:jc w:val="left"/>
             </w:pPr>
             <w:r>
               <w:rPr>
@@ -10718,6 +11100,7 @@
           <w:p>
             <w:pPr>
               <w:pStyle w:val="Compact"/>
+              <w:jc w:val="left"/>
             </w:pPr>
             <w:r>
               <w:t xml:space="preserve">Conectado solo a extremos finales (nunca a otro switch)</w:t>
@@ -10731,6 +11114,7 @@
           <w:p>
             <w:pPr>
               <w:pStyle w:val="Compact"/>
+              <w:jc w:val="left"/>
             </w:pPr>
             <w:r>
               <w:rPr>
@@ -10746,6 +11130,7 @@
           <w:p>
             <w:pPr>
               <w:pStyle w:val="Compact"/>
+              <w:jc w:val="left"/>
             </w:pPr>
             <w:r>
               <w:t xml:space="preserve">Conectado a otro switch por enlace directo</w:t>
@@ -10759,6 +11144,7 @@
           <w:p>
             <w:pPr>
               <w:pStyle w:val="Compact"/>
+              <w:jc w:val="left"/>
             </w:pPr>
             <w:r>
               <w:rPr>
@@ -10774,6 +11160,7 @@
           <w:p>
             <w:pPr>
               <w:pStyle w:val="Compact"/>
+              <w:jc w:val="left"/>
             </w:pPr>
             <w:r>
               <w:t xml:space="preserve">Enlace compartido (hub): rara vez hoy en día</w:t>
@@ -10789,8 +11176,8 @@
         </w:pict>
       </w:r>
     </w:p>
-    <w:bookmarkEnd w:id="104"/>
-    <w:bookmarkStart w:id="105" w:name="portfast-el-atajo-para-puertos-de-acceso"/>
+    <w:bookmarkEnd w:id="115"/>
+    <w:bookmarkStart w:id="116" w:name="portfast-el-atajo-para-puertos-de-acceso"/>
     <w:p>
       <w:pPr>
         <w:pStyle w:val="Heading2"/>
@@ -10988,8 +11375,8 @@
         </w:pict>
       </w:r>
     </w:p>
-    <w:bookmarkEnd w:id="105"/>
-    <w:bookmarkStart w:id="106" w:name="bpduguard-el-guardián-del-puerto"/>
+    <w:bookmarkEnd w:id="116"/>
+    <w:bookmarkStart w:id="117" w:name="bpduguard-el-guardián-del-puerto"/>
     <w:p>
       <w:pPr>
         <w:pStyle w:val="Heading2"/>
@@ -11184,7 +11571,7 @@
       <w:r>
         <w:t xml:space="preserve"> </w:t>
       </w:r>
-      <w:hyperlink r:id="rId45">
+      <w:hyperlink r:id="rId56">
         <w:r>
           <w:rPr>
             <w:rStyle w:val="Hyperlink"/>
@@ -11203,8 +11590,8 @@
         </w:pict>
       </w:r>
     </w:p>
-    <w:bookmarkEnd w:id="106"/>
-    <w:bookmarkStart w:id="107" w:name="mini-chequeo-6"/>
+    <w:bookmarkEnd w:id="117"/>
+    <w:bookmarkStart w:id="118" w:name="mini-chequeo-6"/>
     <w:p>
       <w:pPr>
         <w:pStyle w:val="Heading2"/>
@@ -11384,8 +11771,8 @@
         </w:pict>
       </w:r>
     </w:p>
-    <w:bookmarkEnd w:id="107"/>
-    <w:bookmarkStart w:id="108" w:name="resumen-en-3-frases-6"/>
+    <w:bookmarkEnd w:id="118"/>
+    <w:bookmarkStart w:id="119" w:name="resumen-en-3-frases-6"/>
     <w:p>
       <w:pPr>
         <w:pStyle w:val="Heading2"/>
@@ -11430,8 +11817,8 @@
         <w:t xml:space="preserve">BPDUGuard vigila los puertos PortFast y los deshabilita si detectan un switch: es la seguridad contra bucles silenciosos.</w:t>
       </w:r>
     </w:p>
-    <w:bookmarkEnd w:id="108"/>
-    <w:bookmarkStart w:id="109" w:name="vocabulario-rápido-6"/>
+    <w:bookmarkEnd w:id="119"/>
+    <w:bookmarkStart w:id="120" w:name="vocabulario-rápido-6"/>
     <w:p>
       <w:pPr>
         <w:pStyle w:val="Heading2"/>
@@ -11444,6 +11831,7 @@
       <w:tblPr>
         <w:tblStyle w:val="Table"/>
         <w:tblW w:type="auto" w:w="0"/>
+        <w:jc w:val="left"/>
         <w:tblLook w:firstRow="1" w:lastRow="0" w:firstColumn="0" w:lastColumn="0" w:noHBand="0" w:noVBand="0" w:val="0020"/>
       </w:tblPr>
       <w:tblGrid>
@@ -11459,6 +11847,7 @@
           <w:p>
             <w:pPr>
               <w:pStyle w:val="Compact"/>
+              <w:jc w:val="left"/>
             </w:pPr>
             <w:r>
               <w:t xml:space="preserve">Término</w:t>
@@ -11470,6 +11859,7 @@
           <w:p>
             <w:pPr>
               <w:pStyle w:val="Compact"/>
+              <w:jc w:val="left"/>
             </w:pPr>
             <w:r>
               <w:t xml:space="preserve">Idea general</w:t>
@@ -11483,6 +11873,7 @@
           <w:p>
             <w:pPr>
               <w:pStyle w:val="Compact"/>
+              <w:jc w:val="left"/>
             </w:pPr>
             <w:r>
               <w:t xml:space="preserve">RSTP</w:t>
@@ -11494,6 +11885,7 @@
           <w:p>
             <w:pPr>
               <w:pStyle w:val="Compact"/>
+              <w:jc w:val="left"/>
             </w:pPr>
             <w:r>
               <w:t xml:space="preserve">Rapid STP (IEEE 802.1w), converge en segundos</w:t>
@@ -11507,6 +11899,7 @@
           <w:p>
             <w:pPr>
               <w:pStyle w:val="Compact"/>
+              <w:jc w:val="left"/>
             </w:pPr>
             <w:r>
               <w:t xml:space="preserve">Edge port</w:t>
@@ -11518,6 +11911,7 @@
           <w:p>
             <w:pPr>
               <w:pStyle w:val="Compact"/>
+              <w:jc w:val="left"/>
             </w:pPr>
             <w:r>
               <w:t xml:space="preserve">Puerto conectado solo a un PC</w:t>
@@ -11531,6 +11925,7 @@
           <w:p>
             <w:pPr>
               <w:pStyle w:val="Compact"/>
+              <w:jc w:val="left"/>
             </w:pPr>
             <w:r>
               <w:t xml:space="preserve">PortFast</w:t>
@@ -11542,6 +11937,7 @@
           <w:p>
             <w:pPr>
               <w:pStyle w:val="Compact"/>
+              <w:jc w:val="left"/>
             </w:pPr>
             <w:r>
               <w:t xml:space="preserve">Configuración que salta a Forwarding al instante</w:t>
@@ -11555,6 +11951,7 @@
           <w:p>
             <w:pPr>
               <w:pStyle w:val="Compact"/>
+              <w:jc w:val="left"/>
             </w:pPr>
             <w:r>
               <w:t xml:space="preserve">BPDUGuard</w:t>
@@ -11566,6 +11963,7 @@
           <w:p>
             <w:pPr>
               <w:pStyle w:val="Compact"/>
+              <w:jc w:val="left"/>
             </w:pPr>
             <w:r>
               <w:t xml:space="preserve">Deshabilita el puerto si recibe BPDUs</w:t>
@@ -11579,6 +11977,7 @@
           <w:p>
             <w:pPr>
               <w:pStyle w:val="Compact"/>
+              <w:jc w:val="left"/>
             </w:pPr>
             <w:r>
               <w:t xml:space="preserve">errdisable</w:t>
@@ -11590,6 +11989,7 @@
           <w:p>
             <w:pPr>
               <w:pStyle w:val="Compact"/>
+              <w:jc w:val="left"/>
             </w:pPr>
             <w:r>
               <w:t xml:space="preserve">Estado de puerto deshabilitado por error detectado</w:t>
@@ -11603,6 +12003,7 @@
           <w:p>
             <w:pPr>
               <w:pStyle w:val="Compact"/>
+              <w:jc w:val="left"/>
             </w:pPr>
             <w:r>
               <w:t xml:space="preserve">Propuesta/Acuerdo</w:t>
@@ -11614,6 +12015,7 @@
           <w:p>
             <w:pPr>
               <w:pStyle w:val="Compact"/>
+              <w:jc w:val="left"/>
             </w:pPr>
             <w:r>
               <w:t xml:space="preserve">Handshake RSTP que acelera la convergencia</w:t>
@@ -11639,7 +12041,7 @@
       <w:r>
         <w:t xml:space="preserve"> </w:t>
       </w:r>
-      <w:hyperlink r:id="rId36">
+      <w:hyperlink r:id="rId47">
         <w:r>
           <w:rPr>
             <w:rStyle w:val="Hyperlink"/>
@@ -11666,7 +12068,7 @@
       <w:r>
         <w:t xml:space="preserve"> </w:t>
       </w:r>
-      <w:hyperlink r:id="rId17">
+      <w:hyperlink r:id="rId28">
         <w:r>
           <w:rPr>
             <w:rStyle w:val="Hyperlink"/>
@@ -11693,7 +12095,7 @@
       <w:r>
         <w:t xml:space="preserve"> </w:t>
       </w:r>
-      <w:hyperlink r:id="rId19">
+      <w:hyperlink r:id="rId30">
         <w:r>
           <w:rPr>
             <w:rStyle w:val="Hyperlink"/>
@@ -11702,9 +12104,9 @@
         </w:r>
       </w:hyperlink>
     </w:p>
-    <w:bookmarkEnd w:id="109"/>
-    <w:bookmarkEnd w:id="110"/>
-    <w:bookmarkStart w:id="127" w:name="qué-es-una-vlan"/>
+    <w:bookmarkEnd w:id="120"/>
+    <w:bookmarkEnd w:id="121"/>
+    <w:bookmarkStart w:id="138" w:name="qué-es-una-vlan"/>
     <w:p>
       <w:pPr>
         <w:pStyle w:val="Heading1"/>
@@ -11768,7 +12170,7 @@
         </w:pict>
       </w:r>
     </w:p>
-    <w:bookmarkStart w:id="111" w:name="la-idea-en-una-frase-7"/>
+    <w:bookmarkStart w:id="122" w:name="la-idea-en-una-frase-7"/>
     <w:p>
       <w:pPr>
         <w:pStyle w:val="Heading2"/>
@@ -11830,7 +12232,13 @@
         <w:t xml:space="preserve"> </w:t>
       </w:r>
       <w:r>
-        <w:t xml:space="preserve">“no ven”</w:t>
+        <w:t xml:space="preserve">“</w:t>
+      </w:r>
+      <w:r>
+        <w:t xml:space="preserve">no ven</w:t>
+      </w:r>
+      <w:r>
+        <w:t xml:space="preserve">”</w:t>
       </w:r>
       <w:r>
         <w:t xml:space="preserve">.</w:t>
@@ -11847,7 +12255,13 @@
         <w:t xml:space="preserve"> </w:t>
       </w:r>
       <w:r>
-        <w:t xml:space="preserve">“pedazos”</w:t>
+        <w:t xml:space="preserve">“</w:t>
+      </w:r>
+      <w:r>
+        <w:t xml:space="preserve">pedazos</w:t>
+      </w:r>
+      <w:r>
+        <w:t xml:space="preserve">”</w:t>
       </w:r>
       <w:r>
         <w:t xml:space="preserve"> </w:t>
@@ -11863,8 +12277,8 @@
         </w:pict>
       </w:r>
     </w:p>
-    <w:bookmarkEnd w:id="111"/>
-    <w:bookmarkStart w:id="112" w:name="X739d9d2696cfb64d816141fb13d80aef018417e"/>
+    <w:bookmarkEnd w:id="122"/>
+    <w:bookmarkStart w:id="123" w:name="X739d9d2696cfb64d816141fb13d80aef018417e"/>
     <w:p>
       <w:pPr>
         <w:pStyle w:val="Heading2"/>
@@ -11898,6 +12312,7 @@
       <w:tblPr>
         <w:tblStyle w:val="Table"/>
         <w:tblW w:type="pct" w:w="5000"/>
+        <w:jc w:val="left"/>
         <w:tblLayout w:type="fixed"/>
         <w:tblLook w:firstRow="1" w:lastRow="0" w:firstColumn="0" w:lastColumn="0" w:noHBand="0" w:noVBand="0" w:val="0020"/>
       </w:tblPr>
@@ -11915,6 +12330,7 @@
           <w:p>
             <w:pPr>
               <w:pStyle w:val="Compact"/>
+              <w:jc w:val="left"/>
             </w:pPr>
             <w:r>
               <w:t xml:space="preserve">Problema</w:t>
@@ -11926,6 +12342,7 @@
           <w:p>
             <w:pPr>
               <w:pStyle w:val="Compact"/>
+              <w:jc w:val="left"/>
             </w:pPr>
             <w:r>
               <w:t xml:space="preserve">Sin VLANs</w:t>
@@ -11937,6 +12354,7 @@
           <w:p>
             <w:pPr>
               <w:pStyle w:val="Compact"/>
+              <w:jc w:val="left"/>
             </w:pPr>
             <w:r>
               <w:t xml:space="preserve">Con VLANs</w:t>
@@ -11950,6 +12368,7 @@
           <w:p>
             <w:pPr>
               <w:pStyle w:val="Compact"/>
+              <w:jc w:val="left"/>
             </w:pPr>
             <w:r>
               <w:rPr>
@@ -11965,6 +12384,7 @@
           <w:p>
             <w:pPr>
               <w:pStyle w:val="Compact"/>
+              <w:jc w:val="left"/>
             </w:pPr>
             <w:r>
               <w:t xml:space="preserve">Un broadcast llega a todos los puertos</w:t>
@@ -11976,6 +12396,7 @@
           <w:p>
             <w:pPr>
               <w:pStyle w:val="Compact"/>
+              <w:jc w:val="left"/>
             </w:pPr>
             <w:r>
               <w:t xml:space="preserve">Cada VLAN es un dominio de broadcast independiente</w:t>
@@ -11989,6 +12410,7 @@
           <w:p>
             <w:pPr>
               <w:pStyle w:val="Compact"/>
+              <w:jc w:val="left"/>
             </w:pPr>
             <w:r>
               <w:rPr>
@@ -12004,6 +12426,7 @@
           <w:p>
             <w:pPr>
               <w:pStyle w:val="Compact"/>
+              <w:jc w:val="left"/>
             </w:pPr>
             <w:r>
               <w:t xml:space="preserve">Cualquiera puede olfatear el tráfico de los demás</w:t>
@@ -12015,6 +12438,7 @@
           <w:p>
             <w:pPr>
               <w:pStyle w:val="Compact"/>
+              <w:jc w:val="left"/>
             </w:pPr>
             <w:r>
               <w:t xml:space="preserve">Los unicasts de una VLAN no se reenvían a otras</w:t>
@@ -12028,6 +12452,7 @@
           <w:p>
             <w:pPr>
               <w:pStyle w:val="Compact"/>
+              <w:jc w:val="left"/>
             </w:pPr>
             <w:r>
               <w:rPr>
@@ -12043,6 +12468,7 @@
           <w:p>
             <w:pPr>
               <w:pStyle w:val="Compact"/>
+              <w:jc w:val="left"/>
             </w:pPr>
             <w:r>
               <w:t xml:space="preserve">Reorganizar departamentos = mover cables o comprar switches</w:t>
@@ -12054,6 +12480,7 @@
           <w:p>
             <w:pPr>
               <w:pStyle w:val="Compact"/>
+              <w:jc w:val="left"/>
             </w:pPr>
             <w:r>
               <w:t xml:space="preserve">Cambiar la VLAN de un puerto es una línea de configuración</w:t>
@@ -12074,6 +12501,7 @@
       <w:tblPr>
         <w:tblStyle w:val="Table"/>
         <w:tblW w:type="pct" w:w="5000"/>
+        <w:jc w:val="left"/>
         <w:tblLayout w:type="fixed"/>
         <w:tblLook w:firstRow="1" w:lastRow="0" w:firstColumn="0" w:lastColumn="0" w:noHBand="0" w:noVBand="0" w:val="0020"/>
       </w:tblPr>
@@ -12090,6 +12518,7 @@
           <w:p>
             <w:pPr>
               <w:pStyle w:val="Compact"/>
+              <w:jc w:val="left"/>
             </w:pPr>
             <w:r>
               <w:t xml:space="preserve">Ventaja</w:t>
@@ -12101,6 +12530,7 @@
           <w:p>
             <w:pPr>
               <w:pStyle w:val="Compact"/>
+              <w:jc w:val="left"/>
             </w:pPr>
             <w:r>
               <w:t xml:space="preserve">Descripción</w:t>
@@ -12114,6 +12544,7 @@
           <w:p>
             <w:pPr>
               <w:pStyle w:val="Compact"/>
+              <w:jc w:val="left"/>
             </w:pPr>
             <w:r>
               <w:rPr>
@@ -12129,6 +12560,7 @@
           <w:p>
             <w:pPr>
               <w:pStyle w:val="Compact"/>
+              <w:jc w:val="left"/>
             </w:pPr>
             <w:r>
               <w:t xml:space="preserve">Separa el tráfico de departamentos sin añadir hardware</w:t>
@@ -12142,6 +12574,7 @@
           <w:p>
             <w:pPr>
               <w:pStyle w:val="Compact"/>
+              <w:jc w:val="left"/>
             </w:pPr>
             <w:r>
               <w:rPr>
@@ -12157,6 +12590,7 @@
           <w:p>
             <w:pPr>
               <w:pStyle w:val="Compact"/>
+              <w:jc w:val="left"/>
             </w:pPr>
             <w:r>
               <w:t xml:space="preserve">Cada VLAN tiene su propio dominio de broadcast</w:t>
@@ -12170,6 +12604,7 @@
           <w:p>
             <w:pPr>
               <w:pStyle w:val="Compact"/>
+              <w:jc w:val="left"/>
             </w:pPr>
             <w:r>
               <w:rPr>
@@ -12185,6 +12620,7 @@
           <w:p>
             <w:pPr>
               <w:pStyle w:val="Compact"/>
+              <w:jc w:val="left"/>
             </w:pPr>
             <w:r>
               <w:t xml:space="preserve">Los de VLAN 10 no ven el tráfico de VLAN 20</w:t>
@@ -12198,6 +12634,7 @@
           <w:p>
             <w:pPr>
               <w:pStyle w:val="Compact"/>
+              <w:jc w:val="left"/>
             </w:pPr>
             <w:r>
               <w:rPr>
@@ -12213,6 +12650,7 @@
           <w:p>
             <w:pPr>
               <w:pStyle w:val="Compact"/>
+              <w:jc w:val="left"/>
             </w:pPr>
             <w:r>
               <w:t xml:space="preserve">Mover a un usuario a otra VLAN = reconfigurar su puerto</w:t>
@@ -12226,6 +12664,7 @@
           <w:p>
             <w:pPr>
               <w:pStyle w:val="Compact"/>
+              <w:jc w:val="left"/>
             </w:pPr>
             <w:r>
               <w:rPr>
@@ -12241,6 +12680,7 @@
           <w:p>
             <w:pPr>
               <w:pStyle w:val="Compact"/>
+              <w:jc w:val="left"/>
             </w:pPr>
             <w:r>
               <w:t xml:space="preserve">Menos broadcast y menos tamaño de tabla MAC = mejores tiempos</w:t>
@@ -12254,6 +12694,7 @@
           <w:p>
             <w:pPr>
               <w:pStyle w:val="Compact"/>
+              <w:jc w:val="left"/>
             </w:pPr>
             <w:r>
               <w:rPr>
@@ -12269,6 +12710,7 @@
           <w:p>
             <w:pPr>
               <w:pStyle w:val="Compact"/>
+              <w:jc w:val="left"/>
             </w:pPr>
             <w:r>
               <w:t xml:space="preserve">Agrupar dispositivos por función, no por ubicación física</w:t>
@@ -12324,8 +12766,8 @@
         </w:pict>
       </w:r>
     </w:p>
-    <w:bookmarkEnd w:id="112"/>
-    <w:bookmarkStart w:id="117" w:name="Xd3c52ab823c5cd7f458f745baf8bacb4eac16ad"/>
+    <w:bookmarkEnd w:id="123"/>
+    <w:bookmarkStart w:id="128" w:name="Xd3c52ab823c5cd7f458f745baf8bacb4eac16ad"/>
     <w:p>
       <w:pPr>
         <w:pStyle w:val="Heading2"/>
@@ -12388,12 +12830,12 @@
           <wp:inline>
             <wp:extent cx="5334000" cy="3242235"/>
             <wp:effectExtent b="0" l="0" r="0" t="0"/>
-            <wp:docPr descr="Sin VLANs un único dominio de broadcast frente a tres VLANs separadas dentro del mismo switch físico" title="" id="114" name="Picture"/>
+            <wp:docPr descr="Sin VLANs un único dominio de broadcast frente a tres VLANs separadas dentro del mismo switch físico" title="" id="125" name="Picture"/>
             <a:graphic>
               <a:graphicData uri="http://schemas.openxmlformats.org/drawingml/2006/picture">
                 <pic:pic>
                   <pic:nvPicPr>
-                    <pic:cNvPr descr="public/diagrams/u05-vlan-dominios.svg" id="115" name="Picture"/>
+                    <pic:cNvPr descr="public/diagrams/u05-vlan-dominios.svg" id="126" name="Picture"/>
                     <pic:cNvPicPr>
                       <a:picLocks noChangeArrowheads="1" noChangeAspect="1"/>
                     </pic:cNvPicPr>
@@ -12405,7 +12847,7 @@
                           <a14:useLocalDpi xmlns:a14="http://schemas.microsoft.com/office/drawing/2010/main" val="0"/>
                         </a:ext>
                         <a:ext uri="{96DAC541-7B7A-43D3-8B79-37D633B846F1}">
-                          <asvg:svgBlip xmlns:asvg="http://schemas.microsoft.com/office/drawing/2016/SVG/main" r:embed="rId113"/>
+                          <asvg:svgBlip xmlns:asvg="http://schemas.microsoft.com/office/drawing/2016/SVG/main" r:embed="rId124"/>
                         </a:ext>
                       </a:extLst>
                     </a:blip>
@@ -12467,7 +12909,13 @@
         <w:t xml:space="preserve"> </w:t>
       </w:r>
       <w:r>
-        <w:t xml:space="preserve">“no verse”</w:t>
+        <w:t xml:space="preserve">“</w:t>
+      </w:r>
+      <w:r>
+        <w:t xml:space="preserve">no verse</w:t>
+      </w:r>
+      <w:r>
+        <w:t xml:space="preserve">”</w:t>
       </w:r>
       <w:r>
         <w:t xml:space="preserve"> </w:t>
@@ -12515,7 +12963,7 @@
       <w:r>
         <w:t xml:space="preserve"> </w:t>
       </w:r>
-      <w:hyperlink r:id="rId116">
+      <w:hyperlink r:id="rId127">
         <w:r>
           <w:rPr>
             <w:rStyle w:val="Hyperlink"/>
@@ -12534,8 +12982,8 @@
         </w:pict>
       </w:r>
     </w:p>
-    <w:bookmarkEnd w:id="117"/>
-    <w:bookmarkStart w:id="120" w:name="vlan-1-la-que-viene-instalada-de-fábrica"/>
+    <w:bookmarkEnd w:id="128"/>
+    <w:bookmarkStart w:id="131" w:name="vlan-1-la-que-viene-instalada-de-fábrica"/>
     <w:p>
       <w:pPr>
         <w:pStyle w:val="Heading2"/>
@@ -12571,7 +13019,13 @@
         <w:t xml:space="preserve"> </w:t>
       </w:r>
       <w:r>
-        <w:t xml:space="preserve">“por defecto”</w:t>
+        <w:t xml:space="preserve">“</w:t>
+      </w:r>
+      <w:r>
+        <w:t xml:space="preserve">por defecto</w:t>
+      </w:r>
+      <w:r>
+        <w:t xml:space="preserve">”</w:t>
       </w:r>
       <w:r>
         <w:t xml:space="preserve"> </w:t>
@@ -12584,6 +13038,7 @@
       <w:tblPr>
         <w:tblStyle w:val="Table"/>
         <w:tblW w:type="pct" w:w="5000"/>
+        <w:jc w:val="left"/>
         <w:tblLayout w:type="fixed"/>
         <w:tblLook w:firstRow="1" w:lastRow="0" w:firstColumn="0" w:lastColumn="0" w:noHBand="0" w:noVBand="0" w:val="0020"/>
       </w:tblPr>
@@ -12600,6 +13055,7 @@
           <w:p>
             <w:pPr>
               <w:pStyle w:val="Compact"/>
+              <w:jc w:val="left"/>
             </w:pPr>
             <w:r>
               <w:t xml:space="preserve">Dato de la VLAN 1</w:t>
@@ -12611,6 +13067,7 @@
           <w:p>
             <w:pPr>
               <w:pStyle w:val="Compact"/>
+              <w:jc w:val="left"/>
             </w:pPr>
             <w:r>
               <w:t xml:space="preserve">Valor</w:t>
@@ -12624,6 +13081,7 @@
           <w:p>
             <w:pPr>
               <w:pStyle w:val="Compact"/>
+              <w:jc w:val="left"/>
             </w:pPr>
             <w:r>
               <w:t xml:space="preserve">VLAN por defecto</w:t>
@@ -12635,6 +13093,7 @@
           <w:p>
             <w:pPr>
               <w:pStyle w:val="Compact"/>
+              <w:jc w:val="left"/>
             </w:pPr>
             <w:r>
               <w:t xml:space="preserve">VLAN 1 (siempre existe, no se puede borrar)</w:t>
@@ -12648,6 +13107,7 @@
           <w:p>
             <w:pPr>
               <w:pStyle w:val="Compact"/>
+              <w:jc w:val="left"/>
             </w:pPr>
             <w:r>
               <w:t xml:space="preserve">Puerto por defecto</w:t>
@@ -12659,6 +13119,7 @@
           <w:p>
             <w:pPr>
               <w:pStyle w:val="Compact"/>
+              <w:jc w:val="left"/>
             </w:pPr>
             <w:r>
               <w:t xml:space="preserve">Todos los puertos arrancan como access en VLAN 1</w:t>
@@ -12672,6 +13133,7 @@
           <w:p>
             <w:pPr>
               <w:pStyle w:val="Compact"/>
+              <w:jc w:val="left"/>
             </w:pPr>
             <w:r>
               <w:t xml:space="preserve">Native VLAN por defecto</w:t>
@@ -12683,6 +13145,7 @@
           <w:p>
             <w:pPr>
               <w:pStyle w:val="Compact"/>
+              <w:jc w:val="left"/>
             </w:pPr>
             <w:r>
               <w:t xml:space="preserve">VLAN 1 (la verás en</w:t>
@@ -12690,7 +13153,7 @@
             <w:r>
               <w:t xml:space="preserve"> </w:t>
             </w:r>
-            <w:hyperlink r:id="rId118">
+            <w:hyperlink r:id="rId129">
               <w:r>
                 <w:rPr>
                   <w:rStyle w:val="Hyperlink"/>
@@ -12710,6 +13173,7 @@
           <w:p>
             <w:pPr>
               <w:pStyle w:val="Compact"/>
+              <w:jc w:val="left"/>
             </w:pPr>
             <w:r>
               <w:t xml:space="preserve">Buena práctica</w:t>
@@ -12721,6 +13185,7 @@
           <w:p>
             <w:pPr>
               <w:pStyle w:val="Compact"/>
+              <w:jc w:val="left"/>
             </w:pPr>
             <w:r>
               <w:rPr>
@@ -12754,7 +13219,13 @@
         <w:t xml:space="preserve"> </w:t>
       </w:r>
       <w:r>
-        <w:t xml:space="preserve">“VLAN 1 es el camino de entrada de todo el que no ha configurado nada. Clientes, intrudores y novatos comparten la misma VLAN sin darse cuenta. Cambia la native VLAN, desactiva DTP y usa VLANs numeradas para cada cosa. Y si alguien te pregunta por qué, diles que CONRAD se lo dijo.”</w:t>
+        <w:t xml:space="preserve">“</w:t>
+      </w:r>
+      <w:r>
+        <w:t xml:space="preserve">VLAN 1 es el camino de entrada de todo el que no ha configurado nada. Clientes, intrudores y novatos comparten la misma VLAN sin darse cuenta. Cambia la native VLAN, desactiva DTP y usa VLANs numeradas para cada cosa. Y si alguien te pregunta por qué, diles que CONRAD se lo dijo.</w:t>
+      </w:r>
+      <w:r>
+        <w:t xml:space="preserve">”</w:t>
       </w:r>
     </w:p>
     <w:p>
@@ -12767,7 +13238,7 @@
       <w:r>
         <w:t xml:space="preserve"> </w:t>
       </w:r>
-      <w:hyperlink r:id="rId119">
+      <w:hyperlink r:id="rId130">
         <w:r>
           <w:rPr>
             <w:rStyle w:val="Hyperlink"/>
@@ -12786,8 +13257,8 @@
         </w:pict>
       </w:r>
     </w:p>
-    <w:bookmarkEnd w:id="120"/>
-    <w:bookmarkStart w:id="121" w:name="crear-una-vlan-en-tres-líneas"/>
+    <w:bookmarkEnd w:id="131"/>
+    <w:bookmarkStart w:id="132" w:name="crear-una-vlan-en-tres-líneas"/>
     <w:p>
       <w:pPr>
         <w:pStyle w:val="Heading2"/>
@@ -13046,8 +13517,8 @@
         </w:pict>
       </w:r>
     </w:p>
-    <w:bookmarkEnd w:id="121"/>
-    <w:bookmarkStart w:id="122" w:name="los-tipos-de-vlan-a-vista-de-pájaro"/>
+    <w:bookmarkEnd w:id="132"/>
+    <w:bookmarkStart w:id="133" w:name="los-tipos-de-vlan-a-vista-de-pájaro"/>
     <w:p>
       <w:pPr>
         <w:pStyle w:val="Heading2"/>
@@ -13066,7 +13537,7 @@
       <w:r>
         <w:t xml:space="preserve"> </w:t>
       </w:r>
-      <w:hyperlink r:id="rId20">
+      <w:hyperlink r:id="rId31">
         <w:r>
           <w:rPr>
             <w:rStyle w:val="Hyperlink"/>
@@ -13085,6 +13556,7 @@
       <w:tblPr>
         <w:tblStyle w:val="Table"/>
         <w:tblW w:type="pct" w:w="5000"/>
+        <w:jc w:val="left"/>
         <w:tblLayout w:type="fixed"/>
         <w:tblLook w:firstRow="1" w:lastRow="0" w:firstColumn="0" w:lastColumn="0" w:noHBand="0" w:noVBand="0" w:val="0020"/>
       </w:tblPr>
@@ -13102,6 +13574,7 @@
           <w:p>
             <w:pPr>
               <w:pStyle w:val="Compact"/>
+              <w:jc w:val="left"/>
             </w:pPr>
             <w:r>
               <w:t xml:space="preserve">Tipo</w:t>
@@ -13113,6 +13586,7 @@
           <w:p>
             <w:pPr>
               <w:pStyle w:val="Compact"/>
+              <w:jc w:val="left"/>
             </w:pPr>
             <w:r>
               <w:t xml:space="preserve">Función</w:t>
@@ -13124,6 +13598,7 @@
           <w:p>
             <w:pPr>
               <w:pStyle w:val="Compact"/>
+              <w:jc w:val="left"/>
             </w:pPr>
             <w:r>
               <w:t xml:space="preserve">Ejemplo</w:t>
@@ -13137,6 +13612,7 @@
           <w:p>
             <w:pPr>
               <w:pStyle w:val="Compact"/>
+              <w:jc w:val="left"/>
             </w:pPr>
             <w:r>
               <w:rPr>
@@ -13152,6 +13628,7 @@
           <w:p>
             <w:pPr>
               <w:pStyle w:val="Compact"/>
+              <w:jc w:val="left"/>
             </w:pPr>
             <w:r>
               <w:t xml:space="preserve">Tráfico normal de usuario</w:t>
@@ -13163,6 +13640,7 @@
           <w:p>
             <w:pPr>
               <w:pStyle w:val="Compact"/>
+              <w:jc w:val="left"/>
             </w:pPr>
             <w:r>
               <w:t xml:space="preserve">VLAN 10 Ventas, VLAN 20 RRHH</w:t>
@@ -13176,6 +13654,7 @@
           <w:p>
             <w:pPr>
               <w:pStyle w:val="Compact"/>
+              <w:jc w:val="left"/>
             </w:pPr>
             <w:r>
               <w:rPr>
@@ -13191,6 +13670,7 @@
           <w:p>
             <w:pPr>
               <w:pStyle w:val="Compact"/>
+              <w:jc w:val="left"/>
             </w:pPr>
             <w:r>
               <w:t xml:space="preserve">Sin etiquetar en el trunk</w:t>
@@ -13202,6 +13682,7 @@
           <w:p>
             <w:pPr>
               <w:pStyle w:val="Compact"/>
+              <w:jc w:val="left"/>
             </w:pPr>
             <w:r>
               <w:t xml:space="preserve">Por defecto VLAN 1, configurable</w:t>
@@ -13215,6 +13696,7 @@
           <w:p>
             <w:pPr>
               <w:pStyle w:val="Compact"/>
+              <w:jc w:val="left"/>
             </w:pPr>
             <w:r>
               <w:rPr>
@@ -13230,6 +13712,7 @@
           <w:p>
             <w:pPr>
               <w:pStyle w:val="Compact"/>
+              <w:jc w:val="left"/>
             </w:pPr>
             <w:r>
               <w:t xml:space="preserve">Teléfonos IP con prioridad QoS</w:t>
@@ -13241,6 +13724,7 @@
           <w:p>
             <w:pPr>
               <w:pStyle w:val="Compact"/>
+              <w:jc w:val="left"/>
             </w:pPr>
             <w:r>
               <w:t xml:space="preserve">VLAN 100 voz</w:t>
@@ -13254,6 +13738,7 @@
           <w:p>
             <w:pPr>
               <w:pStyle w:val="Compact"/>
+              <w:jc w:val="left"/>
             </w:pPr>
             <w:r>
               <w:rPr>
@@ -13269,6 +13754,7 @@
           <w:p>
             <w:pPr>
               <w:pStyle w:val="Compact"/>
+              <w:jc w:val="left"/>
             </w:pPr>
             <w:r>
               <w:t xml:space="preserve">Administración del switch (SSH, SNMP)</w:t>
@@ -13280,6 +13766,7 @@
           <w:p>
             <w:pPr>
               <w:pStyle w:val="Compact"/>
+              <w:jc w:val="left"/>
             </w:pPr>
             <w:r>
               <w:t xml:space="preserve">VLAN 999 gestión</w:t>
@@ -13343,7 +13830,13 @@
         <w:t xml:space="preserve"> </w:t>
       </w:r>
       <w:r>
-        <w:t xml:space="preserve">“una red normal”</w:t>
+        <w:t xml:space="preserve">“</w:t>
+      </w:r>
+      <w:r>
+        <w:t xml:space="preserve">una red normal</w:t>
+      </w:r>
+      <w:r>
+        <w:t xml:space="preserve">”</w:t>
       </w:r>
       <w:r>
         <w:t xml:space="preserve">, pero es una red virtual.</w:t>
@@ -13356,8 +13849,8 @@
         </w:pict>
       </w:r>
     </w:p>
-    <w:bookmarkEnd w:id="122"/>
-    <w:bookmarkStart w:id="124" w:name="mini-chequeo-7"/>
+    <w:bookmarkEnd w:id="133"/>
+    <w:bookmarkStart w:id="135" w:name="mini-chequeo-7"/>
     <w:p>
       <w:pPr>
         <w:pStyle w:val="Heading2"/>
@@ -13487,7 +13980,7 @@
       <w:r>
         <w:t xml:space="preserve"> </w:t>
       </w:r>
-      <w:hyperlink r:id="rId123">
+      <w:hyperlink r:id="rId134">
         <w:r>
           <w:rPr>
             <w:rStyle w:val="Hyperlink"/>
@@ -13506,8 +13999,8 @@
         </w:pict>
       </w:r>
     </w:p>
-    <w:bookmarkEnd w:id="124"/>
-    <w:bookmarkStart w:id="125" w:name="resumen-en-3-frases-7"/>
+    <w:bookmarkEnd w:id="135"/>
+    <w:bookmarkStart w:id="136" w:name="resumen-en-3-frases-7"/>
     <w:p>
       <w:pPr>
         <w:pStyle w:val="Heading2"/>
@@ -13597,8 +14090,8 @@
         <w:t xml:space="preserve">es la de fábrica y conviene reservarla: los datos deben vivir en VLANs dedicadas.</w:t>
       </w:r>
     </w:p>
-    <w:bookmarkEnd w:id="125"/>
-    <w:bookmarkStart w:id="126" w:name="vocabulario-rápido-7"/>
+    <w:bookmarkEnd w:id="136"/>
+    <w:bookmarkStart w:id="137" w:name="vocabulario-rápido-7"/>
     <w:p>
       <w:pPr>
         <w:pStyle w:val="Heading2"/>
@@ -13611,6 +14104,7 @@
       <w:tblPr>
         <w:tblStyle w:val="Table"/>
         <w:tblW w:type="pct" w:w="5000"/>
+        <w:jc w:val="left"/>
         <w:tblLayout w:type="fixed"/>
         <w:tblLook w:firstRow="1" w:lastRow="0" w:firstColumn="0" w:lastColumn="0" w:noHBand="0" w:noVBand="0" w:val="0020"/>
       </w:tblPr>
@@ -13627,6 +14121,7 @@
           <w:p>
             <w:pPr>
               <w:pStyle w:val="Compact"/>
+              <w:jc w:val="left"/>
             </w:pPr>
             <w:r>
               <w:t xml:space="preserve">Término</w:t>
@@ -13638,6 +14133,7 @@
           <w:p>
             <w:pPr>
               <w:pStyle w:val="Compact"/>
+              <w:jc w:val="left"/>
             </w:pPr>
             <w:r>
               <w:t xml:space="preserve">Idea general</w:t>
@@ -13651,6 +14147,7 @@
           <w:p>
             <w:pPr>
               <w:pStyle w:val="Compact"/>
+              <w:jc w:val="left"/>
             </w:pPr>
             <w:r>
               <w:t xml:space="preserve">VLAN</w:t>
@@ -13662,6 +14159,7 @@
           <w:p>
             <w:pPr>
               <w:pStyle w:val="Compact"/>
+              <w:jc w:val="left"/>
             </w:pPr>
             <w:r>
               <w:t xml:space="preserve">Red lógica dentro de un switch físico</w:t>
@@ -13675,6 +14173,7 @@
           <w:p>
             <w:pPr>
               <w:pStyle w:val="Compact"/>
+              <w:jc w:val="left"/>
             </w:pPr>
             <w:r>
               <w:t xml:space="preserve">Dominio de broadcast</w:t>
@@ -13686,6 +14185,7 @@
           <w:p>
             <w:pPr>
               <w:pStyle w:val="Compact"/>
+              <w:jc w:val="left"/>
             </w:pPr>
             <w:r>
               <w:t xml:space="preserve">Grupo de dispositivos que reciben un mismo broadcast</w:t>
@@ -13699,6 +14199,7 @@
           <w:p>
             <w:pPr>
               <w:pStyle w:val="Compact"/>
+              <w:jc w:val="left"/>
             </w:pPr>
             <w:r>
               <w:t xml:space="preserve">VLAN 1</w:t>
@@ -13710,6 +14211,7 @@
           <w:p>
             <w:pPr>
               <w:pStyle w:val="Compact"/>
+              <w:jc w:val="left"/>
             </w:pPr>
             <w:r>
               <w:t xml:space="preserve">VLAN por defecto de fábrica (datos, native, gestión si no se cambia)</w:t>
@@ -13723,6 +14225,7 @@
           <w:p>
             <w:pPr>
               <w:pStyle w:val="Compact"/>
+              <w:jc w:val="left"/>
             </w:pPr>
             <w:r>
               <w:t xml:space="preserve">Segmentación</w:t>
@@ -13734,6 +14237,7 @@
           <w:p>
             <w:pPr>
               <w:pStyle w:val="Compact"/>
+              <w:jc w:val="left"/>
             </w:pPr>
             <w:r>
               <w:t xml:space="preserve">Dividir el tráfico por departamentos o funciones</w:t>
@@ -13747,17 +14251,25 @@
           <w:p>
             <w:pPr>
               <w:pStyle w:val="Compact"/>
-            </w:pPr>
-            <w:r>
-              <w:t xml:space="preserve">“No se ven”</w:t>
-            </w:r>
-          </w:p>
-        </w:tc>
-        <w:tc>
-          <w:tcPr/>
-          <w:p>
-            <w:pPr>
-              <w:pStyle w:val="Compact"/>
+              <w:jc w:val="left"/>
+            </w:pPr>
+            <w:r>
+              <w:t xml:space="preserve">“</w:t>
+            </w:r>
+            <w:r>
+              <w:t xml:space="preserve">No se ven</w:t>
+            </w:r>
+            <w:r>
+              <w:t xml:space="preserve">”</w:t>
+            </w:r>
+          </w:p>
+        </w:tc>
+        <w:tc>
+          <w:tcPr/>
+          <w:p>
+            <w:pPr>
+              <w:pStyle w:val="Compact"/>
+              <w:jc w:val="left"/>
             </w:pPr>
             <w:r>
               <w:t xml:space="preserve">Las VLANs aíslan en capa 2: no se reenvían tramas entre ellas</w:t>
@@ -13783,7 +14295,7 @@
       <w:r>
         <w:t xml:space="preserve"> </w:t>
       </w:r>
-      <w:hyperlink r:id="rId36">
+      <w:hyperlink r:id="rId47">
         <w:r>
           <w:rPr>
             <w:rStyle w:val="Hyperlink"/>
@@ -13810,7 +14322,7 @@
       <w:r>
         <w:t xml:space="preserve"> </w:t>
       </w:r>
-      <w:hyperlink r:id="rId18">
+      <w:hyperlink r:id="rId29">
         <w:r>
           <w:rPr>
             <w:rStyle w:val="Hyperlink"/>
@@ -13837,7 +14349,7 @@
       <w:r>
         <w:t xml:space="preserve"> </w:t>
       </w:r>
-      <w:hyperlink r:id="rId20">
+      <w:hyperlink r:id="rId31">
         <w:r>
           <w:rPr>
             <w:rStyle w:val="Hyperlink"/>
@@ -13846,9 +14358,9 @@
         </w:r>
       </w:hyperlink>
     </w:p>
-    <w:bookmarkEnd w:id="126"/>
-    <w:bookmarkEnd w:id="127"/>
-    <w:bookmarkStart w:id="140" w:name="tipos-de-vlan"/>
+    <w:bookmarkEnd w:id="137"/>
+    <w:bookmarkEnd w:id="138"/>
+    <w:bookmarkStart w:id="151" w:name="tipos-de-vlan"/>
     <w:p>
       <w:pPr>
         <w:pStyle w:val="Heading1"/>
@@ -13912,7 +14424,7 @@
         </w:pict>
       </w:r>
     </w:p>
-    <w:bookmarkStart w:id="128" w:name="la-idea-en-una-frase-8"/>
+    <w:bookmarkStart w:id="139" w:name="la-idea-en-una-frase-8"/>
     <w:p>
       <w:pPr>
         <w:pStyle w:val="Heading2"/>
@@ -13988,7 +14500,13 @@
         <w:t xml:space="preserve"> </w:t>
       </w:r>
       <w:r>
-        <w:t xml:space="preserve">“¿cuál es la diferencia entre una VLAN de datos y una nativa?”</w:t>
+        <w:t xml:space="preserve">“</w:t>
+      </w:r>
+      <w:r>
+        <w:t xml:space="preserve">¿cuál es la diferencia entre una VLAN de datos y una nativa?</w:t>
+      </w:r>
+      <w:r>
+        <w:t xml:space="preserve">”</w:t>
       </w:r>
       <w:r>
         <w:t xml:space="preserve"> </w:t>
@@ -14004,8 +14522,8 @@
         </w:pict>
       </w:r>
     </w:p>
-    <w:bookmarkEnd w:id="128"/>
-    <w:bookmarkStart w:id="133" w:name="los-cuatro-tipos-clásicos-de-vlan"/>
+    <w:bookmarkEnd w:id="139"/>
+    <w:bookmarkStart w:id="144" w:name="los-cuatro-tipos-clásicos-de-vlan"/>
     <w:p>
       <w:pPr>
         <w:pStyle w:val="Heading2"/>
@@ -14026,6 +14544,7 @@
       <w:tblPr>
         <w:tblStyle w:val="Table"/>
         <w:tblW w:type="pct" w:w="5000"/>
+        <w:jc w:val="left"/>
         <w:tblLayout w:type="fixed"/>
         <w:tblLook w:firstRow="1" w:lastRow="0" w:firstColumn="0" w:lastColumn="0" w:noHBand="0" w:noVBand="0" w:val="0020"/>
       </w:tblPr>
@@ -14044,6 +14563,7 @@
           <w:p>
             <w:pPr>
               <w:pStyle w:val="Compact"/>
+              <w:jc w:val="left"/>
             </w:pPr>
             <w:r>
               <w:t xml:space="preserve">Tipo de VLAN</w:t>
@@ -14055,6 +14575,7 @@
           <w:p>
             <w:pPr>
               <w:pStyle w:val="Compact"/>
+              <w:jc w:val="left"/>
             </w:pPr>
             <w:r>
               <w:t xml:space="preserve">Función</w:t>
@@ -14066,6 +14587,7 @@
           <w:p>
             <w:pPr>
               <w:pStyle w:val="Compact"/>
+              <w:jc w:val="left"/>
             </w:pPr>
             <w:r>
               <w:t xml:space="preserve">Ejemplo</w:t>
@@ -14077,6 +14599,7 @@
           <w:p>
             <w:pPr>
               <w:pStyle w:val="Compact"/>
+              <w:jc w:val="left"/>
             </w:pPr>
             <w:r>
               <w:t xml:space="preserve">Obsesión del administrador</w:t>
@@ -14090,6 +14613,7 @@
           <w:p>
             <w:pPr>
               <w:pStyle w:val="Compact"/>
+              <w:jc w:val="left"/>
             </w:pPr>
             <w:r>
               <w:rPr>
@@ -14105,6 +14629,7 @@
           <w:p>
             <w:pPr>
               <w:pStyle w:val="Compact"/>
+              <w:jc w:val="left"/>
             </w:pPr>
             <w:r>
               <w:t xml:space="preserve">Tráfico normal de usuario (PCs, impresoras)</w:t>
@@ -14116,6 +14641,7 @@
           <w:p>
             <w:pPr>
               <w:pStyle w:val="Compact"/>
+              <w:jc w:val="left"/>
             </w:pPr>
             <w:r>
               <w:t xml:space="preserve">VLAN 10 Ventas, VLAN 20 RRHH</w:t>
@@ -14127,6 +14653,7 @@
           <w:p>
             <w:pPr>
               <w:pStyle w:val="Compact"/>
+              <w:jc w:val="left"/>
             </w:pPr>
             <w:r>
               <w:t xml:space="preserve">Que cada departamento tenga su número</w:t>
@@ -14140,6 +14667,7 @@
           <w:p>
             <w:pPr>
               <w:pStyle w:val="Compact"/>
+              <w:jc w:val="left"/>
             </w:pPr>
             <w:r>
               <w:rPr>
@@ -14155,6 +14683,7 @@
           <w:p>
             <w:pPr>
               <w:pStyle w:val="Compact"/>
+              <w:jc w:val="left"/>
             </w:pPr>
             <w:r>
               <w:t xml:space="preserve">La única que NO se etiqueta en el trunk</w:t>
@@ -14166,6 +14695,7 @@
           <w:p>
             <w:pPr>
               <w:pStyle w:val="Compact"/>
+              <w:jc w:val="left"/>
             </w:pPr>
             <w:r>
               <w:t xml:space="preserve">VLAN 1 (predeterminada) o 999</w:t>
@@ -14177,6 +14707,7 @@
           <w:p>
             <w:pPr>
               <w:pStyle w:val="Compact"/>
+              <w:jc w:val="left"/>
             </w:pPr>
             <w:r>
               <w:t xml:space="preserve">Que sea igual en los dos extremos del trunk</w:t>
@@ -14190,6 +14721,7 @@
           <w:p>
             <w:pPr>
               <w:pStyle w:val="Compact"/>
+              <w:jc w:val="left"/>
             </w:pPr>
             <w:r>
               <w:rPr>
@@ -14205,6 +14737,7 @@
           <w:p>
             <w:pPr>
               <w:pStyle w:val="Compact"/>
+              <w:jc w:val="left"/>
             </w:pPr>
             <w:r>
               <w:t xml:space="preserve">Teléfonos IP, prioridad de QoS</w:t>
@@ -14216,6 +14749,7 @@
           <w:p>
             <w:pPr>
               <w:pStyle w:val="Compact"/>
+              <w:jc w:val="left"/>
             </w:pPr>
             <w:r>
               <w:t xml:space="preserve">VLAN 100 voz</w:t>
@@ -14227,6 +14761,7 @@
           <w:p>
             <w:pPr>
               <w:pStyle w:val="Compact"/>
+              <w:jc w:val="left"/>
             </w:pPr>
             <w:r>
               <w:t xml:space="preserve">Que el puerto acepte un PC + un teléfono a la vez</w:t>
@@ -14240,6 +14775,7 @@
           <w:p>
             <w:pPr>
               <w:pStyle w:val="Compact"/>
+              <w:jc w:val="left"/>
             </w:pPr>
             <w:r>
               <w:rPr>
@@ -14255,6 +14791,7 @@
           <w:p>
             <w:pPr>
               <w:pStyle w:val="Compact"/>
+              <w:jc w:val="left"/>
             </w:pPr>
             <w:r>
               <w:t xml:space="preserve">Administración del switch (SSH, SNMP, web)</w:t>
@@ -14266,6 +14803,7 @@
           <w:p>
             <w:pPr>
               <w:pStyle w:val="Compact"/>
+              <w:jc w:val="left"/>
             </w:pPr>
             <w:r>
               <w:t xml:space="preserve">VLAN 999 gestión</w:t>
@@ -14277,6 +14815,7 @@
           <w:p>
             <w:pPr>
               <w:pStyle w:val="Compact"/>
+              <w:jc w:val="left"/>
             </w:pPr>
             <w:r>
               <w:t xml:space="preserve">Que NO sea accesible desde todos los sitios</w:t>
@@ -14285,7 +14824,7 @@
         </w:tc>
       </w:tr>
     </w:tbl>
-    <w:bookmarkStart w:id="129" w:name="vlan-de-datos"/>
+    <w:bookmarkStart w:id="140" w:name="vlan-de-datos"/>
     <w:p>
       <w:pPr>
         <w:pStyle w:val="Heading3"/>
@@ -14302,8 +14841,8 @@
         <w:t xml:space="preserve">Es la que transporta el tráfico del día a día: navegación, correo, impresoras, copias de seguridad de archivos. Cada departamento o función suele tener la suya (Ventas = 10, RRHH = 20, IT = 30…). Es la VLAN por defecto donde acaba todo lo que no se configura para otra cosa.</w:t>
       </w:r>
     </w:p>
-    <w:bookmarkEnd w:id="129"/>
-    <w:bookmarkStart w:id="130" w:name="vlan-nativa"/>
+    <w:bookmarkEnd w:id="140"/>
+    <w:bookmarkStart w:id="141" w:name="vlan-nativa"/>
     <w:p>
       <w:pPr>
         <w:pStyle w:val="Heading3"/>
@@ -14322,7 +14861,7 @@
       <w:r>
         <w:t xml:space="preserve"> </w:t>
       </w:r>
-      <w:hyperlink r:id="rId118">
+      <w:hyperlink r:id="rId129">
         <w:r>
           <w:rPr>
             <w:rStyle w:val="Hyperlink"/>
@@ -14353,7 +14892,13 @@
         <w:t xml:space="preserve"> </w:t>
       </w:r>
       <w:r>
-        <w:t xml:space="preserve">“caen”</w:t>
+        <w:t xml:space="preserve">“</w:t>
+      </w:r>
+      <w:r>
+        <w:t xml:space="preserve">caen</w:t>
+      </w:r>
+      <w:r>
+        <w:t xml:space="preserve">”</w:t>
       </w:r>
       <w:r>
         <w:t xml:space="preserve"> </w:t>
@@ -14362,8 +14907,8 @@
         <w:t xml:space="preserve">en VLANs diferentes a cada lado y se producen fallos de conectividad (o ataques de double tagging).</w:t>
       </w:r>
     </w:p>
-    <w:bookmarkEnd w:id="130"/>
-    <w:bookmarkStart w:id="131" w:name="vlan-de-voz"/>
+    <w:bookmarkEnd w:id="141"/>
+    <w:bookmarkStart w:id="142" w:name="vlan-de-voz"/>
     <w:p>
       <w:pPr>
         <w:pStyle w:val="Heading3"/>
@@ -14427,8 +14972,8 @@
         <w:t xml:space="preserve">para que la VLAN de voz se configure sola sobre la de datos.</w:t>
       </w:r>
     </w:p>
-    <w:bookmarkEnd w:id="131"/>
-    <w:bookmarkStart w:id="132" w:name="vlan-de-gestión"/>
+    <w:bookmarkEnd w:id="142"/>
+    <w:bookmarkStart w:id="143" w:name="vlan-de-gestión"/>
     <w:p>
       <w:pPr>
         <w:pStyle w:val="Heading3"/>
@@ -14506,9 +15051,9 @@
         </w:pict>
       </w:r>
     </w:p>
-    <w:bookmarkEnd w:id="132"/>
-    <w:bookmarkEnd w:id="133"/>
-    <w:bookmarkStart w:id="134" w:name="vlan-estática-vs-vlan-dinámica"/>
+    <w:bookmarkEnd w:id="143"/>
+    <w:bookmarkEnd w:id="144"/>
+    <w:bookmarkStart w:id="145" w:name="vlan-estática-vs-vlan-dinámica"/>
     <w:p>
       <w:pPr>
         <w:pStyle w:val="Heading2"/>
@@ -14529,6 +15074,7 @@
       <w:tblPr>
         <w:tblStyle w:val="Table"/>
         <w:tblW w:type="pct" w:w="5000"/>
+        <w:jc w:val="left"/>
         <w:tblLayout w:type="fixed"/>
         <w:tblLook w:firstRow="1" w:lastRow="0" w:firstColumn="0" w:lastColumn="0" w:noHBand="0" w:noVBand="0" w:val="0020"/>
       </w:tblPr>
@@ -14546,6 +15092,7 @@
           <w:p>
             <w:pPr>
               <w:pStyle w:val="Compact"/>
+              <w:jc w:val="left"/>
             </w:pPr>
             <w:r>
               <w:t xml:space="preserve">Característica</w:t>
@@ -14557,6 +15104,7 @@
           <w:p>
             <w:pPr>
               <w:pStyle w:val="Compact"/>
+              <w:jc w:val="left"/>
             </w:pPr>
             <w:r>
               <w:rPr>
@@ -14578,6 +15126,7 @@
           <w:p>
             <w:pPr>
               <w:pStyle w:val="Compact"/>
+              <w:jc w:val="left"/>
             </w:pPr>
             <w:r>
               <w:rPr>
@@ -14601,6 +15150,7 @@
           <w:p>
             <w:pPr>
               <w:pStyle w:val="Compact"/>
+              <w:jc w:val="left"/>
             </w:pPr>
             <w:r>
               <w:t xml:space="preserve">Asignación</w:t>
@@ -14612,6 +15162,7 @@
           <w:p>
             <w:pPr>
               <w:pStyle w:val="Compact"/>
+              <w:jc w:val="left"/>
             </w:pPr>
             <w:r>
               <w:t xml:space="preserve">Manual: configuras cada puerto</w:t>
@@ -14623,6 +15174,7 @@
           <w:p>
             <w:pPr>
               <w:pStyle w:val="Compact"/>
+              <w:jc w:val="left"/>
             </w:pPr>
             <w:r>
               <w:t xml:space="preserve">Automática: el switch mira la MAC (vía VMPS)</w:t>
@@ -14636,6 +15188,7 @@
           <w:p>
             <w:pPr>
               <w:pStyle w:val="Compact"/>
+              <w:jc w:val="left"/>
             </w:pPr>
             <w:r>
               <w:t xml:space="preserve">Flexibilidad</w:t>
@@ -14647,6 +15200,7 @@
           <w:p>
             <w:pPr>
               <w:pStyle w:val="Compact"/>
+              <w:jc w:val="left"/>
             </w:pPr>
             <w:r>
               <w:t xml:space="preserve">Baja: cambiar de VLAN = reconfigurar el puerto</w:t>
@@ -14658,6 +15212,7 @@
           <w:p>
             <w:pPr>
               <w:pStyle w:val="Compact"/>
+              <w:jc w:val="left"/>
             </w:pPr>
             <w:r>
               <w:t xml:space="preserve">Alta: la máquina</w:t>
@@ -14666,7 +15221,13 @@
               <w:t xml:space="preserve"> </w:t>
             </w:r>
             <w:r>
-              <w:t xml:space="preserve">“arrastra”</w:t>
+              <w:t xml:space="preserve">“</w:t>
+            </w:r>
+            <w:r>
+              <w:t xml:space="preserve">arrastra</w:t>
+            </w:r>
+            <w:r>
+              <w:t xml:space="preserve">”</w:t>
             </w:r>
             <w:r>
               <w:t xml:space="preserve"> </w:t>
@@ -14683,6 +15244,7 @@
           <w:p>
             <w:pPr>
               <w:pStyle w:val="Compact"/>
+              <w:jc w:val="left"/>
             </w:pPr>
             <w:r>
               <w:t xml:space="preserve">Administración</w:t>
@@ -14694,6 +15256,7 @@
           <w:p>
             <w:pPr>
               <w:pStyle w:val="Compact"/>
+              <w:jc w:val="left"/>
             </w:pPr>
             <w:r>
               <w:t xml:space="preserve">Simple, perfecta para redes pequeñas</w:t>
@@ -14705,6 +15268,7 @@
           <w:p>
             <w:pPr>
               <w:pStyle w:val="Compact"/>
+              <w:jc w:val="left"/>
             </w:pPr>
             <w:r>
               <w:t xml:space="preserve">Compleja: requiere servidor VMPS y mantenimiento</w:t>
@@ -14718,6 +15282,7 @@
           <w:p>
             <w:pPr>
               <w:pStyle w:val="Compact"/>
+              <w:jc w:val="left"/>
             </w:pPr>
             <w:r>
               <w:t xml:space="preserve">Riesgo</w:t>
@@ -14729,6 +15294,7 @@
           <w:p>
             <w:pPr>
               <w:pStyle w:val="Compact"/>
+              <w:jc w:val="left"/>
             </w:pPr>
             <w:r>
               <w:t xml:space="preserve">Cambiar el cable de puerto cambia de VLAN</w:t>
@@ -14740,6 +15306,7 @@
           <w:p>
             <w:pPr>
               <w:pStyle w:val="Compact"/>
+              <w:jc w:val="left"/>
             </w:pPr>
             <w:r>
               <w:t xml:space="preserve">La MAC cambia (tarjeta nueva) y el dispositivo</w:t>
@@ -14748,7 +15315,13 @@
               <w:t xml:space="preserve"> </w:t>
             </w:r>
             <w:r>
-              <w:t xml:space="preserve">“se pierde”</w:t>
+              <w:t xml:space="preserve">“</w:t>
+            </w:r>
+            <w:r>
+              <w:t xml:space="preserve">se pierde</w:t>
+            </w:r>
+            <w:r>
+              <w:t xml:space="preserve">”</w:t>
             </w:r>
           </w:p>
         </w:tc>
@@ -14759,6 +15332,7 @@
           <w:p>
             <w:pPr>
               <w:pStyle w:val="Compact"/>
+              <w:jc w:val="left"/>
             </w:pPr>
             <w:r>
               <w:t xml:space="preserve">Uso típico</w:t>
@@ -14770,6 +15344,7 @@
           <w:p>
             <w:pPr>
               <w:pStyle w:val="Compact"/>
+              <w:jc w:val="left"/>
             </w:pPr>
             <w:r>
               <w:t xml:space="preserve">El 90% de las implementaciones reales</w:t>
@@ -14781,6 +15356,7 @@
           <w:p>
             <w:pPr>
               <w:pStyle w:val="Compact"/>
+              <w:jc w:val="left"/>
             </w:pPr>
             <w:r>
               <w:t xml:space="preserve">Redes muy grandes con movimiento constante de equipo</w:t>
@@ -14800,7 +15376,13 @@
         <w:t xml:space="preserve"> </w:t>
       </w:r>
       <w:r>
-        <w:t xml:space="preserve">“¿cuándo usarías dinámica?”</w:t>
+        <w:t xml:space="preserve">“</w:t>
+      </w:r>
+      <w:r>
+        <w:t xml:space="preserve">¿cuándo usarías dinámica?</w:t>
+      </w:r>
+      <w:r>
+        <w:t xml:space="preserve">”</w:t>
       </w:r>
       <w:r>
         <w:t xml:space="preserve">, la respuesta corta es:</w:t>
@@ -14826,7 +15408,21 @@
           <w:i/>
           <w:iCs/>
         </w:rPr>
-        <w:t xml:space="preserve">“puerto 5 = VLAN fija, y el administrador no adivina nada”</w:t>
+        <w:t xml:space="preserve">“</w:t>
+      </w:r>
+      <w:r>
+        <w:rPr>
+          <w:i/>
+          <w:iCs/>
+        </w:rPr>
+        <w:t xml:space="preserve">puerto 5 = VLAN fija, y el administrador no adivina nada</w:t>
+      </w:r>
+      <w:r>
+        <w:rPr>
+          <w:i/>
+          <w:iCs/>
+        </w:rPr>
+        <w:t xml:space="preserve">”</w:t>
       </w:r>
       <w:r>
         <w:t xml:space="preserve">.</w:t>
@@ -14839,8 +15435,8 @@
         </w:pict>
       </w:r>
     </w:p>
-    <w:bookmarkEnd w:id="134"/>
-    <w:bookmarkStart w:id="136" w:name="ejemplos-reales-por-departamento"/>
+    <w:bookmarkEnd w:id="145"/>
+    <w:bookmarkStart w:id="147" w:name="ejemplos-reales-por-departamento"/>
     <w:p>
       <w:pPr>
         <w:pStyle w:val="Heading2"/>
@@ -14861,6 +15457,7 @@
       <w:tblPr>
         <w:tblStyle w:val="Table"/>
         <w:tblW w:type="auto" w:w="0"/>
+        <w:jc w:val="left"/>
         <w:tblLook w:firstRow="1" w:lastRow="0" w:firstColumn="0" w:lastColumn="0" w:noHBand="0" w:noVBand="0" w:val="0020"/>
       </w:tblPr>
       <w:tblGrid>
@@ -14878,6 +15475,7 @@
           <w:p>
             <w:pPr>
               <w:pStyle w:val="Compact"/>
+              <w:jc w:val="left"/>
             </w:pPr>
             <w:r>
               <w:t xml:space="preserve">VLAN</w:t>
@@ -14889,6 +15487,7 @@
           <w:p>
             <w:pPr>
               <w:pStyle w:val="Compact"/>
+              <w:jc w:val="left"/>
             </w:pPr>
             <w:r>
               <w:t xml:space="preserve">Nombre</w:t>
@@ -14900,6 +15499,7 @@
           <w:p>
             <w:pPr>
               <w:pStyle w:val="Compact"/>
+              <w:jc w:val="left"/>
             </w:pPr>
             <w:r>
               <w:t xml:space="preserve">Puertos</w:t>
@@ -14911,6 +15511,7 @@
           <w:p>
             <w:pPr>
               <w:pStyle w:val="Compact"/>
+              <w:jc w:val="left"/>
             </w:pPr>
             <w:r>
               <w:t xml:space="preserve">Motivo</w:t>
@@ -14924,6 +15525,7 @@
           <w:p>
             <w:pPr>
               <w:pStyle w:val="Compact"/>
+              <w:jc w:val="left"/>
             </w:pPr>
             <w:r>
               <w:t xml:space="preserve">10</w:t>
@@ -14935,6 +15537,7 @@
           <w:p>
             <w:pPr>
               <w:pStyle w:val="Compact"/>
+              <w:jc w:val="left"/>
             </w:pPr>
             <w:r>
               <w:t xml:space="preserve">Ventas</w:t>
@@ -14946,6 +15549,7 @@
           <w:p>
             <w:pPr>
               <w:pStyle w:val="Compact"/>
+              <w:jc w:val="left"/>
             </w:pPr>
             <w:r>
               <w:t xml:space="preserve">1-12</w:t>
@@ -14957,6 +15561,7 @@
           <w:p>
             <w:pPr>
               <w:pStyle w:val="Compact"/>
+              <w:jc w:val="left"/>
             </w:pPr>
             <w:r>
               <w:t xml:space="preserve">Datos de un departamento concreto</w:t>
@@ -14970,6 +15575,7 @@
           <w:p>
             <w:pPr>
               <w:pStyle w:val="Compact"/>
+              <w:jc w:val="left"/>
             </w:pPr>
             <w:r>
               <w:t xml:space="preserve">20</w:t>
@@ -14981,6 +15587,7 @@
           <w:p>
             <w:pPr>
               <w:pStyle w:val="Compact"/>
+              <w:jc w:val="left"/>
             </w:pPr>
             <w:r>
               <w:t xml:space="preserve">RRHH</w:t>
@@ -14992,6 +15599,7 @@
           <w:p>
             <w:pPr>
               <w:pStyle w:val="Compact"/>
+              <w:jc w:val="left"/>
             </w:pPr>
             <w:r>
               <w:t xml:space="preserve">13-24</w:t>
@@ -15003,6 +15611,7 @@
           <w:p>
             <w:pPr>
               <w:pStyle w:val="Compact"/>
+              <w:jc w:val="left"/>
             </w:pPr>
             <w:r>
               <w:t xml:space="preserve">Datos sensibles: aislar del resto</w:t>
@@ -15016,6 +15625,7 @@
           <w:p>
             <w:pPr>
               <w:pStyle w:val="Compact"/>
+              <w:jc w:val="left"/>
             </w:pPr>
             <w:r>
               <w:t xml:space="preserve">30</w:t>
@@ -15027,6 +15637,7 @@
           <w:p>
             <w:pPr>
               <w:pStyle w:val="Compact"/>
+              <w:jc w:val="left"/>
             </w:pPr>
             <w:r>
               <w:t xml:space="preserve">IT</w:t>
@@ -15038,6 +15649,7 @@
           <w:p>
             <w:pPr>
               <w:pStyle w:val="Compact"/>
+              <w:jc w:val="left"/>
             </w:pPr>
             <w:r>
               <w:t xml:space="preserve">25-32</w:t>
@@ -15049,6 +15661,7 @@
           <w:p>
             <w:pPr>
               <w:pStyle w:val="Compact"/>
+              <w:jc w:val="left"/>
             </w:pPr>
             <w:r>
               <w:t xml:space="preserve">Datos + acceso a gestión de todo</w:t>
@@ -15062,6 +15675,7 @@
           <w:p>
             <w:pPr>
               <w:pStyle w:val="Compact"/>
+              <w:jc w:val="left"/>
             </w:pPr>
             <w:r>
               <w:t xml:space="preserve">100</w:t>
@@ -15073,6 +15687,7 @@
           <w:p>
             <w:pPr>
               <w:pStyle w:val="Compact"/>
+              <w:jc w:val="left"/>
             </w:pPr>
             <w:r>
               <w:t xml:space="preserve">Voz</w:t>
@@ -15084,6 +15699,7 @@
           <w:p>
             <w:pPr>
               <w:pStyle w:val="Compact"/>
+              <w:jc w:val="left"/>
             </w:pPr>
             <w:r>
               <w:t xml:space="preserve">—</w:t>
@@ -15095,6 +15711,7 @@
           <w:p>
             <w:pPr>
               <w:pStyle w:val="Compact"/>
+              <w:jc w:val="left"/>
             </w:pPr>
             <w:r>
               <w:t xml:space="preserve">Teléfonos IP de todos los departamentos</w:t>
@@ -15108,6 +15725,7 @@
           <w:p>
             <w:pPr>
               <w:pStyle w:val="Compact"/>
+              <w:jc w:val="left"/>
             </w:pPr>
             <w:r>
               <w:t xml:space="preserve">999</w:t>
@@ -15119,6 +15737,7 @@
           <w:p>
             <w:pPr>
               <w:pStyle w:val="Compact"/>
+              <w:jc w:val="left"/>
             </w:pPr>
             <w:r>
               <w:t xml:space="preserve">Gestión</w:t>
@@ -15130,6 +15749,7 @@
           <w:p>
             <w:pPr>
               <w:pStyle w:val="Compact"/>
+              <w:jc w:val="left"/>
             </w:pPr>
             <w:r>
               <w:t xml:space="preserve">—</w:t>
@@ -15141,6 +15761,7 @@
           <w:p>
             <w:pPr>
               <w:pStyle w:val="Compact"/>
+              <w:jc w:val="left"/>
             </w:pPr>
             <w:r>
               <w:t xml:space="preserve">Administración del switch</w:t>
@@ -15176,7 +15797,13 @@
         <w:t xml:space="preserve"> </w:t>
       </w:r>
       <w:r>
-        <w:t xml:space="preserve">“redondo”</w:t>
+        <w:t xml:space="preserve">“</w:t>
+      </w:r>
+      <w:r>
+        <w:t xml:space="preserve">redondo</w:t>
+      </w:r>
+      <w:r>
+        <w:t xml:space="preserve">”</w:t>
       </w:r>
       <w:r>
         <w:t xml:space="preserve"> </w:t>
@@ -15185,7 +15812,7 @@
         <w:t xml:space="preserve">para voz y uno además alto (999) para gestión. Es más fácil de operar y de auditar que un pufo de números consecutivos sin criterio.</w:t>
       </w:r>
     </w:p>
-    <w:bookmarkStart w:id="135" w:name="cuándo-usar-cada-tipo"/>
+    <w:bookmarkStart w:id="146" w:name="cuándo-usar-cada-tipo"/>
     <w:p>
       <w:pPr>
         <w:pStyle w:val="Heading3"/>
@@ -15311,9 +15938,9 @@
         </w:pict>
       </w:r>
     </w:p>
-    <w:bookmarkEnd w:id="135"/>
-    <w:bookmarkEnd w:id="136"/>
-    <w:bookmarkStart w:id="137" w:name="mini-chequeo-8"/>
+    <w:bookmarkEnd w:id="146"/>
+    <w:bookmarkEnd w:id="147"/>
+    <w:bookmarkStart w:id="148" w:name="mini-chequeo-8"/>
     <w:p>
       <w:pPr>
         <w:pStyle w:val="Heading2"/>
@@ -15429,7 +16056,13 @@
         <w:t xml:space="preserve"> </w:t>
       </w:r>
       <w:r>
-        <w:t xml:space="preserve">“pelada”</w:t>
+        <w:t xml:space="preserve">“</w:t>
+      </w:r>
+      <w:r>
+        <w:t xml:space="preserve">pelada</w:t>
+      </w:r>
+      <w:r>
+        <w:t xml:space="preserve">”</w:t>
       </w:r>
       <w:r>
         <w:t xml:space="preserve">). Por defecto la nativa es la VLAN 1 y en los trunks debe coincidir en ambos extremos.</w:t>
@@ -15530,8 +16163,8 @@
         </w:pict>
       </w:r>
     </w:p>
-    <w:bookmarkEnd w:id="137"/>
-    <w:bookmarkStart w:id="138" w:name="resumen-en-3-frases-8"/>
+    <w:bookmarkEnd w:id="148"/>
+    <w:bookmarkStart w:id="149" w:name="resumen-en-3-frases-8"/>
     <w:p>
       <w:pPr>
         <w:pStyle w:val="Heading2"/>
@@ -15602,8 +16235,8 @@
         <w:t xml:space="preserve">La planificación de números con huecos (10, 20, 30…) y una VLAN alta para gestión te ahorrará dolores de cabeza.</w:t>
       </w:r>
     </w:p>
-    <w:bookmarkEnd w:id="138"/>
-    <w:bookmarkStart w:id="139" w:name="vocabulario-rápido-8"/>
+    <w:bookmarkEnd w:id="149"/>
+    <w:bookmarkStart w:id="150" w:name="vocabulario-rápido-8"/>
     <w:p>
       <w:pPr>
         <w:pStyle w:val="Heading2"/>
@@ -15616,6 +16249,7 @@
       <w:tblPr>
         <w:tblStyle w:val="Table"/>
         <w:tblW w:type="auto" w:w="0"/>
+        <w:jc w:val="left"/>
         <w:tblLook w:firstRow="1" w:lastRow="0" w:firstColumn="0" w:lastColumn="0" w:noHBand="0" w:noVBand="0" w:val="0020"/>
       </w:tblPr>
       <w:tblGrid>
@@ -15631,6 +16265,7 @@
           <w:p>
             <w:pPr>
               <w:pStyle w:val="Compact"/>
+              <w:jc w:val="left"/>
             </w:pPr>
             <w:r>
               <w:t xml:space="preserve">Término</w:t>
@@ -15642,6 +16277,7 @@
           <w:p>
             <w:pPr>
               <w:pStyle w:val="Compact"/>
+              <w:jc w:val="left"/>
             </w:pPr>
             <w:r>
               <w:t xml:space="preserve">Idea general</w:t>
@@ -15655,6 +16291,7 @@
           <w:p>
             <w:pPr>
               <w:pStyle w:val="Compact"/>
+              <w:jc w:val="left"/>
             </w:pPr>
             <w:r>
               <w:t xml:space="preserve">VLAN de datos</w:t>
@@ -15666,6 +16303,7 @@
           <w:p>
             <w:pPr>
               <w:pStyle w:val="Compact"/>
+              <w:jc w:val="left"/>
             </w:pPr>
             <w:r>
               <w:t xml:space="preserve">Tráfico normal de usuario</w:t>
@@ -15679,6 +16317,7 @@
           <w:p>
             <w:pPr>
               <w:pStyle w:val="Compact"/>
+              <w:jc w:val="left"/>
             </w:pPr>
             <w:r>
               <w:t xml:space="preserve">VLAN nativa</w:t>
@@ -15690,6 +16329,7 @@
           <w:p>
             <w:pPr>
               <w:pStyle w:val="Compact"/>
+              <w:jc w:val="left"/>
             </w:pPr>
             <w:r>
               <w:t xml:space="preserve">VLAN sin etiquetar en el trunk (VLAN 1 por defecto)</w:t>
@@ -15703,6 +16343,7 @@
           <w:p>
             <w:pPr>
               <w:pStyle w:val="Compact"/>
+              <w:jc w:val="left"/>
             </w:pPr>
             <w:r>
               <w:t xml:space="preserve">VLAN de voz</w:t>
@@ -15714,6 +16355,7 @@
           <w:p>
             <w:pPr>
               <w:pStyle w:val="Compact"/>
+              <w:jc w:val="left"/>
             </w:pPr>
             <w:r>
               <w:t xml:space="preserve">Teléfonos IP, con prioridad 802.1p</w:t>
@@ -15727,6 +16369,7 @@
           <w:p>
             <w:pPr>
               <w:pStyle w:val="Compact"/>
+              <w:jc w:val="left"/>
             </w:pPr>
             <w:r>
               <w:t xml:space="preserve">VLAN de gestión</w:t>
@@ -15738,6 +16381,7 @@
           <w:p>
             <w:pPr>
               <w:pStyle w:val="Compact"/>
+              <w:jc w:val="left"/>
             </w:pPr>
             <w:r>
               <w:t xml:space="preserve">Administración del switch (SSH, SNMP)</w:t>
@@ -15751,6 +16395,7 @@
           <w:p>
             <w:pPr>
               <w:pStyle w:val="Compact"/>
+              <w:jc w:val="left"/>
             </w:pPr>
             <w:r>
               <w:t xml:space="preserve">VLAN estática</w:t>
@@ -15762,6 +16407,7 @@
           <w:p>
             <w:pPr>
               <w:pStyle w:val="Compact"/>
+              <w:jc w:val="left"/>
             </w:pPr>
             <w:r>
               <w:t xml:space="preserve">Asignación manual puerto → VLAN</w:t>
@@ -15775,6 +16421,7 @@
           <w:p>
             <w:pPr>
               <w:pStyle w:val="Compact"/>
+              <w:jc w:val="left"/>
             </w:pPr>
             <w:r>
               <w:t xml:space="preserve">VLAN dinámica</w:t>
@@ -15786,6 +16433,7 @@
           <w:p>
             <w:pPr>
               <w:pStyle w:val="Compact"/>
+              <w:jc w:val="left"/>
             </w:pPr>
             <w:r>
               <w:t xml:space="preserve">Asignación automática MAC → VLAN (VMPS)</w:t>
@@ -15799,6 +16447,7 @@
           <w:p>
             <w:pPr>
               <w:pStyle w:val="Compact"/>
+              <w:jc w:val="left"/>
             </w:pPr>
             <w:r>
               <w:t xml:space="preserve">VMPS</w:t>
@@ -15810,6 +16459,7 @@
           <w:p>
             <w:pPr>
               <w:pStyle w:val="Compact"/>
+              <w:jc w:val="left"/>
             </w:pPr>
             <w:r>
               <w:t xml:space="preserve">Servidor que centraliza la asignación dinámica</w:t>
@@ -15835,7 +16485,7 @@
       <w:r>
         <w:t xml:space="preserve"> </w:t>
       </w:r>
-      <w:hyperlink r:id="rId36">
+      <w:hyperlink r:id="rId47">
         <w:r>
           <w:rPr>
             <w:rStyle w:val="Hyperlink"/>
@@ -15862,7 +16512,7 @@
       <w:r>
         <w:t xml:space="preserve"> </w:t>
       </w:r>
-      <w:hyperlink r:id="rId19">
+      <w:hyperlink r:id="rId30">
         <w:r>
           <w:rPr>
             <w:rStyle w:val="Hyperlink"/>
@@ -15889,7 +16539,7 @@
       <w:r>
         <w:t xml:space="preserve"> </w:t>
       </w:r>
-      <w:hyperlink r:id="rId21">
+      <w:hyperlink r:id="rId32">
         <w:r>
           <w:rPr>
             <w:rStyle w:val="Hyperlink"/>
@@ -15898,9 +16548,9 @@
         </w:r>
       </w:hyperlink>
     </w:p>
-    <w:bookmarkEnd w:id="139"/>
-    <w:bookmarkEnd w:id="140"/>
-    <w:bookmarkStart w:id="154" w:name="cierre-consolida-lo-aprendido"/>
+    <w:bookmarkEnd w:id="150"/>
+    <w:bookmarkEnd w:id="151"/>
+    <w:bookmarkStart w:id="165" w:name="cierre-consolida-lo-aprendido"/>
     <w:p>
       <w:pPr>
         <w:pStyle w:val="Heading1"/>
@@ -15974,7 +16624,7 @@
       <w:r>
         <w:t xml:space="preserve"> </w:t>
       </w:r>
-      <w:hyperlink r:id="rId20">
+      <w:hyperlink r:id="rId31">
         <w:r>
           <w:rPr>
             <w:rStyle w:val="Hyperlink"/>
@@ -15996,7 +16646,7 @@
         </w:pict>
       </w:r>
     </w:p>
-    <w:bookmarkStart w:id="141" w:name="sé-el-paquete"/>
+    <w:bookmarkStart w:id="152" w:name="sé-el-paquete"/>
     <w:p>
       <w:pPr>
         <w:pStyle w:val="Heading2"/>
@@ -16038,7 +16688,13 @@
         <w:t xml:space="preserve"> </w:t>
       </w:r>
       <w:r>
-        <w:t xml:space="preserve">“802.1Q”</w:t>
+        <w:t xml:space="preserve">“</w:t>
+      </w:r>
+      <w:r>
+        <w:t xml:space="preserve">802.1Q</w:t>
+      </w:r>
+      <w:r>
+        <w:t xml:space="preserve">”</w:t>
       </w:r>
       <w:r>
         <w:t xml:space="preserve">.</w:t>
@@ -16077,7 +16733,13 @@
         <w:t xml:space="preserve"> </w:t>
       </w:r>
       <w:r>
-        <w:t xml:space="preserve">“Soy de RRHH”</w:t>
+        <w:t xml:space="preserve">“</w:t>
+      </w:r>
+      <w:r>
+        <w:t xml:space="preserve">Soy de RRHH</w:t>
+      </w:r>
+      <w:r>
+        <w:t xml:space="preserve">”</w:t>
       </w:r>
       <w:r>
         <w:t xml:space="preserve">, sonríes. El switch te manda por el trunk hacia el otro switch.</w:t>
@@ -16117,7 +16779,13 @@
         <w:t xml:space="preserve"> </w:t>
       </w:r>
       <w:r>
-        <w:t xml:space="preserve">“¿10, 20, 30…? Huy, hay de todo aquí dentro”</w:t>
+        <w:t xml:space="preserve">“</w:t>
+      </w:r>
+      <w:r>
+        <w:t xml:space="preserve">¿10, 20, 30…? Huy, hay de todo aquí dentro</w:t>
+      </w:r>
+      <w:r>
+        <w:t xml:space="preserve">”</w:t>
       </w:r>
       <w:r>
         <w:t xml:space="preserve">.</w:t>
@@ -16230,7 +16898,21 @@
           <w:b/>
           <w:bCs/>
         </w:rPr>
-        <w:t xml:space="preserve">“impresentable”</w:t>
+        <w:t xml:space="preserve">“</w:t>
+      </w:r>
+      <w:r>
+        <w:rPr>
+          <w:b/>
+          <w:bCs/>
+        </w:rPr>
+        <w:t xml:space="preserve">impresentable</w:t>
+      </w:r>
+      <w:r>
+        <w:rPr>
+          <w:b/>
+          <w:bCs/>
+        </w:rPr>
+        <w:t xml:space="preserve">”</w:t>
       </w:r>
       <w:r>
         <w:rPr>
@@ -16275,7 +16957,13 @@
         <w:t xml:space="preserve"> </w:t>
       </w:r>
       <w:r>
-        <w:t xml:space="preserve">“peladas”</w:t>
+        <w:t xml:space="preserve">“</w:t>
+      </w:r>
+      <w:r>
+        <w:t xml:space="preserve">peladas</w:t>
+      </w:r>
+      <w:r>
+        <w:t xml:space="preserve">”</w:t>
       </w:r>
       <w:r>
         <w:t xml:space="preserve"> </w:t>
@@ -16307,8 +16995,8 @@
         </w:pict>
       </w:r>
     </w:p>
-    <w:bookmarkEnd w:id="141"/>
-    <w:bookmarkStart w:id="142" w:name="X4aed929ad7b25a303bc3800fd35cefcc1440f7c"/>
+    <w:bookmarkEnd w:id="152"/>
+    <w:bookmarkStart w:id="153" w:name="X4aed929ad7b25a303bc3800fd35cefcc1440f7c"/>
     <w:p>
       <w:pPr>
         <w:pStyle w:val="Heading2"/>
@@ -16480,8 +17168,8 @@
         </w:pict>
       </w:r>
     </w:p>
-    <w:bookmarkEnd w:id="142"/>
-    <w:bookmarkStart w:id="143" w:name="quién-soy"/>
+    <w:bookmarkEnd w:id="153"/>
+    <w:bookmarkStart w:id="154" w:name="quién-soy"/>
     <w:p>
       <w:pPr>
         <w:pStyle w:val="Heading2"/>
@@ -16745,8 +17433,8 @@
         </w:pict>
       </w:r>
     </w:p>
-    <w:bookmarkEnd w:id="143"/>
-    <w:bookmarkStart w:id="145" w:name="X52b141ab8a046c8346f4c7863ea5dd22acf53b0"/>
+    <w:bookmarkEnd w:id="154"/>
+    <w:bookmarkStart w:id="156" w:name="X52b141ab8a046c8346f4c7863ea5dd22acf53b0"/>
     <w:p>
       <w:pPr>
         <w:pStyle w:val="Heading2"/>
@@ -16758,7 +17446,13 @@
         <w:t xml:space="preserve"> </w:t>
       </w:r>
       <w:r>
-        <w:t xml:space="preserve">“He configurado VLANs y ahora nadie se ve”</w:t>
+        <w:t xml:space="preserve">“</w:t>
+      </w:r>
+      <w:r>
+        <w:t xml:space="preserve">He configurado VLANs y ahora nadie se ve</w:t>
+      </w:r>
+      <w:r>
+        <w:t xml:space="preserve">”</w:t>
       </w:r>
     </w:p>
     <w:p>
@@ -16816,7 +17510,10 @@
         <w:t xml:space="preserve"> </w:t>
       </w:r>
       <w:r>
-        <w:t xml:space="preserve">“Y luego:</w:t>
+        <w:t xml:space="preserve">“</w:t>
+      </w:r>
+      <w:r>
+        <w:t xml:space="preserve">Y luego:</w:t>
       </w:r>
       <w:r>
         <w:t xml:space="preserve"> </w:t>
@@ -16841,7 +17538,10 @@
         <w:t xml:space="preserve">allowed vlan</w:t>
       </w:r>
       <w:r>
-        <w:t xml:space="preserve">? ¡Ah! Y si tienes VTP, cuidado con el revision number. Que cuando borras todas las VLANs sin querer… acuérdate de mí.”</w:t>
+        <w:t xml:space="preserve">? ¡Ah! Y si tienes VTP, cuidado con el revision number. Que cuando borras todas las VLANs sin querer… acuérdate de mí.</w:t>
+      </w:r>
+      <w:r>
+        <w:t xml:space="preserve">”</w:t>
       </w:r>
     </w:p>
     <w:p>
@@ -16865,7 +17565,10 @@
         <w:t xml:space="preserve"> </w:t>
       </w:r>
       <w:r>
-        <w:t xml:space="preserve">“Y no me habléis de los del</w:t>
+        <w:t xml:space="preserve">“</w:t>
+      </w:r>
+      <w:r>
+        <w:t xml:space="preserve">Y no me habléis de los del</w:t>
       </w:r>
       <w:r>
         <w:t xml:space="preserve"> </w:t>
@@ -16904,7 +17607,10 @@
         <w:t xml:space="preserve">switchport nonegotiate</w:t>
       </w:r>
       <w:r>
-        <w:t xml:space="preserve">. Y ya.”</w:t>
+        <w:t xml:space="preserve">. Y ya.</w:t>
+      </w:r>
+      <w:r>
+        <w:t xml:space="preserve">”</w:t>
       </w:r>
     </w:p>
     <w:p>
@@ -16990,7 +17696,7 @@
       <w:r>
         <w:t xml:space="preserve"> </w:t>
       </w:r>
-      <w:hyperlink r:id="rId144">
+      <w:hyperlink r:id="rId155">
         <w:r>
           <w:rPr>
             <w:rStyle w:val="Hyperlink"/>
@@ -17051,8 +17757,8 @@
         </w:pict>
       </w:r>
     </w:p>
-    <w:bookmarkEnd w:id="145"/>
-    <w:bookmarkStart w:id="146" w:name="Xdcd154e20b63f9c0b798c9104cf5d71f332e8a5"/>
+    <w:bookmarkEnd w:id="156"/>
+    <w:bookmarkStart w:id="157" w:name="Xdcd154e20b63f9c0b798c9104cf5d71f332e8a5"/>
     <w:p>
       <w:pPr>
         <w:pStyle w:val="Heading2"/>
@@ -17269,7 +17975,21 @@
           <w:i/>
           <w:iCs/>
         </w:rPr>
-        <w:t xml:space="preserve">“Native VLAN mismatch discovered on Fa0/24”</w:t>
+        <w:t xml:space="preserve">“</w:t>
+      </w:r>
+      <w:r>
+        <w:rPr>
+          <w:i/>
+          <w:iCs/>
+        </w:rPr>
+        <w:t xml:space="preserve">Native VLAN mismatch discovered on Fa0/24</w:t>
+      </w:r>
+      <w:r>
+        <w:rPr>
+          <w:i/>
+          <w:iCs/>
+        </w:rPr>
+        <w:t xml:space="preserve">”</w:t>
       </w:r>
       <w:r>
         <w:t xml:space="preserve">. Ahí está toda la incidencia.</w:t>
@@ -17296,7 +18016,13 @@
         <w:t xml:space="preserve"> </w:t>
       </w:r>
       <w:r>
-        <w:t xml:space="preserve">“van y vienen a ratos”</w:t>
+        <w:t xml:space="preserve">“</w:t>
+      </w:r>
+      <w:r>
+        <w:t xml:space="preserve">van y vienen a ratos</w:t>
+      </w:r>
+      <w:r>
+        <w:t xml:space="preserve">”</w:t>
       </w:r>
       <w:r>
         <w:t xml:space="preserve">. Las VLANs</w:t>
@@ -17370,8 +18096,8 @@
         </w:pict>
       </w:r>
     </w:p>
-    <w:bookmarkEnd w:id="146"/>
-    <w:bookmarkStart w:id="147" w:name="logros-de-esta-unidad"/>
+    <w:bookmarkEnd w:id="157"/>
+    <w:bookmarkStart w:id="158" w:name="logros-de-esta-unidad"/>
     <w:p>
       <w:pPr>
         <w:pStyle w:val="Heading2"/>
@@ -17384,6 +18110,7 @@
       <w:tblPr>
         <w:tblStyle w:val="Table"/>
         <w:tblW w:type="pct" w:w="5000"/>
+        <w:jc w:val="left"/>
         <w:tblLayout w:type="fixed"/>
         <w:tblLook w:firstRow="1" w:lastRow="0" w:firstColumn="0" w:lastColumn="0" w:noHBand="0" w:noVBand="0" w:val="0020"/>
       </w:tblPr>
@@ -17400,6 +18127,7 @@
           <w:p>
             <w:pPr>
               <w:pStyle w:val="Compact"/>
+              <w:jc w:val="left"/>
             </w:pPr>
             <w:r>
               <w:t xml:space="preserve">Logro</w:t>
@@ -17411,6 +18139,7 @@
           <w:p>
             <w:pPr>
               <w:pStyle w:val="Compact"/>
+              <w:jc w:val="left"/>
             </w:pPr>
             <w:r>
               <w:t xml:space="preserve">Cómo conseguirlo</w:t>
@@ -17424,6 +18153,7 @@
           <w:p>
             <w:pPr>
               <w:pStyle w:val="Compact"/>
+              <w:jc w:val="left"/>
             </w:pPr>
             <w:r>
               <w:t xml:space="preserve">🏅</w:t>
@@ -17445,6 +18175,7 @@
           <w:p>
             <w:pPr>
               <w:pStyle w:val="Compact"/>
+              <w:jc w:val="left"/>
             </w:pPr>
             <w:r>
               <w:t xml:space="preserve">Diseñar e implementar VLANs para 4 departamentos en Packet Tracer</w:t>
@@ -17458,6 +18189,7 @@
           <w:p>
             <w:pPr>
               <w:pStyle w:val="Compact"/>
+              <w:jc w:val="left"/>
             </w:pPr>
             <w:r>
               <w:t xml:space="preserve">🏅</w:t>
@@ -17479,6 +18211,7 @@
           <w:p>
             <w:pPr>
               <w:pStyle w:val="Compact"/>
+              <w:jc w:val="left"/>
             </w:pPr>
             <w:r>
               <w:t xml:space="preserve">Configurar un trunk 802.1Q y verificar con</w:t>
@@ -17501,6 +18234,7 @@
           <w:p>
             <w:pPr>
               <w:pStyle w:val="Compact"/>
+              <w:jc w:val="left"/>
             </w:pPr>
             <w:r>
               <w:t xml:space="preserve">🏅</w:t>
@@ -17522,6 +18256,7 @@
           <w:p>
             <w:pPr>
               <w:pStyle w:val="Compact"/>
+              <w:jc w:val="left"/>
             </w:pPr>
             <w:r>
               <w:t xml:space="preserve">Configurar inter-VLAN routing con subinterfaces y verificar conectividad</w:t>
@@ -17535,6 +18270,7 @@
           <w:p>
             <w:pPr>
               <w:pStyle w:val="Compact"/>
+              <w:jc w:val="left"/>
             </w:pPr>
             <w:r>
               <w:t xml:space="preserve">🏅</w:t>
@@ -17556,6 +18292,7 @@
           <w:p>
             <w:pPr>
               <w:pStyle w:val="Compact"/>
+              <w:jc w:val="left"/>
             </w:pPr>
             <w:r>
               <w:t xml:space="preserve">Diagnosticar y arreglar un problema de native VLAN mal configurada</w:t>
@@ -17571,8 +18308,8 @@
         </w:pict>
       </w:r>
     </w:p>
-    <w:bookmarkEnd w:id="147"/>
-    <w:bookmarkStart w:id="148" w:name="atrévete-a-pensar"/>
+    <w:bookmarkEnd w:id="158"/>
+    <w:bookmarkStart w:id="159" w:name="atrévete-a-pensar"/>
     <w:p>
       <w:pPr>
         <w:pStyle w:val="Heading2"/>
@@ -17734,7 +18471,13 @@
         <w:t xml:space="preserve"> </w:t>
       </w:r>
       <w:r>
-        <w:t xml:space="preserve">“VLAN por defecto”</w:t>
+        <w:t xml:space="preserve">“</w:t>
+      </w:r>
+      <w:r>
+        <w:t xml:space="preserve">VLAN por defecto</w:t>
+      </w:r>
+      <w:r>
+        <w:t xml:space="preserve">”</w:t>
       </w:r>
       <w:r>
         <w:t xml:space="preserve">. Necesitas un</w:t>
@@ -17770,7 +18513,7 @@
       <w:r>
         <w:t xml:space="preserve">(</w:t>
       </w:r>
-      <w:hyperlink r:id="rId118">
+      <w:hyperlink r:id="rId129">
         <w:r>
           <w:rPr>
             <w:rStyle w:val="Hyperlink"/>
@@ -17808,7 +18551,21 @@
           <w:b/>
           <w:bCs/>
         </w:rPr>
-        <w:t xml:space="preserve">“el palo”</w:t>
+        <w:t xml:space="preserve">“</w:t>
+      </w:r>
+      <w:r>
+        <w:rPr>
+          <w:b/>
+          <w:bCs/>
+        </w:rPr>
+        <w:t xml:space="preserve">el palo</w:t>
+      </w:r>
+      <w:r>
+        <w:rPr>
+          <w:b/>
+          <w:bCs/>
+        </w:rPr>
+        <w:t xml:space="preserve">”</w:t>
       </w:r>
       <w:r>
         <w:rPr>
@@ -17822,7 +18579,21 @@
           <w:b/>
           <w:bCs/>
         </w:rPr>
-        <w:t xml:space="preserve">“las pelotas”</w:t>
+        <w:t xml:space="preserve">“</w:t>
+      </w:r>
+      <w:r>
+        <w:rPr>
+          <w:b/>
+          <w:bCs/>
+        </w:rPr>
+        <w:t xml:space="preserve">las pelotas</w:t>
+      </w:r>
+      <w:r>
+        <w:rPr>
+          <w:b/>
+          <w:bCs/>
+        </w:rPr>
+        <w:t xml:space="preserve">”</w:t>
       </w:r>
       <w:r>
         <w:rPr>
@@ -17881,7 +18652,7 @@
       <w:r>
         <w:t xml:space="preserve"> </w:t>
       </w:r>
-      <w:hyperlink r:id="rId123">
+      <w:hyperlink r:id="rId134">
         <w:r>
           <w:rPr>
             <w:rStyle w:val="Hyperlink"/>
@@ -17953,8 +18724,8 @@
         </w:pict>
       </w:r>
     </w:p>
-    <w:bookmarkEnd w:id="148"/>
-    <w:bookmarkStart w:id="149" w:name="crucigrama-de-bits"/>
+    <w:bookmarkEnd w:id="159"/>
+    <w:bookmarkStart w:id="160" w:name="crucigrama-de-bits"/>
     <w:p>
       <w:pPr>
         <w:pStyle w:val="Heading2"/>
@@ -18107,8 +18878,8 @@
         </w:pict>
       </w:r>
     </w:p>
-    <w:bookmarkEnd w:id="149"/>
-    <w:bookmarkStart w:id="150" w:name="preguntas-de-entrevista-de-trabajo"/>
+    <w:bookmarkEnd w:id="160"/>
+    <w:bookmarkStart w:id="161" w:name="preguntas-de-entrevista-de-trabajo"/>
     <w:p>
       <w:pPr>
         <w:pStyle w:val="Heading2"/>
@@ -18130,7 +18901,21 @@
           <w:b/>
           <w:bCs/>
         </w:rPr>
-        <w:t xml:space="preserve">“¿Cómo separarías el tráfico de dos departamentos que comparten el mismo switch?”</w:t>
+        <w:t xml:space="preserve">“</w:t>
+      </w:r>
+      <w:r>
+        <w:rPr>
+          <w:b/>
+          <w:bCs/>
+        </w:rPr>
+        <w:t xml:space="preserve">¿Cómo separarías el tráfico de dos departamentos que comparten el mismo switch?</w:t>
+      </w:r>
+      <w:r>
+        <w:rPr>
+          <w:b/>
+          <w:bCs/>
+        </w:rPr>
+        <w:t xml:space="preserve">”</w:t>
       </w:r>
     </w:p>
     <w:p>
@@ -18146,7 +18931,21 @@
           <w:b/>
           <w:bCs/>
         </w:rPr>
-        <w:t xml:space="preserve">“Explica qué es un trunk y por qué es necesario.”</w:t>
+        <w:t xml:space="preserve">“</w:t>
+      </w:r>
+      <w:r>
+        <w:rPr>
+          <w:b/>
+          <w:bCs/>
+        </w:rPr>
+        <w:t xml:space="preserve">Explica qué es un trunk y por qué es necesario.</w:t>
+      </w:r>
+      <w:r>
+        <w:rPr>
+          <w:b/>
+          <w:bCs/>
+        </w:rPr>
+        <w:t xml:space="preserve">”</w:t>
       </w:r>
     </w:p>
     <w:p>
@@ -18162,7 +18961,21 @@
           <w:b/>
           <w:bCs/>
         </w:rPr>
-        <w:t xml:space="preserve">“¿Cómo harías que PCs de diferentes VLANs se comuniquen?”</w:t>
+        <w:t xml:space="preserve">“</w:t>
+      </w:r>
+      <w:r>
+        <w:rPr>
+          <w:b/>
+          <w:bCs/>
+        </w:rPr>
+        <w:t xml:space="preserve">¿Cómo harías que PCs de diferentes VLANs se comuniquen?</w:t>
+      </w:r>
+      <w:r>
+        <w:rPr>
+          <w:b/>
+          <w:bCs/>
+        </w:rPr>
+        <w:t xml:space="preserve">”</w:t>
       </w:r>
     </w:p>
     <w:p>
@@ -18178,7 +18991,21 @@
           <w:b/>
           <w:bCs/>
         </w:rPr>
-        <w:t xml:space="preserve">“¿Ventajas y desventajas de VTP?”</w:t>
+        <w:t xml:space="preserve">“</w:t>
+      </w:r>
+      <w:r>
+        <w:rPr>
+          <w:b/>
+          <w:bCs/>
+        </w:rPr>
+        <w:t xml:space="preserve">¿Ventajas y desventajas de VTP?</w:t>
+      </w:r>
+      <w:r>
+        <w:rPr>
+          <w:b/>
+          <w:bCs/>
+        </w:rPr>
+        <w:t xml:space="preserve">”</w:t>
       </w:r>
     </w:p>
     <w:p>
@@ -18194,7 +19021,21 @@
           <w:b/>
           <w:bCs/>
         </w:rPr>
-        <w:t xml:space="preserve">“¿Qué es la native VLAN? ¿Qué problema puede causar si está mal configurada?”</w:t>
+        <w:t xml:space="preserve">“</w:t>
+      </w:r>
+      <w:r>
+        <w:rPr>
+          <w:b/>
+          <w:bCs/>
+        </w:rPr>
+        <w:t xml:space="preserve">¿Qué es la native VLAN? ¿Qué problema puede causar si está mal configurada?</w:t>
+      </w:r>
+      <w:r>
+        <w:rPr>
+          <w:b/>
+          <w:bCs/>
+        </w:rPr>
+        <w:t xml:space="preserve">”</w:t>
       </w:r>
     </w:p>
     <w:p>
@@ -18224,7 +19065,13 @@
         <w:t xml:space="preserve"> </w:t>
       </w:r>
       <w:r>
-        <w:t xml:space="preserve">“pregunta reina”</w:t>
+        <w:t xml:space="preserve">“</w:t>
+      </w:r>
+      <w:r>
+        <w:t xml:space="preserve">pregunta reina</w:t>
+      </w:r>
+      <w:r>
+        <w:t xml:space="preserve">”</w:t>
       </w:r>
       <w:r>
         <w:t xml:space="preserve">. Recorre el mismo camino del ⭐ Sé el Paquete: VLANs aíslan en capa 2 → hacen falta el trunk (para que viajen) y el</w:t>
@@ -18303,8 +19150,8 @@
         </w:pict>
       </w:r>
     </w:p>
-    <w:bookmarkEnd w:id="150"/>
-    <w:bookmarkStart w:id="151" w:name="no-hay-preguntas-tontas"/>
+    <w:bookmarkEnd w:id="161"/>
+    <w:bookmarkStart w:id="162" w:name="no-hay-preguntas-tontas"/>
     <w:p>
       <w:pPr>
         <w:pStyle w:val="Heading2"/>
@@ -18408,7 +19255,13 @@
         <w:t xml:space="preserve"> </w:t>
       </w:r>
       <w:r>
-        <w:t xml:space="preserve">“IPs virtuales”</w:t>
+        <w:t xml:space="preserve">“</w:t>
+      </w:r>
+      <w:r>
+        <w:t xml:space="preserve">IPs virtuales</w:t>
+      </w:r>
+      <w:r>
+        <w:t xml:space="preserve">”</w:t>
       </w:r>
       <w:r>
         <w:t xml:space="preserve"> </w:t>
@@ -18527,7 +19380,13 @@
         <w:t xml:space="preserve"> </w:t>
       </w:r>
       <w:r>
-        <w:t xml:space="preserve">“mal clasificado”</w:t>
+        <w:t xml:space="preserve">“</w:t>
+      </w:r>
+      <w:r>
+        <w:t xml:space="preserve">mal clasificado</w:t>
+      </w:r>
+      <w:r>
+        <w:t xml:space="preserve">”</w:t>
       </w:r>
       <w:r>
         <w:t xml:space="preserve">. Por seguridad:</w:t>
@@ -18580,7 +19439,7 @@
       <w:r>
         <w:t xml:space="preserve">(</w:t>
       </w:r>
-      <w:hyperlink r:id="rId119">
+      <w:hyperlink r:id="rId130">
         <w:r>
           <w:rPr>
             <w:rStyle w:val="Hyperlink"/>
@@ -18653,7 +19512,10 @@
         <w:t xml:space="preserve"> </w:t>
       </w:r>
       <w:r>
-        <w:t xml:space="preserve">“el estándar da 4094, pero la realidad depende del modelo; se mira</w:t>
+        <w:t xml:space="preserve">“</w:t>
+      </w:r>
+      <w:r>
+        <w:t xml:space="preserve">el estándar da 4094, pero la realidad depende del modelo; se mira</w:t>
       </w:r>
       <w:r>
         <w:t xml:space="preserve"> </w:t>
@@ -18666,7 +19528,10 @@
         <w:t xml:space="preserve">en la hoja de especificaciones</w:t>
       </w:r>
       <w:r>
-        <w:t xml:space="preserve">, no en la ISO”</w:t>
+        <w:t xml:space="preserve">, no en la ISO</w:t>
+      </w:r>
+      <w:r>
+        <w:t xml:space="preserve">”</w:t>
       </w:r>
       <w:r>
         <w:t xml:space="preserve">.</w:t>
@@ -18679,8 +19544,8 @@
         </w:pict>
       </w:r>
     </w:p>
-    <w:bookmarkEnd w:id="151"/>
-    <w:bookmarkStart w:id="152" w:name="poscréditos"/>
+    <w:bookmarkEnd w:id="162"/>
+    <w:bookmarkStart w:id="163" w:name="poscréditos"/>
     <w:p>
       <w:pPr>
         <w:pStyle w:val="Heading2"/>
@@ -18700,7 +19565,13 @@
         <w:t xml:space="preserve"> </w:t>
       </w:r>
       <w:r>
-        <w:t xml:space="preserve">“de entrada”</w:t>
+        <w:t xml:space="preserve">“</w:t>
+      </w:r>
+      <w:r>
+        <w:t xml:space="preserve">de entrada</w:t>
+      </w:r>
+      <w:r>
+        <w:t xml:space="preserve">”</w:t>
       </w:r>
       <w:r>
         <w:t xml:space="preserve">: puertos access, DTP apagado, native VLAN alta y VTP en</w:t>
@@ -18792,8 +19663,8 @@
         </w:pict>
       </w:r>
     </w:p>
-    <w:bookmarkEnd w:id="152"/>
-    <w:bookmarkStart w:id="153" w:name="X57a93fbf6fc0c64c2f30dbd60b2a76bb386c10c"/>
+    <w:bookmarkEnd w:id="163"/>
+    <w:bookmarkStart w:id="164" w:name="X57a93fbf6fc0c64c2f30dbd60b2a76bb386c10c"/>
     <w:p>
       <w:pPr>
         <w:pStyle w:val="Heading2"/>
@@ -18818,6 +19689,7 @@
       <w:tblPr>
         <w:tblStyle w:val="Table"/>
         <w:tblW w:type="pct" w:w="5000"/>
+        <w:jc w:val="left"/>
         <w:tblLayout w:type="fixed"/>
         <w:tblLook w:firstRow="1" w:lastRow="0" w:firstColumn="0" w:lastColumn="0" w:noHBand="0" w:noVBand="0" w:val="0020"/>
       </w:tblPr>
@@ -18835,6 +19707,7 @@
           <w:p>
             <w:pPr>
               <w:pStyle w:val="Compact"/>
+              <w:jc w:val="left"/>
             </w:pPr>
             <w:r>
               <w:t xml:space="preserve">CE</w:t>
@@ -18846,6 +19719,7 @@
           <w:p>
             <w:pPr>
               <w:pStyle w:val="Compact"/>
+              <w:jc w:val="left"/>
             </w:pPr>
             <w:r>
               <w:t xml:space="preserve">Criterio</w:t>
@@ -18857,6 +19731,7 @@
           <w:p>
             <w:pPr>
               <w:pStyle w:val="Compact"/>
+              <w:jc w:val="left"/>
             </w:pPr>
             <w:r>
               <w:t xml:space="preserve">Cubierto</w:t>
@@ -18870,6 +19745,7 @@
           <w:p>
             <w:pPr>
               <w:pStyle w:val="Compact"/>
+              <w:jc w:val="left"/>
             </w:pPr>
             <w:r>
               <w:t xml:space="preserve">RA3</w:t>
@@ -18881,6 +19757,7 @@
           <w:p>
             <w:pPr>
               <w:pStyle w:val="Compact"/>
+              <w:jc w:val="left"/>
             </w:pPr>
             <w:r>
               <w:t xml:space="preserve">Administración de conmutadores</w:t>
@@ -18892,6 +19769,7 @@
           <w:p>
             <w:pPr>
               <w:pStyle w:val="Compact"/>
+              <w:jc w:val="left"/>
             </w:pPr>
             <w:r>
               <w:t xml:space="preserve">✅ Puntos 1-2, 5-7 + ⚡ Laboratorio (punto 10)</w:t>
@@ -18905,6 +19783,7 @@
           <w:p>
             <w:pPr>
               <w:pStyle w:val="Compact"/>
+              <w:jc w:val="left"/>
             </w:pPr>
             <w:r>
               <w:t xml:space="preserve">RA3·c)</w:t>
@@ -18916,6 +19795,7 @@
           <w:p>
             <w:pPr>
               <w:pStyle w:val="Compact"/>
+              <w:jc w:val="left"/>
             </w:pPr>
             <w:r>
               <w:t xml:space="preserve">Redundancia sin bucles (STP)</w:t>
@@ -18927,6 +19807,7 @@
           <w:p>
             <w:pPr>
               <w:pStyle w:val="Compact"/>
+              <w:jc w:val="left"/>
             </w:pPr>
             <w:r>
               <w:t xml:space="preserve">✅ Puntos 4-7 + 💬 Entrevista (punto 10)</w:t>
@@ -18940,6 +19821,7 @@
           <w:p>
             <w:pPr>
               <w:pStyle w:val="Compact"/>
+              <w:jc w:val="left"/>
             </w:pPr>
             <w:r>
               <w:t xml:space="preserve">RA5·a)</w:t>
@@ -18951,6 +19833,7 @@
           <w:p>
             <w:pPr>
               <w:pStyle w:val="Compact"/>
+              <w:jc w:val="left"/>
             </w:pPr>
             <w:r>
               <w:t xml:space="preserve">Ventajas de VLANs</w:t>
@@ -18962,6 +19845,7 @@
           <w:p>
             <w:pPr>
               <w:pStyle w:val="Compact"/>
+              <w:jc w:val="left"/>
             </w:pPr>
             <w:r>
               <w:t xml:space="preserve">✅ Puntos 3-4 y 8 (dominios y ventajas) + 🧠 Atrévete a pensar (punto 10)</w:t>
@@ -18975,6 +19859,7 @@
           <w:p>
             <w:pPr>
               <w:pStyle w:val="Compact"/>
+              <w:jc w:val="left"/>
             </w:pPr>
             <w:r>
               <w:t xml:space="preserve">RA5·b)</w:t>
@@ -18986,6 +19871,7 @@
           <w:p>
             <w:pPr>
               <w:pStyle w:val="Compact"/>
+              <w:jc w:val="left"/>
             </w:pPr>
             <w:r>
               <w:t xml:space="preserve">Implementación de VLANs</w:t>
@@ -18997,6 +19883,7 @@
           <w:p>
             <w:pPr>
               <w:pStyle w:val="Compact"/>
+              <w:jc w:val="left"/>
             </w:pPr>
             <w:r>
               <w:t xml:space="preserve">✅ Puntos 8-9 + ⚡ Laboratorio (punto 10)</w:t>
@@ -19010,6 +19897,7 @@
           <w:p>
             <w:pPr>
               <w:pStyle w:val="Compact"/>
+              <w:jc w:val="left"/>
             </w:pPr>
             <w:r>
               <w:t xml:space="preserve">RA5·c)</w:t>
@@ -19021,6 +19909,7 @@
           <w:p>
             <w:pPr>
               <w:pStyle w:val="Compact"/>
+              <w:jc w:val="left"/>
             </w:pPr>
             <w:r>
               <w:t xml:space="preserve">Diagnóstico de incidencias</w:t>
@@ -19032,6 +19921,7 @@
           <w:p>
             <w:pPr>
               <w:pStyle w:val="Compact"/>
+              <w:jc w:val="left"/>
             </w:pPr>
             <w:r>
               <w:t xml:space="preserve">✅ Fallo intencionado de native VLAN (punto 10)</w:t>
@@ -19045,6 +19935,7 @@
           <w:p>
             <w:pPr>
               <w:pStyle w:val="Compact"/>
+              <w:jc w:val="left"/>
             </w:pPr>
             <w:r>
               <w:t xml:space="preserve">RA5·d)</w:t>
@@ -19056,6 +19947,7 @@
           <w:p>
             <w:pPr>
               <w:pStyle w:val="Compact"/>
+              <w:jc w:val="left"/>
             </w:pPr>
             <w:r>
               <w:t xml:space="preserve">Enlaces troncales</w:t>
@@ -19067,6 +19959,7 @@
           <w:p>
             <w:pPr>
               <w:pStyle w:val="Compact"/>
+              <w:jc w:val="left"/>
             </w:pPr>
             <w:r>
               <w:t xml:space="preserve">✅ Punto 9 (nativa) + ⭐ y 🤬 CONRAD (punto 10)</w:t>
@@ -19080,6 +19973,7 @@
           <w:p>
             <w:pPr>
               <w:pStyle w:val="Compact"/>
+              <w:jc w:val="left"/>
             </w:pPr>
             <w:r>
               <w:t xml:space="preserve">RA5·e)</w:t>
@@ -19091,6 +19985,7 @@
           <w:p>
             <w:pPr>
               <w:pStyle w:val="Compact"/>
+              <w:jc w:val="left"/>
             </w:pPr>
             <w:r>
               <w:t xml:space="preserve">Inter-VLAN con router</w:t>
@@ -19102,6 +19997,7 @@
           <w:p>
             <w:pPr>
               <w:pStyle w:val="Compact"/>
+              <w:jc w:val="left"/>
             </w:pPr>
             <w:r>
               <w:t xml:space="preserve">✅ ⚡ Laboratorio, 🕵️ y 🧠 (punto 10)</w:t>
@@ -19115,6 +20011,7 @@
           <w:p>
             <w:pPr>
               <w:pStyle w:val="Compact"/>
+              <w:jc w:val="left"/>
             </w:pPr>
             <w:r>
               <w:t xml:space="preserve">RA5·f)</w:t>
@@ -19126,6 +20023,7 @@
           <w:p>
             <w:pPr>
               <w:pStyle w:val="Compact"/>
+              <w:jc w:val="left"/>
             </w:pPr>
             <w:r>
               <w:t xml:space="preserve">Protocolos centralizados (VTP)</w:t>
@@ -19137,6 +20035,7 @@
           <w:p>
             <w:pPr>
               <w:pStyle w:val="Compact"/>
+              <w:jc w:val="left"/>
             </w:pPr>
             <w:r>
               <w:t xml:space="preserve">✅ 🕵️, 🧠 y 💬 (punto 10)</w:t>
@@ -19162,7 +20061,7 @@
       <w:r>
         <w:t xml:space="preserve"> </w:t>
       </w:r>
-      <w:hyperlink r:id="rId36">
+      <w:hyperlink r:id="rId47">
         <w:r>
           <w:rPr>
             <w:rStyle w:val="Hyperlink"/>
@@ -19189,7 +20088,7 @@
       <w:r>
         <w:t xml:space="preserve"> </w:t>
       </w:r>
-      <w:hyperlink r:id="rId20">
+      <w:hyperlink r:id="rId31">
         <w:r>
           <w:rPr>
             <w:rStyle w:val="Hyperlink"/>
@@ -19216,7 +20115,7 @@
       <w:r>
         <w:t xml:space="preserve"> </w:t>
       </w:r>
-      <w:hyperlink r:id="rId10">
+      <w:hyperlink r:id="rId21">
         <w:r>
           <w:rPr>
             <w:rStyle w:val="Hyperlink"/>
@@ -19225,13 +20124,9 @@
         </w:r>
       </w:hyperlink>
     </w:p>
-    <w:bookmarkEnd w:id="153"/>
-    <w:bookmarkEnd w:id="154"/>
-    <w:sectPr>
-      <w:footnotePr>
-        <w:numRestart w:val="eachSect"/>
-      </w:footnotePr>
-    </w:sectPr>
+    <w:bookmarkEnd w:id="164"/>
+    <w:bookmarkEnd w:id="165"/>
+    <w:sectPr/>
   </w:body>
 </w:document>
 </file>
@@ -19269,7 +20164,7 @@
       <w:lvlText w:val=" "/>
       <w:lvlJc w:val="left"/>
       <w:pPr>
-        <w:ind w:left="720" w:hanging="360"/>
+        <w:ind w:left="720" w:hanging="480"/>
       </w:pPr>
     </w:lvl>
     <w:lvl w:ilvl="1">
@@ -19277,7 +20172,7 @@
       <w:lvlText w:val=" "/>
       <w:lvlJc w:val="left"/>
       <w:pPr>
-        <w:ind w:left="1440" w:hanging="360"/>
+        <w:ind w:left="1440" w:hanging="480"/>
       </w:pPr>
     </w:lvl>
     <w:lvl w:ilvl="2">
@@ -19285,7 +20180,7 @@
       <w:lvlText w:val=" "/>
       <w:lvlJc w:val="left"/>
       <w:pPr>
-        <w:ind w:left="2160" w:hanging="360"/>
+        <w:ind w:left="2160" w:hanging="480"/>
       </w:pPr>
     </w:lvl>
     <w:lvl w:ilvl="3">
@@ -19293,7 +20188,7 @@
       <w:lvlText w:val=" "/>
       <w:lvlJc w:val="left"/>
       <w:pPr>
-        <w:ind w:left="2880" w:hanging="360"/>
+        <w:ind w:left="2880" w:hanging="480"/>
       </w:pPr>
     </w:lvl>
     <w:lvl w:ilvl="4">
@@ -19301,7 +20196,7 @@
       <w:lvlText w:val=" "/>
       <w:lvlJc w:val="left"/>
       <w:pPr>
-        <w:ind w:left="3600" w:hanging="360"/>
+        <w:ind w:left="3600" w:hanging="480"/>
       </w:pPr>
     </w:lvl>
     <w:lvl w:ilvl="5">
@@ -19309,7 +20204,7 @@
       <w:lvlText w:val=" "/>
       <w:lvlJc w:val="left"/>
       <w:pPr>
-        <w:ind w:left="4320" w:hanging="360"/>
+        <w:ind w:left="4320" w:hanging="480"/>
       </w:pPr>
     </w:lvl>
     <w:lvl w:ilvl="6">
@@ -19317,7 +20212,7 @@
       <w:lvlText w:val=" "/>
       <w:lvlJc w:val="left"/>
       <w:pPr>
-        <w:ind w:left="5040" w:hanging="360"/>
+        <w:ind w:left="5040" w:hanging="480"/>
       </w:pPr>
     </w:lvl>
     <w:lvl w:ilvl="7">
@@ -19325,7 +20220,7 @@
       <w:lvlText w:val=" "/>
       <w:lvlJc w:val="left"/>
       <w:pPr>
-        <w:ind w:left="5760" w:hanging="360"/>
+        <w:ind w:left="5760" w:hanging="480"/>
       </w:pPr>
     </w:lvl>
     <w:lvl w:ilvl="8">
@@ -19333,7 +20228,7 @@
       <w:lvlText w:val=" "/>
       <w:lvlJc w:val="left"/>
       <w:pPr>
-        <w:ind w:left="6480" w:hanging="360"/>
+        <w:ind w:left="6480" w:hanging="480"/>
       </w:pPr>
     </w:lvl>
   </w:abstractNum>
@@ -19342,102 +20237,75 @@
     <w:multiLevelType w:val="multilevel"/>
     <w:lvl w:ilvl="0">
       <w:numFmt w:val="bullet"/>
-      <w:lvlText w:val=""/>
+      <w:lvlText w:val="•"/>
       <w:lvlJc w:val="left"/>
       <w:pPr>
-        <w:ind w:left="720" w:hanging="360"/>
-      </w:pPr>
-      <w:rPr>
-        <w:rFonts w:ascii="Symbol" w:hAnsi="Symbol" w:cs="Symbol" w:hint="default"/>
-      </w:rPr>
+        <w:ind w:left="720" w:hanging="480"/>
+      </w:pPr>
     </w:lvl>
     <w:lvl w:ilvl="1">
       <w:numFmt w:val="bullet"/>
-      <w:lvlText w:val="o"/>
+      <w:lvlText w:val="–"/>
       <w:lvlJc w:val="left"/>
       <w:pPr>
-        <w:ind w:left="1440" w:hanging="360"/>
-      </w:pPr>
-      <w:rPr>
-        <w:rFonts w:ascii="Courier New" w:hAnsi="Courier New" w:cs="Courier New" w:hint="default"/>
-      </w:rPr>
+        <w:ind w:left="1440" w:hanging="480"/>
+      </w:pPr>
     </w:lvl>
     <w:lvl w:ilvl="2">
       <w:numFmt w:val="bullet"/>
-      <w:lvlText w:val=""/>
+      <w:lvlText w:val="•"/>
       <w:lvlJc w:val="left"/>
       <w:pPr>
-        <w:ind w:left="2160" w:hanging="360"/>
-      </w:pPr>
-      <w:rPr>
-        <w:rFonts w:ascii="Wingdings" w:hAnsi="Wingdings" w:cs="Wingdings" w:hint="default"/>
-      </w:rPr>
+        <w:ind w:left="2160" w:hanging="480"/>
+      </w:pPr>
     </w:lvl>
     <w:lvl w:ilvl="3">
       <w:numFmt w:val="bullet"/>
-      <w:lvlText w:val=""/>
+      <w:lvlText w:val="–"/>
       <w:lvlJc w:val="left"/>
       <w:pPr>
-        <w:ind w:left="2880" w:hanging="360"/>
-      </w:pPr>
-      <w:rPr>
-        <w:rFonts w:ascii="Symbol" w:hAnsi="Symbol" w:cs="Symbol" w:hint="default"/>
-      </w:rPr>
+        <w:ind w:left="2880" w:hanging="480"/>
+      </w:pPr>
     </w:lvl>
     <w:lvl w:ilvl="4">
       <w:numFmt w:val="bullet"/>
-      <w:lvlText w:val="o"/>
+      <w:lvlText w:val="•"/>
       <w:lvlJc w:val="left"/>
       <w:pPr>
-        <w:ind w:left="3600" w:hanging="360"/>
-      </w:pPr>
-      <w:rPr>
-        <w:rFonts w:ascii="Courier New" w:hAnsi="Courier New" w:cs="Courier New" w:hint="default"/>
-      </w:rPr>
+        <w:ind w:left="3600" w:hanging="480"/>
+      </w:pPr>
     </w:lvl>
     <w:lvl w:ilvl="5">
       <w:numFmt w:val="bullet"/>
-      <w:lvlText w:val=""/>
+      <w:lvlText w:val="–"/>
       <w:lvlJc w:val="left"/>
       <w:pPr>
-        <w:ind w:left="4320" w:hanging="360"/>
-      </w:pPr>
-      <w:rPr>
-        <w:rFonts w:ascii="Wingdings" w:hAnsi="Wingdings" w:cs="Wingdings" w:hint="default"/>
-      </w:rPr>
+        <w:ind w:left="4320" w:hanging="480"/>
+      </w:pPr>
     </w:lvl>
     <w:lvl w:ilvl="6">
       <w:numFmt w:val="bullet"/>
-      <w:lvlText w:val=""/>
+      <w:lvlText w:val="•"/>
       <w:lvlJc w:val="left"/>
       <w:pPr>
-        <w:ind w:left="5040" w:hanging="360"/>
-      </w:pPr>
-      <w:rPr>
-        <w:rFonts w:ascii="Symbol" w:hAnsi="Symbol" w:cs="Symbol" w:hint="default"/>
-      </w:rPr>
+        <w:ind w:left="5040" w:hanging="480"/>
+      </w:pPr>
     </w:lvl>
     <w:lvl w:ilvl="7">
       <w:numFmt w:val="bullet"/>
-      <w:lvlText w:val="o"/>
+      <w:lvlText w:val="–"/>
       <w:lvlJc w:val="left"/>
       <w:pPr>
-        <w:ind w:left="5760" w:hanging="360"/>
-      </w:pPr>
-      <w:rPr>
-        <w:rFonts w:ascii="Courier New" w:hAnsi="Courier New" w:cs="Courier New" w:hint="default"/>
-      </w:rPr>
+        <w:ind w:left="5760" w:hanging="480"/>
+      </w:pPr>
     </w:lvl>
     <w:lvl w:ilvl="8">
       <w:numFmt w:val="bullet"/>
-      <w:lvlText w:val=""/>
+      <w:lvlText w:val="•"/>
       <w:lvlJc w:val="left"/>
       <w:pPr>
-        <w:ind w:left="6480" w:hanging="360"/>
-      </w:pPr>
-      <w:rPr>
-        <w:rFonts w:ascii="Wingdings" w:hAnsi="Wingdings" w:cs="Wingdings" w:hint="default"/>
-      </w:rPr>
+        <w:ind w:left="6480" w:hanging="480"/>
+      </w:pPr>
     </w:lvl>
   </w:abstractNum>
   <w:abstractNum w:abstractNumId="99411">
@@ -19449,7 +20317,7 @@
       <w:lvlText w:val="%1."/>
       <w:lvlJc w:val="left"/>
       <w:pPr>
-        <w:ind w:left="720" w:hanging="360"/>
+        <w:ind w:left="720" w:hanging="480"/>
       </w:pPr>
     </w:lvl>
     <w:lvl w:ilvl="1">
@@ -19458,7 +20326,7 @@
       <w:lvlText w:val="%2."/>
       <w:lvlJc w:val="left"/>
       <w:pPr>
-        <w:ind w:left="1440" w:hanging="360"/>
+        <w:ind w:left="1440" w:hanging="480"/>
       </w:pPr>
     </w:lvl>
     <w:lvl w:ilvl="2">
@@ -19467,7 +20335,7 @@
       <w:lvlText w:val="%3."/>
       <w:lvlJc w:val="left"/>
       <w:pPr>
-        <w:ind w:left="2160" w:hanging="360"/>
+        <w:ind w:left="2160" w:hanging="480"/>
       </w:pPr>
     </w:lvl>
     <w:lvl w:ilvl="3">
@@ -19476,7 +20344,7 @@
       <w:lvlText w:val="%4."/>
       <w:lvlJc w:val="left"/>
       <w:pPr>
-        <w:ind w:left="2880" w:hanging="360"/>
+        <w:ind w:left="2880" w:hanging="480"/>
       </w:pPr>
     </w:lvl>
     <w:lvl w:ilvl="4">
@@ -19485,7 +20353,7 @@
       <w:lvlText w:val="%5."/>
       <w:lvlJc w:val="left"/>
       <w:pPr>
-        <w:ind w:left="3600" w:hanging="360"/>
+        <w:ind w:left="3600" w:hanging="480"/>
       </w:pPr>
     </w:lvl>
     <w:lvl w:ilvl="5">
@@ -19494,7 +20362,7 @@
       <w:lvlText w:val="%6."/>
       <w:lvlJc w:val="left"/>
       <w:pPr>
-        <w:ind w:left="4320" w:hanging="360"/>
+        <w:ind w:left="4320" w:hanging="480"/>
       </w:pPr>
     </w:lvl>
     <w:lvl w:ilvl="6">
@@ -19503,7 +20371,7 @@
       <w:lvlText w:val="%7."/>
       <w:lvlJc w:val="left"/>
       <w:pPr>
-        <w:ind w:left="5040" w:hanging="360"/>
+        <w:ind w:left="5040" w:hanging="480"/>
       </w:pPr>
     </w:lvl>
     <w:lvl w:ilvl="7">
@@ -19512,7 +20380,7 @@
       <w:lvlText w:val="%8."/>
       <w:lvlJc w:val="left"/>
       <w:pPr>
-        <w:ind w:left="5760" w:hanging="360"/>
+        <w:ind w:left="5760" w:hanging="480"/>
       </w:pPr>
     </w:lvl>
     <w:lvl w:ilvl="8">
@@ -19521,7 +20389,7 @@
       <w:lvlText w:val="%9."/>
       <w:lvlJc w:val="left"/>
       <w:pPr>
-        <w:ind w:left="6480" w:hanging="360"/>
+        <w:ind w:left="6480" w:hanging="480"/>
       </w:pPr>
     </w:lvl>
   </w:abstractNum>
@@ -20358,10 +21226,10 @@
   <w:docDefaults>
     <w:rPrDefault>
       <w:rPr>
-        <w:rFonts w:asciiTheme="minorHAnsi" w:cstheme="minorBidi" w:eastAsiaTheme="minorEastAsia" w:hAnsiTheme="minorHAnsi"/>
+        <w:rFonts w:asciiTheme="minorHAnsi" w:cstheme="minorBidi" w:eastAsiaTheme="minorHAnsi" w:hAnsiTheme="minorHAnsi"/>
         <w:sz w:val="24"/>
         <w:szCs w:val="24"/>
-        <w:lang w:bidi="ar-SA" w:eastAsia="zh-CN" w:val="es-ES"/>
+        <w:lang w:bidi="ar-SA" w:eastAsia="en-US" w:val="es-ES"/>
       </w:rPr>
     </w:rPrDefault>
     <w:pPrDefault>
@@ -20402,94 +21270,57 @@
     <w:name w:val="Title"/>
     <w:basedOn w:val="Normal"/>
     <w:next w:val="BodyText"/>
-    <w:link w:val="TitleChar"/>
-    <w:uiPriority w:val="10"/>
     <w:qFormat/>
-    <w:rsid w:val="00A10FD9"/>
     <w:pPr>
-      <w:spacing w:after="80" w:line="240" w:lineRule="auto"/>
-      <w:contextualSpacing/>
+      <w:keepNext/>
+      <w:keepLines/>
+      <w:spacing w:after="240" w:before="480"/>
       <w:jc w:val="center"/>
     </w:pPr>
     <w:rPr>
       <w:rFonts w:asciiTheme="majorHAnsi" w:cstheme="majorBidi" w:eastAsiaTheme="majorEastAsia" w:hAnsiTheme="majorHAnsi"/>
-      <w:sz w:val="56"/>
-      <w:szCs w:val="56"/>
-    </w:rPr>
-  </w:style>
-  <w:style w:customStyle="1" w:styleId="TitleChar" w:type="character">
-    <w:name w:val="Title Char"/>
-    <w:basedOn w:val="DefaultParagraphFont"/>
-    <w:link w:val="Title"/>
-    <w:uiPriority w:val="10"/>
-    <w:rsid w:val="00A10FD9"/>
-    <w:rPr>
-      <w:rFonts w:asciiTheme="majorHAnsi" w:cstheme="majorBidi" w:eastAsiaTheme="majorEastAsia" w:hAnsiTheme="majorHAnsi"/>
-      <w:sz w:val="56"/>
-      <w:szCs w:val="56"/>
+      <w:b/>
+      <w:bCs/>
+      <w:color w:themeColor="accent1" w:themeShade="B5" w:val="345A8A"/>
+      <w:sz w:val="36"/>
+      <w:szCs w:val="36"/>
     </w:rPr>
   </w:style>
   <w:style w:styleId="Subtitle" w:type="paragraph">
     <w:name w:val="Subtitle"/>
     <w:basedOn w:val="Title"/>
     <w:next w:val="BodyText"/>
-    <w:link w:val="SubtitleChar"/>
-    <w:uiPriority w:val="11"/>
     <w:qFormat/>
-    <w:rsid w:val="00A10FD9"/>
     <w:pPr>
-      <w:numPr>
-        <w:ilvl w:val="1"/>
-      </w:numPr>
+      <w:keepNext/>
+      <w:keepLines/>
+      <w:spacing w:after="240" w:before="240"/>
+      <w:jc w:val="center"/>
     </w:pPr>
     <w:rPr>
-      <w:rFonts w:cstheme="majorBidi" w:eastAsiaTheme="majorEastAsia"/>
-      <w:spacing w:val="15"/>
-      <w:sz w:val="28"/>
-      <w:szCs w:val="28"/>
-    </w:rPr>
-  </w:style>
-  <w:style w:customStyle="1" w:styleId="SubtitleChar" w:type="character">
-    <w:name w:val="Subtitle Char"/>
-    <w:basedOn w:val="DefaultParagraphFont"/>
-    <w:link w:val="Subtitle"/>
-    <w:uiPriority w:val="11"/>
-    <w:rsid w:val="00A10FD9"/>
-    <w:rPr>
-      <w:rFonts w:cstheme="majorBidi" w:eastAsiaTheme="majorEastAsia"/>
-      <w:color w:themeColor="text1" w:themeTint="A6" w:val="595959"/>
-      <w:spacing w:val="15"/>
-      <w:sz w:val="28"/>
-      <w:szCs w:val="28"/>
+      <w:sz w:val="30"/>
+      <w:szCs w:val="30"/>
     </w:rPr>
   </w:style>
   <w:style w:customStyle="1" w:styleId="Author" w:type="paragraph">
     <w:name w:val="Author"/>
-    <w:basedOn w:val="Title"/>
     <w:next w:val="BodyText"/>
     <w:qFormat/>
     <w:pPr>
       <w:keepNext/>
       <w:keepLines/>
+      <w:jc w:val="center"/>
     </w:pPr>
-    <w:rPr>
-      <w:sz w:val="24"/>
-      <w:szCs w:val="24"/>
-    </w:rPr>
   </w:style>
   <w:style w:styleId="Date" w:type="paragraph">
     <w:name w:val="Date"/>
-    <w:basedOn w:val="Title"/>
     <w:next w:val="BodyText"/>
     <w:qFormat/>
     <w:pPr>
       <w:keepNext/>
       <w:keepLines/>
+      <w:jc w:val="center"/>
     </w:pPr>
-    <w:rPr>
-      <w:sz w:val="24"/>
-      <w:szCs w:val="24"/>
-    </w:rPr>
   </w:style>
   <w:style w:customStyle="1" w:styleId="AbstractTitle" w:type="paragraph">
     <w:name w:val="Abstract Title"/>
@@ -20504,6 +21335,7 @@
     </w:pPr>
     <w:rPr>
       <w:b/>
+      <w:color w:val="345A8A"/>
       <w:sz w:val="20"/>
       <w:szCs w:val="20"/>
     </w:rPr>
@@ -20532,321 +21364,191 @@
     <w:rPr/>
   </w:style>
   <w:style w:styleId="Heading1" w:type="paragraph">
-    <w:name w:val="heading 1"/>
+    <w:name w:val="Heading 1"/>
     <w:basedOn w:val="Normal"/>
     <w:next w:val="BodyText"/>
-    <w:link w:val="Heading1Char"/>
     <w:uiPriority w:val="9"/>
     <w:qFormat/>
-    <w:rsid w:val="00A10FD9"/>
     <w:pPr>
       <w:keepNext/>
       <w:keepLines/>
-      <w:spacing w:after="80" w:before="360"/>
+      <w:spacing w:after="0" w:before="480"/>
       <w:outlineLvl w:val="0"/>
     </w:pPr>
     <w:rPr>
       <w:rFonts w:asciiTheme="majorHAnsi" w:cstheme="majorBidi" w:eastAsiaTheme="majorEastAsia" w:hAnsiTheme="majorHAnsi"/>
-      <w:color w:themeColor="accent1" w:themeShade="BF" w:val="0F4761"/>
-      <w:sz w:val="40"/>
-      <w:szCs w:val="40"/>
+      <w:b/>
+      <w:bCs/>
+      <w:color w:themeColor="accent1" w:val="4F81BD"/>
+      <w:sz w:val="32"/>
+      <w:szCs w:val="32"/>
     </w:rPr>
   </w:style>
   <w:style w:styleId="Heading2" w:type="paragraph">
-    <w:name w:val="heading 2"/>
+    <w:name w:val="Heading 2"/>
     <w:basedOn w:val="Normal"/>
     <w:next w:val="BodyText"/>
-    <w:link w:val="Heading2Char"/>
     <w:uiPriority w:val="9"/>
-    <w:semiHidden/>
     <w:unhideWhenUsed/>
     <w:qFormat/>
-    <w:rsid w:val="00A10FD9"/>
     <w:pPr>
       <w:keepNext/>
       <w:keepLines/>
-      <w:spacing w:after="80" w:before="160"/>
+      <w:spacing w:after="0" w:before="200"/>
       <w:outlineLvl w:val="1"/>
     </w:pPr>
     <w:rPr>
       <w:rFonts w:asciiTheme="majorHAnsi" w:cstheme="majorBidi" w:eastAsiaTheme="majorEastAsia" w:hAnsiTheme="majorHAnsi"/>
-      <w:color w:themeColor="accent1" w:themeShade="BF" w:val="0F4761"/>
-      <w:sz w:val="32"/>
-      <w:szCs w:val="32"/>
-    </w:rPr>
-  </w:style>
-  <w:style w:styleId="Heading3" w:type="paragraph">
-    <w:name w:val="heading 3"/>
-    <w:basedOn w:val="Normal"/>
-    <w:next w:val="BodyText"/>
-    <w:link w:val="Heading3Char"/>
-    <w:uiPriority w:val="9"/>
-    <w:semiHidden/>
-    <w:unhideWhenUsed/>
-    <w:qFormat/>
-    <w:rsid w:val="00A10FD9"/>
-    <w:pPr>
-      <w:keepNext/>
-      <w:keepLines/>
-      <w:spacing w:after="80" w:before="160"/>
-      <w:outlineLvl w:val="2"/>
-    </w:pPr>
-    <w:rPr>
-      <w:rFonts w:cstheme="majorBidi" w:eastAsiaTheme="majorEastAsia"/>
-      <w:color w:themeColor="accent1" w:themeShade="BF" w:val="0F4761"/>
+      <w:b/>
+      <w:bCs/>
+      <w:color w:themeColor="accent1" w:val="4F81BD"/>
       <w:sz w:val="28"/>
       <w:szCs w:val="28"/>
     </w:rPr>
   </w:style>
-  <w:style w:styleId="Heading4" w:type="paragraph">
-    <w:name w:val="heading 4"/>
+  <w:style w:styleId="Heading3" w:type="paragraph">
+    <w:name w:val="Heading 3"/>
     <w:basedOn w:val="Normal"/>
     <w:next w:val="BodyText"/>
-    <w:link w:val="Heading4Char"/>
     <w:uiPriority w:val="9"/>
-    <w:semiHidden/>
     <w:unhideWhenUsed/>
     <w:qFormat/>
-    <w:rsid w:val="00A10FD9"/>
     <w:pPr>
       <w:keepNext/>
       <w:keepLines/>
-      <w:spacing w:after="40" w:before="80"/>
+      <w:spacing w:after="0" w:before="200"/>
+      <w:outlineLvl w:val="2"/>
+    </w:pPr>
+    <w:rPr>
+      <w:rFonts w:asciiTheme="majorHAnsi" w:cstheme="majorBidi" w:eastAsiaTheme="majorEastAsia" w:hAnsiTheme="majorHAnsi"/>
+      <w:b/>
+      <w:bCs/>
+      <w:color w:themeColor="accent1" w:val="4F81BD"/>
+      <w:sz w:val="24"/>
+      <w:szCs w:val="24"/>
+    </w:rPr>
+  </w:style>
+  <w:style w:styleId="Heading4" w:type="paragraph">
+    <w:name w:val="Heading 4"/>
+    <w:basedOn w:val="Normal"/>
+    <w:next w:val="BodyText"/>
+    <w:uiPriority w:val="9"/>
+    <w:unhideWhenUsed/>
+    <w:qFormat/>
+    <w:pPr>
+      <w:keepNext/>
+      <w:keepLines/>
+      <w:spacing w:after="0" w:before="200"/>
       <w:outlineLvl w:val="3"/>
     </w:pPr>
     <w:rPr>
-      <w:rFonts w:cstheme="majorBidi" w:eastAsiaTheme="majorEastAsia"/>
+      <w:rFonts w:asciiTheme="majorHAnsi" w:cstheme="majorBidi" w:eastAsiaTheme="majorEastAsia" w:hAnsiTheme="majorHAnsi"/>
+      <w:bCs/>
       <w:i/>
-      <w:iCs/>
-      <w:color w:themeColor="accent1" w:themeShade="BF" w:val="0F4761"/>
+      <w:color w:themeColor="accent1" w:val="4F81BD"/>
+      <w:sz w:val="24"/>
+      <w:szCs w:val="24"/>
     </w:rPr>
   </w:style>
   <w:style w:styleId="Heading5" w:type="paragraph">
-    <w:name w:val="heading 5"/>
+    <w:name w:val="Heading 5"/>
     <w:basedOn w:val="Normal"/>
     <w:next w:val="BodyText"/>
-    <w:link w:val="Heading5Char"/>
     <w:uiPriority w:val="9"/>
-    <w:semiHidden/>
     <w:unhideWhenUsed/>
     <w:qFormat/>
-    <w:rsid w:val="00A10FD9"/>
     <w:pPr>
       <w:keepNext/>
       <w:keepLines/>
-      <w:spacing w:after="40" w:before="80"/>
+      <w:spacing w:after="0" w:before="200"/>
       <w:outlineLvl w:val="4"/>
     </w:pPr>
     <w:rPr>
-      <w:rFonts w:cstheme="majorBidi" w:eastAsiaTheme="majorEastAsia"/>
-      <w:color w:themeColor="accent1" w:themeShade="BF" w:val="0F4761"/>
+      <w:rFonts w:asciiTheme="majorHAnsi" w:cstheme="majorBidi" w:eastAsiaTheme="majorEastAsia" w:hAnsiTheme="majorHAnsi"/>
+      <w:iCs/>
+      <w:color w:themeColor="accent1" w:val="4F81BD"/>
+      <w:sz w:val="24"/>
+      <w:szCs w:val="24"/>
     </w:rPr>
   </w:style>
   <w:style w:styleId="Heading6" w:type="paragraph">
-    <w:name w:val="heading 6"/>
+    <w:name w:val="Heading 6"/>
     <w:basedOn w:val="Normal"/>
     <w:next w:val="BodyText"/>
-    <w:link w:val="Heading6Char"/>
     <w:uiPriority w:val="9"/>
-    <w:semiHidden/>
     <w:unhideWhenUsed/>
     <w:qFormat/>
-    <w:rsid w:val="00A10FD9"/>
     <w:pPr>
       <w:keepNext/>
       <w:keepLines/>
-      <w:spacing w:after="0" w:before="40"/>
+      <w:spacing w:after="0" w:before="200"/>
       <w:outlineLvl w:val="5"/>
     </w:pPr>
     <w:rPr>
-      <w:rFonts w:cstheme="majorBidi" w:eastAsiaTheme="majorEastAsia"/>
-      <w:i/>
-      <w:iCs/>
-      <w:color w:themeColor="text1" w:themeTint="A6" w:val="595959"/>
+      <w:rFonts w:asciiTheme="majorHAnsi" w:cstheme="majorBidi" w:eastAsiaTheme="majorEastAsia" w:hAnsiTheme="majorHAnsi"/>
+      <w:color w:themeColor="accent1" w:val="4F81BD"/>
+      <w:sz w:val="24"/>
+      <w:szCs w:val="24"/>
     </w:rPr>
   </w:style>
   <w:style w:styleId="Heading7" w:type="paragraph">
-    <w:name w:val="heading 7"/>
+    <w:name w:val="Heading 7"/>
     <w:basedOn w:val="Normal"/>
     <w:next w:val="BodyText"/>
-    <w:link w:val="Heading7Char"/>
     <w:uiPriority w:val="9"/>
-    <w:semiHidden/>
     <w:unhideWhenUsed/>
     <w:qFormat/>
-    <w:rsid w:val="00A10FD9"/>
     <w:pPr>
       <w:keepNext/>
       <w:keepLines/>
-      <w:spacing w:after="0" w:before="40"/>
+      <w:spacing w:after="0" w:before="200"/>
       <w:outlineLvl w:val="6"/>
     </w:pPr>
     <w:rPr>
-      <w:rFonts w:cstheme="majorBidi" w:eastAsiaTheme="majorEastAsia"/>
-      <w:color w:themeColor="text1" w:themeTint="A6" w:val="595959"/>
+      <w:rFonts w:asciiTheme="majorHAnsi" w:cstheme="majorBidi" w:eastAsiaTheme="majorEastAsia" w:hAnsiTheme="majorHAnsi"/>
+      <w:color w:themeColor="accent1" w:val="4F81BD"/>
+      <w:sz w:val="24"/>
+      <w:szCs w:val="24"/>
     </w:rPr>
   </w:style>
   <w:style w:styleId="Heading8" w:type="paragraph">
-    <w:name w:val="heading 8"/>
+    <w:name w:val="Heading 8"/>
     <w:basedOn w:val="Normal"/>
     <w:next w:val="BodyText"/>
-    <w:link w:val="Heading8Char"/>
     <w:uiPriority w:val="9"/>
-    <w:semiHidden/>
     <w:unhideWhenUsed/>
     <w:qFormat/>
-    <w:rsid w:val="00A10FD9"/>
     <w:pPr>
       <w:keepNext/>
       <w:keepLines/>
-      <w:spacing w:after="0"/>
+      <w:spacing w:after="0" w:before="200"/>
       <w:outlineLvl w:val="7"/>
     </w:pPr>
     <w:rPr>
-      <w:rFonts w:cstheme="majorBidi" w:eastAsiaTheme="majorEastAsia"/>
-      <w:i/>
-      <w:iCs/>
-      <w:color w:themeColor="text1" w:themeTint="D8" w:val="272727"/>
+      <w:rFonts w:asciiTheme="majorHAnsi" w:cstheme="majorBidi" w:eastAsiaTheme="majorEastAsia" w:hAnsiTheme="majorHAnsi"/>
+      <w:color w:themeColor="accent1" w:val="4F81BD"/>
+      <w:sz w:val="24"/>
+      <w:szCs w:val="24"/>
     </w:rPr>
   </w:style>
   <w:style w:styleId="Heading9" w:type="paragraph">
-    <w:name w:val="heading 9"/>
+    <w:name w:val="Heading 9"/>
     <w:basedOn w:val="Normal"/>
     <w:next w:val="BodyText"/>
-    <w:link w:val="Heading9Char"/>
     <w:uiPriority w:val="9"/>
-    <w:semiHidden/>
     <w:unhideWhenUsed/>
     <w:qFormat/>
-    <w:rsid w:val="00A10FD9"/>
     <w:pPr>
       <w:keepNext/>
       <w:keepLines/>
-      <w:spacing w:after="0"/>
+      <w:spacing w:after="0" w:before="200"/>
       <w:outlineLvl w:val="8"/>
     </w:pPr>
     <w:rPr>
-      <w:rFonts w:cstheme="majorBidi" w:eastAsiaTheme="majorEastAsia"/>
-      <w:color w:themeColor="text1" w:themeTint="D8" w:val="272727"/>
-    </w:rPr>
-  </w:style>
-  <w:style w:customStyle="1" w:styleId="Heading1Char" w:type="character">
-    <w:name w:val="Heading 1 Char"/>
-    <w:basedOn w:val="DefaultParagraphFont"/>
-    <w:link w:val="Heading1"/>
-    <w:uiPriority w:val="9"/>
-    <w:rsid w:val="00A10FD9"/>
-    <w:rPr>
       <w:rFonts w:asciiTheme="majorHAnsi" w:cstheme="majorBidi" w:eastAsiaTheme="majorEastAsia" w:hAnsiTheme="majorHAnsi"/>
-      <w:color w:themeColor="accent1" w:themeShade="BF" w:val="0F4761"/>
-      <w:sz w:val="40"/>
-      <w:szCs w:val="40"/>
-    </w:rPr>
-  </w:style>
-  <w:style w:customStyle="1" w:styleId="Heading2Char" w:type="character">
-    <w:name w:val="Heading 2 Char"/>
-    <w:basedOn w:val="DefaultParagraphFont"/>
-    <w:link w:val="Heading2"/>
-    <w:uiPriority w:val="9"/>
-    <w:semiHidden/>
-    <w:rsid w:val="00A10FD9"/>
-    <w:rPr>
-      <w:rFonts w:asciiTheme="majorHAnsi" w:cstheme="majorBidi" w:eastAsiaTheme="majorEastAsia" w:hAnsiTheme="majorHAnsi"/>
-      <w:color w:themeColor="accent1" w:themeShade="BF" w:val="0F4761"/>
-      <w:sz w:val="32"/>
-      <w:szCs w:val="32"/>
-    </w:rPr>
-  </w:style>
-  <w:style w:customStyle="1" w:styleId="Heading3Char" w:type="character">
-    <w:name w:val="Heading 3 Char"/>
-    <w:basedOn w:val="DefaultParagraphFont"/>
-    <w:link w:val="Heading3"/>
-    <w:uiPriority w:val="9"/>
-    <w:semiHidden/>
-    <w:rsid w:val="00A10FD9"/>
-    <w:rPr>
-      <w:rFonts w:cstheme="majorBidi" w:eastAsiaTheme="majorEastAsia"/>
-      <w:color w:themeColor="accent1" w:themeShade="BF" w:val="0F4761"/>
-      <w:sz w:val="28"/>
-      <w:szCs w:val="28"/>
-    </w:rPr>
-  </w:style>
-  <w:style w:customStyle="1" w:styleId="Heading4Char" w:type="character">
-    <w:name w:val="Heading 4 Char"/>
-    <w:basedOn w:val="DefaultParagraphFont"/>
-    <w:link w:val="Heading4"/>
-    <w:uiPriority w:val="9"/>
-    <w:semiHidden/>
-    <w:rsid w:val="00A10FD9"/>
-    <w:rPr>
-      <w:rFonts w:cstheme="majorBidi" w:eastAsiaTheme="majorEastAsia"/>
-      <w:i/>
-      <w:iCs/>
-      <w:color w:themeColor="accent1" w:themeShade="BF" w:val="0F4761"/>
-    </w:rPr>
-  </w:style>
-  <w:style w:customStyle="1" w:styleId="Heading5Char" w:type="character">
-    <w:name w:val="Heading 5 Char"/>
-    <w:basedOn w:val="DefaultParagraphFont"/>
-    <w:link w:val="Heading5"/>
-    <w:uiPriority w:val="9"/>
-    <w:semiHidden/>
-    <w:rsid w:val="00A10FD9"/>
-    <w:rPr>
-      <w:rFonts w:cstheme="majorBidi" w:eastAsiaTheme="majorEastAsia"/>
-      <w:color w:themeColor="accent1" w:themeShade="BF" w:val="0F4761"/>
-    </w:rPr>
-  </w:style>
-  <w:style w:customStyle="1" w:styleId="Heading6Char" w:type="character">
-    <w:name w:val="Heading 6 Char"/>
-    <w:basedOn w:val="DefaultParagraphFont"/>
-    <w:link w:val="Heading6"/>
-    <w:uiPriority w:val="9"/>
-    <w:semiHidden/>
-    <w:rsid w:val="00A10FD9"/>
-    <w:rPr>
-      <w:rFonts w:cstheme="majorBidi" w:eastAsiaTheme="majorEastAsia"/>
-      <w:i/>
-      <w:iCs/>
-      <w:color w:themeColor="text1" w:themeTint="A6" w:val="595959"/>
-    </w:rPr>
-  </w:style>
-  <w:style w:customStyle="1" w:styleId="Heading7Char" w:type="character">
-    <w:name w:val="Heading 7 Char"/>
-    <w:basedOn w:val="DefaultParagraphFont"/>
-    <w:link w:val="Heading7"/>
-    <w:uiPriority w:val="9"/>
-    <w:semiHidden/>
-    <w:rsid w:val="00A10FD9"/>
-    <w:rPr>
-      <w:rFonts w:cstheme="majorBidi" w:eastAsiaTheme="majorEastAsia"/>
-      <w:color w:themeColor="text1" w:themeTint="A6" w:val="595959"/>
-    </w:rPr>
-  </w:style>
-  <w:style w:customStyle="1" w:styleId="Heading8Char" w:type="character">
-    <w:name w:val="Heading 8 Char"/>
-    <w:basedOn w:val="DefaultParagraphFont"/>
-    <w:link w:val="Heading8"/>
-    <w:uiPriority w:val="9"/>
-    <w:semiHidden/>
-    <w:rsid w:val="00A10FD9"/>
-    <w:rPr>
-      <w:rFonts w:cstheme="majorBidi" w:eastAsiaTheme="majorEastAsia"/>
-      <w:i/>
-      <w:iCs/>
-      <w:color w:themeColor="text1" w:themeTint="D8" w:val="272727"/>
-    </w:rPr>
-  </w:style>
-  <w:style w:customStyle="1" w:styleId="Heading9Char" w:type="character">
-    <w:name w:val="Heading 9 Char"/>
-    <w:basedOn w:val="DefaultParagraphFont"/>
-    <w:link w:val="Heading9"/>
-    <w:uiPriority w:val="9"/>
-    <w:semiHidden/>
-    <w:rsid w:val="00A10FD9"/>
-    <w:rPr>
-      <w:rFonts w:cstheme="majorBidi" w:eastAsiaTheme="majorEastAsia"/>
-      <w:color w:themeColor="text1" w:themeTint="D8" w:val="272727"/>
+      <w:color w:themeColor="accent1" w:val="4F81BD"/>
+      <w:sz w:val="24"/>
+      <w:szCs w:val="24"/>
     </w:rPr>
   </w:style>
   <w:style w:styleId="BlockText" w:type="paragraph">
@@ -20871,8 +21573,8 @@
   </w:style>
   <w:style w:styleId="FootnoteBlockText" w:type="paragraph">
     <w:name w:val="Footnote Block Text"/>
-    <w:basedOn w:val="FootnoteText"/>
-    <w:next w:val="FootnoteText"/>
+    <w:basedOn w:val="Footnote Text"/>
+    <w:next w:val="Footnote Text"/>
     <w:uiPriority w:val="9"/>
     <w:unhideWhenUsed/>
     <w:qFormat/>
@@ -20902,6 +21604,13 @@
       </w:tblCellMar>
     </w:tblPr>
     <w:tblStylePr w:type="firstRow">
+      <w:tblPr>
+        <w:jc w:val="left"/>
+        <w:tblInd w:type="dxa" w:w="0"/>
+      </w:tblPr>
+      <w:trPr>
+        <w:jc w:val="left"/>
+      </w:trPr>
       <w:tcPr>
         <w:tcBorders>
           <w:bottom w:val="single"/>
@@ -21257,44 +21966,44 @@
         <a:sysClr val="window" lastClr="FFFFFF"/>
       </a:lt1>
       <a:dk2>
-        <a:srgbClr val="0E2841"/>
+        <a:srgbClr val="1F497D"/>
       </a:dk2>
       <a:lt2>
-        <a:srgbClr val="E8E8E8"/>
+        <a:srgbClr val="EEECE1"/>
       </a:lt2>
       <a:accent1>
-        <a:srgbClr val="156082"/>
+        <a:srgbClr val="4F81BD"/>
       </a:accent1>
       <a:accent2>
-        <a:srgbClr val="E97132"/>
+        <a:srgbClr val="C0504D"/>
       </a:accent2>
       <a:accent3>
-        <a:srgbClr val="196B24"/>
+        <a:srgbClr val="9BBB59"/>
       </a:accent3>
       <a:accent4>
-        <a:srgbClr val="0F9ED5"/>
+        <a:srgbClr val="8064A2"/>
       </a:accent4>
       <a:accent5>
-        <a:srgbClr val="A02B93"/>
+        <a:srgbClr val="4BACC6"/>
       </a:accent5>
       <a:accent6>
-        <a:srgbClr val="4EA72E"/>
+        <a:srgbClr val="F79646"/>
       </a:accent6>
       <a:hlink>
-        <a:srgbClr val="467886"/>
+        <a:srgbClr val="0000FF"/>
       </a:hlink>
       <a:folHlink>
-        <a:srgbClr val="96607D"/>
+        <a:srgbClr val="800080"/>
       </a:folHlink>
     </a:clrScheme>
     <a:fontScheme name="Office">
       <a:majorFont>
-        <a:latin typeface="Aptos Display" panose="02110004020202020204"/>
+        <a:latin typeface="Calibri"/>
         <a:ea typeface=""/>
         <a:cs typeface=""/>
-        <a:font script="Jpan" typeface="游ゴシック Light"/>
+        <a:font script="Jpan" typeface="ＭＳ ゴシック"/>
         <a:font script="Hang" typeface="맑은 고딕"/>
-        <a:font script="Hans" typeface="等线 Light"/>
+        <a:font script="Hans" typeface="宋体"/>
         <a:font script="Hant" typeface="新細明體"/>
         <a:font script="Arab" typeface="Times New Roman"/>
         <a:font script="Hebr" typeface="Times New Roman"/>
@@ -21321,32 +22030,14 @@
         <a:font script="Mong" typeface="Mongolian Baiti"/>
         <a:font script="Viet" typeface="Times New Roman"/>
         <a:font script="Uigh" typeface="Microsoft Uighur"/>
-        <a:font script="Geor" typeface="Sylfaen"/>
-        <a:font script="Armn" typeface="Arial"/>
-        <a:font script="Bugi" typeface="Leelawadee UI"/>
-        <a:font script="Bopo" typeface="Microsoft JhengHei"/>
-        <a:font script="Java" typeface="Javanese Text"/>
-        <a:font script="Lisu" typeface="Segoe UI"/>
-        <a:font script="Mymr" typeface="Myanmar Text"/>
-        <a:font script="Nkoo" typeface="Ebrima"/>
-        <a:font script="Olck" typeface="Nirmala UI"/>
-        <a:font script="Osma" typeface="Ebrima"/>
-        <a:font script="Phag" typeface="Phagspa"/>
-        <a:font script="Syrn" typeface="Estrangelo Edessa"/>
-        <a:font script="Syrj" typeface="Estrangelo Edessa"/>
-        <a:font script="Syre" typeface="Estrangelo Edessa"/>
-        <a:font script="Sora" typeface="Nirmala UI"/>
-        <a:font script="Tale" typeface="Microsoft Tai Le"/>
-        <a:font script="Talu" typeface="Microsoft New Tai Lue"/>
-        <a:font script="Tfng" typeface="Ebrima"/>
       </a:majorFont>
       <a:minorFont>
-        <a:latin typeface="Aptos" panose="02110004020202020204"/>
+        <a:latin typeface="Cambria"/>
         <a:ea typeface=""/>
         <a:cs typeface=""/>
-        <a:font script="Jpan" typeface="游明朝"/>
+        <a:font script="Jpan" typeface="ＭＳ 明朝"/>
         <a:font script="Hang" typeface="맑은 고딕"/>
-        <a:font script="Hans" typeface="等线"/>
+        <a:font script="Hans" typeface="宋体"/>
         <a:font script="Hant" typeface="新細明體"/>
         <a:font script="Arab" typeface="Arial"/>
         <a:font script="Hebr" typeface="Arial"/>
@@ -21373,24 +22064,6 @@
         <a:font script="Mong" typeface="Mongolian Baiti"/>
         <a:font script="Viet" typeface="Arial"/>
         <a:font script="Uigh" typeface="Microsoft Uighur"/>
-        <a:font script="Geor" typeface="Sylfaen"/>
-        <a:font script="Armn" typeface="Arial"/>
-        <a:font script="Bugi" typeface="Leelawadee UI"/>
-        <a:font script="Bopo" typeface="Microsoft JhengHei"/>
-        <a:font script="Java" typeface="Javanese Text"/>
-        <a:font script="Lisu" typeface="Segoe UI"/>
-        <a:font script="Mymr" typeface="Myanmar Text"/>
-        <a:font script="Nkoo" typeface="Ebrima"/>
-        <a:font script="Olck" typeface="Nirmala UI"/>
-        <a:font script="Osma" typeface="Ebrima"/>
-        <a:font script="Phag" typeface="Phagspa"/>
-        <a:font script="Syrn" typeface="Estrangelo Edessa"/>
-        <a:font script="Syrj" typeface="Estrangelo Edessa"/>
-        <a:font script="Syre" typeface="Estrangelo Edessa"/>
-        <a:font script="Sora" typeface="Nirmala UI"/>
-        <a:font script="Tale" typeface="Microsoft Tai Le"/>
-        <a:font script="Talu" typeface="Microsoft New Tai Lue"/>
-        <a:font script="Tfng" typeface="Ebrima"/>
       </a:minorFont>
     </a:fontScheme>
     <a:fmtScheme name="Office">
@@ -21402,141 +22075,200 @@
           <a:gsLst>
             <a:gs pos="0">
               <a:schemeClr val="phClr">
-                <a:lumMod val="110000"/>
-                <a:satMod val="105000"/>
-                <a:tint val="67000"/>
+                <a:tint val="50000"/>
+                <a:satMod val="300000"/>
               </a:schemeClr>
             </a:gs>
-            <a:gs pos="50000">
+            <a:gs pos="35000">
               <a:schemeClr val="phClr">
-                <a:lumMod val="105000"/>
-                <a:satMod val="103000"/>
-                <a:tint val="73000"/>
+                <a:tint val="37000"/>
+                <a:satMod val="300000"/>
               </a:schemeClr>
             </a:gs>
             <a:gs pos="100000">
               <a:schemeClr val="phClr">
-                <a:lumMod val="105000"/>
-                <a:satMod val="109000"/>
-                <a:tint val="81000"/>
+                <a:tint val="15000"/>
+                <a:satMod val="350000"/>
               </a:schemeClr>
             </a:gs>
           </a:gsLst>
-          <a:lin ang="5400000" scaled="0"/>
+          <a:lin ang="16200000" scaled="1"/>
         </a:gradFill>
         <a:gradFill rotWithShape="1">
           <a:gsLst>
             <a:gs pos="0">
               <a:schemeClr val="phClr">
-                <a:satMod val="103000"/>
-                <a:lumMod val="102000"/>
-                <a:tint val="94000"/>
-              </a:schemeClr>
-            </a:gs>
-            <a:gs pos="50000">
-              <a:schemeClr val="phClr">
-                <a:satMod val="110000"/>
-                <a:lumMod val="100000"/>
+                <a:tint val="100000"/>
                 <a:shade val="100000"/>
+                <a:satMod val="130000"/>
               </a:schemeClr>
             </a:gs>
             <a:gs pos="100000">
               <a:schemeClr val="phClr">
-                <a:lumMod val="99000"/>
-                <a:satMod val="120000"/>
-                <a:shade val="78000"/>
+                <a:tint val="50000"/>
+                <a:shade val="100000"/>
+                <a:satMod val="350000"/>
               </a:schemeClr>
             </a:gs>
           </a:gsLst>
-          <a:lin ang="5400000" scaled="0"/>
+          <a:lin ang="16200000" scaled="0"/>
         </a:gradFill>
       </a:fillStyleLst>
       <a:lnStyleLst>
-        <a:ln w="6350" cap="flat" cmpd="sng" algn="ctr">
+        <a:ln w="9525" cap="flat" cmpd="sng" algn="ctr">
+          <a:solidFill>
+            <a:schemeClr val="phClr">
+              <a:shade val="95000"/>
+              <a:satMod val="105000"/>
+            </a:schemeClr>
+          </a:solidFill>
+          <a:prstDash val="solid"/>
+        </a:ln>
+        <a:ln w="25400" cap="flat" cmpd="sng" algn="ctr">
           <a:solidFill>
             <a:schemeClr val="phClr"/>
           </a:solidFill>
           <a:prstDash val="solid"/>
-          <a:miter lim="800000"/>
         </a:ln>
-        <a:ln w="12700" cap="flat" cmpd="sng" algn="ctr">
+        <a:ln w="38100" cap="flat" cmpd="sng" algn="ctr">
           <a:solidFill>
             <a:schemeClr val="phClr"/>
           </a:solidFill>
           <a:prstDash val="solid"/>
-          <a:miter lim="800000"/>
-        </a:ln>
-        <a:ln w="19050" cap="flat" cmpd="sng" algn="ctr">
-          <a:solidFill>
-            <a:schemeClr val="phClr"/>
-          </a:solidFill>
-          <a:prstDash val="solid"/>
-          <a:miter lim="800000"/>
         </a:ln>
       </a:lnStyleLst>
       <a:effectStyleLst>
         <a:effectStyle>
-          <a:effectLst/>
-        </a:effectStyle>
-        <a:effectStyle>
-          <a:effectLst/>
+          <a:effectLst>
+            <a:outerShdw blurRad="40000" dist="20000" dir="5400000" rotWithShape="0">
+              <a:srgbClr val="000000">
+                <a:alpha val="38000"/>
+              </a:srgbClr>
+            </a:outerShdw>
+          </a:effectLst>
         </a:effectStyle>
         <a:effectStyle>
           <a:effectLst>
-            <a:outerShdw blurRad="57150" dist="19050" dir="5400000" algn="ctr" rotWithShape="0">
+            <a:outerShdw blurRad="40000" dist="23000" dir="5400000" rotWithShape="0">
               <a:srgbClr val="000000">
-                <a:alpha val="63000"/>
+                <a:alpha val="35000"/>
               </a:srgbClr>
             </a:outerShdw>
           </a:effectLst>
+        </a:effectStyle>
+        <a:effectStyle>
+          <a:effectLst>
+            <a:outerShdw blurRad="40000" dist="23000" dir="5400000" rotWithShape="0">
+              <a:srgbClr val="000000">
+                <a:alpha val="35000"/>
+              </a:srgbClr>
+            </a:outerShdw>
+          </a:effectLst>
+          <a:scene3d>
+            <a:camera prst="orthographicFront">
+              <a:rot lat="0" lon="0" rev="0"/>
+            </a:camera>
+            <a:lightRig rig="threePt" dir="t">
+              <a:rot lat="0" lon="0" rev="1200000"/>
+            </a:lightRig>
+          </a:scene3d>
+          <a:sp3d>
+            <a:bevelT w="63500" h="25400"/>
+          </a:sp3d>
         </a:effectStyle>
       </a:effectStyleLst>
       <a:bgFillStyleLst>
         <a:solidFill>
           <a:schemeClr val="phClr"/>
         </a:solidFill>
-        <a:solidFill>
-          <a:schemeClr val="phClr">
-            <a:tint val="95000"/>
-            <a:satMod val="170000"/>
-          </a:schemeClr>
-        </a:solidFill>
         <a:gradFill rotWithShape="1">
           <a:gsLst>
             <a:gs pos="0">
               <a:schemeClr val="phClr">
-                <a:tint val="93000"/>
-                <a:satMod val="150000"/>
-                <a:shade val="98000"/>
-                <a:lumMod val="102000"/>
+                <a:tint val="40000"/>
+                <a:satMod val="350000"/>
               </a:schemeClr>
             </a:gs>
-            <a:gs pos="50000">
+            <a:gs pos="40000">
               <a:schemeClr val="phClr">
-                <a:tint val="98000"/>
-                <a:satMod val="130000"/>
-                <a:shade val="90000"/>
-                <a:lumMod val="103000"/>
+                <a:tint val="45000"/>
+                <a:shade val="99000"/>
+                <a:satMod val="350000"/>
               </a:schemeClr>
             </a:gs>
             <a:gs pos="100000">
               <a:schemeClr val="phClr">
-                <a:shade val="63000"/>
-                <a:satMod val="120000"/>
+                <a:shade val="20000"/>
+                <a:satMod val="255000"/>
               </a:schemeClr>
             </a:gs>
           </a:gsLst>
-          <a:lin ang="5400000" scaled="0"/>
+          <a:path path="circle">
+            <a:fillToRect l="50000" t="-80000" r="50000" b="180000"/>
+          </a:path>
+        </a:gradFill>
+        <a:gradFill rotWithShape="1">
+          <a:gsLst>
+            <a:gs pos="0">
+              <a:schemeClr val="phClr">
+                <a:tint val="80000"/>
+                <a:satMod val="300000"/>
+              </a:schemeClr>
+            </a:gs>
+            <a:gs pos="100000">
+              <a:schemeClr val="phClr">
+                <a:shade val="30000"/>
+                <a:satMod val="200000"/>
+              </a:schemeClr>
+            </a:gs>
+          </a:gsLst>
+          <a:path path="circle">
+            <a:fillToRect l="50000" t="50000" r="50000" b="50000"/>
+          </a:path>
         </a:gradFill>
       </a:bgFillStyleLst>
     </a:fmtScheme>
   </a:themeElements>
-  <a:objectDefaults/>
+  <a:objectDefaults>
+    <a:spDef>
+      <a:spPr/>
+      <a:bodyPr/>
+      <a:lstStyle/>
+      <a:style>
+        <a:lnRef idx="1">
+          <a:schemeClr val="accent1"/>
+        </a:lnRef>
+        <a:fillRef idx="3">
+          <a:schemeClr val="accent1"/>
+        </a:fillRef>
+        <a:effectRef idx="2">
+          <a:schemeClr val="accent1"/>
+        </a:effectRef>
+        <a:fontRef idx="minor">
+          <a:schemeClr val="lt1"/>
+        </a:fontRef>
+      </a:style>
+    </a:spDef>
+    <a:lnDef>
+      <a:spPr/>
+      <a:bodyPr/>
+      <a:lstStyle/>
+      <a:style>
+        <a:lnRef idx="2">
+          <a:schemeClr val="accent1"/>
+        </a:lnRef>
+        <a:fillRef idx="0">
+          <a:schemeClr val="accent1"/>
+        </a:fillRef>
+        <a:effectRef idx="1">
+          <a:schemeClr val="accent1"/>
+        </a:effectRef>
+        <a:fontRef idx="minor">
+          <a:schemeClr val="tx1"/>
+        </a:fontRef>
+      </a:style>
+    </a:lnDef>
+  </a:objectDefaults>
   <a:extraClrSchemeLst/>
-  <a:extLst>
-    <a:ext uri="{05A4C25C-085E-4340-85A3-A5531E510DB2}">
-      <thm15:themeFamily xmlns:thm15="http://schemas.microsoft.com/office/thememl/2012/main" name="Office Theme" id="{2E142A2C-CD16-42D6-873A-C26D2A0506FA}" vid="{1BDDFF52-6CD6-40A5-AB3C-68EB2F1E4D0A}"/>
-    </a:ext>
-  </a:extLst>
 </a:theme>
 </file>
--- a/docx/05-switching/05-switching.docx
+++ b/docx/05-switching/05-switching.docx
@@ -28,7 +28,7 @@
         </w:p>
       </w:sdtContent>
     </w:sdt>
-    <w:bookmarkStart w:id="37" w:name="switching-y-vlan"/>
+    <w:bookmarkStart w:id="26" w:name="switching-y-vlan"/>
     <w:p>
       <w:pPr>
         <w:pStyle w:val="Heading1"/>
@@ -114,7 +114,7 @@
       <w:r>
         <w:t xml:space="preserve"> </w:t>
       </w:r>
-      <w:hyperlink r:id="rId20">
+      <w:hyperlink r:id="rId9">
         <w:r>
           <w:rPr>
             <w:rStyle w:val="Hyperlink"/>
@@ -131,7 +131,7 @@
       <w:r>
         <w:t xml:space="preserve"> </w:t>
       </w:r>
-      <w:hyperlink r:id="rId21">
+      <w:hyperlink r:id="rId10">
         <w:r>
           <w:rPr>
             <w:rStyle w:val="Hyperlink"/>
@@ -174,7 +174,7 @@
         </w:pict>
       </w:r>
     </w:p>
-    <w:bookmarkStart w:id="22" w:name="objetivo-de-la-unidad"/>
+    <w:bookmarkStart w:id="11" w:name="objetivo-de-la-unidad"/>
     <w:p>
       <w:pPr>
         <w:pStyle w:val="Heading2"/>
@@ -309,8 +309,8 @@
         </w:pict>
       </w:r>
     </w:p>
-    <w:bookmarkEnd w:id="22"/>
-    <w:bookmarkStart w:id="33" w:name="mapa-de-la-unidad"/>
+    <w:bookmarkEnd w:id="11"/>
+    <w:bookmarkStart w:id="22" w:name="mapa-de-la-unidad"/>
     <w:p>
       <w:pPr>
         <w:pStyle w:val="Heading2"/>
@@ -323,7 +323,6 @@
       <w:tblPr>
         <w:tblStyle w:val="Table"/>
         <w:tblW w:type="pct" w:w="5000"/>
-        <w:jc w:val="left"/>
         <w:tblLayout w:type="fixed"/>
         <w:tblLook w:firstRow="1" w:lastRow="0" w:firstColumn="0" w:lastColumn="0" w:noHBand="0" w:noVBand="0" w:val="0020"/>
       </w:tblPr>
@@ -341,7 +340,6 @@
           <w:p>
             <w:pPr>
               <w:pStyle w:val="Compact"/>
-              <w:jc w:val="left"/>
             </w:pPr>
             <w:r>
               <w:t xml:space="preserve">Punto</w:t>
@@ -353,7 +351,6 @@
           <w:p>
             <w:pPr>
               <w:pStyle w:val="Compact"/>
-              <w:jc w:val="left"/>
             </w:pPr>
             <w:r>
               <w:t xml:space="preserve">Qué aprenderás</w:t>
@@ -365,7 +362,6 @@
           <w:p>
             <w:pPr>
               <w:pStyle w:val="Compact"/>
-              <w:jc w:val="left"/>
             </w:pPr>
             <w:r>
               <w:t xml:space="preserve">Nivel</w:t>
@@ -379,9 +375,8 @@
           <w:p>
             <w:pPr>
               <w:pStyle w:val="Compact"/>
-              <w:jc w:val="left"/>
-            </w:pPr>
-            <w:hyperlink r:id="rId23">
+            </w:pPr>
+            <w:hyperlink r:id="rId12">
               <w:r>
                 <w:rPr>
                   <w:rStyle w:val="Hyperlink"/>
@@ -396,7 +391,6 @@
           <w:p>
             <w:pPr>
               <w:pStyle w:val="Compact"/>
-              <w:jc w:val="left"/>
             </w:pPr>
             <w:r>
               <w:t xml:space="preserve">Conmutación, modo store-and-forward vs cut-through</w:t>
@@ -408,7 +402,6 @@
           <w:p>
             <w:pPr>
               <w:pStyle w:val="Compact"/>
-              <w:jc w:val="left"/>
             </w:pPr>
             <w:r>
               <w:t xml:space="preserve">Todos</w:t>
@@ -422,9 +415,8 @@
           <w:p>
             <w:pPr>
               <w:pStyle w:val="Compact"/>
-              <w:jc w:val="left"/>
-            </w:pPr>
-            <w:hyperlink r:id="rId24">
+            </w:pPr>
+            <w:hyperlink r:id="rId13">
               <w:r>
                 <w:rPr>
                   <w:rStyle w:val="Hyperlink"/>
@@ -439,7 +431,6 @@
           <w:p>
             <w:pPr>
               <w:pStyle w:val="Compact"/>
-              <w:jc w:val="left"/>
             </w:pPr>
             <w:r>
               <w:t xml:space="preserve">Tabla CAM, flooding, aging y tráfico desconocido</w:t>
@@ -451,7 +442,6 @@
           <w:p>
             <w:pPr>
               <w:pStyle w:val="Compact"/>
-              <w:jc w:val="left"/>
             </w:pPr>
             <w:r>
               <w:t xml:space="preserve">Todos</w:t>
@@ -465,9 +455,8 @@
           <w:p>
             <w:pPr>
               <w:pStyle w:val="Compact"/>
-              <w:jc w:val="left"/>
-            </w:pPr>
-            <w:hyperlink r:id="rId25">
+            </w:pPr>
+            <w:hyperlink r:id="rId14">
               <w:r>
                 <w:rPr>
                   <w:rStyle w:val="Hyperlink"/>
@@ -482,7 +471,6 @@
           <w:p>
             <w:pPr>
               <w:pStyle w:val="Compact"/>
-              <w:jc w:val="left"/>
             </w:pPr>
             <w:r>
               <w:t xml:space="preserve">Contar dominios por topología</w:t>
@@ -494,7 +482,6 @@
           <w:p>
             <w:pPr>
               <w:pStyle w:val="Compact"/>
-              <w:jc w:val="left"/>
             </w:pPr>
             <w:r>
               <w:t xml:space="preserve">Todos</w:t>
@@ -508,9 +495,8 @@
           <w:p>
             <w:pPr>
               <w:pStyle w:val="Compact"/>
-              <w:jc w:val="left"/>
-            </w:pPr>
-            <w:hyperlink r:id="rId26">
+            </w:pPr>
+            <w:hyperlink r:id="rId15">
               <w:r>
                 <w:rPr>
                   <w:rStyle w:val="Hyperlink"/>
@@ -525,7 +511,6 @@
           <w:p>
             <w:pPr>
               <w:pStyle w:val="Compact"/>
-              <w:jc w:val="left"/>
             </w:pPr>
             <w:r>
               <w:t xml:space="preserve">Bucles, tormentas y por qué la red se ahoga</w:t>
@@ -537,7 +522,6 @@
           <w:p>
             <w:pPr>
               <w:pStyle w:val="Compact"/>
-              <w:jc w:val="left"/>
             </w:pPr>
             <w:r>
               <w:t xml:space="preserve">Todos</w:t>
@@ -551,9 +535,8 @@
           <w:p>
             <w:pPr>
               <w:pStyle w:val="Compact"/>
-              <w:jc w:val="left"/>
-            </w:pPr>
-            <w:hyperlink r:id="rId27">
+            </w:pPr>
+            <w:hyperlink r:id="rId16">
               <w:r>
                 <w:rPr>
                   <w:rStyle w:val="Hyperlink"/>
@@ -568,7 +551,6 @@
           <w:p>
             <w:pPr>
               <w:pStyle w:val="Compact"/>
-              <w:jc w:val="left"/>
             </w:pPr>
             <w:r>
               <w:t xml:space="preserve">Root bridge, costes, puertos elegidos</w:t>
@@ -580,7 +562,6 @@
           <w:p>
             <w:pPr>
               <w:pStyle w:val="Compact"/>
-              <w:jc w:val="left"/>
             </w:pPr>
             <w:r>
               <w:t xml:space="preserve">Clave</w:t>
@@ -594,9 +575,8 @@
           <w:p>
             <w:pPr>
               <w:pStyle w:val="Compact"/>
-              <w:jc w:val="left"/>
-            </w:pPr>
-            <w:hyperlink r:id="rId28">
+            </w:pPr>
+            <w:hyperlink r:id="rId17">
               <w:r>
                 <w:rPr>
                   <w:rStyle w:val="Hyperlink"/>
@@ -611,7 +591,6 @@
           <w:p>
             <w:pPr>
               <w:pStyle w:val="Compact"/>
-              <w:jc w:val="left"/>
             </w:pPr>
             <w:r>
               <w:t xml:space="preserve">Blocking, listening, learning, forwarding</w:t>
@@ -623,7 +602,6 @@
           <w:p>
             <w:pPr>
               <w:pStyle w:val="Compact"/>
-              <w:jc w:val="left"/>
             </w:pPr>
             <w:r>
               <w:t xml:space="preserve">Todos</w:t>
@@ -637,9 +615,8 @@
           <w:p>
             <w:pPr>
               <w:pStyle w:val="Compact"/>
-              <w:jc w:val="left"/>
-            </w:pPr>
-            <w:hyperlink r:id="rId29">
+            </w:pPr>
+            <w:hyperlink r:id="rId18">
               <w:r>
                 <w:rPr>
                   <w:rStyle w:val="Hyperlink"/>
@@ -654,7 +631,6 @@
           <w:p>
             <w:pPr>
               <w:pStyle w:val="Compact"/>
-              <w:jc w:val="left"/>
             </w:pPr>
             <w:r>
               <w:t xml:space="preserve">Convergencia rápida, edge y BPDUGuard</w:t>
@@ -666,7 +642,6 @@
           <w:p>
             <w:pPr>
               <w:pStyle w:val="Compact"/>
-              <w:jc w:val="left"/>
             </w:pPr>
             <w:r>
               <w:t xml:space="preserve">Todos</w:t>
@@ -680,9 +655,8 @@
           <w:p>
             <w:pPr>
               <w:pStyle w:val="Compact"/>
-              <w:jc w:val="left"/>
-            </w:pPr>
-            <w:hyperlink r:id="rId30">
+            </w:pPr>
+            <w:hyperlink r:id="rId19">
               <w:r>
                 <w:rPr>
                   <w:rStyle w:val="Hyperlink"/>
@@ -697,7 +671,6 @@
           <w:p>
             <w:pPr>
               <w:pStyle w:val="Compact"/>
-              <w:jc w:val="left"/>
             </w:pPr>
             <w:r>
               <w:t xml:space="preserve">Segmentación lógica y dominios de broadcast</w:t>
@@ -709,7 +682,6 @@
           <w:p>
             <w:pPr>
               <w:pStyle w:val="Compact"/>
-              <w:jc w:val="left"/>
             </w:pPr>
             <w:r>
               <w:t xml:space="preserve">Todos</w:t>
@@ -723,9 +695,8 @@
           <w:p>
             <w:pPr>
               <w:pStyle w:val="Compact"/>
-              <w:jc w:val="left"/>
-            </w:pPr>
-            <w:hyperlink r:id="rId31">
+            </w:pPr>
+            <w:hyperlink r:id="rId20">
               <w:r>
                 <w:rPr>
                   <w:rStyle w:val="Hyperlink"/>
@@ -740,7 +711,6 @@
           <w:p>
             <w:pPr>
               <w:pStyle w:val="Compact"/>
-              <w:jc w:val="left"/>
             </w:pPr>
             <w:r>
               <w:t xml:space="preserve">Datos, nativa, voz y gestión</w:t>
@@ -752,7 +722,6 @@
           <w:p>
             <w:pPr>
               <w:pStyle w:val="Compact"/>
-              <w:jc w:val="left"/>
             </w:pPr>
             <w:r>
               <w:t xml:space="preserve">Todos</w:t>
@@ -766,9 +735,8 @@
           <w:p>
             <w:pPr>
               <w:pStyle w:val="Compact"/>
-              <w:jc w:val="left"/>
-            </w:pPr>
-            <w:hyperlink r:id="rId32">
+            </w:pPr>
+            <w:hyperlink r:id="rId21">
               <w:r>
                 <w:rPr>
                   <w:rStyle w:val="Hyperlink"/>
@@ -783,7 +751,6 @@
           <w:p>
             <w:pPr>
               <w:pStyle w:val="Compact"/>
-              <w:jc w:val="left"/>
             </w:pPr>
             <w:r>
               <w:t xml:space="preserve">Sé el Paquete, Fireside, Laboratorio, Crucigrama…</w:t>
@@ -795,7 +762,6 @@
           <w:p>
             <w:pPr>
               <w:pStyle w:val="Compact"/>
-              <w:jc w:val="left"/>
             </w:pPr>
             <w:r>
               <w:t xml:space="preserve">Todos</w:t>
@@ -835,8 +801,8 @@
         </w:pict>
       </w:r>
     </w:p>
-    <w:bookmarkEnd w:id="33"/>
-    <w:bookmarkStart w:id="34" w:name="boletines-de-la-unidad"/>
+    <w:bookmarkEnd w:id="22"/>
+    <w:bookmarkStart w:id="23" w:name="boletines-de-la-unidad"/>
     <w:p>
       <w:pPr>
         <w:pStyle w:val="Heading2"/>
@@ -886,8 +852,8 @@
         </w:pict>
       </w:r>
     </w:p>
-    <w:bookmarkEnd w:id="34"/>
-    <w:bookmarkStart w:id="35" w:name="criterios-de-evaluación-cubiertos-ra3ra5"/>
+    <w:bookmarkEnd w:id="23"/>
+    <w:bookmarkStart w:id="24" w:name="criterios-de-evaluación-cubiertos-ra3ra5"/>
     <w:p>
       <w:pPr>
         <w:pStyle w:val="Heading2"/>
@@ -900,7 +866,6 @@
       <w:tblPr>
         <w:tblStyle w:val="Table"/>
         <w:tblW w:type="pct" w:w="5000"/>
-        <w:jc w:val="left"/>
         <w:tblLayout w:type="fixed"/>
         <w:tblLook w:firstRow="1" w:lastRow="0" w:firstColumn="0" w:lastColumn="0" w:noHBand="0" w:noVBand="0" w:val="0020"/>
       </w:tblPr>
@@ -918,7 +883,6 @@
           <w:p>
             <w:pPr>
               <w:pStyle w:val="Compact"/>
-              <w:jc w:val="left"/>
             </w:pPr>
             <w:r>
               <w:t xml:space="preserve">CE</w:t>
@@ -930,7 +894,6 @@
           <w:p>
             <w:pPr>
               <w:pStyle w:val="Compact"/>
-              <w:jc w:val="left"/>
             </w:pPr>
             <w:r>
               <w:t xml:space="preserve">Criterio</w:t>
@@ -942,7 +905,6 @@
           <w:p>
             <w:pPr>
               <w:pStyle w:val="Compact"/>
-              <w:jc w:val="left"/>
             </w:pPr>
             <w:r>
               <w:t xml:space="preserve">Dónde se cubre</w:t>
@@ -956,7 +918,6 @@
           <w:p>
             <w:pPr>
               <w:pStyle w:val="Compact"/>
-              <w:jc w:val="left"/>
             </w:pPr>
             <w:r>
               <w:t xml:space="preserve">RA3</w:t>
@@ -968,7 +929,6 @@
           <w:p>
             <w:pPr>
               <w:pStyle w:val="Compact"/>
-              <w:jc w:val="left"/>
             </w:pPr>
             <w:r>
               <w:t xml:space="preserve">Administración de conmutadores</w:t>
@@ -980,7 +940,6 @@
           <w:p>
             <w:pPr>
               <w:pStyle w:val="Compact"/>
-              <w:jc w:val="left"/>
             </w:pPr>
             <w:r>
               <w:t xml:space="preserve">✅ Puntos 1-2, 5-7 + ⚡ Laboratorio (punto 10)</w:t>
@@ -994,7 +953,6 @@
           <w:p>
             <w:pPr>
               <w:pStyle w:val="Compact"/>
-              <w:jc w:val="left"/>
             </w:pPr>
             <w:r>
               <w:t xml:space="preserve">RA3·c)</w:t>
@@ -1006,7 +964,6 @@
           <w:p>
             <w:pPr>
               <w:pStyle w:val="Compact"/>
-              <w:jc w:val="left"/>
             </w:pPr>
             <w:r>
               <w:t xml:space="preserve">Redundancia sin bucles (STP)</w:t>
@@ -1018,7 +975,6 @@
           <w:p>
             <w:pPr>
               <w:pStyle w:val="Compact"/>
-              <w:jc w:val="left"/>
             </w:pPr>
             <w:r>
               <w:t xml:space="preserve">✅ Puntos 4-7 + 💬 Entrevista (punto 10)</w:t>
@@ -1032,7 +988,6 @@
           <w:p>
             <w:pPr>
               <w:pStyle w:val="Compact"/>
-              <w:jc w:val="left"/>
             </w:pPr>
             <w:r>
               <w:t xml:space="preserve">RA5·a)</w:t>
@@ -1044,7 +999,6 @@
           <w:p>
             <w:pPr>
               <w:pStyle w:val="Compact"/>
-              <w:jc w:val="left"/>
             </w:pPr>
             <w:r>
               <w:t xml:space="preserve">Ventajas de VLANs</w:t>
@@ -1056,7 +1010,6 @@
           <w:p>
             <w:pPr>
               <w:pStyle w:val="Compact"/>
-              <w:jc w:val="left"/>
             </w:pPr>
             <w:r>
               <w:t xml:space="preserve">✅ Puntos 3-4 y 8 (dominios y ventajas) + 🧠 Atrévete a pensar (punto 10)</w:t>
@@ -1070,7 +1023,6 @@
           <w:p>
             <w:pPr>
               <w:pStyle w:val="Compact"/>
-              <w:jc w:val="left"/>
             </w:pPr>
             <w:r>
               <w:t xml:space="preserve">RA5·b)</w:t>
@@ -1082,7 +1034,6 @@
           <w:p>
             <w:pPr>
               <w:pStyle w:val="Compact"/>
-              <w:jc w:val="left"/>
             </w:pPr>
             <w:r>
               <w:t xml:space="preserve">Implementación de VLANs</w:t>
@@ -1094,7 +1045,6 @@
           <w:p>
             <w:pPr>
               <w:pStyle w:val="Compact"/>
-              <w:jc w:val="left"/>
             </w:pPr>
             <w:r>
               <w:t xml:space="preserve">✅ Puntos 8-9 + ⚡ Laboratorio (punto 10)</w:t>
@@ -1108,7 +1058,6 @@
           <w:p>
             <w:pPr>
               <w:pStyle w:val="Compact"/>
-              <w:jc w:val="left"/>
             </w:pPr>
             <w:r>
               <w:t xml:space="preserve">RA5·c)</w:t>
@@ -1120,7 +1069,6 @@
           <w:p>
             <w:pPr>
               <w:pStyle w:val="Compact"/>
-              <w:jc w:val="left"/>
             </w:pPr>
             <w:r>
               <w:t xml:space="preserve">Diagnóstico de incidencias</w:t>
@@ -1132,7 +1080,6 @@
           <w:p>
             <w:pPr>
               <w:pStyle w:val="Compact"/>
-              <w:jc w:val="left"/>
             </w:pPr>
             <w:r>
               <w:t xml:space="preserve">✅ Fallo intencionado de native VLAN (punto 10)</w:t>
@@ -1146,7 +1093,6 @@
           <w:p>
             <w:pPr>
               <w:pStyle w:val="Compact"/>
-              <w:jc w:val="left"/>
             </w:pPr>
             <w:r>
               <w:t xml:space="preserve">RA5·d)</w:t>
@@ -1158,7 +1104,6 @@
           <w:p>
             <w:pPr>
               <w:pStyle w:val="Compact"/>
-              <w:jc w:val="left"/>
             </w:pPr>
             <w:r>
               <w:t xml:space="preserve">Enlaces troncales</w:t>
@@ -1170,7 +1115,6 @@
           <w:p>
             <w:pPr>
               <w:pStyle w:val="Compact"/>
-              <w:jc w:val="left"/>
             </w:pPr>
             <w:r>
               <w:t xml:space="preserve">✅ Punto 9 (nativa) + ⭐ y 🤬 CONRAD (punto 10)</w:t>
@@ -1184,7 +1128,6 @@
           <w:p>
             <w:pPr>
               <w:pStyle w:val="Compact"/>
-              <w:jc w:val="left"/>
             </w:pPr>
             <w:r>
               <w:t xml:space="preserve">RA5·e)</w:t>
@@ -1196,7 +1139,6 @@
           <w:p>
             <w:pPr>
               <w:pStyle w:val="Compact"/>
-              <w:jc w:val="left"/>
             </w:pPr>
             <w:r>
               <w:t xml:space="preserve">Inter-VLAN con router</w:t>
@@ -1208,7 +1150,6 @@
           <w:p>
             <w:pPr>
               <w:pStyle w:val="Compact"/>
-              <w:jc w:val="left"/>
             </w:pPr>
             <w:r>
               <w:t xml:space="preserve">✅ ⚡ Laboratorio, 🕵️ y 🧠 (punto 10)</w:t>
@@ -1222,7 +1163,6 @@
           <w:p>
             <w:pPr>
               <w:pStyle w:val="Compact"/>
-              <w:jc w:val="left"/>
             </w:pPr>
             <w:r>
               <w:t xml:space="preserve">RA5·f)</w:t>
@@ -1234,7 +1174,6 @@
           <w:p>
             <w:pPr>
               <w:pStyle w:val="Compact"/>
-              <w:jc w:val="left"/>
             </w:pPr>
             <w:r>
               <w:t xml:space="preserve">Protocolos centralizados (VTP)</w:t>
@@ -1246,7 +1185,6 @@
           <w:p>
             <w:pPr>
               <w:pStyle w:val="Compact"/>
-              <w:jc w:val="left"/>
             </w:pPr>
             <w:r>
               <w:t xml:space="preserve">✅ 🕵️, 🧠 y 💬 (punto 10)</w:t>
@@ -1262,8 +1200,8 @@
         </w:pict>
       </w:r>
     </w:p>
-    <w:bookmarkEnd w:id="35"/>
-    <w:bookmarkStart w:id="36" w:name="por-dónde-empiezo"/>
+    <w:bookmarkEnd w:id="24"/>
+    <w:bookmarkStart w:id="25" w:name="por-dónde-empiezo"/>
     <w:p>
       <w:pPr>
         <w:pStyle w:val="Heading2"/>
@@ -1298,7 +1236,7 @@
       <w:r>
         <w:t xml:space="preserve"> </w:t>
       </w:r>
-      <w:hyperlink r:id="rId30">
+      <w:hyperlink r:id="rId19">
         <w:r>
           <w:rPr>
             <w:rStyle w:val="Hyperlink"/>
@@ -1312,7 +1250,7 @@
       <w:r>
         <w:t xml:space="preserve"> </w:t>
       </w:r>
-      <w:hyperlink r:id="rId25">
+      <w:hyperlink r:id="rId14">
         <w:r>
           <w:rPr>
             <w:rStyle w:val="Hyperlink"/>
@@ -1341,7 +1279,7 @@
       <w:r>
         <w:t xml:space="preserve"> </w:t>
       </w:r>
-      <w:hyperlink r:id="rId23">
+      <w:hyperlink r:id="rId12">
         <w:r>
           <w:rPr>
             <w:rStyle w:val="Hyperlink"/>
@@ -1366,7 +1304,7 @@
         </w:rPr>
         <w:t xml:space="preserve"> </w:t>
       </w:r>
-      <w:hyperlink r:id="rId21">
+      <w:hyperlink r:id="rId10">
         <w:r>
           <w:rPr>
             <w:rStyle w:val="Hyperlink"/>
@@ -1384,9 +1322,9 @@
         <w:t xml:space="preserve">.</w:t>
       </w:r>
     </w:p>
-    <w:bookmarkEnd w:id="36"/>
-    <w:bookmarkEnd w:id="37"/>
-    <w:bookmarkStart w:id="49" w:name="qué-es-un-switch"/>
+    <w:bookmarkEnd w:id="25"/>
+    <w:bookmarkEnd w:id="26"/>
+    <w:bookmarkStart w:id="38" w:name="qué-es-un-switch"/>
     <w:p>
       <w:pPr>
         <w:pStyle w:val="Heading1"/>
@@ -1450,7 +1388,7 @@
         </w:pict>
       </w:r>
     </w:p>
-    <w:bookmarkStart w:id="38" w:name="la-idea-en-una-frase"/>
+    <w:bookmarkStart w:id="27" w:name="la-idea-en-una-frase"/>
     <w:p>
       <w:pPr>
         <w:pStyle w:val="Heading2"/>
@@ -1540,8 +1478,8 @@
         </w:pict>
       </w:r>
     </w:p>
-    <w:bookmarkEnd w:id="38"/>
-    <w:bookmarkStart w:id="39" w:name="dónde-vive-el-switch"/>
+    <w:bookmarkEnd w:id="27"/>
+    <w:bookmarkStart w:id="28" w:name="dónde-vive-el-switch"/>
     <w:p>
       <w:pPr>
         <w:pStyle w:val="Heading2"/>
@@ -1574,13 +1512,7 @@
         <w:t xml:space="preserve"> </w:t>
       </w:r>
       <w:r>
-        <w:t xml:space="preserve">“</w:t>
-      </w:r>
-      <w:r>
-        <w:t xml:space="preserve">idioma</w:t>
-      </w:r>
-      <w:r>
-        <w:t xml:space="preserve">”</w:t>
+        <w:t xml:space="preserve">“idioma”</w:t>
       </w:r>
       <w:r>
         <w:t xml:space="preserve"> </w:t>
@@ -1637,7 +1569,6 @@
       <w:tblPr>
         <w:tblStyle w:val="Table"/>
         <w:tblW w:type="pct" w:w="5000"/>
-        <w:jc w:val="left"/>
         <w:tblLayout w:type="fixed"/>
         <w:tblLook w:firstRow="1" w:lastRow="0" w:firstColumn="0" w:lastColumn="0" w:noHBand="0" w:noVBand="0" w:val="0020"/>
       </w:tblPr>
@@ -1654,7 +1585,6 @@
           <w:p>
             <w:pPr>
               <w:pStyle w:val="Compact"/>
-              <w:jc w:val="left"/>
             </w:pPr>
             <w:r>
               <w:t xml:space="preserve">Aspecto</w:t>
@@ -1666,7 +1596,6 @@
           <w:p>
             <w:pPr>
               <w:pStyle w:val="Compact"/>
-              <w:jc w:val="left"/>
             </w:pPr>
             <w:r>
               <w:t xml:space="preserve">Detalle</w:t>
@@ -1680,7 +1609,6 @@
           <w:p>
             <w:pPr>
               <w:pStyle w:val="Compact"/>
-              <w:jc w:val="left"/>
             </w:pPr>
             <w:r>
               <w:t xml:space="preserve">Capa OSI</w:t>
@@ -1692,7 +1620,6 @@
           <w:p>
             <w:pPr>
               <w:pStyle w:val="Compact"/>
-              <w:jc w:val="left"/>
             </w:pPr>
             <w:r>
               <w:t xml:space="preserve">2 (Enlace de datos)</w:t>
@@ -1706,7 +1633,6 @@
           <w:p>
             <w:pPr>
               <w:pStyle w:val="Compact"/>
-              <w:jc w:val="left"/>
             </w:pPr>
             <w:r>
               <w:t xml:space="preserve">Unidad de datos</w:t>
@@ -1718,7 +1644,6 @@
           <w:p>
             <w:pPr>
               <w:pStyle w:val="Compact"/>
-              <w:jc w:val="left"/>
             </w:pPr>
             <w:r>
               <w:t xml:space="preserve">Trama (</w:t>
@@ -1742,7 +1667,6 @@
           <w:p>
             <w:pPr>
               <w:pStyle w:val="Compact"/>
-              <w:jc w:val="left"/>
             </w:pPr>
             <w:r>
               <w:t xml:space="preserve">Decide con</w:t>
@@ -1754,7 +1678,6 @@
           <w:p>
             <w:pPr>
               <w:pStyle w:val="Compact"/>
-              <w:jc w:val="left"/>
             </w:pPr>
             <w:r>
               <w:t xml:space="preserve">Dirección MAC destino</w:t>
@@ -1768,7 +1691,6 @@
           <w:p>
             <w:pPr>
               <w:pStyle w:val="Compact"/>
-              <w:jc w:val="left"/>
             </w:pPr>
             <w:r>
               <w:t xml:space="preserve">Dirección MAC</w:t>
@@ -1780,7 +1702,6 @@
           <w:p>
             <w:pPr>
               <w:pStyle w:val="Compact"/>
-              <w:jc w:val="left"/>
             </w:pPr>
             <w:r>
               <w:t xml:space="preserve">48 bits, escrita en hexadecimal (ej.</w:t>
@@ -1840,7 +1761,7 @@
       <w:r>
         <w:t xml:space="preserve"> </w:t>
       </w:r>
-      <w:hyperlink r:id="rId30">
+      <w:hyperlink r:id="rId19">
         <w:r>
           <w:rPr>
             <w:rStyle w:val="Hyperlink"/>
@@ -1858,13 +1779,7 @@
         <w:t xml:space="preserve"> </w:t>
       </w:r>
       <w:r>
-        <w:t xml:space="preserve">“</w:t>
-      </w:r>
-      <w:r>
-        <w:t xml:space="preserve">subir de piso</w:t>
-      </w:r>
-      <w:r>
-        <w:t xml:space="preserve">”</w:t>
+        <w:t xml:space="preserve">“subir de piso”</w:t>
       </w:r>
       <w:r>
         <w:t xml:space="preserve"> </w:t>
@@ -1880,8 +1795,8 @@
         </w:pict>
       </w:r>
     </w:p>
-    <w:bookmarkEnd w:id="39"/>
-    <w:bookmarkStart w:id="43" w:name="switch-vs-hub-el-salto-de-calidad"/>
+    <w:bookmarkEnd w:id="28"/>
+    <w:bookmarkStart w:id="32" w:name="switch-vs-hub-el-salto-de-calidad"/>
     <w:p>
       <w:pPr>
         <w:pStyle w:val="Heading2"/>
@@ -1949,12 +1864,12 @@
           <wp:inline>
             <wp:extent cx="5334000" cy="2314754"/>
             <wp:effectExtent b="0" l="0" r="0" t="0"/>
-            <wp:docPr descr="Comparación entre hub y switch: el hub reenvía la trama a todos los puertos y el switch la reenvía solo al destino" title="" id="41" name="Picture"/>
+            <wp:docPr descr="Comparación entre hub y switch: el hub reenvía la trama a todos los puertos y el switch la reenvía solo al destino" title="" id="30" name="Picture"/>
             <a:graphic>
               <a:graphicData uri="http://schemas.openxmlformats.org/drawingml/2006/picture">
                 <pic:pic>
                   <pic:nvPicPr>
-                    <pic:cNvPr descr="public/diagrams/u05-hub-vs-switch.svg" id="42" name="Picture"/>
+                    <pic:cNvPr descr="public/diagrams/u05-hub-vs-switch.svg" id="31" name="Picture"/>
                     <pic:cNvPicPr>
                       <a:picLocks noChangeArrowheads="1" noChangeAspect="1"/>
                     </pic:cNvPicPr>
@@ -1966,7 +1881,7 @@
                           <a14:useLocalDpi xmlns:a14="http://schemas.microsoft.com/office/drawing/2010/main" val="0"/>
                         </a:ext>
                         <a:ext uri="{96DAC541-7B7A-43D3-8B79-37D633B846F1}">
-                          <asvg:svgBlip xmlns:asvg="http://schemas.microsoft.com/office/drawing/2016/SVG/main" r:embed="rId40"/>
+                          <asvg:svgBlip xmlns:asvg="http://schemas.microsoft.com/office/drawing/2016/SVG/main" r:embed="rId29"/>
                         </a:ext>
                       </a:extLst>
                     </a:blip>
@@ -2008,7 +1923,6 @@
       <w:tblPr>
         <w:tblStyle w:val="Table"/>
         <w:tblW w:type="pct" w:w="5000"/>
-        <w:jc w:val="left"/>
         <w:tblLayout w:type="fixed"/>
         <w:tblLook w:firstRow="1" w:lastRow="0" w:firstColumn="0" w:lastColumn="0" w:noHBand="0" w:noVBand="0" w:val="0020"/>
       </w:tblPr>
@@ -2026,7 +1940,6 @@
           <w:p>
             <w:pPr>
               <w:pStyle w:val="Compact"/>
-              <w:jc w:val="left"/>
             </w:pPr>
             <w:r>
               <w:t xml:space="preserve">Característica</w:t>
@@ -2038,7 +1951,6 @@
           <w:p>
             <w:pPr>
               <w:pStyle w:val="Compact"/>
-              <w:jc w:val="left"/>
             </w:pPr>
             <w:r>
               <w:t xml:space="preserve">Hub</w:t>
@@ -2050,7 +1962,6 @@
           <w:p>
             <w:pPr>
               <w:pStyle w:val="Compact"/>
-              <w:jc w:val="left"/>
             </w:pPr>
             <w:r>
               <w:t xml:space="preserve">Switch</w:t>
@@ -2064,7 +1975,6 @@
           <w:p>
             <w:pPr>
               <w:pStyle w:val="Compact"/>
-              <w:jc w:val="left"/>
             </w:pPr>
             <w:r>
               <w:t xml:space="preserve">Capa</w:t>
@@ -2076,7 +1986,6 @@
           <w:p>
             <w:pPr>
               <w:pStyle w:val="Compact"/>
-              <w:jc w:val="left"/>
             </w:pPr>
             <w:r>
               <w:t xml:space="preserve">1 (Física)</w:t>
@@ -2088,7 +1997,6 @@
           <w:p>
             <w:pPr>
               <w:pStyle w:val="Compact"/>
-              <w:jc w:val="left"/>
             </w:pPr>
             <w:r>
               <w:t xml:space="preserve">2 (Enlace)</w:t>
@@ -2102,7 +2010,6 @@
           <w:p>
             <w:pPr>
               <w:pStyle w:val="Compact"/>
-              <w:jc w:val="left"/>
             </w:pPr>
             <w:r>
               <w:t xml:space="preserve">¿Aprende MACs?</w:t>
@@ -2114,7 +2021,6 @@
           <w:p>
             <w:pPr>
               <w:pStyle w:val="Compact"/>
-              <w:jc w:val="left"/>
             </w:pPr>
             <w:r>
               <w:t xml:space="preserve">No</w:t>
@@ -2126,7 +2032,6 @@
           <w:p>
             <w:pPr>
               <w:pStyle w:val="Compact"/>
-              <w:jc w:val="left"/>
             </w:pPr>
             <w:r>
               <w:t xml:space="preserve">Sí</w:t>
@@ -2140,7 +2045,6 @@
           <w:p>
             <w:pPr>
               <w:pStyle w:val="Compact"/>
-              <w:jc w:val="left"/>
             </w:pPr>
             <w:r>
               <w:t xml:space="preserve">Reenvío</w:t>
@@ -2152,7 +2056,6 @@
           <w:p>
             <w:pPr>
               <w:pStyle w:val="Compact"/>
-              <w:jc w:val="left"/>
             </w:pPr>
             <w:r>
               <w:t xml:space="preserve">A todos los puertos</w:t>
@@ -2164,7 +2067,6 @@
           <w:p>
             <w:pPr>
               <w:pStyle w:val="Compact"/>
-              <w:jc w:val="left"/>
             </w:pPr>
             <w:r>
               <w:t xml:space="preserve">Solo al puerto del destino</w:t>
@@ -2178,7 +2080,6 @@
           <w:p>
             <w:pPr>
               <w:pStyle w:val="Compact"/>
-              <w:jc w:val="left"/>
             </w:pPr>
             <w:r>
               <w:t xml:space="preserve">Segmenta colisiones</w:t>
@@ -2190,7 +2091,6 @@
           <w:p>
             <w:pPr>
               <w:pStyle w:val="Compact"/>
-              <w:jc w:val="left"/>
             </w:pPr>
             <w:r>
               <w:t xml:space="preserve">No (1 dominio global)</w:t>
@@ -2202,7 +2102,6 @@
           <w:p>
             <w:pPr>
               <w:pStyle w:val="Compact"/>
-              <w:jc w:val="left"/>
             </w:pPr>
             <w:r>
               <w:t xml:space="preserve">Sí (1 dominio por puerto)</w:t>
@@ -2216,7 +2115,6 @@
           <w:p>
             <w:pPr>
               <w:pStyle w:val="Compact"/>
-              <w:jc w:val="left"/>
             </w:pPr>
             <w:r>
               <w:t xml:space="preserve">Uso actual</w:t>
@@ -2228,7 +2126,6 @@
           <w:p>
             <w:pPr>
               <w:pStyle w:val="Compact"/>
-              <w:jc w:val="left"/>
             </w:pPr>
             <w:r>
               <w:t xml:space="preserve">Museos, sniffing puntual</w:t>
@@ -2240,7 +2137,6 @@
           <w:p>
             <w:pPr>
               <w:pStyle w:val="Compact"/>
-              <w:jc w:val="left"/>
             </w:pPr>
             <w:r>
               <w:t xml:space="preserve">Todo</w:t>
@@ -2280,8 +2176,8 @@
         </w:pict>
       </w:r>
     </w:p>
-    <w:bookmarkEnd w:id="43"/>
-    <w:bookmarkStart w:id="44" w:name="qué-hace-con-cada-trama"/>
+    <w:bookmarkEnd w:id="32"/>
+    <w:bookmarkStart w:id="33" w:name="qué-hace-con-cada-trama"/>
     <w:p>
       <w:pPr>
         <w:pStyle w:val="Heading2"/>
@@ -2312,7 +2208,6 @@
       <w:tblPr>
         <w:tblStyle w:val="Table"/>
         <w:tblW w:type="pct" w:w="5000"/>
-        <w:jc w:val="left"/>
         <w:tblLayout w:type="fixed"/>
         <w:tblLook w:firstRow="1" w:lastRow="0" w:firstColumn="0" w:lastColumn="0" w:noHBand="0" w:noVBand="0" w:val="0020"/>
       </w:tblPr>
@@ -2329,7 +2224,6 @@
           <w:p>
             <w:pPr>
               <w:pStyle w:val="Compact"/>
-              <w:jc w:val="left"/>
             </w:pPr>
             <w:r>
               <w:t xml:space="preserve">Situación</w:t>
@@ -2341,7 +2235,6 @@
           <w:p>
             <w:pPr>
               <w:pStyle w:val="Compact"/>
-              <w:jc w:val="left"/>
             </w:pPr>
             <w:r>
               <w:t xml:space="preserve">Acción del switch</w:t>
@@ -2355,7 +2248,6 @@
           <w:p>
             <w:pPr>
               <w:pStyle w:val="Compact"/>
-              <w:jc w:val="left"/>
             </w:pPr>
             <w:r>
               <w:t xml:space="preserve">MAC destino</w:t>
@@ -2377,7 +2269,6 @@
           <w:p>
             <w:pPr>
               <w:pStyle w:val="Compact"/>
-              <w:jc w:val="left"/>
             </w:pPr>
             <w:r>
               <w:t xml:space="preserve">Reenvía solo por el puerto correspondiente</w:t>
@@ -2391,7 +2282,6 @@
           <w:p>
             <w:pPr>
               <w:pStyle w:val="Compact"/>
-              <w:jc w:val="left"/>
             </w:pPr>
             <w:r>
               <w:t xml:space="preserve">MAC destino</w:t>
@@ -2413,7 +2303,6 @@
           <w:p>
             <w:pPr>
               <w:pStyle w:val="Compact"/>
-              <w:jc w:val="left"/>
             </w:pPr>
             <w:r>
               <w:rPr>
@@ -2434,7 +2323,6 @@
           <w:p>
             <w:pPr>
               <w:pStyle w:val="Compact"/>
-              <w:jc w:val="left"/>
             </w:pPr>
             <w:r>
               <w:t xml:space="preserve">MAC destino = broadcast (</w:t>
@@ -2455,7 +2343,6 @@
           <w:p>
             <w:pPr>
               <w:pStyle w:val="Compact"/>
-              <w:jc w:val="left"/>
             </w:pPr>
             <w:r>
               <w:t xml:space="preserve">Inunda por todos los puertos</w:t>
@@ -2469,7 +2356,6 @@
           <w:p>
             <w:pPr>
               <w:pStyle w:val="Compact"/>
-              <w:jc w:val="left"/>
             </w:pPr>
             <w:r>
               <w:t xml:space="preserve">MAC destino = multicast</w:t>
@@ -2481,7 +2367,6 @@
           <w:p>
             <w:pPr>
               <w:pStyle w:val="Compact"/>
-              <w:jc w:val="left"/>
             </w:pPr>
             <w:r>
               <w:t xml:space="preserve">Depende de IGMP snooping</w:t>
@@ -2501,13 +2386,7 @@
         <w:t xml:space="preserve"> </w:t>
       </w:r>
       <w:r>
-        <w:t xml:space="preserve">“</w:t>
-      </w:r>
-      <w:r>
-        <w:t xml:space="preserve">inundar</w:t>
-      </w:r>
-      <w:r>
-        <w:t xml:space="preserve">”</w:t>
+        <w:t xml:space="preserve">“inundar”</w:t>
       </w:r>
       <w:r>
         <w:t xml:space="preserve"> </w:t>
@@ -2528,7 +2407,7 @@
       <w:r>
         <w:t xml:space="preserve"> </w:t>
       </w:r>
-      <w:hyperlink r:id="rId24">
+      <w:hyperlink r:id="rId13">
         <w:r>
           <w:rPr>
             <w:rStyle w:val="Hyperlink"/>
@@ -2547,8 +2426,8 @@
         </w:pict>
       </w:r>
     </w:p>
-    <w:bookmarkEnd w:id="44"/>
-    <w:bookmarkStart w:id="45" w:name="mini-chequeo"/>
+    <w:bookmarkEnd w:id="33"/>
+    <w:bookmarkStart w:id="34" w:name="mini-chequeo"/>
     <w:p>
       <w:pPr>
         <w:pStyle w:val="Heading2"/>
@@ -2696,8 +2575,8 @@
         </w:pict>
       </w:r>
     </w:p>
-    <w:bookmarkEnd w:id="45"/>
-    <w:bookmarkStart w:id="46" w:name="resumen-en-3-frases"/>
+    <w:bookmarkEnd w:id="34"/>
+    <w:bookmarkStart w:id="35" w:name="resumen-en-3-frases"/>
     <w:p>
       <w:pPr>
         <w:pStyle w:val="Heading2"/>
@@ -2755,8 +2634,8 @@
         <w:t xml:space="preserve">; esa inundación es el mecanismo que le permite aprender.</w:t>
       </w:r>
     </w:p>
-    <w:bookmarkEnd w:id="46"/>
-    <w:bookmarkStart w:id="48" w:name="vocabulario-rápido"/>
+    <w:bookmarkEnd w:id="35"/>
+    <w:bookmarkStart w:id="37" w:name="vocabulario-rápido"/>
     <w:p>
       <w:pPr>
         <w:pStyle w:val="Heading2"/>
@@ -2769,7 +2648,6 @@
       <w:tblPr>
         <w:tblStyle w:val="Table"/>
         <w:tblW w:type="auto" w:w="0"/>
-        <w:jc w:val="left"/>
         <w:tblLook w:firstRow="1" w:lastRow="0" w:firstColumn="0" w:lastColumn="0" w:noHBand="0" w:noVBand="0" w:val="0020"/>
       </w:tblPr>
       <w:tblGrid>
@@ -2785,7 +2663,6 @@
           <w:p>
             <w:pPr>
               <w:pStyle w:val="Compact"/>
-              <w:jc w:val="left"/>
             </w:pPr>
             <w:r>
               <w:t xml:space="preserve">Término</w:t>
@@ -2797,7 +2674,6 @@
           <w:p>
             <w:pPr>
               <w:pStyle w:val="Compact"/>
-              <w:jc w:val="left"/>
             </w:pPr>
             <w:r>
               <w:t xml:space="preserve">Idea general</w:t>
@@ -2811,7 +2687,6 @@
           <w:p>
             <w:pPr>
               <w:pStyle w:val="Compact"/>
-              <w:jc w:val="left"/>
             </w:pPr>
             <w:r>
               <w:t xml:space="preserve">Switch</w:t>
@@ -2823,7 +2698,6 @@
           <w:p>
             <w:pPr>
               <w:pStyle w:val="Compact"/>
-              <w:jc w:val="left"/>
             </w:pPr>
             <w:r>
               <w:t xml:space="preserve">Dispositivo de capa 2 que conmuta tramas por MAC</w:t>
@@ -2837,7 +2711,6 @@
           <w:p>
             <w:pPr>
               <w:pStyle w:val="Compact"/>
-              <w:jc w:val="left"/>
             </w:pPr>
             <w:r>
               <w:t xml:space="preserve">Trama (frame)</w:t>
@@ -2849,7 +2722,6 @@
           <w:p>
             <w:pPr>
               <w:pStyle w:val="Compact"/>
-              <w:jc w:val="left"/>
             </w:pPr>
             <w:r>
               <w:t xml:space="preserve">PDU de la capa de Enlace</w:t>
@@ -2863,7 +2735,6 @@
           <w:p>
             <w:pPr>
               <w:pStyle w:val="Compact"/>
-              <w:jc w:val="left"/>
             </w:pPr>
             <w:r>
               <w:t xml:space="preserve">MAC</w:t>
@@ -2875,7 +2746,6 @@
           <w:p>
             <w:pPr>
               <w:pStyle w:val="Compact"/>
-              <w:jc w:val="left"/>
             </w:pPr>
             <w:r>
               <w:t xml:space="preserve">Identificador físico de 48 bits de cada interfaz</w:t>
@@ -2889,7 +2759,6 @@
           <w:p>
             <w:pPr>
               <w:pStyle w:val="Compact"/>
-              <w:jc w:val="left"/>
             </w:pPr>
             <w:r>
               <w:t xml:space="preserve">Inundar (flood)</w:t>
@@ -2901,7 +2770,6 @@
           <w:p>
             <w:pPr>
               <w:pStyle w:val="Compact"/>
-              <w:jc w:val="left"/>
             </w:pPr>
             <w:r>
               <w:t xml:space="preserve">Enviar por todos los puertos menos el de origen</w:t>
@@ -2915,7 +2783,6 @@
           <w:p>
             <w:pPr>
               <w:pStyle w:val="Compact"/>
-              <w:jc w:val="left"/>
             </w:pPr>
             <w:r>
               <w:t xml:space="preserve">Hub</w:t>
@@ -2927,7 +2794,6 @@
           <w:p>
             <w:pPr>
               <w:pStyle w:val="Compact"/>
-              <w:jc w:val="left"/>
             </w:pPr>
             <w:r>
               <w:t xml:space="preserve">Repetidor de capa 1 que lo retransmite todo</w:t>
@@ -2953,7 +2819,7 @@
       <w:r>
         <w:t xml:space="preserve"> </w:t>
       </w:r>
-      <w:hyperlink r:id="rId47">
+      <w:hyperlink r:id="rId36">
         <w:r>
           <w:rPr>
             <w:rStyle w:val="Hyperlink"/>
@@ -2980,7 +2846,7 @@
       <w:r>
         <w:t xml:space="preserve"> </w:t>
       </w:r>
-      <w:hyperlink r:id="rId47">
+      <w:hyperlink r:id="rId36">
         <w:r>
           <w:rPr>
             <w:rStyle w:val="Hyperlink"/>
@@ -3007,7 +2873,7 @@
       <w:r>
         <w:t xml:space="preserve"> </w:t>
       </w:r>
-      <w:hyperlink r:id="rId24">
+      <w:hyperlink r:id="rId13">
         <w:r>
           <w:rPr>
             <w:rStyle w:val="Hyperlink"/>
@@ -3016,9 +2882,9 @@
         </w:r>
       </w:hyperlink>
     </w:p>
-    <w:bookmarkEnd w:id="48"/>
-    <w:bookmarkEnd w:id="49"/>
-    <w:bookmarkStart w:id="61" w:name="aprendizaje-de-macs"/>
+    <w:bookmarkEnd w:id="37"/>
+    <w:bookmarkEnd w:id="38"/>
+    <w:bookmarkStart w:id="50" w:name="aprendizaje-de-macs"/>
     <w:p>
       <w:pPr>
         <w:pStyle w:val="Heading1"/>
@@ -3082,7 +2948,7 @@
         </w:pict>
       </w:r>
     </w:p>
-    <w:bookmarkStart w:id="50" w:name="la-idea-en-una-frase-1"/>
+    <w:bookmarkStart w:id="39" w:name="la-idea-en-una-frase-1"/>
     <w:p>
       <w:pPr>
         <w:pStyle w:val="Heading2"/>
@@ -3175,8 +3041,8 @@
         </w:pict>
       </w:r>
     </w:p>
-    <w:bookmarkEnd w:id="50"/>
-    <w:bookmarkStart w:id="54" w:name="el-proceso-de-aprendizaje-paso-a-paso"/>
+    <w:bookmarkEnd w:id="39"/>
+    <w:bookmarkStart w:id="43" w:name="el-proceso-de-aprendizaje-paso-a-paso"/>
     <w:p>
       <w:pPr>
         <w:pStyle w:val="Heading2"/>
@@ -3265,12 +3131,12 @@
           <wp:inline>
             <wp:extent cx="5334000" cy="3242235"/>
             <wp:effectExtent b="0" l="0" r="0" t="0"/>
-            <wp:docPr descr="Aprendizaje de MAC en dos tramas: la primera se inunda por desconocida y la segunda se reenvía solo por el puerto correcto" title="" id="52" name="Picture"/>
+            <wp:docPr descr="Aprendizaje de MAC en dos tramas: la primera se inunda por desconocida y la segunda se reenvía solo por el puerto correcto" title="" id="41" name="Picture"/>
             <a:graphic>
               <a:graphicData uri="http://schemas.openxmlformats.org/drawingml/2006/picture">
                 <pic:pic>
                   <pic:nvPicPr>
-                    <pic:cNvPr descr="public/diagrams/u05-aprendizaje-mac.svg" id="53" name="Picture"/>
+                    <pic:cNvPr descr="public/diagrams/u05-aprendizaje-mac.svg" id="42" name="Picture"/>
                     <pic:cNvPicPr>
                       <a:picLocks noChangeArrowheads="1" noChangeAspect="1"/>
                     </pic:cNvPicPr>
@@ -3282,7 +3148,7 @@
                           <a14:useLocalDpi xmlns:a14="http://schemas.microsoft.com/office/drawing/2010/main" val="0"/>
                         </a:ext>
                         <a:ext uri="{96DAC541-7B7A-43D3-8B79-37D633B846F1}">
-                          <asvg:svgBlip xmlns:asvg="http://schemas.microsoft.com/office/drawing/2016/SVG/main" r:embed="rId51"/>
+                          <asvg:svgBlip xmlns:asvg="http://schemas.microsoft.com/office/drawing/2016/SVG/main" r:embed="rId40"/>
                         </a:ext>
                       </a:extLst>
                     </a:blip>
@@ -3404,8 +3270,8 @@
         </w:pict>
       </w:r>
     </w:p>
-    <w:bookmarkEnd w:id="54"/>
-    <w:bookmarkStart w:id="55" w:name="la-tabla-mac-en-acción"/>
+    <w:bookmarkEnd w:id="43"/>
+    <w:bookmarkStart w:id="44" w:name="la-tabla-mac-en-acción"/>
     <w:p>
       <w:pPr>
         <w:pStyle w:val="Heading2"/>
@@ -3494,7 +3360,6 @@
       <w:tblPr>
         <w:tblStyle w:val="Table"/>
         <w:tblW w:type="pct" w:w="5000"/>
-        <w:jc w:val="left"/>
         <w:tblLayout w:type="fixed"/>
         <w:tblLook w:firstRow="1" w:lastRow="0" w:firstColumn="0" w:lastColumn="0" w:noHBand="0" w:noVBand="0" w:val="0020"/>
       </w:tblPr>
@@ -3511,7 +3376,6 @@
           <w:p>
             <w:pPr>
               <w:pStyle w:val="Compact"/>
-              <w:jc w:val="left"/>
             </w:pPr>
             <w:r>
               <w:t xml:space="preserve">Columna</w:t>
@@ -3523,7 +3387,6 @@
           <w:p>
             <w:pPr>
               <w:pStyle w:val="Compact"/>
-              <w:jc w:val="left"/>
             </w:pPr>
             <w:r>
               <w:t xml:space="preserve">Qué significa</w:t>
@@ -3537,7 +3400,6 @@
           <w:p>
             <w:pPr>
               <w:pStyle w:val="Compact"/>
-              <w:jc w:val="left"/>
             </w:pPr>
             <w:r>
               <w:t xml:space="preserve">Vlan</w:t>
@@ -3549,7 +3411,6 @@
           <w:p>
             <w:pPr>
               <w:pStyle w:val="Compact"/>
-              <w:jc w:val="left"/>
             </w:pPr>
             <w:r>
               <w:t xml:space="preserve">La VLAN en la que se aprendió la MAC (por defecto VLAN 1)</w:t>
@@ -3563,7 +3424,6 @@
           <w:p>
             <w:pPr>
               <w:pStyle w:val="Compact"/>
-              <w:jc w:val="left"/>
             </w:pPr>
             <w:r>
               <w:t xml:space="preserve">Mac Address</w:t>
@@ -3575,7 +3435,6 @@
           <w:p>
             <w:pPr>
               <w:pStyle w:val="Compact"/>
-              <w:jc w:val="left"/>
             </w:pPr>
             <w:r>
               <w:t xml:space="preserve">La dirección MAC aprendida</w:t>
@@ -3589,7 +3448,6 @@
           <w:p>
             <w:pPr>
               <w:pStyle w:val="Compact"/>
-              <w:jc w:val="left"/>
             </w:pPr>
             <w:r>
               <w:t xml:space="preserve">Type</w:t>
@@ -3601,7 +3459,6 @@
           <w:p>
             <w:pPr>
               <w:pStyle w:val="Compact"/>
-              <w:jc w:val="left"/>
             </w:pPr>
             <w:r>
               <w:t xml:space="preserve">DYNAMIC (aprendida), STATIC (configurada) o SECURE (port security)</w:t>
@@ -3615,7 +3472,6 @@
           <w:p>
             <w:pPr>
               <w:pStyle w:val="Compact"/>
-              <w:jc w:val="left"/>
             </w:pPr>
             <w:r>
               <w:t xml:space="preserve">Ports</w:t>
@@ -3627,7 +3483,6 @@
           <w:p>
             <w:pPr>
               <w:pStyle w:val="Compact"/>
-              <w:jc w:val="left"/>
             </w:pPr>
             <w:r>
               <w:t xml:space="preserve">El puerto por el que se alcanza esa MAC</w:t>
@@ -3708,8 +3563,8 @@
         </w:pict>
       </w:r>
     </w:p>
-    <w:bookmarkEnd w:id="55"/>
-    <w:bookmarkStart w:id="57" w:name="por-qué-memoria-cam"/>
+    <w:bookmarkEnd w:id="44"/>
+    <w:bookmarkStart w:id="46" w:name="por-qué-memoria-cam"/>
     <w:p>
       <w:pPr>
         <w:pStyle w:val="Heading2"/>
@@ -3721,13 +3576,7 @@
         <w:t xml:space="preserve"> </w:t>
       </w:r>
       <w:r>
-        <w:t xml:space="preserve">“</w:t>
-      </w:r>
-      <w:r>
-        <w:t xml:space="preserve">memoria CAM</w:t>
-      </w:r>
-      <w:r>
-        <w:t xml:space="preserve">”</w:t>
+        <w:t xml:space="preserve">“memoria CAM”</w:t>
       </w:r>
       <w:r>
         <w:t xml:space="preserve">?</w:t>
@@ -3786,13 +3635,7 @@
         <w:t xml:space="preserve"> </w:t>
       </w:r>
       <w:r>
-        <w:t xml:space="preserve">“</w:t>
-      </w:r>
-      <w:r>
-        <w:t xml:space="preserve">¿en qué puerto está esta MAC?</w:t>
-      </w:r>
-      <w:r>
-        <w:t xml:space="preserve">”</w:t>
+        <w:t xml:space="preserve">“¿en qué puerto está esta MAC?”</w:t>
       </w:r>
       <w:r>
         <w:t xml:space="preserve">.</w:t>
@@ -3822,7 +3665,6 @@
       <w:tblPr>
         <w:tblStyle w:val="Table"/>
         <w:tblW w:type="pct" w:w="5000"/>
-        <w:jc w:val="left"/>
         <w:tblLayout w:type="fixed"/>
         <w:tblLook w:firstRow="1" w:lastRow="0" w:firstColumn="0" w:lastColumn="0" w:noHBand="0" w:noVBand="0" w:val="0020"/>
       </w:tblPr>
@@ -3839,7 +3681,6 @@
           <w:p>
             <w:pPr>
               <w:pStyle w:val="Compact"/>
-              <w:jc w:val="left"/>
             </w:pPr>
             <w:r>
               <w:t xml:space="preserve">Característica</w:t>
@@ -3851,7 +3692,6 @@
           <w:p>
             <w:pPr>
               <w:pStyle w:val="Compact"/>
-              <w:jc w:val="left"/>
             </w:pPr>
             <w:r>
               <w:t xml:space="preserve">Valor típico</w:t>
@@ -3865,7 +3705,6 @@
           <w:p>
             <w:pPr>
               <w:pStyle w:val="Compact"/>
-              <w:jc w:val="left"/>
             </w:pPr>
             <w:r>
               <w:t xml:space="preserve">Búsqueda</w:t>
@@ -3877,7 +3716,6 @@
           <w:p>
             <w:pPr>
               <w:pStyle w:val="Compact"/>
-              <w:jc w:val="left"/>
             </w:pPr>
             <w:r>
               <w:t xml:space="preserve">Una única operación (en hardware)</w:t>
@@ -3891,7 +3729,6 @@
           <w:p>
             <w:pPr>
               <w:pStyle w:val="Compact"/>
-              <w:jc w:val="left"/>
             </w:pPr>
             <w:r>
               <w:t xml:space="preserve">Capacidad</w:t>
@@ -3903,7 +3740,6 @@
           <w:p>
             <w:pPr>
               <w:pStyle w:val="Compact"/>
-              <w:jc w:val="left"/>
             </w:pPr>
             <w:r>
               <w:t xml:space="preserve">Limitada (ej. 8.000 entradas en switches pequeños)</w:t>
@@ -3917,7 +3753,6 @@
           <w:p>
             <w:pPr>
               <w:pStyle w:val="Compact"/>
-              <w:jc w:val="left"/>
             </w:pPr>
             <w:r>
               <w:t xml:space="preserve">¿Qué pasa si se llena?</w:t>
@@ -3929,7 +3764,6 @@
           <w:p>
             <w:pPr>
               <w:pStyle w:val="Compact"/>
-              <w:jc w:val="left"/>
             </w:pPr>
             <w:r>
               <w:t xml:space="preserve">El switch no puede aprender más y</w:t>
@@ -4003,7 +3837,7 @@
       <w:r>
         <w:t xml:space="preserve"> </w:t>
       </w:r>
-      <w:hyperlink r:id="rId56">
+      <w:hyperlink r:id="rId45">
         <w:r>
           <w:rPr>
             <w:rStyle w:val="Hyperlink"/>
@@ -4022,8 +3856,8 @@
         </w:pict>
       </w:r>
     </w:p>
-    <w:bookmarkEnd w:id="57"/>
-    <w:bookmarkStart w:id="58" w:name="mini-chequeo-1"/>
+    <w:bookmarkEnd w:id="46"/>
+    <w:bookmarkStart w:id="47" w:name="mini-chequeo-1"/>
     <w:p>
       <w:pPr>
         <w:pStyle w:val="Heading2"/>
@@ -4167,8 +4001,8 @@
         </w:pict>
       </w:r>
     </w:p>
-    <w:bookmarkEnd w:id="58"/>
-    <w:bookmarkStart w:id="59" w:name="resumen-en-3-frases-1"/>
+    <w:bookmarkEnd w:id="47"/>
+    <w:bookmarkStart w:id="48" w:name="resumen-en-3-frases-1"/>
     <w:p>
       <w:pPr>
         <w:pStyle w:val="Heading2"/>
@@ -4222,8 +4056,8 @@
         <w:t xml:space="preserve">La CAM es una memoria ultrarrápida pero limitada: si se llena, el switch empieza a inundar como un hub.</w:t>
       </w:r>
     </w:p>
-    <w:bookmarkEnd w:id="59"/>
-    <w:bookmarkStart w:id="60" w:name="vocabulario-rápido-1"/>
+    <w:bookmarkEnd w:id="48"/>
+    <w:bookmarkStart w:id="49" w:name="vocabulario-rápido-1"/>
     <w:p>
       <w:pPr>
         <w:pStyle w:val="Heading2"/>
@@ -4236,7 +4070,6 @@
       <w:tblPr>
         <w:tblStyle w:val="Table"/>
         <w:tblW w:type="auto" w:w="0"/>
-        <w:jc w:val="left"/>
         <w:tblLook w:firstRow="1" w:lastRow="0" w:firstColumn="0" w:lastColumn="0" w:noHBand="0" w:noVBand="0" w:val="0020"/>
       </w:tblPr>
       <w:tblGrid>
@@ -4252,7 +4085,6 @@
           <w:p>
             <w:pPr>
               <w:pStyle w:val="Compact"/>
-              <w:jc w:val="left"/>
             </w:pPr>
             <w:r>
               <w:t xml:space="preserve">Término</w:t>
@@ -4264,7 +4096,6 @@
           <w:p>
             <w:pPr>
               <w:pStyle w:val="Compact"/>
-              <w:jc w:val="left"/>
             </w:pPr>
             <w:r>
               <w:t xml:space="preserve">Idea general</w:t>
@@ -4278,7 +4109,6 @@
           <w:p>
             <w:pPr>
               <w:pStyle w:val="Compact"/>
-              <w:jc w:val="left"/>
             </w:pPr>
             <w:r>
               <w:t xml:space="preserve">Tabla CAM</w:t>
@@ -4290,7 +4120,6 @@
           <w:p>
             <w:pPr>
               <w:pStyle w:val="Compact"/>
-              <w:jc w:val="left"/>
             </w:pPr>
             <w:r>
               <w:t xml:space="preserve">Memoria donde el switch guarda MAC → puerto</w:t>
@@ -4304,7 +4133,6 @@
           <w:p>
             <w:pPr>
               <w:pStyle w:val="Compact"/>
-              <w:jc w:val="left"/>
             </w:pPr>
             <w:r>
               <w:t xml:space="preserve">MAC dinámica</w:t>
@@ -4316,7 +4144,6 @@
           <w:p>
             <w:pPr>
               <w:pStyle w:val="Compact"/>
-              <w:jc w:val="left"/>
             </w:pPr>
             <w:r>
               <w:t xml:space="preserve">Aprendida automáticamente, caduca (300 s típico)</w:t>
@@ -4330,7 +4157,6 @@
           <w:p>
             <w:pPr>
               <w:pStyle w:val="Compact"/>
-              <w:jc w:val="left"/>
             </w:pPr>
             <w:r>
               <w:t xml:space="preserve">MAC estática</w:t>
@@ -4342,7 +4168,6 @@
           <w:p>
             <w:pPr>
               <w:pStyle w:val="Compact"/>
-              <w:jc w:val="left"/>
             </w:pPr>
             <w:r>
               <w:t xml:space="preserve">Configurada a mano, no caduca</w:t>
@@ -4356,7 +4181,6 @@
           <w:p>
             <w:pPr>
               <w:pStyle w:val="Compact"/>
-              <w:jc w:val="left"/>
             </w:pPr>
             <w:r>
               <w:t xml:space="preserve">Aging (envejecimiento)</w:t>
@@ -4368,7 +4192,6 @@
           <w:p>
             <w:pPr>
               <w:pStyle w:val="Compact"/>
-              <w:jc w:val="left"/>
             </w:pPr>
             <w:r>
               <w:t xml:space="preserve">Tiempo que vive una entrada sin refrescarse</w:t>
@@ -4382,7 +4205,6 @@
           <w:p>
             <w:pPr>
               <w:pStyle w:val="Compact"/>
-              <w:jc w:val="left"/>
             </w:pPr>
             <w:r>
               <w:t xml:space="preserve">CAM flooding</w:t>
@@ -4394,7 +4216,6 @@
           <w:p>
             <w:pPr>
               <w:pStyle w:val="Compact"/>
-              <w:jc w:val="left"/>
             </w:pPr>
             <w:r>
               <w:t xml:space="preserve">Ataque que llena la tabla para forzar inundaciones</w:t>
@@ -4408,7 +4229,6 @@
           <w:p>
             <w:pPr>
               <w:pStyle w:val="Compact"/>
-              <w:jc w:val="left"/>
             </w:pPr>
             <w:r>
               <w:t xml:space="preserve">Flooding</w:t>
@@ -4420,7 +4240,6 @@
           <w:p>
             <w:pPr>
               <w:pStyle w:val="Compact"/>
-              <w:jc w:val="left"/>
             </w:pPr>
             <w:r>
               <w:t xml:space="preserve">Reenvío por todos los puertos menos el de origen</w:t>
@@ -4446,7 +4265,7 @@
       <w:r>
         <w:t xml:space="preserve"> </w:t>
       </w:r>
-      <w:hyperlink r:id="rId47">
+      <w:hyperlink r:id="rId36">
         <w:r>
           <w:rPr>
             <w:rStyle w:val="Hyperlink"/>
@@ -4473,7 +4292,7 @@
       <w:r>
         <w:t xml:space="preserve"> </w:t>
       </w:r>
-      <w:hyperlink r:id="rId23">
+      <w:hyperlink r:id="rId12">
         <w:r>
           <w:rPr>
             <w:rStyle w:val="Hyperlink"/>
@@ -4500,7 +4319,7 @@
       <w:r>
         <w:t xml:space="preserve"> </w:t>
       </w:r>
-      <w:hyperlink r:id="rId25">
+      <w:hyperlink r:id="rId14">
         <w:r>
           <w:rPr>
             <w:rStyle w:val="Hyperlink"/>
@@ -4509,9 +4328,9 @@
         </w:r>
       </w:hyperlink>
     </w:p>
-    <w:bookmarkEnd w:id="60"/>
-    <w:bookmarkEnd w:id="61"/>
-    <w:bookmarkStart w:id="73" w:name="dominios-de-colisión-y-broadcast"/>
+    <w:bookmarkEnd w:id="49"/>
+    <w:bookmarkEnd w:id="50"/>
+    <w:bookmarkStart w:id="62" w:name="dominios-de-colisión-y-broadcast"/>
     <w:p>
       <w:pPr>
         <w:pStyle w:val="Heading1"/>
@@ -4575,7 +4394,7 @@
         </w:pict>
       </w:r>
     </w:p>
-    <w:bookmarkStart w:id="62" w:name="la-idea-en-una-frase-2"/>
+    <w:bookmarkStart w:id="51" w:name="la-idea-en-una-frase-2"/>
     <w:p>
       <w:pPr>
         <w:pStyle w:val="Heading2"/>
@@ -4679,8 +4498,8 @@
         </w:pict>
       </w:r>
     </w:p>
-    <w:bookmarkEnd w:id="62"/>
-    <w:bookmarkStart w:id="66" w:name="dominio-de-colisión"/>
+    <w:bookmarkEnd w:id="51"/>
+    <w:bookmarkStart w:id="55" w:name="dominio-de-colisión"/>
     <w:p>
       <w:pPr>
         <w:pStyle w:val="Heading2"/>
@@ -4732,12 +4551,12 @@
           <wp:inline>
             <wp:extent cx="5334000" cy="2405529"/>
             <wp:effectExtent b="0" l="0" r="0" t="0"/>
-            <wp:docPr descr="Dominios de colisión: el hub comparte un único dominio mientras cada puerto del switch es un dominio independiente" title="" id="64" name="Picture"/>
+            <wp:docPr descr="Dominios de colisión: el hub comparte un único dominio mientras cada puerto del switch es un dominio independiente" title="" id="53" name="Picture"/>
             <a:graphic>
               <a:graphicData uri="http://schemas.openxmlformats.org/drawingml/2006/picture">
                 <pic:pic>
                   <pic:nvPicPr>
-                    <pic:cNvPr descr="public/diagrams/u05-dominios-colision.svg" id="65" name="Picture"/>
+                    <pic:cNvPr descr="public/diagrams/u05-dominios-colision.svg" id="54" name="Picture"/>
                     <pic:cNvPicPr>
                       <a:picLocks noChangeArrowheads="1" noChangeAspect="1"/>
                     </pic:cNvPicPr>
@@ -4749,7 +4568,7 @@
                           <a14:useLocalDpi xmlns:a14="http://schemas.microsoft.com/office/drawing/2010/main" val="0"/>
                         </a:ext>
                         <a:ext uri="{96DAC541-7B7A-43D3-8B79-37D633B846F1}">
-                          <asvg:svgBlip xmlns:asvg="http://schemas.microsoft.com/office/drawing/2016/SVG/main" r:embed="rId63"/>
+                          <asvg:svgBlip xmlns:asvg="http://schemas.microsoft.com/office/drawing/2016/SVG/main" r:embed="rId52"/>
                         </a:ext>
                       </a:extLst>
                     </a:blip>
@@ -4871,8 +4690,8 @@
         </w:pict>
       </w:r>
     </w:p>
-    <w:bookmarkEnd w:id="66"/>
-    <w:bookmarkStart w:id="67" w:name="dominio-de-broadcast"/>
+    <w:bookmarkEnd w:id="55"/>
+    <w:bookmarkStart w:id="56" w:name="dominio-de-broadcast"/>
     <w:p>
       <w:pPr>
         <w:pStyle w:val="Heading2"/>
@@ -4937,7 +4756,6 @@
       <w:tblPr>
         <w:tblStyle w:val="Table"/>
         <w:tblW w:type="pct" w:w="5000"/>
-        <w:jc w:val="left"/>
         <w:tblLayout w:type="fixed"/>
         <w:tblLook w:firstRow="1" w:lastRow="0" w:firstColumn="0" w:lastColumn="0" w:noHBand="0" w:noVBand="0" w:val="0020"/>
       </w:tblPr>
@@ -4955,7 +4773,6 @@
           <w:p>
             <w:pPr>
               <w:pStyle w:val="Compact"/>
-              <w:jc w:val="left"/>
             </w:pPr>
             <w:r>
               <w:t xml:space="preserve">Dispositivo</w:t>
@@ -4967,7 +4784,6 @@
           <w:p>
             <w:pPr>
               <w:pStyle w:val="Compact"/>
-              <w:jc w:val="left"/>
             </w:pPr>
             <w:r>
               <w:t xml:space="preserve">¿Segmenta colisiones?</w:t>
@@ -4979,7 +4795,6 @@
           <w:p>
             <w:pPr>
               <w:pStyle w:val="Compact"/>
-              <w:jc w:val="left"/>
             </w:pPr>
             <w:r>
               <w:t xml:space="preserve">¿Segmenta broadcasts?</w:t>
@@ -4993,7 +4808,6 @@
           <w:p>
             <w:pPr>
               <w:pStyle w:val="Compact"/>
-              <w:jc w:val="left"/>
             </w:pPr>
             <w:r>
               <w:t xml:space="preserve">Hub</w:t>
@@ -5005,7 +4819,6 @@
           <w:p>
             <w:pPr>
               <w:pStyle w:val="Compact"/>
-              <w:jc w:val="left"/>
             </w:pPr>
             <w:r>
               <w:t xml:space="preserve">No</w:t>
@@ -5017,7 +4830,6 @@
           <w:p>
             <w:pPr>
               <w:pStyle w:val="Compact"/>
-              <w:jc w:val="left"/>
             </w:pPr>
             <w:r>
               <w:t xml:space="preserve">No</w:t>
@@ -5031,7 +4843,6 @@
           <w:p>
             <w:pPr>
               <w:pStyle w:val="Compact"/>
-              <w:jc w:val="left"/>
             </w:pPr>
             <w:r>
               <w:t xml:space="preserve">Switch</w:t>
@@ -5043,7 +4854,6 @@
           <w:p>
             <w:pPr>
               <w:pStyle w:val="Compact"/>
-              <w:jc w:val="left"/>
             </w:pPr>
             <w:r>
               <w:t xml:space="preserve">Sí (1 por puerto)</w:t>
@@ -5055,7 +4865,6 @@
           <w:p>
             <w:pPr>
               <w:pStyle w:val="Compact"/>
-              <w:jc w:val="left"/>
             </w:pPr>
             <w:r>
               <w:rPr>
@@ -5079,7 +4888,6 @@
           <w:p>
             <w:pPr>
               <w:pStyle w:val="Compact"/>
-              <w:jc w:val="left"/>
             </w:pPr>
             <w:r>
               <w:t xml:space="preserve">Router</w:t>
@@ -5091,7 +4899,6 @@
           <w:p>
             <w:pPr>
               <w:pStyle w:val="Compact"/>
-              <w:jc w:val="left"/>
             </w:pPr>
             <w:r>
               <w:t xml:space="preserve">Sí</w:t>
@@ -5103,7 +4910,6 @@
           <w:p>
             <w:pPr>
               <w:pStyle w:val="Compact"/>
-              <w:jc w:val="left"/>
             </w:pPr>
             <w:r>
               <w:rPr>
@@ -5161,7 +4967,7 @@
       <w:r>
         <w:t xml:space="preserve"> </w:t>
       </w:r>
-      <w:hyperlink r:id="rId26">
+      <w:hyperlink r:id="rId15">
         <w:r>
           <w:rPr>
             <w:rStyle w:val="Hyperlink"/>
@@ -5209,8 +5015,8 @@
         </w:pict>
       </w:r>
     </w:p>
-    <w:bookmarkEnd w:id="67"/>
-    <w:bookmarkStart w:id="69" w:name="contar-dominios-el-examen-clásico"/>
+    <w:bookmarkEnd w:id="56"/>
+    <w:bookmarkStart w:id="58" w:name="contar-dominios-el-examen-clásico"/>
     <w:p>
       <w:pPr>
         <w:pStyle w:val="Heading2"/>
@@ -5292,13 +5098,7 @@
         <w:t xml:space="preserve"> </w:t>
       </w:r>
       <w:r>
-        <w:t xml:space="preserve">“</w:t>
-      </w:r>
-      <w:r>
-        <w:t xml:space="preserve">trozo</w:t>
-      </w:r>
-      <w:r>
-        <w:t xml:space="preserve">”</w:t>
+        <w:t xml:space="preserve">“trozo”</w:t>
       </w:r>
       <w:r>
         <w:t xml:space="preserve"> </w:t>
@@ -5374,7 +5174,7 @@
       <w:r>
         <w:t xml:space="preserve"> </w:t>
       </w:r>
-      <w:hyperlink r:id="rId68">
+      <w:hyperlink r:id="rId57">
         <w:r>
           <w:rPr>
             <w:rStyle w:val="Hyperlink"/>
@@ -5393,8 +5193,8 @@
         </w:pict>
       </w:r>
     </w:p>
-    <w:bookmarkEnd w:id="69"/>
-    <w:bookmarkStart w:id="70" w:name="mini-chequeo-2"/>
+    <w:bookmarkEnd w:id="58"/>
+    <w:bookmarkStart w:id="59" w:name="mini-chequeo-2"/>
     <w:p>
       <w:pPr>
         <w:pStyle w:val="Heading2"/>
@@ -5538,8 +5338,8 @@
         </w:pict>
       </w:r>
     </w:p>
-    <w:bookmarkEnd w:id="70"/>
-    <w:bookmarkStart w:id="71" w:name="resumen-en-3-frases-2"/>
+    <w:bookmarkEnd w:id="59"/>
+    <w:bookmarkStart w:id="60" w:name="resumen-en-3-frases-2"/>
     <w:p>
       <w:pPr>
         <w:pStyle w:val="Heading2"/>
@@ -5616,8 +5416,8 @@
         <w:t xml:space="preserve">Contar dominios es la pregunta estrella de exámenes: hub = colisión global, switch = por puerto, router = parte el broadcast.</w:t>
       </w:r>
     </w:p>
-    <w:bookmarkEnd w:id="71"/>
-    <w:bookmarkStart w:id="72" w:name="vocabulario-rápido-2"/>
+    <w:bookmarkEnd w:id="60"/>
+    <w:bookmarkStart w:id="61" w:name="vocabulario-rápido-2"/>
     <w:p>
       <w:pPr>
         <w:pStyle w:val="Heading2"/>
@@ -5630,7 +5430,6 @@
       <w:tblPr>
         <w:tblStyle w:val="Table"/>
         <w:tblW w:type="pct" w:w="5000"/>
-        <w:jc w:val="left"/>
         <w:tblLayout w:type="fixed"/>
         <w:tblLook w:firstRow="1" w:lastRow="0" w:firstColumn="0" w:lastColumn="0" w:noHBand="0" w:noVBand="0" w:val="0020"/>
       </w:tblPr>
@@ -5647,7 +5446,6 @@
           <w:p>
             <w:pPr>
               <w:pStyle w:val="Compact"/>
-              <w:jc w:val="left"/>
             </w:pPr>
             <w:r>
               <w:t xml:space="preserve">Término</w:t>
@@ -5659,7 +5457,6 @@
           <w:p>
             <w:pPr>
               <w:pStyle w:val="Compact"/>
-              <w:jc w:val="left"/>
             </w:pPr>
             <w:r>
               <w:t xml:space="preserve">Idea general</w:t>
@@ -5673,7 +5470,6 @@
           <w:p>
             <w:pPr>
               <w:pStyle w:val="Compact"/>
-              <w:jc w:val="left"/>
             </w:pPr>
             <w:r>
               <w:t xml:space="preserve">Colisión</w:t>
@@ -5685,7 +5481,6 @@
           <w:p>
             <w:pPr>
               <w:pStyle w:val="Compact"/>
-              <w:jc w:val="left"/>
             </w:pPr>
             <w:r>
               <w:t xml:space="preserve">Choque de dos señales en el mismo medio</w:t>
@@ -5699,7 +5494,6 @@
           <w:p>
             <w:pPr>
               <w:pStyle w:val="Compact"/>
-              <w:jc w:val="left"/>
             </w:pPr>
             <w:r>
               <w:t xml:space="preserve">Dominio de colisión</w:t>
@@ -5711,7 +5505,6 @@
           <w:p>
             <w:pPr>
               <w:pStyle w:val="Compact"/>
-              <w:jc w:val="left"/>
             </w:pPr>
             <w:r>
               <w:t xml:space="preserve">Equipos que compiten por el medio (1 solo habla a la vez)</w:t>
@@ -5725,7 +5518,6 @@
           <w:p>
             <w:pPr>
               <w:pStyle w:val="Compact"/>
-              <w:jc w:val="left"/>
             </w:pPr>
             <w:r>
               <w:t xml:space="preserve">Dominio de broadcast</w:t>
@@ -5737,7 +5529,6 @@
           <w:p>
             <w:pPr>
               <w:pStyle w:val="Compact"/>
-              <w:jc w:val="left"/>
             </w:pPr>
             <w:r>
               <w:t xml:space="preserve">Equipos que reciben los broadcasts de los demás</w:t>
@@ -5751,7 +5542,6 @@
           <w:p>
             <w:pPr>
               <w:pStyle w:val="Compact"/>
-              <w:jc w:val="left"/>
             </w:pPr>
             <w:r>
               <w:t xml:space="preserve">Full-duplex</w:t>
@@ -5763,7 +5553,6 @@
           <w:p>
             <w:pPr>
               <w:pStyle w:val="Compact"/>
-              <w:jc w:val="left"/>
             </w:pPr>
             <w:r>
               <w:t xml:space="preserve">Transmitir y recibir a la vez (sin colisiones)</w:t>
@@ -5777,7 +5566,6 @@
           <w:p>
             <w:pPr>
               <w:pStyle w:val="Compact"/>
-              <w:jc w:val="left"/>
             </w:pPr>
             <w:r>
               <w:t xml:space="preserve">Half-duplex</w:t>
@@ -5789,7 +5577,6 @@
           <w:p>
             <w:pPr>
               <w:pStyle w:val="Compact"/>
-              <w:jc w:val="left"/>
             </w:pPr>
             <w:r>
               <w:t xml:space="preserve">Alternar transmisión/recepción (con colisiones)</w:t>
@@ -5803,7 +5590,6 @@
           <w:p>
             <w:pPr>
               <w:pStyle w:val="Compact"/>
-              <w:jc w:val="left"/>
             </w:pPr>
             <w:r>
               <w:t xml:space="preserve">Broadcast</w:t>
@@ -5815,7 +5601,6 @@
           <w:p>
             <w:pPr>
               <w:pStyle w:val="Compact"/>
-              <w:jc w:val="left"/>
             </w:pPr>
             <w:r>
               <w:t xml:space="preserve">Trama para</w:t>
@@ -5853,7 +5638,7 @@
       <w:r>
         <w:t xml:space="preserve"> </w:t>
       </w:r>
-      <w:hyperlink r:id="rId47">
+      <w:hyperlink r:id="rId36">
         <w:r>
           <w:rPr>
             <w:rStyle w:val="Hyperlink"/>
@@ -5880,7 +5665,7 @@
       <w:r>
         <w:t xml:space="preserve"> </w:t>
       </w:r>
-      <w:hyperlink r:id="rId24">
+      <w:hyperlink r:id="rId13">
         <w:r>
           <w:rPr>
             <w:rStyle w:val="Hyperlink"/>
@@ -5907,7 +5692,7 @@
       <w:r>
         <w:t xml:space="preserve"> </w:t>
       </w:r>
-      <w:hyperlink r:id="rId26">
+      <w:hyperlink r:id="rId15">
         <w:r>
           <w:rPr>
             <w:rStyle w:val="Hyperlink"/>
@@ -5916,9 +5701,9 @@
         </w:r>
       </w:hyperlink>
     </w:p>
-    <w:bookmarkEnd w:id="72"/>
-    <w:bookmarkEnd w:id="73"/>
-    <w:bookmarkStart w:id="88" w:name="la-tormenta-de-broadcast"/>
+    <w:bookmarkEnd w:id="61"/>
+    <w:bookmarkEnd w:id="62"/>
+    <w:bookmarkStart w:id="77" w:name="la-tormenta-de-broadcast"/>
     <w:p>
       <w:pPr>
         <w:pStyle w:val="Heading1"/>
@@ -5982,7 +5767,7 @@
         </w:pict>
       </w:r>
     </w:p>
-    <w:bookmarkStart w:id="74" w:name="la-idea-en-una-frase-3"/>
+    <w:bookmarkStart w:id="63" w:name="la-idea-en-una-frase-3"/>
     <w:p>
       <w:pPr>
         <w:pStyle w:val="Heading2"/>
@@ -6048,8 +5833,8 @@
         </w:pict>
       </w:r>
     </w:p>
-    <w:bookmarkEnd w:id="74"/>
-    <w:bookmarkStart w:id="78" w:name="cómo-se-forma-un-bucle"/>
+    <w:bookmarkEnd w:id="63"/>
+    <w:bookmarkStart w:id="67" w:name="cómo-se-forma-un-bucle"/>
     <w:p>
       <w:pPr>
         <w:pStyle w:val="Heading2"/>
@@ -6101,12 +5886,12 @@
           <wp:inline>
             <wp:extent cx="5334000" cy="2196352"/>
             <wp:effectExtent b="0" l="0" r="0" t="0"/>
-            <wp:docPr descr="Bucle entre dos switches y tormenta de broadcast: cada vuelta de la trama por los dos caminos duplica las copias" title="" id="76" name="Picture"/>
+            <wp:docPr descr="Bucle entre dos switches y tormenta de broadcast: cada vuelta de la trama por los dos caminos duplica las copias" title="" id="65" name="Picture"/>
             <a:graphic>
               <a:graphicData uri="http://schemas.openxmlformats.org/drawingml/2006/picture">
                 <pic:pic>
                   <pic:nvPicPr>
-                    <pic:cNvPr descr="public/diagrams/u05-tormenta-broadcast.svg" id="77" name="Picture"/>
+                    <pic:cNvPr descr="public/diagrams/u05-tormenta-broadcast.svg" id="66" name="Picture"/>
                     <pic:cNvPicPr>
                       <a:picLocks noChangeArrowheads="1" noChangeAspect="1"/>
                     </pic:cNvPicPr>
@@ -6118,7 +5903,7 @@
                           <a14:useLocalDpi xmlns:a14="http://schemas.microsoft.com/office/drawing/2010/main" val="0"/>
                         </a:ext>
                         <a:ext uri="{96DAC541-7B7A-43D3-8B79-37D633B846F1}">
-                          <asvg:svgBlip xmlns:asvg="http://schemas.microsoft.com/office/drawing/2016/SVG/main" r:embed="rId75"/>
+                          <asvg:svgBlip xmlns:asvg="http://schemas.microsoft.com/office/drawing/2016/SVG/main" r:embed="rId64"/>
                         </a:ext>
                       </a:extLst>
                     </a:blip>
@@ -6171,8 +5956,8 @@
         </w:pict>
       </w:r>
     </w:p>
-    <w:bookmarkEnd w:id="78"/>
-    <w:bookmarkStart w:id="79" w:name="la-tormenta-paso-a-paso"/>
+    <w:bookmarkEnd w:id="67"/>
+    <w:bookmarkStart w:id="68" w:name="la-tormenta-paso-a-paso"/>
     <w:p>
       <w:pPr>
         <w:pStyle w:val="Heading2"/>
@@ -6203,13 +5988,7 @@
         <w:t xml:space="preserve">envía un ARP broadcast (</w:t>
       </w:r>
       <w:r>
-        <w:t xml:space="preserve">“</w:t>
-      </w:r>
-      <w:r>
-        <w:t xml:space="preserve">¿quién tiene esta IP?</w:t>
-      </w:r>
-      <w:r>
-        <w:t xml:space="preserve">”</w:t>
+        <w:t xml:space="preserve">“¿quién tiene esta IP?”</w:t>
       </w:r>
       <w:r>
         <w:t xml:space="preserve">).</w:t>
@@ -6365,8 +6144,8 @@
         </w:pict>
       </w:r>
     </w:p>
-    <w:bookmarkEnd w:id="79"/>
-    <w:bookmarkStart w:id="80" w:name="síntomas-de-una-tormenta"/>
+    <w:bookmarkEnd w:id="68"/>
+    <w:bookmarkStart w:id="69" w:name="síntomas-de-una-tormenta"/>
     <w:p>
       <w:pPr>
         <w:pStyle w:val="Heading2"/>
@@ -6387,7 +6166,6 @@
       <w:tblPr>
         <w:tblStyle w:val="Table"/>
         <w:tblW w:type="pct" w:w="5000"/>
-        <w:jc w:val="left"/>
         <w:tblLayout w:type="fixed"/>
         <w:tblLook w:firstRow="1" w:lastRow="0" w:firstColumn="0" w:lastColumn="0" w:noHBand="0" w:noVBand="0" w:val="0020"/>
       </w:tblPr>
@@ -6404,7 +6182,6 @@
           <w:p>
             <w:pPr>
               <w:pStyle w:val="Compact"/>
-              <w:jc w:val="left"/>
             </w:pPr>
             <w:r>
               <w:t xml:space="preserve">Síntoma</w:t>
@@ -6416,7 +6193,6 @@
           <w:p>
             <w:pPr>
               <w:pStyle w:val="Compact"/>
-              <w:jc w:val="left"/>
             </w:pPr>
             <w:r>
               <w:t xml:space="preserve">Por qué</w:t>
@@ -6430,7 +6206,6 @@
           <w:p>
             <w:pPr>
               <w:pStyle w:val="Compact"/>
-              <w:jc w:val="left"/>
             </w:pPr>
             <w:r>
               <w:t xml:space="preserve">LEDs del switch parpadeando sin parar</w:t>
@@ -6442,7 +6217,6 @@
           <w:p>
             <w:pPr>
               <w:pStyle w:val="Compact"/>
-              <w:jc w:val="left"/>
             </w:pPr>
             <w:r>
               <w:t xml:space="preserve">Saturación total de los puertos</w:t>
@@ -6456,7 +6230,6 @@
           <w:p>
             <w:pPr>
               <w:pStyle w:val="Compact"/>
-              <w:jc w:val="left"/>
             </w:pPr>
             <w:r>
               <w:t xml:space="preserve">PCs que no responden al ping</w:t>
@@ -6468,7 +6241,6 @@
           <w:p>
             <w:pPr>
               <w:pStyle w:val="Compact"/>
-              <w:jc w:val="left"/>
             </w:pPr>
             <w:r>
               <w:t xml:space="preserve">La CPU del PC está ocupada procesando millones de broadcasts</w:t>
@@ -6482,7 +6254,6 @@
           <w:p>
             <w:pPr>
               <w:pStyle w:val="Compact"/>
-              <w:jc w:val="left"/>
             </w:pPr>
             <w:r>
               <w:t xml:space="preserve">La red va lentísima o</w:t>
@@ -6491,22 +6262,15 @@
               <w:t xml:space="preserve"> </w:t>
             </w:r>
             <w:r>
-              <w:t xml:space="preserve">“</w:t>
-            </w:r>
-            <w:r>
-              <w:t xml:space="preserve">muerta</w:t>
-            </w:r>
-            <w:r>
-              <w:t xml:space="preserve">”</w:t>
-            </w:r>
-          </w:p>
-        </w:tc>
-        <w:tc>
-          <w:tcPr/>
-          <w:p>
-            <w:pPr>
-              <w:pStyle w:val="Compact"/>
-              <w:jc w:val="left"/>
+              <w:t xml:space="preserve">“muerta”</w:t>
+            </w:r>
+          </w:p>
+        </w:tc>
+        <w:tc>
+          <w:tcPr/>
+          <w:p>
+            <w:pPr>
+              <w:pStyle w:val="Compact"/>
             </w:pPr>
             <w:r>
               <w:t xml:space="preserve">El ancho de banda está consumido por copias duplicadas</w:t>
@@ -6520,7 +6284,6 @@
           <w:p>
             <w:pPr>
               <w:pStyle w:val="Compact"/>
-              <w:jc w:val="left"/>
             </w:pPr>
             <w:r>
               <w:t xml:space="preserve">El ping falla intermitentemente</w:t>
@@ -6532,7 +6295,6 @@
           <w:p>
             <w:pPr>
               <w:pStyle w:val="Compact"/>
-              <w:jc w:val="left"/>
             </w:pPr>
             <w:r>
               <w:t xml:space="preserve">Colisiones y pérdidas por saturación</w:t>
@@ -6585,8 +6347,8 @@
         </w:pict>
       </w:r>
     </w:p>
-    <w:bookmarkEnd w:id="80"/>
-    <w:bookmarkStart w:id="84" w:name="la-solución-stp"/>
+    <w:bookmarkEnd w:id="69"/>
+    <w:bookmarkStart w:id="73" w:name="la-solución-stp"/>
     <w:p>
       <w:pPr>
         <w:pStyle w:val="Heading2"/>
@@ -6641,12 +6403,12 @@
           <wp:inline>
             <wp:extent cx="5334000" cy="2394857"/>
             <wp:effectExtent b="0" l="0" r="0" t="0"/>
-            <wp:docPr descr="Solución de STP al bucle: en la red lógica se bloquea un camino y solo queda un enlace activo" title="" id="82" name="Picture"/>
+            <wp:docPr descr="Solución de STP al bucle: en la red lógica se bloquea un camino y solo queda un enlace activo" title="" id="71" name="Picture"/>
             <a:graphic>
               <a:graphicData uri="http://schemas.openxmlformats.org/drawingml/2006/picture">
                 <pic:pic>
                   <pic:nvPicPr>
-                    <pic:cNvPr descr="public/diagrams/u05-stp-fisica-logica.svg" id="83" name="Picture"/>
+                    <pic:cNvPr descr="public/diagrams/u05-stp-fisica-logica.svg" id="72" name="Picture"/>
                     <pic:cNvPicPr>
                       <a:picLocks noChangeArrowheads="1" noChangeAspect="1"/>
                     </pic:cNvPicPr>
@@ -6658,7 +6420,7 @@
                           <a14:useLocalDpi xmlns:a14="http://schemas.microsoft.com/office/drawing/2010/main" val="0"/>
                         </a:ext>
                         <a:ext uri="{96DAC541-7B7A-43D3-8B79-37D633B846F1}">
-                          <asvg:svgBlip xmlns:asvg="http://schemas.microsoft.com/office/drawing/2016/SVG/main" r:embed="rId81"/>
+                          <asvg:svgBlip xmlns:asvg="http://schemas.microsoft.com/office/drawing/2016/SVG/main" r:embed="rId70"/>
                         </a:ext>
                       </a:extLst>
                     </a:blip>
@@ -6722,7 +6484,7 @@
       <w:r>
         <w:t xml:space="preserve"> </w:t>
       </w:r>
-      <w:hyperlink r:id="rId27">
+      <w:hyperlink r:id="rId16">
         <w:r>
           <w:rPr>
             <w:rStyle w:val="Hyperlink"/>
@@ -6741,8 +6503,8 @@
         </w:pict>
       </w:r>
     </w:p>
-    <w:bookmarkEnd w:id="84"/>
-    <w:bookmarkStart w:id="85" w:name="mini-chequeo-3"/>
+    <w:bookmarkEnd w:id="73"/>
+    <w:bookmarkStart w:id="74" w:name="mini-chequeo-3"/>
     <w:p>
       <w:pPr>
         <w:pStyle w:val="Heading2"/>
@@ -6880,8 +6642,8 @@
         </w:pict>
       </w:r>
     </w:p>
-    <w:bookmarkEnd w:id="85"/>
-    <w:bookmarkStart w:id="86" w:name="resumen-en-3-frases-3"/>
+    <w:bookmarkEnd w:id="74"/>
+    <w:bookmarkStart w:id="75" w:name="resumen-en-3-frases-3"/>
     <w:p>
       <w:pPr>
         <w:pStyle w:val="Heading2"/>
@@ -6952,8 +6714,8 @@
         <w:t xml:space="preserve">: bloquear los caminos redundantes y solo activarlos si el principal falla.</w:t>
       </w:r>
     </w:p>
-    <w:bookmarkEnd w:id="86"/>
-    <w:bookmarkStart w:id="87" w:name="vocabulario-rápido-3"/>
+    <w:bookmarkEnd w:id="75"/>
+    <w:bookmarkStart w:id="76" w:name="vocabulario-rápido-3"/>
     <w:p>
       <w:pPr>
         <w:pStyle w:val="Heading2"/>
@@ -6966,7 +6728,6 @@
       <w:tblPr>
         <w:tblStyle w:val="Table"/>
         <w:tblW w:type="pct" w:w="5000"/>
-        <w:jc w:val="left"/>
         <w:tblLayout w:type="fixed"/>
         <w:tblLook w:firstRow="1" w:lastRow="0" w:firstColumn="0" w:lastColumn="0" w:noHBand="0" w:noVBand="0" w:val="0020"/>
       </w:tblPr>
@@ -6983,7 +6744,6 @@
           <w:p>
             <w:pPr>
               <w:pStyle w:val="Compact"/>
-              <w:jc w:val="left"/>
             </w:pPr>
             <w:r>
               <w:t xml:space="preserve">Término</w:t>
@@ -6995,7 +6755,6 @@
           <w:p>
             <w:pPr>
               <w:pStyle w:val="Compact"/>
-              <w:jc w:val="left"/>
             </w:pPr>
             <w:r>
               <w:t xml:space="preserve">Idea general</w:t>
@@ -7009,7 +6768,6 @@
           <w:p>
             <w:pPr>
               <w:pStyle w:val="Compact"/>
-              <w:jc w:val="left"/>
             </w:pPr>
             <w:r>
               <w:t xml:space="preserve">Bucle</w:t>
@@ -7021,7 +6779,6 @@
           <w:p>
             <w:pPr>
               <w:pStyle w:val="Compact"/>
-              <w:jc w:val="left"/>
             </w:pPr>
             <w:r>
               <w:t xml:space="preserve">Circuito cerrado de switches con 2+ caminos</w:t>
@@ -7035,7 +6792,6 @@
           <w:p>
             <w:pPr>
               <w:pStyle w:val="Compact"/>
-              <w:jc w:val="left"/>
             </w:pPr>
             <w:r>
               <w:t xml:space="preserve">Tormenta de broadcast</w:t>
@@ -7047,7 +6803,6 @@
           <w:p>
             <w:pPr>
               <w:pStyle w:val="Compact"/>
-              <w:jc w:val="left"/>
             </w:pPr>
             <w:r>
               <w:t xml:space="preserve">Multiplicación infinita de broadcasts por un bucle</w:t>
@@ -7061,7 +6816,6 @@
           <w:p>
             <w:pPr>
               <w:pStyle w:val="Compact"/>
-              <w:jc w:val="left"/>
             </w:pPr>
             <w:r>
               <w:t xml:space="preserve">Flooding</w:t>
@@ -7073,7 +6827,6 @@
           <w:p>
             <w:pPr>
               <w:pStyle w:val="Compact"/>
-              <w:jc w:val="left"/>
             </w:pPr>
             <w:r>
               <w:t xml:space="preserve">Inundar tramas por todos los puertos menos el origen</w:t>
@@ -7087,7 +6840,6 @@
           <w:p>
             <w:pPr>
               <w:pStyle w:val="Compact"/>
-              <w:jc w:val="left"/>
             </w:pPr>
             <w:r>
               <w:t xml:space="preserve">Redundancia</w:t>
@@ -7099,7 +6851,6 @@
           <w:p>
             <w:pPr>
               <w:pStyle w:val="Compact"/>
-              <w:jc w:val="left"/>
             </w:pPr>
             <w:r>
               <w:t xml:space="preserve">Caminos de respaldo para que la red no se caiga</w:t>
@@ -7113,7 +6864,6 @@
           <w:p>
             <w:pPr>
               <w:pStyle w:val="Compact"/>
-              <w:jc w:val="left"/>
             </w:pPr>
             <w:r>
               <w:t xml:space="preserve">STP</w:t>
@@ -7125,7 +6875,6 @@
           <w:p>
             <w:pPr>
               <w:pStyle w:val="Compact"/>
-              <w:jc w:val="left"/>
             </w:pPr>
             <w:r>
               <w:t xml:space="preserve">Protocolo que rompe bucles bloqueando puertos</w:t>
@@ -7151,7 +6900,7 @@
       <w:r>
         <w:t xml:space="preserve"> </w:t>
       </w:r>
-      <w:hyperlink r:id="rId47">
+      <w:hyperlink r:id="rId36">
         <w:r>
           <w:rPr>
             <w:rStyle w:val="Hyperlink"/>
@@ -7178,7 +6927,7 @@
       <w:r>
         <w:t xml:space="preserve"> </w:t>
       </w:r>
-      <w:hyperlink r:id="rId25">
+      <w:hyperlink r:id="rId14">
         <w:r>
           <w:rPr>
             <w:rStyle w:val="Hyperlink"/>
@@ -7205,7 +6954,7 @@
       <w:r>
         <w:t xml:space="preserve"> </w:t>
       </w:r>
-      <w:hyperlink r:id="rId27">
+      <w:hyperlink r:id="rId16">
         <w:r>
           <w:rPr>
             <w:rStyle w:val="Hyperlink"/>
@@ -7214,9 +6963,9 @@
         </w:r>
       </w:hyperlink>
     </w:p>
-    <w:bookmarkEnd w:id="87"/>
-    <w:bookmarkEnd w:id="88"/>
-    <w:bookmarkStart w:id="99" w:name="stp-fundamentos"/>
+    <w:bookmarkEnd w:id="76"/>
+    <w:bookmarkEnd w:id="77"/>
+    <w:bookmarkStart w:id="88" w:name="stp-fundamentos"/>
     <w:p>
       <w:pPr>
         <w:pStyle w:val="Heading1"/>
@@ -7280,7 +7029,7 @@
         </w:pict>
       </w:r>
     </w:p>
-    <w:bookmarkStart w:id="89" w:name="la-idea-en-una-frase-4"/>
+    <w:bookmarkStart w:id="78" w:name="la-idea-en-una-frase-4"/>
     <w:p>
       <w:pPr>
         <w:pStyle w:val="Heading2"/>
@@ -7356,7 +7105,7 @@
       <w:r>
         <w:t xml:space="preserve">Es la pieza que nos faltaba del punto anterior: la tormenta de broadcast (</w:t>
       </w:r>
-      <w:hyperlink r:id="rId26">
+      <w:hyperlink r:id="rId15">
         <w:r>
           <w:rPr>
             <w:rStyle w:val="Hyperlink"/>
@@ -7375,8 +7124,8 @@
         </w:pict>
       </w:r>
     </w:p>
-    <w:bookmarkEnd w:id="89"/>
-    <w:bookmarkStart w:id="92" w:name="qué-hace-stp"/>
+    <w:bookmarkEnd w:id="78"/>
+    <w:bookmarkStart w:id="81" w:name="qué-hace-stp"/>
     <w:p>
       <w:pPr>
         <w:pStyle w:val="Heading2"/>
@@ -7453,13 +7202,7 @@
         <w:t xml:space="preserve"> </w:t>
       </w:r>
       <w:r>
-        <w:t xml:space="preserve">“</w:t>
-      </w:r>
-      <w:r>
-        <w:t xml:space="preserve">en espera</w:t>
-      </w:r>
-      <w:r>
-        <w:t xml:space="preserve">”</w:t>
+        <w:t xml:space="preserve">“en espera”</w:t>
       </w:r>
       <w:r>
         <w:t xml:space="preserve">).</w:t>
@@ -7496,12 +7239,12 @@
           <wp:inline>
             <wp:extent cx="5334000" cy="2394857"/>
             <wp:effectExtent b="0" l="0" r="0" t="0"/>
-            <wp:docPr descr="Red física con dos caminos frente a red lógica tras STP: el protocolo bloquea un puerto para romper el bucle" title="" id="90" name="Picture"/>
+            <wp:docPr descr="Red física con dos caminos frente a red lógica tras STP: el protocolo bloquea un puerto para romper el bucle" title="" id="79" name="Picture"/>
             <a:graphic>
               <a:graphicData uri="http://schemas.openxmlformats.org/drawingml/2006/picture">
                 <pic:pic>
                   <pic:nvPicPr>
-                    <pic:cNvPr descr="public/diagrams/u05-stp-fisica-logica.svg" id="91" name="Picture"/>
+                    <pic:cNvPr descr="public/diagrams/u05-stp-fisica-logica.svg" id="80" name="Picture"/>
                     <pic:cNvPicPr>
                       <a:picLocks noChangeArrowheads="1" noChangeAspect="1"/>
                     </pic:cNvPicPr>
@@ -7513,7 +7256,7 @@
                           <a14:useLocalDpi xmlns:a14="http://schemas.microsoft.com/office/drawing/2010/main" val="0"/>
                         </a:ext>
                         <a:ext uri="{96DAC541-7B7A-43D3-8B79-37D633B846F1}">
-                          <asvg:svgBlip xmlns:asvg="http://schemas.microsoft.com/office/drawing/2016/SVG/main" r:embed="rId81"/>
+                          <asvg:svgBlip xmlns:asvg="http://schemas.microsoft.com/office/drawing/2016/SVG/main" r:embed="rId70"/>
                         </a:ext>
                       </a:extLst>
                     </a:blip>
@@ -7582,8 +7325,8 @@
         </w:pict>
       </w:r>
     </w:p>
-    <w:bookmarkEnd w:id="92"/>
-    <w:bookmarkStart w:id="94" w:name="las-bpdus-el-idioma-de-stp"/>
+    <w:bookmarkEnd w:id="81"/>
+    <w:bookmarkStart w:id="83" w:name="las-bpdus-el-idioma-de-stp"/>
     <w:p>
       <w:pPr>
         <w:pStyle w:val="Heading2"/>
@@ -7646,7 +7389,6 @@
       <w:tblPr>
         <w:tblStyle w:val="Table"/>
         <w:tblW w:type="pct" w:w="5000"/>
-        <w:jc w:val="left"/>
         <w:tblLayout w:type="fixed"/>
         <w:tblLook w:firstRow="1" w:lastRow="0" w:firstColumn="0" w:lastColumn="0" w:noHBand="0" w:noVBand="0" w:val="0020"/>
       </w:tblPr>
@@ -7663,7 +7405,6 @@
           <w:p>
             <w:pPr>
               <w:pStyle w:val="Compact"/>
-              <w:jc w:val="left"/>
             </w:pPr>
             <w:r>
               <w:t xml:space="preserve">Campo de la BPDU</w:t>
@@ -7675,7 +7416,6 @@
           <w:p>
             <w:pPr>
               <w:pStyle w:val="Compact"/>
-              <w:jc w:val="left"/>
             </w:pPr>
             <w:r>
               <w:t xml:space="preserve">Qué contiene</w:t>
@@ -7689,7 +7429,6 @@
           <w:p>
             <w:pPr>
               <w:pStyle w:val="Compact"/>
-              <w:jc w:val="left"/>
             </w:pPr>
             <w:r>
               <w:rPr>
@@ -7705,7 +7444,6 @@
           <w:p>
             <w:pPr>
               <w:pStyle w:val="Compact"/>
-              <w:jc w:val="left"/>
             </w:pPr>
             <w:r>
               <w:t xml:space="preserve">Prioridad (2 bytes) + MAC (6 bytes) del switch emisor</w:t>
@@ -7719,7 +7457,6 @@
           <w:p>
             <w:pPr>
               <w:pStyle w:val="Compact"/>
-              <w:jc w:val="left"/>
             </w:pPr>
             <w:r>
               <w:rPr>
@@ -7735,7 +7472,6 @@
           <w:p>
             <w:pPr>
               <w:pStyle w:val="Compact"/>
-              <w:jc w:val="left"/>
             </w:pPr>
             <w:r>
               <w:t xml:space="preserve">El ID del switch que el emisor cree que es la raíz</w:t>
@@ -7749,7 +7485,6 @@
           <w:p>
             <w:pPr>
               <w:pStyle w:val="Compact"/>
-              <w:jc w:val="left"/>
             </w:pPr>
             <w:r>
               <w:rPr>
@@ -7765,7 +7500,6 @@
           <w:p>
             <w:pPr>
               <w:pStyle w:val="Compact"/>
-              <w:jc w:val="left"/>
             </w:pPr>
             <w:r>
               <w:t xml:space="preserve">Coste acumulado desde el switch hasta el Root Bridge</w:t>
@@ -7779,7 +7513,6 @@
           <w:p>
             <w:pPr>
               <w:pStyle w:val="Compact"/>
-              <w:jc w:val="left"/>
             </w:pPr>
             <w:r>
               <w:rPr>
@@ -7795,7 +7528,6 @@
           <w:p>
             <w:pPr>
               <w:pStyle w:val="Compact"/>
-              <w:jc w:val="left"/>
             </w:pPr>
             <w:r>
               <w:t xml:space="preserve">Hello, Max Age y Forward Delay</w:t>
@@ -7832,7 +7564,6 @@
       <w:tblPr>
         <w:tblStyle w:val="Table"/>
         <w:tblW w:type="auto" w:w="0"/>
-        <w:jc w:val="left"/>
         <w:tblLook w:firstRow="1" w:lastRow="0" w:firstColumn="0" w:lastColumn="0" w:noHBand="0" w:noVBand="0" w:val="0020"/>
       </w:tblPr>
       <w:tblGrid>
@@ -7848,7 +7579,6 @@
           <w:p>
             <w:pPr>
               <w:pStyle w:val="Compact"/>
-              <w:jc w:val="left"/>
             </w:pPr>
             <w:r>
               <w:t xml:space="preserve">Velocidad</w:t>
@@ -7860,7 +7590,6 @@
           <w:p>
             <w:pPr>
               <w:pStyle w:val="Compact"/>
-              <w:jc w:val="left"/>
             </w:pPr>
             <w:r>
               <w:t xml:space="preserve">Coste</w:t>
@@ -7874,7 +7603,6 @@
           <w:p>
             <w:pPr>
               <w:pStyle w:val="Compact"/>
-              <w:jc w:val="left"/>
             </w:pPr>
             <w:r>
               <w:t xml:space="preserve">10 Mbps</w:t>
@@ -7886,7 +7614,6 @@
           <w:p>
             <w:pPr>
               <w:pStyle w:val="Compact"/>
-              <w:jc w:val="left"/>
             </w:pPr>
             <w:r>
               <w:t xml:space="preserve">100</w:t>
@@ -7900,7 +7627,6 @@
           <w:p>
             <w:pPr>
               <w:pStyle w:val="Compact"/>
-              <w:jc w:val="left"/>
             </w:pPr>
             <w:r>
               <w:t xml:space="preserve">100 Mbps (FastEthernet)</w:t>
@@ -7912,7 +7638,6 @@
           <w:p>
             <w:pPr>
               <w:pStyle w:val="Compact"/>
-              <w:jc w:val="left"/>
             </w:pPr>
             <w:r>
               <w:t xml:space="preserve">19</w:t>
@@ -7926,7 +7651,6 @@
           <w:p>
             <w:pPr>
               <w:pStyle w:val="Compact"/>
-              <w:jc w:val="left"/>
             </w:pPr>
             <w:r>
               <w:t xml:space="preserve">1 Gbps (GigabitEthernet)</w:t>
@@ -7938,7 +7662,6 @@
           <w:p>
             <w:pPr>
               <w:pStyle w:val="Compact"/>
-              <w:jc w:val="left"/>
             </w:pPr>
             <w:r>
               <w:t xml:space="preserve">4</w:t>
@@ -7952,7 +7675,6 @@
           <w:p>
             <w:pPr>
               <w:pStyle w:val="Compact"/>
-              <w:jc w:val="left"/>
             </w:pPr>
             <w:r>
               <w:t xml:space="preserve">10 Gbps</w:t>
@@ -7964,7 +7686,6 @@
           <w:p>
             <w:pPr>
               <w:pStyle w:val="Compact"/>
-              <w:jc w:val="left"/>
             </w:pPr>
             <w:r>
               <w:t xml:space="preserve">2</w:t>
@@ -7983,7 +7704,7 @@
       <w:r>
         <w:t xml:space="preserve"> </w:t>
       </w:r>
-      <w:hyperlink r:id="rId93">
+      <w:hyperlink r:id="rId82">
         <w:r>
           <w:rPr>
             <w:rStyle w:val="Hyperlink"/>
@@ -8013,8 +7734,8 @@
         </w:pict>
       </w:r>
     </w:p>
-    <w:bookmarkEnd w:id="94"/>
-    <w:bookmarkStart w:id="95" w:name="la-elección-del-root-bridge"/>
+    <w:bookmarkEnd w:id="83"/>
+    <w:bookmarkStart w:id="84" w:name="la-elección-del-root-bridge"/>
     <w:p>
       <w:pPr>
         <w:pStyle w:val="Heading2"/>
@@ -8258,13 +7979,7 @@
         <w:t xml:space="preserve"> </w:t>
       </w:r>
       <w:r>
-        <w:t xml:space="preserve">“</w:t>
-      </w:r>
-      <w:r>
-        <w:t xml:space="preserve">más potente</w:t>
-      </w:r>
-      <w:r>
-        <w:t xml:space="preserve">”</w:t>
+        <w:t xml:space="preserve">“más potente”</w:t>
       </w:r>
       <w:r>
         <w:t xml:space="preserve">: es el que tiene el</w:t>
@@ -8290,8 +8005,8 @@
         </w:pict>
       </w:r>
     </w:p>
-    <w:bookmarkEnd w:id="95"/>
-    <w:bookmarkStart w:id="96" w:name="mini-chequeo-4"/>
+    <w:bookmarkEnd w:id="84"/>
+    <w:bookmarkStart w:id="85" w:name="mini-chequeo-4"/>
     <w:p>
       <w:pPr>
         <w:pStyle w:val="Heading2"/>
@@ -8435,8 +8150,8 @@
         </w:pict>
       </w:r>
     </w:p>
-    <w:bookmarkEnd w:id="96"/>
-    <w:bookmarkStart w:id="97" w:name="resumen-en-3-frases-4"/>
+    <w:bookmarkEnd w:id="85"/>
+    <w:bookmarkStart w:id="86" w:name="resumen-en-3-frases-4"/>
     <w:p>
       <w:pPr>
         <w:pStyle w:val="Heading2"/>
@@ -8513,8 +8228,8 @@
         <w:t xml:space="preserve">usa el Bridge ID más bajo: prioridad primero, MAC como desempate.</w:t>
       </w:r>
     </w:p>
-    <w:bookmarkEnd w:id="97"/>
-    <w:bookmarkStart w:id="98" w:name="vocabulario-rápido-4"/>
+    <w:bookmarkEnd w:id="86"/>
+    <w:bookmarkStart w:id="87" w:name="vocabulario-rápido-4"/>
     <w:p>
       <w:pPr>
         <w:pStyle w:val="Heading2"/>
@@ -8527,7 +8242,6 @@
       <w:tblPr>
         <w:tblStyle w:val="Table"/>
         <w:tblW w:type="auto" w:w="0"/>
-        <w:jc w:val="left"/>
         <w:tblLook w:firstRow="1" w:lastRow="0" w:firstColumn="0" w:lastColumn="0" w:noHBand="0" w:noVBand="0" w:val="0020"/>
       </w:tblPr>
       <w:tblGrid>
@@ -8543,7 +8257,6 @@
           <w:p>
             <w:pPr>
               <w:pStyle w:val="Compact"/>
-              <w:jc w:val="left"/>
             </w:pPr>
             <w:r>
               <w:t xml:space="preserve">Término</w:t>
@@ -8555,7 +8268,6 @@
           <w:p>
             <w:pPr>
               <w:pStyle w:val="Compact"/>
-              <w:jc w:val="left"/>
             </w:pPr>
             <w:r>
               <w:t xml:space="preserve">Idea general</w:t>
@@ -8569,7 +8281,6 @@
           <w:p>
             <w:pPr>
               <w:pStyle w:val="Compact"/>
-              <w:jc w:val="left"/>
             </w:pPr>
             <w:r>
               <w:t xml:space="preserve">STP</w:t>
@@ -8581,7 +8292,6 @@
           <w:p>
             <w:pPr>
               <w:pStyle w:val="Compact"/>
-              <w:jc w:val="left"/>
             </w:pPr>
             <w:r>
               <w:t xml:space="preserve">Spanning Tree Protocol (IEEE 802.1D)</w:t>
@@ -8595,7 +8305,6 @@
           <w:p>
             <w:pPr>
               <w:pStyle w:val="Compact"/>
-              <w:jc w:val="left"/>
             </w:pPr>
             <w:r>
               <w:t xml:space="preserve">BPDU</w:t>
@@ -8607,7 +8316,6 @@
           <w:p>
             <w:pPr>
               <w:pStyle w:val="Compact"/>
-              <w:jc w:val="left"/>
             </w:pPr>
             <w:r>
               <w:t xml:space="preserve">Mensaje de control de STP (cada 2 s)</w:t>
@@ -8621,7 +8329,6 @@
           <w:p>
             <w:pPr>
               <w:pStyle w:val="Compact"/>
-              <w:jc w:val="left"/>
             </w:pPr>
             <w:r>
               <w:t xml:space="preserve">Bridge ID</w:t>
@@ -8633,7 +8340,6 @@
           <w:p>
             <w:pPr>
               <w:pStyle w:val="Compact"/>
-              <w:jc w:val="left"/>
             </w:pPr>
             <w:r>
               <w:t xml:space="preserve">Prioridad + MAC que identifica y ordena a cada switch</w:t>
@@ -8647,7 +8353,6 @@
           <w:p>
             <w:pPr>
               <w:pStyle w:val="Compact"/>
-              <w:jc w:val="left"/>
             </w:pPr>
             <w:r>
               <w:t xml:space="preserve">Root Bridge</w:t>
@@ -8659,7 +8364,6 @@
           <w:p>
             <w:pPr>
               <w:pStyle w:val="Compact"/>
-              <w:jc w:val="left"/>
             </w:pPr>
             <w:r>
               <w:t xml:space="preserve">El switch elegido como raíz del árbol</w:t>
@@ -8673,7 +8377,6 @@
           <w:p>
             <w:pPr>
               <w:pStyle w:val="Compact"/>
-              <w:jc w:val="left"/>
             </w:pPr>
             <w:r>
               <w:t xml:space="preserve">Hello time</w:t>
@@ -8685,7 +8388,6 @@
           <w:p>
             <w:pPr>
               <w:pStyle w:val="Compact"/>
-              <w:jc w:val="left"/>
             </w:pPr>
             <w:r>
               <w:t xml:space="preserve">Intervalo entre BPDUs (2 s por defecto)</w:t>
@@ -8699,7 +8401,6 @@
           <w:p>
             <w:pPr>
               <w:pStyle w:val="Compact"/>
-              <w:jc w:val="left"/>
             </w:pPr>
             <w:r>
               <w:t xml:space="preserve">Coste del camino</w:t>
@@ -8711,7 +8412,6 @@
           <w:p>
             <w:pPr>
               <w:pStyle w:val="Compact"/>
-              <w:jc w:val="left"/>
             </w:pPr>
             <w:r>
               <w:t xml:space="preserve">Número que mide la distancia al Root Bridge</w:t>
@@ -8737,7 +8437,7 @@
       <w:r>
         <w:t xml:space="preserve"> </w:t>
       </w:r>
-      <w:hyperlink r:id="rId47">
+      <w:hyperlink r:id="rId36">
         <w:r>
           <w:rPr>
             <w:rStyle w:val="Hyperlink"/>
@@ -8764,7 +8464,7 @@
       <w:r>
         <w:t xml:space="preserve"> </w:t>
       </w:r>
-      <w:hyperlink r:id="rId26">
+      <w:hyperlink r:id="rId15">
         <w:r>
           <w:rPr>
             <w:rStyle w:val="Hyperlink"/>
@@ -8791,7 +8491,7 @@
       <w:r>
         <w:t xml:space="preserve"> </w:t>
       </w:r>
-      <w:hyperlink r:id="rId28">
+      <w:hyperlink r:id="rId17">
         <w:r>
           <w:rPr>
             <w:rStyle w:val="Hyperlink"/>
@@ -8800,9 +8500,9 @@
         </w:r>
       </w:hyperlink>
     </w:p>
-    <w:bookmarkEnd w:id="98"/>
-    <w:bookmarkEnd w:id="99"/>
-    <w:bookmarkStart w:id="113" w:name="puertos-y-estados-stp"/>
+    <w:bookmarkEnd w:id="87"/>
+    <w:bookmarkEnd w:id="88"/>
+    <w:bookmarkStart w:id="102" w:name="puertos-y-estados-stp"/>
     <w:p>
       <w:pPr>
         <w:pStyle w:val="Heading1"/>
@@ -8866,7 +8566,7 @@
         </w:pict>
       </w:r>
     </w:p>
-    <w:bookmarkStart w:id="100" w:name="la-idea-en-una-frase-5"/>
+    <w:bookmarkStart w:id="89" w:name="la-idea-en-una-frase-5"/>
     <w:p>
       <w:pPr>
         <w:pStyle w:val="Heading2"/>
@@ -8926,13 +8626,7 @@
         <w:t xml:space="preserve"> </w:t>
       </w:r>
       <w:r>
-        <w:t xml:space="preserve">“</w:t>
-      </w:r>
-      <w:r>
-        <w:t xml:space="preserve">ponerse en marcha</w:t>
-      </w:r>
-      <w:r>
-        <w:t xml:space="preserve">”</w:t>
+        <w:t xml:space="preserve">“ponerse en marcha”</w:t>
       </w:r>
       <w:r>
         <w:t xml:space="preserve">.</w:t>
@@ -8945,8 +8639,8 @@
         </w:pict>
       </w:r>
     </w:p>
-    <w:bookmarkEnd w:id="100"/>
-    <w:bookmarkStart w:id="104" w:name="los-roles-de-puerto"/>
+    <w:bookmarkEnd w:id="89"/>
+    <w:bookmarkStart w:id="93" w:name="los-roles-de-puerto"/>
     <w:p>
       <w:pPr>
         <w:pStyle w:val="Heading2"/>
@@ -8959,7 +8653,6 @@
       <w:tblPr>
         <w:tblStyle w:val="Table"/>
         <w:tblW w:type="pct" w:w="5000"/>
-        <w:jc w:val="left"/>
         <w:tblLayout w:type="fixed"/>
         <w:tblLook w:firstRow="1" w:lastRow="0" w:firstColumn="0" w:lastColumn="0" w:noHBand="0" w:noVBand="0" w:val="0020"/>
       </w:tblPr>
@@ -8976,7 +8669,6 @@
           <w:p>
             <w:pPr>
               <w:pStyle w:val="Compact"/>
-              <w:jc w:val="left"/>
             </w:pPr>
             <w:r>
               <w:t xml:space="preserve">Rol</w:t>
@@ -8988,7 +8680,6 @@
           <w:p>
             <w:pPr>
               <w:pStyle w:val="Compact"/>
-              <w:jc w:val="left"/>
             </w:pPr>
             <w:r>
               <w:t xml:space="preserve">Descripción</w:t>
@@ -9002,7 +8693,6 @@
           <w:p>
             <w:pPr>
               <w:pStyle w:val="Compact"/>
-              <w:jc w:val="left"/>
             </w:pPr>
             <w:r>
               <w:rPr>
@@ -9018,7 +8708,6 @@
           <w:p>
             <w:pPr>
               <w:pStyle w:val="Compact"/>
-              <w:jc w:val="left"/>
             </w:pPr>
             <w:r>
               <w:t xml:space="preserve">El</w:t>
@@ -9058,7 +8747,6 @@
           <w:p>
             <w:pPr>
               <w:pStyle w:val="Compact"/>
-              <w:jc w:val="left"/>
             </w:pPr>
             <w:r>
               <w:rPr>
@@ -9074,7 +8762,6 @@
           <w:p>
             <w:pPr>
               <w:pStyle w:val="Compact"/>
-              <w:jc w:val="left"/>
             </w:pPr>
             <w:r>
               <w:t xml:space="preserve">El</w:t>
@@ -9117,7 +8804,6 @@
           <w:p>
             <w:pPr>
               <w:pStyle w:val="Compact"/>
-              <w:jc w:val="left"/>
             </w:pPr>
             <w:r>
               <w:rPr>
@@ -9133,7 +8819,6 @@
           <w:p>
             <w:pPr>
               <w:pStyle w:val="Compact"/>
-              <w:jc w:val="left"/>
             </w:pPr>
             <w:r>
               <w:t xml:space="preserve">Puerto</w:t>
@@ -9163,7 +8848,6 @@
           <w:p>
             <w:pPr>
               <w:pStyle w:val="Compact"/>
-              <w:jc w:val="left"/>
             </w:pPr>
             <w:r>
               <w:rPr>
@@ -9179,7 +8863,6 @@
           <w:p>
             <w:pPr>
               <w:pStyle w:val="Compact"/>
-              <w:jc w:val="left"/>
             </w:pPr>
             <w:r>
               <w:t xml:space="preserve">Puerto bloqueado</w:t>
@@ -9213,12 +8896,12 @@
           <wp:inline>
             <wp:extent cx="5334000" cy="3018083"/>
             <wp:effectExtent b="0" l="0" r="0" t="0"/>
-            <wp:docPr descr="Roles STP: el root bridge con todos sus puertos designated y los switches no-root con su root port y un alternate port bloqueado" title="" id="102" name="Picture"/>
+            <wp:docPr descr="Roles STP: el root bridge con todos sus puertos designated y los switches no-root con su root port y un alternate port bloqueado" title="" id="91" name="Picture"/>
             <a:graphic>
               <a:graphicData uri="http://schemas.openxmlformats.org/drawingml/2006/picture">
                 <pic:pic>
                   <pic:nvPicPr>
-                    <pic:cNvPr descr="public/diagrams/u05-roles-stp.svg" id="103" name="Picture"/>
+                    <pic:cNvPr descr="public/diagrams/u05-roles-stp.svg" id="92" name="Picture"/>
                     <pic:cNvPicPr>
                       <a:picLocks noChangeArrowheads="1" noChangeAspect="1"/>
                     </pic:cNvPicPr>
@@ -9230,7 +8913,7 @@
                           <a14:useLocalDpi xmlns:a14="http://schemas.microsoft.com/office/drawing/2010/main" val="0"/>
                         </a:ext>
                         <a:ext uri="{96DAC541-7B7A-43D3-8B79-37D633B846F1}">
-                          <asvg:svgBlip xmlns:asvg="http://schemas.microsoft.com/office/drawing/2016/SVG/main" r:embed="rId101"/>
+                          <asvg:svgBlip xmlns:asvg="http://schemas.microsoft.com/office/drawing/2016/SVG/main" r:embed="rId90"/>
                         </a:ext>
                       </a:extLst>
                     </a:blip>
@@ -9347,8 +9030,8 @@
         </w:pict>
       </w:r>
     </w:p>
-    <w:bookmarkEnd w:id="104"/>
-    <w:bookmarkStart w:id="108" w:name="los-estados-de-puerto"/>
+    <w:bookmarkEnd w:id="93"/>
+    <w:bookmarkStart w:id="97" w:name="los-estados-de-puerto"/>
     <w:p>
       <w:pPr>
         <w:pStyle w:val="Heading2"/>
@@ -9382,7 +9065,6 @@
       <w:tblPr>
         <w:tblStyle w:val="Table"/>
         <w:tblW w:type="auto" w:w="0"/>
-        <w:jc w:val="left"/>
         <w:tblLook w:firstRow="1" w:lastRow="0" w:firstColumn="0" w:lastColumn="0" w:noHBand="0" w:noVBand="0" w:val="0020"/>
       </w:tblPr>
       <w:tblGrid>
@@ -9400,7 +9082,6 @@
           <w:p>
             <w:pPr>
               <w:pStyle w:val="Compact"/>
-              <w:jc w:val="left"/>
             </w:pPr>
             <w:r>
               <w:t xml:space="preserve">Estado</w:t>
@@ -9412,7 +9093,6 @@
           <w:p>
             <w:pPr>
               <w:pStyle w:val="Compact"/>
-              <w:jc w:val="left"/>
             </w:pPr>
             <w:r>
               <w:t xml:space="preserve">¿Reenvía tráfico?</w:t>
@@ -9424,7 +9104,6 @@
           <w:p>
             <w:pPr>
               <w:pStyle w:val="Compact"/>
-              <w:jc w:val="left"/>
             </w:pPr>
             <w:r>
               <w:t xml:space="preserve">¿Aprende MACs?</w:t>
@@ -9436,7 +9115,6 @@
           <w:p>
             <w:pPr>
               <w:pStyle w:val="Compact"/>
-              <w:jc w:val="left"/>
             </w:pPr>
             <w:r>
               <w:t xml:space="preserve">Tiempo</w:t>
@@ -9450,7 +9128,6 @@
           <w:p>
             <w:pPr>
               <w:pStyle w:val="Compact"/>
-              <w:jc w:val="left"/>
             </w:pPr>
             <w:r>
               <w:rPr>
@@ -9466,7 +9143,6 @@
           <w:p>
             <w:pPr>
               <w:pStyle w:val="Compact"/>
-              <w:jc w:val="left"/>
             </w:pPr>
             <w:r>
               <w:t xml:space="preserve">No</w:t>
@@ -9478,7 +9154,6 @@
           <w:p>
             <w:pPr>
               <w:pStyle w:val="Compact"/>
-              <w:jc w:val="left"/>
             </w:pPr>
             <w:r>
               <w:t xml:space="preserve">No</w:t>
@@ -9490,7 +9165,6 @@
           <w:p>
             <w:pPr>
               <w:pStyle w:val="Compact"/>
-              <w:jc w:val="left"/>
             </w:pPr>
             <w:r>
               <w:t xml:space="preserve">20 s (Max Age)</w:t>
@@ -9504,7 +9178,6 @@
           <w:p>
             <w:pPr>
               <w:pStyle w:val="Compact"/>
-              <w:jc w:val="left"/>
             </w:pPr>
             <w:r>
               <w:rPr>
@@ -9520,7 +9193,6 @@
           <w:p>
             <w:pPr>
               <w:pStyle w:val="Compact"/>
-              <w:jc w:val="left"/>
             </w:pPr>
             <w:r>
               <w:t xml:space="preserve">No</w:t>
@@ -9532,7 +9204,6 @@
           <w:p>
             <w:pPr>
               <w:pStyle w:val="Compact"/>
-              <w:jc w:val="left"/>
             </w:pPr>
             <w:r>
               <w:t xml:space="preserve">No</w:t>
@@ -9544,7 +9215,6 @@
           <w:p>
             <w:pPr>
               <w:pStyle w:val="Compact"/>
-              <w:jc w:val="left"/>
             </w:pPr>
             <w:r>
               <w:t xml:space="preserve">15 s</w:t>
@@ -9558,7 +9228,6 @@
           <w:p>
             <w:pPr>
               <w:pStyle w:val="Compact"/>
-              <w:jc w:val="left"/>
             </w:pPr>
             <w:r>
               <w:rPr>
@@ -9574,7 +9243,6 @@
           <w:p>
             <w:pPr>
               <w:pStyle w:val="Compact"/>
-              <w:jc w:val="left"/>
             </w:pPr>
             <w:r>
               <w:t xml:space="preserve">No</w:t>
@@ -9586,7 +9254,6 @@
           <w:p>
             <w:pPr>
               <w:pStyle w:val="Compact"/>
-              <w:jc w:val="left"/>
             </w:pPr>
             <w:r>
               <w:t xml:space="preserve">Sí</w:t>
@@ -9598,7 +9265,6 @@
           <w:p>
             <w:pPr>
               <w:pStyle w:val="Compact"/>
-              <w:jc w:val="left"/>
             </w:pPr>
             <w:r>
               <w:t xml:space="preserve">15 s</w:t>
@@ -9612,7 +9278,6 @@
           <w:p>
             <w:pPr>
               <w:pStyle w:val="Compact"/>
-              <w:jc w:val="left"/>
             </w:pPr>
             <w:r>
               <w:rPr>
@@ -9628,7 +9293,6 @@
           <w:p>
             <w:pPr>
               <w:pStyle w:val="Compact"/>
-              <w:jc w:val="left"/>
             </w:pPr>
             <w:r>
               <w:t xml:space="preserve">Sí</w:t>
@@ -9640,7 +9304,6 @@
           <w:p>
             <w:pPr>
               <w:pStyle w:val="Compact"/>
-              <w:jc w:val="left"/>
             </w:pPr>
             <w:r>
               <w:t xml:space="preserve">Sí</w:t>
@@ -9652,7 +9315,6 @@
           <w:p>
             <w:pPr>
               <w:pStyle w:val="Compact"/>
-              <w:jc w:val="left"/>
             </w:pPr>
             <w:r>
               <w:t xml:space="preserve">Indefinido</w:t>
@@ -9666,7 +9328,6 @@
           <w:p>
             <w:pPr>
               <w:pStyle w:val="Compact"/>
-              <w:jc w:val="left"/>
             </w:pPr>
             <w:r>
               <w:rPr>
@@ -9682,7 +9343,6 @@
           <w:p>
             <w:pPr>
               <w:pStyle w:val="Compact"/>
-              <w:jc w:val="left"/>
             </w:pPr>
             <w:r>
               <w:t xml:space="preserve">No</w:t>
@@ -9694,7 +9354,6 @@
           <w:p>
             <w:pPr>
               <w:pStyle w:val="Compact"/>
-              <w:jc w:val="left"/>
             </w:pPr>
             <w:r>
               <w:t xml:space="preserve">No</w:t>
@@ -9706,7 +9365,6 @@
           <w:p>
             <w:pPr>
               <w:pStyle w:val="Compact"/>
-              <w:jc w:val="left"/>
             </w:pPr>
             <w:r>
               <w:t xml:space="preserve">Administrativo</w:t>
@@ -9724,12 +9382,12 @@
           <wp:inline>
             <wp:extent cx="5334000" cy="1785730"/>
             <wp:effectExtent b="0" l="0" r="0" t="0"/>
-            <wp:docPr descr="Estados de puerto de STP: blocking, listening, learning y forwarding con sus tiempos de 20, 15 y 15 segundos" title="" id="106" name="Picture"/>
+            <wp:docPr descr="Estados de puerto de STP: blocking, listening, learning y forwarding con sus tiempos de 20, 15 y 15 segundos" title="" id="95" name="Picture"/>
             <a:graphic>
               <a:graphicData uri="http://schemas.openxmlformats.org/drawingml/2006/picture">
                 <pic:pic>
                   <pic:nvPicPr>
-                    <pic:cNvPr descr="public/diagrams/u05-estados-puerto.svg" id="107" name="Picture"/>
+                    <pic:cNvPr descr="public/diagrams/u05-estados-puerto.svg" id="96" name="Picture"/>
                     <pic:cNvPicPr>
                       <a:picLocks noChangeArrowheads="1" noChangeAspect="1"/>
                     </pic:cNvPicPr>
@@ -9741,7 +9399,7 @@
                           <a14:useLocalDpi xmlns:a14="http://schemas.microsoft.com/office/drawing/2010/main" val="0"/>
                         </a:ext>
                         <a:ext uri="{96DAC541-7B7A-43D3-8B79-37D633B846F1}">
-                          <asvg:svgBlip xmlns:asvg="http://schemas.microsoft.com/office/drawing/2016/SVG/main" r:embed="rId105"/>
+                          <asvg:svgBlip xmlns:asvg="http://schemas.microsoft.com/office/drawing/2016/SVG/main" r:embed="rId94"/>
                         </a:ext>
                       </a:extLst>
                     </a:blip>
@@ -9799,7 +9457,7 @@
       <w:r>
         <w:t xml:space="preserve"> </w:t>
       </w:r>
-      <w:hyperlink r:id="rId29">
+      <w:hyperlink r:id="rId18">
         <w:r>
           <w:rPr>
             <w:rStyle w:val="Hyperlink"/>
@@ -9818,8 +9476,8 @@
         </w:pict>
       </w:r>
     </w:p>
-    <w:bookmarkEnd w:id="108"/>
-    <w:bookmarkStart w:id="109" w:name="ver-el-estado-de-stp-en-cisco"/>
+    <w:bookmarkEnd w:id="97"/>
+    <w:bookmarkStart w:id="98" w:name="ver-el-estado-de-stp-en-cisco"/>
     <w:p>
       <w:pPr>
         <w:pStyle w:val="Heading2"/>
@@ -10003,8 +9661,8 @@
         </w:pict>
       </w:r>
     </w:p>
-    <w:bookmarkEnd w:id="109"/>
-    <w:bookmarkStart w:id="110" w:name="mini-chequeo-5"/>
+    <w:bookmarkEnd w:id="98"/>
+    <w:bookmarkStart w:id="99" w:name="mini-chequeo-5"/>
     <w:p>
       <w:pPr>
         <w:pStyle w:val="Heading2"/>
@@ -10139,8 +9797,8 @@
         </w:pict>
       </w:r>
     </w:p>
-    <w:bookmarkEnd w:id="110"/>
-    <w:bookmarkStart w:id="111" w:name="resumen-en-3-frases-5"/>
+    <w:bookmarkEnd w:id="99"/>
+    <w:bookmarkStart w:id="100" w:name="resumen-en-3-frases-5"/>
     <w:p>
       <w:pPr>
         <w:pStyle w:val="Heading2"/>
@@ -10185,8 +9843,8 @@
         <w:t xml:space="preserve">La convergencia STP de 30-50 s es lenta: es el motor de la evolución a RSTP.</w:t>
       </w:r>
     </w:p>
-    <w:bookmarkEnd w:id="111"/>
-    <w:bookmarkStart w:id="112" w:name="vocabulario-rápido-5"/>
+    <w:bookmarkEnd w:id="100"/>
+    <w:bookmarkStart w:id="101" w:name="vocabulario-rápido-5"/>
     <w:p>
       <w:pPr>
         <w:pStyle w:val="Heading2"/>
@@ -10199,7 +9857,6 @@
       <w:tblPr>
         <w:tblStyle w:val="Table"/>
         <w:tblW w:type="auto" w:w="0"/>
-        <w:jc w:val="left"/>
         <w:tblLook w:firstRow="1" w:lastRow="0" w:firstColumn="0" w:lastColumn="0" w:noHBand="0" w:noVBand="0" w:val="0020"/>
       </w:tblPr>
       <w:tblGrid>
@@ -10215,7 +9872,6 @@
           <w:p>
             <w:pPr>
               <w:pStyle w:val="Compact"/>
-              <w:jc w:val="left"/>
             </w:pPr>
             <w:r>
               <w:t xml:space="preserve">Término</w:t>
@@ -10227,7 +9883,6 @@
           <w:p>
             <w:pPr>
               <w:pStyle w:val="Compact"/>
-              <w:jc w:val="left"/>
             </w:pPr>
             <w:r>
               <w:t xml:space="preserve">Idea general</w:t>
@@ -10241,7 +9896,6 @@
           <w:p>
             <w:pPr>
               <w:pStyle w:val="Compact"/>
-              <w:jc w:val="left"/>
             </w:pPr>
             <w:r>
               <w:t xml:space="preserve">Root Port (RP)</w:t>
@@ -10253,7 +9907,6 @@
           <w:p>
             <w:pPr>
               <w:pStyle w:val="Compact"/>
-              <w:jc w:val="left"/>
             </w:pPr>
             <w:r>
               <w:t xml:space="preserve">Mejor puerto hacia el Root Bridge</w:t>
@@ -10267,7 +9920,6 @@
           <w:p>
             <w:pPr>
               <w:pStyle w:val="Compact"/>
-              <w:jc w:val="left"/>
             </w:pPr>
             <w:r>
               <w:t xml:space="preserve">Designated Port (DP)</w:t>
@@ -10279,7 +9931,6 @@
           <w:p>
             <w:pPr>
               <w:pStyle w:val="Compact"/>
-              <w:jc w:val="left"/>
             </w:pPr>
             <w:r>
               <w:t xml:space="preserve">Mejor puerto de cada segmento</w:t>
@@ -10293,7 +9944,6 @@
           <w:p>
             <w:pPr>
               <w:pStyle w:val="Compact"/>
-              <w:jc w:val="left"/>
             </w:pPr>
             <w:r>
               <w:t xml:space="preserve">Alternate Port (AP)</w:t>
@@ -10305,7 +9955,6 @@
           <w:p>
             <w:pPr>
               <w:pStyle w:val="Compact"/>
-              <w:jc w:val="left"/>
             </w:pPr>
             <w:r>
               <w:t xml:space="preserve">Puerto bloqueado de respaldo</w:t>
@@ -10319,7 +9968,6 @@
           <w:p>
             <w:pPr>
               <w:pStyle w:val="Compact"/>
-              <w:jc w:val="left"/>
             </w:pPr>
             <w:r>
               <w:t xml:space="preserve">Blocking</w:t>
@@ -10331,7 +9979,6 @@
           <w:p>
             <w:pPr>
               <w:pStyle w:val="Compact"/>
-              <w:jc w:val="left"/>
             </w:pPr>
             <w:r>
               <w:t xml:space="preserve">Estado que escucha BPDUs sin reenviar (20 s)</w:t>
@@ -10345,7 +9992,6 @@
           <w:p>
             <w:pPr>
               <w:pStyle w:val="Compact"/>
-              <w:jc w:val="left"/>
             </w:pPr>
             <w:r>
               <w:t xml:space="preserve">Listening</w:t>
@@ -10357,7 +10003,6 @@
           <w:p>
             <w:pPr>
               <w:pStyle w:val="Compact"/>
-              <w:jc w:val="left"/>
             </w:pPr>
             <w:r>
               <w:t xml:space="preserve">Escucha BPDUs, no aprende (15 s)</w:t>
@@ -10371,7 +10016,6 @@
           <w:p>
             <w:pPr>
               <w:pStyle w:val="Compact"/>
-              <w:jc w:val="left"/>
             </w:pPr>
             <w:r>
               <w:t xml:space="preserve">Learning</w:t>
@@ -10383,7 +10027,6 @@
           <w:p>
             <w:pPr>
               <w:pStyle w:val="Compact"/>
-              <w:jc w:val="left"/>
             </w:pPr>
             <w:r>
               <w:t xml:space="preserve">Aprende MACs, no reenvía (15 s)</w:t>
@@ -10397,7 +10040,6 @@
           <w:p>
             <w:pPr>
               <w:pStyle w:val="Compact"/>
-              <w:jc w:val="left"/>
             </w:pPr>
             <w:r>
               <w:t xml:space="preserve">Forwarding</w:t>
@@ -10409,7 +10051,6 @@
           <w:p>
             <w:pPr>
               <w:pStyle w:val="Compact"/>
-              <w:jc w:val="left"/>
             </w:pPr>
             <w:r>
               <w:t xml:space="preserve">Estado normal: reenvía y aprende</w:t>
@@ -10435,7 +10076,7 @@
       <w:r>
         <w:t xml:space="preserve"> </w:t>
       </w:r>
-      <w:hyperlink r:id="rId47">
+      <w:hyperlink r:id="rId36">
         <w:r>
           <w:rPr>
             <w:rStyle w:val="Hyperlink"/>
@@ -10462,7 +10103,7 @@
       <w:r>
         <w:t xml:space="preserve"> </w:t>
       </w:r>
-      <w:hyperlink r:id="rId27">
+      <w:hyperlink r:id="rId16">
         <w:r>
           <w:rPr>
             <w:rStyle w:val="Hyperlink"/>
@@ -10489,7 +10130,7 @@
       <w:r>
         <w:t xml:space="preserve"> </w:t>
       </w:r>
-      <w:hyperlink r:id="rId29">
+      <w:hyperlink r:id="rId18">
         <w:r>
           <w:rPr>
             <w:rStyle w:val="Hyperlink"/>
@@ -10498,9 +10139,9 @@
         </w:r>
       </w:hyperlink>
     </w:p>
-    <w:bookmarkEnd w:id="112"/>
-    <w:bookmarkEnd w:id="113"/>
-    <w:bookmarkStart w:id="121" w:name="rstp-y-portfast"/>
+    <w:bookmarkEnd w:id="101"/>
+    <w:bookmarkEnd w:id="102"/>
+    <w:bookmarkStart w:id="110" w:name="rstp-y-portfast"/>
     <w:p>
       <w:pPr>
         <w:pStyle w:val="Heading1"/>
@@ -10564,7 +10205,7 @@
         </w:pict>
       </w:r>
     </w:p>
-    <w:bookmarkStart w:id="114" w:name="la-idea-en-una-frase-6"/>
+    <w:bookmarkStart w:id="103" w:name="la-idea-en-una-frase-6"/>
     <w:p>
       <w:pPr>
         <w:pStyle w:val="Heading2"/>
@@ -10656,8 +10297,8 @@
         </w:pict>
       </w:r>
     </w:p>
-    <w:bookmarkEnd w:id="114"/>
-    <w:bookmarkStart w:id="115" w:name="rstp-stp-con-prisa"/>
+    <w:bookmarkEnd w:id="103"/>
+    <w:bookmarkStart w:id="104" w:name="rstp-stp-con-prisa"/>
     <w:p>
       <w:pPr>
         <w:pStyle w:val="Heading2"/>
@@ -10707,7 +10348,6 @@
       <w:tblPr>
         <w:tblStyle w:val="Table"/>
         <w:tblW w:type="pct" w:w="5000"/>
-        <w:jc w:val="left"/>
         <w:tblLayout w:type="fixed"/>
         <w:tblLook w:firstRow="1" w:lastRow="0" w:firstColumn="0" w:lastColumn="0" w:noHBand="0" w:noVBand="0" w:val="0020"/>
       </w:tblPr>
@@ -10725,7 +10365,6 @@
           <w:p>
             <w:pPr>
               <w:pStyle w:val="Compact"/>
-              <w:jc w:val="left"/>
             </w:pPr>
             <w:r>
               <w:t xml:space="preserve">Característica</w:t>
@@ -10737,7 +10376,6 @@
           <w:p>
             <w:pPr>
               <w:pStyle w:val="Compact"/>
-              <w:jc w:val="left"/>
             </w:pPr>
             <w:r>
               <w:t xml:space="preserve">STP (802.1D)</w:t>
@@ -10749,7 +10387,6 @@
           <w:p>
             <w:pPr>
               <w:pStyle w:val="Compact"/>
-              <w:jc w:val="left"/>
             </w:pPr>
             <w:r>
               <w:t xml:space="preserve">RSTP (802.1w)</w:t>
@@ -10763,7 +10400,6 @@
           <w:p>
             <w:pPr>
               <w:pStyle w:val="Compact"/>
-              <w:jc w:val="left"/>
             </w:pPr>
             <w:r>
               <w:t xml:space="preserve">Convergencia</w:t>
@@ -10775,7 +10411,6 @@
           <w:p>
             <w:pPr>
               <w:pStyle w:val="Compact"/>
-              <w:jc w:val="left"/>
             </w:pPr>
             <w:r>
               <w:t xml:space="preserve">30-50 segundos</w:t>
@@ -10787,7 +10422,6 @@
           <w:p>
             <w:pPr>
               <w:pStyle w:val="Compact"/>
-              <w:jc w:val="left"/>
             </w:pPr>
             <w:r>
               <w:rPr>
@@ -10805,7 +10439,6 @@
           <w:p>
             <w:pPr>
               <w:pStyle w:val="Compact"/>
-              <w:jc w:val="left"/>
             </w:pPr>
             <w:r>
               <w:t xml:space="preserve">Roles de puerto</w:t>
@@ -10817,7 +10450,6 @@
           <w:p>
             <w:pPr>
               <w:pStyle w:val="Compact"/>
-              <w:jc w:val="left"/>
             </w:pPr>
             <w:r>
               <w:t xml:space="preserve">Root, Designated, Blocked</w:t>
@@ -10829,7 +10461,6 @@
           <w:p>
             <w:pPr>
               <w:pStyle w:val="Compact"/>
-              <w:jc w:val="left"/>
             </w:pPr>
             <w:r>
               <w:t xml:space="preserve">Root, Designated,</w:t>
@@ -10853,7 +10484,6 @@
           <w:p>
             <w:pPr>
               <w:pStyle w:val="Compact"/>
-              <w:jc w:val="left"/>
             </w:pPr>
             <w:r>
               <w:t xml:space="preserve">Estados</w:t>
@@ -10865,7 +10495,6 @@
           <w:p>
             <w:pPr>
               <w:pStyle w:val="Compact"/>
-              <w:jc w:val="left"/>
             </w:pPr>
             <w:r>
               <w:t xml:space="preserve">5 (Blocking, Listening, Learning, Forwarding, Disabled)</w:t>
@@ -10877,7 +10506,6 @@
           <w:p>
             <w:pPr>
               <w:pStyle w:val="Compact"/>
-              <w:jc w:val="left"/>
             </w:pPr>
             <w:r>
               <w:rPr>
@@ -10901,7 +10529,6 @@
           <w:p>
             <w:pPr>
               <w:pStyle w:val="Compact"/>
-              <w:jc w:val="left"/>
             </w:pPr>
             <w:r>
               <w:t xml:space="preserve">Tipos de enlace</w:t>
@@ -10913,7 +10540,6 @@
           <w:p>
             <w:pPr>
               <w:pStyle w:val="Compact"/>
-              <w:jc w:val="left"/>
             </w:pPr>
             <w:r>
               <w:t xml:space="preserve">No distingue</w:t>
@@ -10925,7 +10551,6 @@
           <w:p>
             <w:pPr>
               <w:pStyle w:val="Compact"/>
-              <w:jc w:val="left"/>
             </w:pPr>
             <w:r>
               <w:rPr>
@@ -10949,7 +10574,6 @@
           <w:p>
             <w:pPr>
               <w:pStyle w:val="Compact"/>
-              <w:jc w:val="left"/>
             </w:pPr>
             <w:r>
               <w:t xml:space="preserve">Propuesta/Acuerdo</w:t>
@@ -10961,7 +10585,6 @@
           <w:p>
             <w:pPr>
               <w:pStyle w:val="Compact"/>
-              <w:jc w:val="left"/>
             </w:pPr>
             <w:r>
               <w:t xml:space="preserve">No</w:t>
@@ -10973,7 +10596,6 @@
           <w:p>
             <w:pPr>
               <w:pStyle w:val="Compact"/>
-              <w:jc w:val="left"/>
             </w:pPr>
             <w:r>
               <w:rPr>
@@ -11041,7 +10663,6 @@
       <w:tblPr>
         <w:tblStyle w:val="Table"/>
         <w:tblW w:type="pct" w:w="5000"/>
-        <w:jc w:val="left"/>
         <w:tblLayout w:type="fixed"/>
         <w:tblLook w:firstRow="1" w:lastRow="0" w:firstColumn="0" w:lastColumn="0" w:noHBand="0" w:noVBand="0" w:val="0020"/>
       </w:tblPr>
@@ -11058,7 +10679,6 @@
           <w:p>
             <w:pPr>
               <w:pStyle w:val="Compact"/>
-              <w:jc w:val="left"/>
             </w:pPr>
             <w:r>
               <w:t xml:space="preserve">Tipo de puerto</w:t>
@@ -11070,7 +10690,6 @@
           <w:p>
             <w:pPr>
               <w:pStyle w:val="Compact"/>
-              <w:jc w:val="left"/>
             </w:pPr>
             <w:r>
               <w:t xml:space="preserve">Uso</w:t>
@@ -11084,7 +10703,6 @@
           <w:p>
             <w:pPr>
               <w:pStyle w:val="Compact"/>
-              <w:jc w:val="left"/>
             </w:pPr>
             <w:r>
               <w:rPr>
@@ -11100,7 +10718,6 @@
           <w:p>
             <w:pPr>
               <w:pStyle w:val="Compact"/>
-              <w:jc w:val="left"/>
             </w:pPr>
             <w:r>
               <w:t xml:space="preserve">Conectado solo a extremos finales (nunca a otro switch)</w:t>
@@ -11114,7 +10731,6 @@
           <w:p>
             <w:pPr>
               <w:pStyle w:val="Compact"/>
-              <w:jc w:val="left"/>
             </w:pPr>
             <w:r>
               <w:rPr>
@@ -11130,7 +10746,6 @@
           <w:p>
             <w:pPr>
               <w:pStyle w:val="Compact"/>
-              <w:jc w:val="left"/>
             </w:pPr>
             <w:r>
               <w:t xml:space="preserve">Conectado a otro switch por enlace directo</w:t>
@@ -11144,7 +10759,6 @@
           <w:p>
             <w:pPr>
               <w:pStyle w:val="Compact"/>
-              <w:jc w:val="left"/>
             </w:pPr>
             <w:r>
               <w:rPr>
@@ -11160,7 +10774,6 @@
           <w:p>
             <w:pPr>
               <w:pStyle w:val="Compact"/>
-              <w:jc w:val="left"/>
             </w:pPr>
             <w:r>
               <w:t xml:space="preserve">Enlace compartido (hub): rara vez hoy en día</w:t>
@@ -11176,8 +10789,8 @@
         </w:pict>
       </w:r>
     </w:p>
-    <w:bookmarkEnd w:id="115"/>
-    <w:bookmarkStart w:id="116" w:name="portfast-el-atajo-para-puertos-de-acceso"/>
+    <w:bookmarkEnd w:id="104"/>
+    <w:bookmarkStart w:id="105" w:name="portfast-el-atajo-para-puertos-de-acceso"/>
     <w:p>
       <w:pPr>
         <w:pStyle w:val="Heading2"/>
@@ -11375,8 +10988,8 @@
         </w:pict>
       </w:r>
     </w:p>
-    <w:bookmarkEnd w:id="116"/>
-    <w:bookmarkStart w:id="117" w:name="bpduguard-el-guardián-del-puerto"/>
+    <w:bookmarkEnd w:id="105"/>
+    <w:bookmarkStart w:id="106" w:name="bpduguard-el-guardián-del-puerto"/>
     <w:p>
       <w:pPr>
         <w:pStyle w:val="Heading2"/>
@@ -11571,7 +11184,7 @@
       <w:r>
         <w:t xml:space="preserve"> </w:t>
       </w:r>
-      <w:hyperlink r:id="rId56">
+      <w:hyperlink r:id="rId45">
         <w:r>
           <w:rPr>
             <w:rStyle w:val="Hyperlink"/>
@@ -11590,8 +11203,8 @@
         </w:pict>
       </w:r>
     </w:p>
-    <w:bookmarkEnd w:id="117"/>
-    <w:bookmarkStart w:id="118" w:name="mini-chequeo-6"/>
+    <w:bookmarkEnd w:id="106"/>
+    <w:bookmarkStart w:id="107" w:name="mini-chequeo-6"/>
     <w:p>
       <w:pPr>
         <w:pStyle w:val="Heading2"/>
@@ -11771,8 +11384,8 @@
         </w:pict>
       </w:r>
     </w:p>
-    <w:bookmarkEnd w:id="118"/>
-    <w:bookmarkStart w:id="119" w:name="resumen-en-3-frases-6"/>
+    <w:bookmarkEnd w:id="107"/>
+    <w:bookmarkStart w:id="108" w:name="resumen-en-3-frases-6"/>
     <w:p>
       <w:pPr>
         <w:pStyle w:val="Heading2"/>
@@ -11817,8 +11430,8 @@
         <w:t xml:space="preserve">BPDUGuard vigila los puertos PortFast y los deshabilita si detectan un switch: es la seguridad contra bucles silenciosos.</w:t>
       </w:r>
     </w:p>
-    <w:bookmarkEnd w:id="119"/>
-    <w:bookmarkStart w:id="120" w:name="vocabulario-rápido-6"/>
+    <w:bookmarkEnd w:id="108"/>
+    <w:bookmarkStart w:id="109" w:name="vocabulario-rápido-6"/>
     <w:p>
       <w:pPr>
         <w:pStyle w:val="Heading2"/>
@@ -11831,7 +11444,6 @@
       <w:tblPr>
         <w:tblStyle w:val="Table"/>
         <w:tblW w:type="auto" w:w="0"/>
-        <w:jc w:val="left"/>
         <w:tblLook w:firstRow="1" w:lastRow="0" w:firstColumn="0" w:lastColumn="0" w:noHBand="0" w:noVBand="0" w:val="0020"/>
       </w:tblPr>
       <w:tblGrid>
@@ -11847,7 +11459,6 @@
           <w:p>
             <w:pPr>
               <w:pStyle w:val="Compact"/>
-              <w:jc w:val="left"/>
             </w:pPr>
             <w:r>
               <w:t xml:space="preserve">Término</w:t>
@@ -11859,7 +11470,6 @@
           <w:p>
             <w:pPr>
               <w:pStyle w:val="Compact"/>
-              <w:jc w:val="left"/>
             </w:pPr>
             <w:r>
               <w:t xml:space="preserve">Idea general</w:t>
@@ -11873,7 +11483,6 @@
           <w:p>
             <w:pPr>
               <w:pStyle w:val="Compact"/>
-              <w:jc w:val="left"/>
             </w:pPr>
             <w:r>
               <w:t xml:space="preserve">RSTP</w:t>
@@ -11885,7 +11494,6 @@
           <w:p>
             <w:pPr>
               <w:pStyle w:val="Compact"/>
-              <w:jc w:val="left"/>
             </w:pPr>
             <w:r>
               <w:t xml:space="preserve">Rapid STP (IEEE 802.1w), converge en segundos</w:t>
@@ -11899,7 +11507,6 @@
           <w:p>
             <w:pPr>
               <w:pStyle w:val="Compact"/>
-              <w:jc w:val="left"/>
             </w:pPr>
             <w:r>
               <w:t xml:space="preserve">Edge port</w:t>
@@ -11911,7 +11518,6 @@
           <w:p>
             <w:pPr>
               <w:pStyle w:val="Compact"/>
-              <w:jc w:val="left"/>
             </w:pPr>
             <w:r>
               <w:t xml:space="preserve">Puerto conectado solo a un PC</w:t>
@@ -11925,7 +11531,6 @@
           <w:p>
             <w:pPr>
               <w:pStyle w:val="Compact"/>
-              <w:jc w:val="left"/>
             </w:pPr>
             <w:r>
               <w:t xml:space="preserve">PortFast</w:t>
@@ -11937,7 +11542,6 @@
           <w:p>
             <w:pPr>
               <w:pStyle w:val="Compact"/>
-              <w:jc w:val="left"/>
             </w:pPr>
             <w:r>
               <w:t xml:space="preserve">Configuración que salta a Forwarding al instante</w:t>
@@ -11951,7 +11555,6 @@
           <w:p>
             <w:pPr>
               <w:pStyle w:val="Compact"/>
-              <w:jc w:val="left"/>
             </w:pPr>
             <w:r>
               <w:t xml:space="preserve">BPDUGuard</w:t>
@@ -11963,7 +11566,6 @@
           <w:p>
             <w:pPr>
               <w:pStyle w:val="Compact"/>
-              <w:jc w:val="left"/>
             </w:pPr>
             <w:r>
               <w:t xml:space="preserve">Deshabilita el puerto si recibe BPDUs</w:t>
@@ -11977,7 +11579,6 @@
           <w:p>
             <w:pPr>
               <w:pStyle w:val="Compact"/>
-              <w:jc w:val="left"/>
             </w:pPr>
             <w:r>
               <w:t xml:space="preserve">errdisable</w:t>
@@ -11989,7 +11590,6 @@
           <w:p>
             <w:pPr>
               <w:pStyle w:val="Compact"/>
-              <w:jc w:val="left"/>
             </w:pPr>
             <w:r>
               <w:t xml:space="preserve">Estado de puerto deshabilitado por error detectado</w:t>
@@ -12003,7 +11603,6 @@
           <w:p>
             <w:pPr>
               <w:pStyle w:val="Compact"/>
-              <w:jc w:val="left"/>
             </w:pPr>
             <w:r>
               <w:t xml:space="preserve">Propuesta/Acuerdo</w:t>
@@ -12015,7 +11614,6 @@
           <w:p>
             <w:pPr>
               <w:pStyle w:val="Compact"/>
-              <w:jc w:val="left"/>
             </w:pPr>
             <w:r>
               <w:t xml:space="preserve">Handshake RSTP que acelera la convergencia</w:t>
@@ -12041,7 +11639,7 @@
       <w:r>
         <w:t xml:space="preserve"> </w:t>
       </w:r>
-      <w:hyperlink r:id="rId47">
+      <w:hyperlink r:id="rId36">
         <w:r>
           <w:rPr>
             <w:rStyle w:val="Hyperlink"/>
@@ -12068,7 +11666,7 @@
       <w:r>
         <w:t xml:space="preserve"> </w:t>
       </w:r>
-      <w:hyperlink r:id="rId28">
+      <w:hyperlink r:id="rId17">
         <w:r>
           <w:rPr>
             <w:rStyle w:val="Hyperlink"/>
@@ -12095,7 +11693,7 @@
       <w:r>
         <w:t xml:space="preserve"> </w:t>
       </w:r>
-      <w:hyperlink r:id="rId30">
+      <w:hyperlink r:id="rId19">
         <w:r>
           <w:rPr>
             <w:rStyle w:val="Hyperlink"/>
@@ -12104,9 +11702,9 @@
         </w:r>
       </w:hyperlink>
     </w:p>
-    <w:bookmarkEnd w:id="120"/>
-    <w:bookmarkEnd w:id="121"/>
-    <w:bookmarkStart w:id="138" w:name="qué-es-una-vlan"/>
+    <w:bookmarkEnd w:id="109"/>
+    <w:bookmarkEnd w:id="110"/>
+    <w:bookmarkStart w:id="127" w:name="qué-es-una-vlan"/>
     <w:p>
       <w:pPr>
         <w:pStyle w:val="Heading1"/>
@@ -12170,7 +11768,7 @@
         </w:pict>
       </w:r>
     </w:p>
-    <w:bookmarkStart w:id="122" w:name="la-idea-en-una-frase-7"/>
+    <w:bookmarkStart w:id="111" w:name="la-idea-en-una-frase-7"/>
     <w:p>
       <w:pPr>
         <w:pStyle w:val="Heading2"/>
@@ -12232,13 +11830,7 @@
         <w:t xml:space="preserve"> </w:t>
       </w:r>
       <w:r>
-        <w:t xml:space="preserve">“</w:t>
-      </w:r>
-      <w:r>
-        <w:t xml:space="preserve">no ven</w:t>
-      </w:r>
-      <w:r>
-        <w:t xml:space="preserve">”</w:t>
+        <w:t xml:space="preserve">“no ven”</w:t>
       </w:r>
       <w:r>
         <w:t xml:space="preserve">.</w:t>
@@ -12255,13 +11847,7 @@
         <w:t xml:space="preserve"> </w:t>
       </w:r>
       <w:r>
-        <w:t xml:space="preserve">“</w:t>
-      </w:r>
-      <w:r>
-        <w:t xml:space="preserve">pedazos</w:t>
-      </w:r>
-      <w:r>
-        <w:t xml:space="preserve">”</w:t>
+        <w:t xml:space="preserve">“pedazos”</w:t>
       </w:r>
       <w:r>
         <w:t xml:space="preserve"> </w:t>
@@ -12277,8 +11863,8 @@
         </w:pict>
       </w:r>
     </w:p>
-    <w:bookmarkEnd w:id="122"/>
-    <w:bookmarkStart w:id="123" w:name="X739d9d2696cfb64d816141fb13d80aef018417e"/>
+    <w:bookmarkEnd w:id="111"/>
+    <w:bookmarkStart w:id="112" w:name="X739d9d2696cfb64d816141fb13d80aef018417e"/>
     <w:p>
       <w:pPr>
         <w:pStyle w:val="Heading2"/>
@@ -12312,7 +11898,6 @@
       <w:tblPr>
         <w:tblStyle w:val="Table"/>
         <w:tblW w:type="pct" w:w="5000"/>
-        <w:jc w:val="left"/>
         <w:tblLayout w:type="fixed"/>
         <w:tblLook w:firstRow="1" w:lastRow="0" w:firstColumn="0" w:lastColumn="0" w:noHBand="0" w:noVBand="0" w:val="0020"/>
       </w:tblPr>
@@ -12330,7 +11915,6 @@
           <w:p>
             <w:pPr>
               <w:pStyle w:val="Compact"/>
-              <w:jc w:val="left"/>
             </w:pPr>
             <w:r>
               <w:t xml:space="preserve">Problema</w:t>
@@ -12342,7 +11926,6 @@
           <w:p>
             <w:pPr>
               <w:pStyle w:val="Compact"/>
-              <w:jc w:val="left"/>
             </w:pPr>
             <w:r>
               <w:t xml:space="preserve">Sin VLANs</w:t>
@@ -12354,7 +11937,6 @@
           <w:p>
             <w:pPr>
               <w:pStyle w:val="Compact"/>
-              <w:jc w:val="left"/>
             </w:pPr>
             <w:r>
               <w:t xml:space="preserve">Con VLANs</w:t>
@@ -12368,7 +11950,6 @@
           <w:p>
             <w:pPr>
               <w:pStyle w:val="Compact"/>
-              <w:jc w:val="left"/>
             </w:pPr>
             <w:r>
               <w:rPr>
@@ -12384,7 +11965,6 @@
           <w:p>
             <w:pPr>
               <w:pStyle w:val="Compact"/>
-              <w:jc w:val="left"/>
             </w:pPr>
             <w:r>
               <w:t xml:space="preserve">Un broadcast llega a todos los puertos</w:t>
@@ -12396,7 +11976,6 @@
           <w:p>
             <w:pPr>
               <w:pStyle w:val="Compact"/>
-              <w:jc w:val="left"/>
             </w:pPr>
             <w:r>
               <w:t xml:space="preserve">Cada VLAN es un dominio de broadcast independiente</w:t>
@@ -12410,7 +11989,6 @@
           <w:p>
             <w:pPr>
               <w:pStyle w:val="Compact"/>
-              <w:jc w:val="left"/>
             </w:pPr>
             <w:r>
               <w:rPr>
@@ -12426,7 +12004,6 @@
           <w:p>
             <w:pPr>
               <w:pStyle w:val="Compact"/>
-              <w:jc w:val="left"/>
             </w:pPr>
             <w:r>
               <w:t xml:space="preserve">Cualquiera puede olfatear el tráfico de los demás</w:t>
@@ -12438,7 +12015,6 @@
           <w:p>
             <w:pPr>
               <w:pStyle w:val="Compact"/>
-              <w:jc w:val="left"/>
             </w:pPr>
             <w:r>
               <w:t xml:space="preserve">Los unicasts de una VLAN no se reenvían a otras</w:t>
@@ -12452,7 +12028,6 @@
           <w:p>
             <w:pPr>
               <w:pStyle w:val="Compact"/>
-              <w:jc w:val="left"/>
             </w:pPr>
             <w:r>
               <w:rPr>
@@ -12468,7 +12043,6 @@
           <w:p>
             <w:pPr>
               <w:pStyle w:val="Compact"/>
-              <w:jc w:val="left"/>
             </w:pPr>
             <w:r>
               <w:t xml:space="preserve">Reorganizar departamentos = mover cables o comprar switches</w:t>
@@ -12480,7 +12054,6 @@
           <w:p>
             <w:pPr>
               <w:pStyle w:val="Compact"/>
-              <w:jc w:val="left"/>
             </w:pPr>
             <w:r>
               <w:t xml:space="preserve">Cambiar la VLAN de un puerto es una línea de configuración</w:t>
@@ -12501,7 +12074,6 @@
       <w:tblPr>
         <w:tblStyle w:val="Table"/>
         <w:tblW w:type="pct" w:w="5000"/>
-        <w:jc w:val="left"/>
         <w:tblLayout w:type="fixed"/>
         <w:tblLook w:firstRow="1" w:lastRow="0" w:firstColumn="0" w:lastColumn="0" w:noHBand="0" w:noVBand="0" w:val="0020"/>
       </w:tblPr>
@@ -12518,7 +12090,6 @@
           <w:p>
             <w:pPr>
               <w:pStyle w:val="Compact"/>
-              <w:jc w:val="left"/>
             </w:pPr>
             <w:r>
               <w:t xml:space="preserve">Ventaja</w:t>
@@ -12530,7 +12101,6 @@
           <w:p>
             <w:pPr>
               <w:pStyle w:val="Compact"/>
-              <w:jc w:val="left"/>
             </w:pPr>
             <w:r>
               <w:t xml:space="preserve">Descripción</w:t>
@@ -12544,7 +12114,6 @@
           <w:p>
             <w:pPr>
               <w:pStyle w:val="Compact"/>
-              <w:jc w:val="left"/>
             </w:pPr>
             <w:r>
               <w:rPr>
@@ -12560,7 +12129,6 @@
           <w:p>
             <w:pPr>
               <w:pStyle w:val="Compact"/>
-              <w:jc w:val="left"/>
             </w:pPr>
             <w:r>
               <w:t xml:space="preserve">Separa el tráfico de departamentos sin añadir hardware</w:t>
@@ -12574,7 +12142,6 @@
           <w:p>
             <w:pPr>
               <w:pStyle w:val="Compact"/>
-              <w:jc w:val="left"/>
             </w:pPr>
             <w:r>
               <w:rPr>
@@ -12590,7 +12157,6 @@
           <w:p>
             <w:pPr>
               <w:pStyle w:val="Compact"/>
-              <w:jc w:val="left"/>
             </w:pPr>
             <w:r>
               <w:t xml:space="preserve">Cada VLAN tiene su propio dominio de broadcast</w:t>
@@ -12604,7 +12170,6 @@
           <w:p>
             <w:pPr>
               <w:pStyle w:val="Compact"/>
-              <w:jc w:val="left"/>
             </w:pPr>
             <w:r>
               <w:rPr>
@@ -12620,7 +12185,6 @@
           <w:p>
             <w:pPr>
               <w:pStyle w:val="Compact"/>
-              <w:jc w:val="left"/>
             </w:pPr>
             <w:r>
               <w:t xml:space="preserve">Los de VLAN 10 no ven el tráfico de VLAN 20</w:t>
@@ -12634,7 +12198,6 @@
           <w:p>
             <w:pPr>
               <w:pStyle w:val="Compact"/>
-              <w:jc w:val="left"/>
             </w:pPr>
             <w:r>
               <w:rPr>
@@ -12650,7 +12213,6 @@
           <w:p>
             <w:pPr>
               <w:pStyle w:val="Compact"/>
-              <w:jc w:val="left"/>
             </w:pPr>
             <w:r>
               <w:t xml:space="preserve">Mover a un usuario a otra VLAN = reconfigurar su puerto</w:t>
@@ -12664,7 +12226,6 @@
           <w:p>
             <w:pPr>
               <w:pStyle w:val="Compact"/>
-              <w:jc w:val="left"/>
             </w:pPr>
             <w:r>
               <w:rPr>
@@ -12680,7 +12241,6 @@
           <w:p>
             <w:pPr>
               <w:pStyle w:val="Compact"/>
-              <w:jc w:val="left"/>
             </w:pPr>
             <w:r>
               <w:t xml:space="preserve">Menos broadcast y menos tamaño de tabla MAC = mejores tiempos</w:t>
@@ -12694,7 +12254,6 @@
           <w:p>
             <w:pPr>
               <w:pStyle w:val="Compact"/>
-              <w:jc w:val="left"/>
             </w:pPr>
             <w:r>
               <w:rPr>
@@ -12710,7 +12269,6 @@
           <w:p>
             <w:pPr>
               <w:pStyle w:val="Compact"/>
-              <w:jc w:val="left"/>
             </w:pPr>
             <w:r>
               <w:t xml:space="preserve">Agrupar dispositivos por función, no por ubicación física</w:t>
@@ -12766,8 +12324,8 @@
         </w:pict>
       </w:r>
     </w:p>
-    <w:bookmarkEnd w:id="123"/>
-    <w:bookmarkStart w:id="128" w:name="Xd3c52ab823c5cd7f458f745baf8bacb4eac16ad"/>
+    <w:bookmarkEnd w:id="112"/>
+    <w:bookmarkStart w:id="117" w:name="Xd3c52ab823c5cd7f458f745baf8bacb4eac16ad"/>
     <w:p>
       <w:pPr>
         <w:pStyle w:val="Heading2"/>
@@ -12830,12 +12388,12 @@
           <wp:inline>
             <wp:extent cx="5334000" cy="3242235"/>
             <wp:effectExtent b="0" l="0" r="0" t="0"/>
-            <wp:docPr descr="Sin VLANs un único dominio de broadcast frente a tres VLANs separadas dentro del mismo switch físico" title="" id="125" name="Picture"/>
+            <wp:docPr descr="Sin VLANs un único dominio de broadcast frente a tres VLANs separadas dentro del mismo switch físico" title="" id="114" name="Picture"/>
             <a:graphic>
               <a:graphicData uri="http://schemas.openxmlformats.org/drawingml/2006/picture">
                 <pic:pic>
                   <pic:nvPicPr>
-                    <pic:cNvPr descr="public/diagrams/u05-vlan-dominios.svg" id="126" name="Picture"/>
+                    <pic:cNvPr descr="public/diagrams/u05-vlan-dominios.svg" id="115" name="Picture"/>
                     <pic:cNvPicPr>
                       <a:picLocks noChangeArrowheads="1" noChangeAspect="1"/>
                     </pic:cNvPicPr>
@@ -12847,7 +12405,7 @@
                           <a14:useLocalDpi xmlns:a14="http://schemas.microsoft.com/office/drawing/2010/main" val="0"/>
                         </a:ext>
                         <a:ext uri="{96DAC541-7B7A-43D3-8B79-37D633B846F1}">
-                          <asvg:svgBlip xmlns:asvg="http://schemas.microsoft.com/office/drawing/2016/SVG/main" r:embed="rId124"/>
+                          <asvg:svgBlip xmlns:asvg="http://schemas.microsoft.com/office/drawing/2016/SVG/main" r:embed="rId113"/>
                         </a:ext>
                       </a:extLst>
                     </a:blip>
@@ -12909,13 +12467,7 @@
         <w:t xml:space="preserve"> </w:t>
       </w:r>
       <w:r>
-        <w:t xml:space="preserve">“</w:t>
-      </w:r>
-      <w:r>
-        <w:t xml:space="preserve">no verse</w:t>
-      </w:r>
-      <w:r>
-        <w:t xml:space="preserve">”</w:t>
+        <w:t xml:space="preserve">“no verse”</w:t>
       </w:r>
       <w:r>
         <w:t xml:space="preserve"> </w:t>
@@ -12963,7 +12515,7 @@
       <w:r>
         <w:t xml:space="preserve"> </w:t>
       </w:r>
-      <w:hyperlink r:id="rId127">
+      <w:hyperlink r:id="rId116">
         <w:r>
           <w:rPr>
             <w:rStyle w:val="Hyperlink"/>
@@ -12982,8 +12534,8 @@
         </w:pict>
       </w:r>
     </w:p>
-    <w:bookmarkEnd w:id="128"/>
-    <w:bookmarkStart w:id="131" w:name="vlan-1-la-que-viene-instalada-de-fábrica"/>
+    <w:bookmarkEnd w:id="117"/>
+    <w:bookmarkStart w:id="120" w:name="vlan-1-la-que-viene-instalada-de-fábrica"/>
     <w:p>
       <w:pPr>
         <w:pStyle w:val="Heading2"/>
@@ -13019,13 +12571,7 @@
         <w:t xml:space="preserve"> </w:t>
       </w:r>
       <w:r>
-        <w:t xml:space="preserve">“</w:t>
-      </w:r>
-      <w:r>
-        <w:t xml:space="preserve">por defecto</w:t>
-      </w:r>
-      <w:r>
-        <w:t xml:space="preserve">”</w:t>
+        <w:t xml:space="preserve">“por defecto”</w:t>
       </w:r>
       <w:r>
         <w:t xml:space="preserve"> </w:t>
@@ -13038,7 +12584,6 @@
       <w:tblPr>
         <w:tblStyle w:val="Table"/>
         <w:tblW w:type="pct" w:w="5000"/>
-        <w:jc w:val="left"/>
         <w:tblLayout w:type="fixed"/>
         <w:tblLook w:firstRow="1" w:lastRow="0" w:firstColumn="0" w:lastColumn="0" w:noHBand="0" w:noVBand="0" w:val="0020"/>
       </w:tblPr>
@@ -13055,7 +12600,6 @@
           <w:p>
             <w:pPr>
               <w:pStyle w:val="Compact"/>
-              <w:jc w:val="left"/>
             </w:pPr>
             <w:r>
               <w:t xml:space="preserve">Dato de la VLAN 1</w:t>
@@ -13067,7 +12611,6 @@
           <w:p>
             <w:pPr>
               <w:pStyle w:val="Compact"/>
-              <w:jc w:val="left"/>
             </w:pPr>
             <w:r>
               <w:t xml:space="preserve">Valor</w:t>
@@ -13081,7 +12624,6 @@
           <w:p>
             <w:pPr>
               <w:pStyle w:val="Compact"/>
-              <w:jc w:val="left"/>
             </w:pPr>
             <w:r>
               <w:t xml:space="preserve">VLAN por defecto</w:t>
@@ -13093,7 +12635,6 @@
           <w:p>
             <w:pPr>
               <w:pStyle w:val="Compact"/>
-              <w:jc w:val="left"/>
             </w:pPr>
             <w:r>
               <w:t xml:space="preserve">VLAN 1 (siempre existe, no se puede borrar)</w:t>
@@ -13107,7 +12648,6 @@
           <w:p>
             <w:pPr>
               <w:pStyle w:val="Compact"/>
-              <w:jc w:val="left"/>
             </w:pPr>
             <w:r>
               <w:t xml:space="preserve">Puerto por defecto</w:t>
@@ -13119,7 +12659,6 @@
           <w:p>
             <w:pPr>
               <w:pStyle w:val="Compact"/>
-              <w:jc w:val="left"/>
             </w:pPr>
             <w:r>
               <w:t xml:space="preserve">Todos los puertos arrancan como access en VLAN 1</w:t>
@@ -13133,7 +12672,6 @@
           <w:p>
             <w:pPr>
               <w:pStyle w:val="Compact"/>
-              <w:jc w:val="left"/>
             </w:pPr>
             <w:r>
               <w:t xml:space="preserve">Native VLAN por defecto</w:t>
@@ -13145,7 +12683,6 @@
           <w:p>
             <w:pPr>
               <w:pStyle w:val="Compact"/>
-              <w:jc w:val="left"/>
             </w:pPr>
             <w:r>
               <w:t xml:space="preserve">VLAN 1 (la verás en</w:t>
@@ -13153,7 +12690,7 @@
             <w:r>
               <w:t xml:space="preserve"> </w:t>
             </w:r>
-            <w:hyperlink r:id="rId129">
+            <w:hyperlink r:id="rId118">
               <w:r>
                 <w:rPr>
                   <w:rStyle w:val="Hyperlink"/>
@@ -13173,7 +12710,6 @@
           <w:p>
             <w:pPr>
               <w:pStyle w:val="Compact"/>
-              <w:jc w:val="left"/>
             </w:pPr>
             <w:r>
               <w:t xml:space="preserve">Buena práctica</w:t>
@@ -13185,7 +12721,6 @@
           <w:p>
             <w:pPr>
               <w:pStyle w:val="Compact"/>
-              <w:jc w:val="left"/>
             </w:pPr>
             <w:r>
               <w:rPr>
@@ -13219,13 +12754,7 @@
         <w:t xml:space="preserve"> </w:t>
       </w:r>
       <w:r>
-        <w:t xml:space="preserve">“</w:t>
-      </w:r>
-      <w:r>
-        <w:t xml:space="preserve">VLAN 1 es el camino de entrada de todo el que no ha configurado nada. Clientes, intrudores y novatos comparten la misma VLAN sin darse cuenta. Cambia la native VLAN, desactiva DTP y usa VLANs numeradas para cada cosa. Y si alguien te pregunta por qué, diles que CONRAD se lo dijo.</w:t>
-      </w:r>
-      <w:r>
-        <w:t xml:space="preserve">”</w:t>
+        <w:t xml:space="preserve">“VLAN 1 es el camino de entrada de todo el que no ha configurado nada. Clientes, intrudores y novatos comparten la misma VLAN sin darse cuenta. Cambia la native VLAN, desactiva DTP y usa VLANs numeradas para cada cosa. Y si alguien te pregunta por qué, diles que CONRAD se lo dijo.”</w:t>
       </w:r>
     </w:p>
     <w:p>
@@ -13238,7 +12767,7 @@
       <w:r>
         <w:t xml:space="preserve"> </w:t>
       </w:r>
-      <w:hyperlink r:id="rId130">
+      <w:hyperlink r:id="rId119">
         <w:r>
           <w:rPr>
             <w:rStyle w:val="Hyperlink"/>
@@ -13257,8 +12786,8 @@
         </w:pict>
       </w:r>
     </w:p>
-    <w:bookmarkEnd w:id="131"/>
-    <w:bookmarkStart w:id="132" w:name="crear-una-vlan-en-tres-líneas"/>
+    <w:bookmarkEnd w:id="120"/>
+    <w:bookmarkStart w:id="121" w:name="crear-una-vlan-en-tres-líneas"/>
     <w:p>
       <w:pPr>
         <w:pStyle w:val="Heading2"/>
@@ -13517,8 +13046,8 @@
         </w:pict>
       </w:r>
     </w:p>
-    <w:bookmarkEnd w:id="132"/>
-    <w:bookmarkStart w:id="133" w:name="los-tipos-de-vlan-a-vista-de-pájaro"/>
+    <w:bookmarkEnd w:id="121"/>
+    <w:bookmarkStart w:id="122" w:name="los-tipos-de-vlan-a-vista-de-pájaro"/>
     <w:p>
       <w:pPr>
         <w:pStyle w:val="Heading2"/>
@@ -13537,7 +13066,7 @@
       <w:r>
         <w:t xml:space="preserve"> </w:t>
       </w:r>
-      <w:hyperlink r:id="rId31">
+      <w:hyperlink r:id="rId20">
         <w:r>
           <w:rPr>
             <w:rStyle w:val="Hyperlink"/>
@@ -13556,7 +13085,6 @@
       <w:tblPr>
         <w:tblStyle w:val="Table"/>
         <w:tblW w:type="pct" w:w="5000"/>
-        <w:jc w:val="left"/>
         <w:tblLayout w:type="fixed"/>
         <w:tblLook w:firstRow="1" w:lastRow="0" w:firstColumn="0" w:lastColumn="0" w:noHBand="0" w:noVBand="0" w:val="0020"/>
       </w:tblPr>
@@ -13574,7 +13102,6 @@
           <w:p>
             <w:pPr>
               <w:pStyle w:val="Compact"/>
-              <w:jc w:val="left"/>
             </w:pPr>
             <w:r>
               <w:t xml:space="preserve">Tipo</w:t>
@@ -13586,7 +13113,6 @@
           <w:p>
             <w:pPr>
               <w:pStyle w:val="Compact"/>
-              <w:jc w:val="left"/>
             </w:pPr>
             <w:r>
               <w:t xml:space="preserve">Función</w:t>
@@ -13598,7 +13124,6 @@
           <w:p>
             <w:pPr>
               <w:pStyle w:val="Compact"/>
-              <w:jc w:val="left"/>
             </w:pPr>
             <w:r>
               <w:t xml:space="preserve">Ejemplo</w:t>
@@ -13612,7 +13137,6 @@
           <w:p>
             <w:pPr>
               <w:pStyle w:val="Compact"/>
-              <w:jc w:val="left"/>
             </w:pPr>
             <w:r>
               <w:rPr>
@@ -13628,7 +13152,6 @@
           <w:p>
             <w:pPr>
               <w:pStyle w:val="Compact"/>
-              <w:jc w:val="left"/>
             </w:pPr>
             <w:r>
               <w:t xml:space="preserve">Tráfico normal de usuario</w:t>
@@ -13640,7 +13163,6 @@
           <w:p>
             <w:pPr>
               <w:pStyle w:val="Compact"/>
-              <w:jc w:val="left"/>
             </w:pPr>
             <w:r>
               <w:t xml:space="preserve">VLAN 10 Ventas, VLAN 20 RRHH</w:t>
@@ -13654,7 +13176,6 @@
           <w:p>
             <w:pPr>
               <w:pStyle w:val="Compact"/>
-              <w:jc w:val="left"/>
             </w:pPr>
             <w:r>
               <w:rPr>
@@ -13670,7 +13191,6 @@
           <w:p>
             <w:pPr>
               <w:pStyle w:val="Compact"/>
-              <w:jc w:val="left"/>
             </w:pPr>
             <w:r>
               <w:t xml:space="preserve">Sin etiquetar en el trunk</w:t>
@@ -13682,7 +13202,6 @@
           <w:p>
             <w:pPr>
               <w:pStyle w:val="Compact"/>
-              <w:jc w:val="left"/>
             </w:pPr>
             <w:r>
               <w:t xml:space="preserve">Por defecto VLAN 1, configurable</w:t>
@@ -13696,7 +13215,6 @@
           <w:p>
             <w:pPr>
               <w:pStyle w:val="Compact"/>
-              <w:jc w:val="left"/>
             </w:pPr>
             <w:r>
               <w:rPr>
@@ -13712,7 +13230,6 @@
           <w:p>
             <w:pPr>
               <w:pStyle w:val="Compact"/>
-              <w:jc w:val="left"/>
             </w:pPr>
             <w:r>
               <w:t xml:space="preserve">Teléfonos IP con prioridad QoS</w:t>
@@ -13724,7 +13241,6 @@
           <w:p>
             <w:pPr>
               <w:pStyle w:val="Compact"/>
-              <w:jc w:val="left"/>
             </w:pPr>
             <w:r>
               <w:t xml:space="preserve">VLAN 100 voz</w:t>
@@ -13738,7 +13254,6 @@
           <w:p>
             <w:pPr>
               <w:pStyle w:val="Compact"/>
-              <w:jc w:val="left"/>
             </w:pPr>
             <w:r>
               <w:rPr>
@@ -13754,7 +13269,6 @@
           <w:p>
             <w:pPr>
               <w:pStyle w:val="Compact"/>
-              <w:jc w:val="left"/>
             </w:pPr>
             <w:r>
               <w:t xml:space="preserve">Administración del switch (SSH, SNMP)</w:t>
@@ -13766,7 +13280,6 @@
           <w:p>
             <w:pPr>
               <w:pStyle w:val="Compact"/>
-              <w:jc w:val="left"/>
             </w:pPr>
             <w:r>
               <w:t xml:space="preserve">VLAN 999 gestión</w:t>
@@ -13830,13 +13343,7 @@
         <w:t xml:space="preserve"> </w:t>
       </w:r>
       <w:r>
-        <w:t xml:space="preserve">“</w:t>
-      </w:r>
-      <w:r>
-        <w:t xml:space="preserve">una red normal</w:t>
-      </w:r>
-      <w:r>
-        <w:t xml:space="preserve">”</w:t>
+        <w:t xml:space="preserve">“una red normal”</w:t>
       </w:r>
       <w:r>
         <w:t xml:space="preserve">, pero es una red virtual.</w:t>
@@ -13849,8 +13356,8 @@
         </w:pict>
       </w:r>
     </w:p>
-    <w:bookmarkEnd w:id="133"/>
-    <w:bookmarkStart w:id="135" w:name="mini-chequeo-7"/>
+    <w:bookmarkEnd w:id="122"/>
+    <w:bookmarkStart w:id="124" w:name="mini-chequeo-7"/>
     <w:p>
       <w:pPr>
         <w:pStyle w:val="Heading2"/>
@@ -13980,7 +13487,7 @@
       <w:r>
         <w:t xml:space="preserve"> </w:t>
       </w:r>
-      <w:hyperlink r:id="rId134">
+      <w:hyperlink r:id="rId123">
         <w:r>
           <w:rPr>
             <w:rStyle w:val="Hyperlink"/>
@@ -13999,8 +13506,8 @@
         </w:pict>
       </w:r>
     </w:p>
-    <w:bookmarkEnd w:id="135"/>
-    <w:bookmarkStart w:id="136" w:name="resumen-en-3-frases-7"/>
+    <w:bookmarkEnd w:id="124"/>
+    <w:bookmarkStart w:id="125" w:name="resumen-en-3-frases-7"/>
     <w:p>
       <w:pPr>
         <w:pStyle w:val="Heading2"/>
@@ -14090,8 +13597,8 @@
         <w:t xml:space="preserve">es la de fábrica y conviene reservarla: los datos deben vivir en VLANs dedicadas.</w:t>
       </w:r>
     </w:p>
-    <w:bookmarkEnd w:id="136"/>
-    <w:bookmarkStart w:id="137" w:name="vocabulario-rápido-7"/>
+    <w:bookmarkEnd w:id="125"/>
+    <w:bookmarkStart w:id="126" w:name="vocabulario-rápido-7"/>
     <w:p>
       <w:pPr>
         <w:pStyle w:val="Heading2"/>
@@ -14104,7 +13611,6 @@
       <w:tblPr>
         <w:tblStyle w:val="Table"/>
         <w:tblW w:type="pct" w:w="5000"/>
-        <w:jc w:val="left"/>
         <w:tblLayout w:type="fixed"/>
         <w:tblLook w:firstRow="1" w:lastRow="0" w:firstColumn="0" w:lastColumn="0" w:noHBand="0" w:noVBand="0" w:val="0020"/>
       </w:tblPr>
@@ -14121,7 +13627,6 @@
           <w:p>
             <w:pPr>
               <w:pStyle w:val="Compact"/>
-              <w:jc w:val="left"/>
             </w:pPr>
             <w:r>
               <w:t xml:space="preserve">Término</w:t>
@@ -14133,7 +13638,6 @@
           <w:p>
             <w:pPr>
               <w:pStyle w:val="Compact"/>
-              <w:jc w:val="left"/>
             </w:pPr>
             <w:r>
               <w:t xml:space="preserve">Idea general</w:t>
@@ -14147,7 +13651,6 @@
           <w:p>
             <w:pPr>
               <w:pStyle w:val="Compact"/>
-              <w:jc w:val="left"/>
             </w:pPr>
             <w:r>
               <w:t xml:space="preserve">VLAN</w:t>
@@ -14159,7 +13662,6 @@
           <w:p>
             <w:pPr>
               <w:pStyle w:val="Compact"/>
-              <w:jc w:val="left"/>
             </w:pPr>
             <w:r>
               <w:t xml:space="preserve">Red lógica dentro de un switch físico</w:t>
@@ -14173,7 +13675,6 @@
           <w:p>
             <w:pPr>
               <w:pStyle w:val="Compact"/>
-              <w:jc w:val="left"/>
             </w:pPr>
             <w:r>
               <w:t xml:space="preserve">Dominio de broadcast</w:t>
@@ -14185,7 +13686,6 @@
           <w:p>
             <w:pPr>
               <w:pStyle w:val="Compact"/>
-              <w:jc w:val="left"/>
             </w:pPr>
             <w:r>
               <w:t xml:space="preserve">Grupo de dispositivos que reciben un mismo broadcast</w:t>
@@ -14199,7 +13699,6 @@
           <w:p>
             <w:pPr>
               <w:pStyle w:val="Compact"/>
-              <w:jc w:val="left"/>
             </w:pPr>
             <w:r>
               <w:t xml:space="preserve">VLAN 1</w:t>
@@ -14211,7 +13710,6 @@
           <w:p>
             <w:pPr>
               <w:pStyle w:val="Compact"/>
-              <w:jc w:val="left"/>
             </w:pPr>
             <w:r>
               <w:t xml:space="preserve">VLAN por defecto de fábrica (datos, native, gestión si no se cambia)</w:t>
@@ -14225,7 +13723,6 @@
           <w:p>
             <w:pPr>
               <w:pStyle w:val="Compact"/>
-              <w:jc w:val="left"/>
             </w:pPr>
             <w:r>
               <w:t xml:space="preserve">Segmentación</w:t>
@@ -14237,7 +13734,6 @@
           <w:p>
             <w:pPr>
               <w:pStyle w:val="Compact"/>
-              <w:jc w:val="left"/>
             </w:pPr>
             <w:r>
               <w:t xml:space="preserve">Dividir el tráfico por departamentos o funciones</w:t>
@@ -14251,25 +13747,17 @@
           <w:p>
             <w:pPr>
               <w:pStyle w:val="Compact"/>
-              <w:jc w:val="left"/>
-            </w:pPr>
-            <w:r>
-              <w:t xml:space="preserve">“</w:t>
-            </w:r>
-            <w:r>
-              <w:t xml:space="preserve">No se ven</w:t>
-            </w:r>
-            <w:r>
-              <w:t xml:space="preserve">”</w:t>
-            </w:r>
-          </w:p>
-        </w:tc>
-        <w:tc>
-          <w:tcPr/>
-          <w:p>
-            <w:pPr>
-              <w:pStyle w:val="Compact"/>
-              <w:jc w:val="left"/>
+            </w:pPr>
+            <w:r>
+              <w:t xml:space="preserve">“No se ven”</w:t>
+            </w:r>
+          </w:p>
+        </w:tc>
+        <w:tc>
+          <w:tcPr/>
+          <w:p>
+            <w:pPr>
+              <w:pStyle w:val="Compact"/>
             </w:pPr>
             <w:r>
               <w:t xml:space="preserve">Las VLANs aíslan en capa 2: no se reenvían tramas entre ellas</w:t>
@@ -14295,7 +13783,7 @@
       <w:r>
         <w:t xml:space="preserve"> </w:t>
       </w:r>
-      <w:hyperlink r:id="rId47">
+      <w:hyperlink r:id="rId36">
         <w:r>
           <w:rPr>
             <w:rStyle w:val="Hyperlink"/>
@@ -14322,7 +13810,7 @@
       <w:r>
         <w:t xml:space="preserve"> </w:t>
       </w:r>
-      <w:hyperlink r:id="rId29">
+      <w:hyperlink r:id="rId18">
         <w:r>
           <w:rPr>
             <w:rStyle w:val="Hyperlink"/>
@@ -14349,7 +13837,7 @@
       <w:r>
         <w:t xml:space="preserve"> </w:t>
       </w:r>
-      <w:hyperlink r:id="rId31">
+      <w:hyperlink r:id="rId20">
         <w:r>
           <w:rPr>
             <w:rStyle w:val="Hyperlink"/>
@@ -14358,9 +13846,9 @@
         </w:r>
       </w:hyperlink>
     </w:p>
-    <w:bookmarkEnd w:id="137"/>
-    <w:bookmarkEnd w:id="138"/>
-    <w:bookmarkStart w:id="151" w:name="tipos-de-vlan"/>
+    <w:bookmarkEnd w:id="126"/>
+    <w:bookmarkEnd w:id="127"/>
+    <w:bookmarkStart w:id="140" w:name="tipos-de-vlan"/>
     <w:p>
       <w:pPr>
         <w:pStyle w:val="Heading1"/>
@@ -14424,7 +13912,7 @@
         </w:pict>
       </w:r>
     </w:p>
-    <w:bookmarkStart w:id="139" w:name="la-idea-en-una-frase-8"/>
+    <w:bookmarkStart w:id="128" w:name="la-idea-en-una-frase-8"/>
     <w:p>
       <w:pPr>
         <w:pStyle w:val="Heading2"/>
@@ -14500,13 +13988,7 @@
         <w:t xml:space="preserve"> </w:t>
       </w:r>
       <w:r>
-        <w:t xml:space="preserve">“</w:t>
-      </w:r>
-      <w:r>
-        <w:t xml:space="preserve">¿cuál es la diferencia entre una VLAN de datos y una nativa?</w:t>
-      </w:r>
-      <w:r>
-        <w:t xml:space="preserve">”</w:t>
+        <w:t xml:space="preserve">“¿cuál es la diferencia entre una VLAN de datos y una nativa?”</w:t>
       </w:r>
       <w:r>
         <w:t xml:space="preserve"> </w:t>
@@ -14522,8 +14004,8 @@
         </w:pict>
       </w:r>
     </w:p>
-    <w:bookmarkEnd w:id="139"/>
-    <w:bookmarkStart w:id="144" w:name="los-cuatro-tipos-clásicos-de-vlan"/>
+    <w:bookmarkEnd w:id="128"/>
+    <w:bookmarkStart w:id="133" w:name="los-cuatro-tipos-clásicos-de-vlan"/>
     <w:p>
       <w:pPr>
         <w:pStyle w:val="Heading2"/>
@@ -14544,7 +14026,6 @@
       <w:tblPr>
         <w:tblStyle w:val="Table"/>
         <w:tblW w:type="pct" w:w="5000"/>
-        <w:jc w:val="left"/>
         <w:tblLayout w:type="fixed"/>
         <w:tblLook w:firstRow="1" w:lastRow="0" w:firstColumn="0" w:lastColumn="0" w:noHBand="0" w:noVBand="0" w:val="0020"/>
       </w:tblPr>
@@ -14563,7 +14044,6 @@
           <w:p>
             <w:pPr>
               <w:pStyle w:val="Compact"/>
-              <w:jc w:val="left"/>
             </w:pPr>
             <w:r>
               <w:t xml:space="preserve">Tipo de VLAN</w:t>
@@ -14575,7 +14055,6 @@
           <w:p>
             <w:pPr>
               <w:pStyle w:val="Compact"/>
-              <w:jc w:val="left"/>
             </w:pPr>
             <w:r>
               <w:t xml:space="preserve">Función</w:t>
@@ -14587,7 +14066,6 @@
           <w:p>
             <w:pPr>
               <w:pStyle w:val="Compact"/>
-              <w:jc w:val="left"/>
             </w:pPr>
             <w:r>
               <w:t xml:space="preserve">Ejemplo</w:t>
@@ -14599,7 +14077,6 @@
           <w:p>
             <w:pPr>
               <w:pStyle w:val="Compact"/>
-              <w:jc w:val="left"/>
             </w:pPr>
             <w:r>
               <w:t xml:space="preserve">Obsesión del administrador</w:t>
@@ -14613,7 +14090,6 @@
           <w:p>
             <w:pPr>
               <w:pStyle w:val="Compact"/>
-              <w:jc w:val="left"/>
             </w:pPr>
             <w:r>
               <w:rPr>
@@ -14629,7 +14105,6 @@
           <w:p>
             <w:pPr>
               <w:pStyle w:val="Compact"/>
-              <w:jc w:val="left"/>
             </w:pPr>
             <w:r>
               <w:t xml:space="preserve">Tráfico normal de usuario (PCs, impresoras)</w:t>
@@ -14641,7 +14116,6 @@
           <w:p>
             <w:pPr>
               <w:pStyle w:val="Compact"/>
-              <w:jc w:val="left"/>
             </w:pPr>
             <w:r>
               <w:t xml:space="preserve">VLAN 10 Ventas, VLAN 20 RRHH</w:t>
@@ -14653,7 +14127,6 @@
           <w:p>
             <w:pPr>
               <w:pStyle w:val="Compact"/>
-              <w:jc w:val="left"/>
             </w:pPr>
             <w:r>
               <w:t xml:space="preserve">Que cada departamento tenga su número</w:t>
@@ -14667,7 +14140,6 @@
           <w:p>
             <w:pPr>
               <w:pStyle w:val="Compact"/>
-              <w:jc w:val="left"/>
             </w:pPr>
             <w:r>
               <w:rPr>
@@ -14683,7 +14155,6 @@
           <w:p>
             <w:pPr>
               <w:pStyle w:val="Compact"/>
-              <w:jc w:val="left"/>
             </w:pPr>
             <w:r>
               <w:t xml:space="preserve">La única que NO se etiqueta en el trunk</w:t>
@@ -14695,7 +14166,6 @@
           <w:p>
             <w:pPr>
               <w:pStyle w:val="Compact"/>
-              <w:jc w:val="left"/>
             </w:pPr>
             <w:r>
               <w:t xml:space="preserve">VLAN 1 (predeterminada) o 999</w:t>
@@ -14707,7 +14177,6 @@
           <w:p>
             <w:pPr>
               <w:pStyle w:val="Compact"/>
-              <w:jc w:val="left"/>
             </w:pPr>
             <w:r>
               <w:t xml:space="preserve">Que sea igual en los dos extremos del trunk</w:t>
@@ -14721,7 +14190,6 @@
           <w:p>
             <w:pPr>
               <w:pStyle w:val="Compact"/>
-              <w:jc w:val="left"/>
             </w:pPr>
             <w:r>
               <w:rPr>
@@ -14737,7 +14205,6 @@
           <w:p>
             <w:pPr>
               <w:pStyle w:val="Compact"/>
-              <w:jc w:val="left"/>
             </w:pPr>
             <w:r>
               <w:t xml:space="preserve">Teléfonos IP, prioridad de QoS</w:t>
@@ -14749,7 +14216,6 @@
           <w:p>
             <w:pPr>
               <w:pStyle w:val="Compact"/>
-              <w:jc w:val="left"/>
             </w:pPr>
             <w:r>
               <w:t xml:space="preserve">VLAN 100 voz</w:t>
@@ -14761,7 +14227,6 @@
           <w:p>
             <w:pPr>
               <w:pStyle w:val="Compact"/>
-              <w:jc w:val="left"/>
             </w:pPr>
             <w:r>
               <w:t xml:space="preserve">Que el puerto acepte un PC + un teléfono a la vez</w:t>
@@ -14775,7 +14240,6 @@
           <w:p>
             <w:pPr>
               <w:pStyle w:val="Compact"/>
-              <w:jc w:val="left"/>
             </w:pPr>
             <w:r>
               <w:rPr>
@@ -14791,7 +14255,6 @@
           <w:p>
             <w:pPr>
               <w:pStyle w:val="Compact"/>
-              <w:jc w:val="left"/>
             </w:pPr>
             <w:r>
               <w:t xml:space="preserve">Administración del switch (SSH, SNMP, web)</w:t>
@@ -14803,7 +14266,6 @@
           <w:p>
             <w:pPr>
               <w:pStyle w:val="Compact"/>
-              <w:jc w:val="left"/>
             </w:pPr>
             <w:r>
               <w:t xml:space="preserve">VLAN 999 gestión</w:t>
@@ -14815,7 +14277,6 @@
           <w:p>
             <w:pPr>
               <w:pStyle w:val="Compact"/>
-              <w:jc w:val="left"/>
             </w:pPr>
             <w:r>
               <w:t xml:space="preserve">Que NO sea accesible desde todos los sitios</w:t>
@@ -14824,7 +14285,7 @@
         </w:tc>
       </w:tr>
     </w:tbl>
-    <w:bookmarkStart w:id="140" w:name="vlan-de-datos"/>
+    <w:bookmarkStart w:id="129" w:name="vlan-de-datos"/>
     <w:p>
       <w:pPr>
         <w:pStyle w:val="Heading3"/>
@@ -14841,8 +14302,8 @@
         <w:t xml:space="preserve">Es la que transporta el tráfico del día a día: navegación, correo, impresoras, copias de seguridad de archivos. Cada departamento o función suele tener la suya (Ventas = 10, RRHH = 20, IT = 30…). Es la VLAN por defecto donde acaba todo lo que no se configura para otra cosa.</w:t>
       </w:r>
     </w:p>
-    <w:bookmarkEnd w:id="140"/>
-    <w:bookmarkStart w:id="141" w:name="vlan-nativa"/>
+    <w:bookmarkEnd w:id="129"/>
+    <w:bookmarkStart w:id="130" w:name="vlan-nativa"/>
     <w:p>
       <w:pPr>
         <w:pStyle w:val="Heading3"/>
@@ -14861,7 +14322,7 @@
       <w:r>
         <w:t xml:space="preserve"> </w:t>
       </w:r>
-      <w:hyperlink r:id="rId129">
+      <w:hyperlink r:id="rId118">
         <w:r>
           <w:rPr>
             <w:rStyle w:val="Hyperlink"/>
@@ -14892,13 +14353,7 @@
         <w:t xml:space="preserve"> </w:t>
       </w:r>
       <w:r>
-        <w:t xml:space="preserve">“</w:t>
-      </w:r>
-      <w:r>
-        <w:t xml:space="preserve">caen</w:t>
-      </w:r>
-      <w:r>
-        <w:t xml:space="preserve">”</w:t>
+        <w:t xml:space="preserve">“caen”</w:t>
       </w:r>
       <w:r>
         <w:t xml:space="preserve"> </w:t>
@@ -14907,8 +14362,8 @@
         <w:t xml:space="preserve">en VLANs diferentes a cada lado y se producen fallos de conectividad (o ataques de double tagging).</w:t>
       </w:r>
     </w:p>
-    <w:bookmarkEnd w:id="141"/>
-    <w:bookmarkStart w:id="142" w:name="vlan-de-voz"/>
+    <w:bookmarkEnd w:id="130"/>
+    <w:bookmarkStart w:id="131" w:name="vlan-de-voz"/>
     <w:p>
       <w:pPr>
         <w:pStyle w:val="Heading3"/>
@@ -14972,8 +14427,8 @@
         <w:t xml:space="preserve">para que la VLAN de voz se configure sola sobre la de datos.</w:t>
       </w:r>
     </w:p>
-    <w:bookmarkEnd w:id="142"/>
-    <w:bookmarkStart w:id="143" w:name="vlan-de-gestión"/>
+    <w:bookmarkEnd w:id="131"/>
+    <w:bookmarkStart w:id="132" w:name="vlan-de-gestión"/>
     <w:p>
       <w:pPr>
         <w:pStyle w:val="Heading3"/>
@@ -15051,9 +14506,9 @@
         </w:pict>
       </w:r>
     </w:p>
-    <w:bookmarkEnd w:id="143"/>
-    <w:bookmarkEnd w:id="144"/>
-    <w:bookmarkStart w:id="145" w:name="vlan-estática-vs-vlan-dinámica"/>
+    <w:bookmarkEnd w:id="132"/>
+    <w:bookmarkEnd w:id="133"/>
+    <w:bookmarkStart w:id="134" w:name="vlan-estática-vs-vlan-dinámica"/>
     <w:p>
       <w:pPr>
         <w:pStyle w:val="Heading2"/>
@@ -15074,7 +14529,6 @@
       <w:tblPr>
         <w:tblStyle w:val="Table"/>
         <w:tblW w:type="pct" w:w="5000"/>
-        <w:jc w:val="left"/>
         <w:tblLayout w:type="fixed"/>
         <w:tblLook w:firstRow="1" w:lastRow="0" w:firstColumn="0" w:lastColumn="0" w:noHBand="0" w:noVBand="0" w:val="0020"/>
       </w:tblPr>
@@ -15092,7 +14546,6 @@
           <w:p>
             <w:pPr>
               <w:pStyle w:val="Compact"/>
-              <w:jc w:val="left"/>
             </w:pPr>
             <w:r>
               <w:t xml:space="preserve">Característica</w:t>
@@ -15104,7 +14557,6 @@
           <w:p>
             <w:pPr>
               <w:pStyle w:val="Compact"/>
-              <w:jc w:val="left"/>
             </w:pPr>
             <w:r>
               <w:rPr>
@@ -15126,7 +14578,6 @@
           <w:p>
             <w:pPr>
               <w:pStyle w:val="Compact"/>
-              <w:jc w:val="left"/>
             </w:pPr>
             <w:r>
               <w:rPr>
@@ -15150,7 +14601,6 @@
           <w:p>
             <w:pPr>
               <w:pStyle w:val="Compact"/>
-              <w:jc w:val="left"/>
             </w:pPr>
             <w:r>
               <w:t xml:space="preserve">Asignación</w:t>
@@ -15162,7 +14612,6 @@
           <w:p>
             <w:pPr>
               <w:pStyle w:val="Compact"/>
-              <w:jc w:val="left"/>
             </w:pPr>
             <w:r>
               <w:t xml:space="preserve">Manual: configuras cada puerto</w:t>
@@ -15174,7 +14623,6 @@
           <w:p>
             <w:pPr>
               <w:pStyle w:val="Compact"/>
-              <w:jc w:val="left"/>
             </w:pPr>
             <w:r>
               <w:t xml:space="preserve">Automática: el switch mira la MAC (vía VMPS)</w:t>
@@ -15188,7 +14636,6 @@
           <w:p>
             <w:pPr>
               <w:pStyle w:val="Compact"/>
-              <w:jc w:val="left"/>
             </w:pPr>
             <w:r>
               <w:t xml:space="preserve">Flexibilidad</w:t>
@@ -15200,7 +14647,6 @@
           <w:p>
             <w:pPr>
               <w:pStyle w:val="Compact"/>
-              <w:jc w:val="left"/>
             </w:pPr>
             <w:r>
               <w:t xml:space="preserve">Baja: cambiar de VLAN = reconfigurar el puerto</w:t>
@@ -15212,7 +14658,6 @@
           <w:p>
             <w:pPr>
               <w:pStyle w:val="Compact"/>
-              <w:jc w:val="left"/>
             </w:pPr>
             <w:r>
               <w:t xml:space="preserve">Alta: la máquina</w:t>
@@ -15221,13 +14666,7 @@
               <w:t xml:space="preserve"> </w:t>
             </w:r>
             <w:r>
-              <w:t xml:space="preserve">“</w:t>
-            </w:r>
-            <w:r>
-              <w:t xml:space="preserve">arrastra</w:t>
-            </w:r>
-            <w:r>
-              <w:t xml:space="preserve">”</w:t>
+              <w:t xml:space="preserve">“arrastra”</w:t>
             </w:r>
             <w:r>
               <w:t xml:space="preserve"> </w:t>
@@ -15244,7 +14683,6 @@
           <w:p>
             <w:pPr>
               <w:pStyle w:val="Compact"/>
-              <w:jc w:val="left"/>
             </w:pPr>
             <w:r>
               <w:t xml:space="preserve">Administración</w:t>
@@ -15256,7 +14694,6 @@
           <w:p>
             <w:pPr>
               <w:pStyle w:val="Compact"/>
-              <w:jc w:val="left"/>
             </w:pPr>
             <w:r>
               <w:t xml:space="preserve">Simple, perfecta para redes pequeñas</w:t>
@@ -15268,7 +14705,6 @@
           <w:p>
             <w:pPr>
               <w:pStyle w:val="Compact"/>
-              <w:jc w:val="left"/>
             </w:pPr>
             <w:r>
               <w:t xml:space="preserve">Compleja: requiere servidor VMPS y mantenimiento</w:t>
@@ -15282,7 +14718,6 @@
           <w:p>
             <w:pPr>
               <w:pStyle w:val="Compact"/>
-              <w:jc w:val="left"/>
             </w:pPr>
             <w:r>
               <w:t xml:space="preserve">Riesgo</w:t>
@@ -15294,7 +14729,6 @@
           <w:p>
             <w:pPr>
               <w:pStyle w:val="Compact"/>
-              <w:jc w:val="left"/>
             </w:pPr>
             <w:r>
               <w:t xml:space="preserve">Cambiar el cable de puerto cambia de VLAN</w:t>
@@ -15306,7 +14740,6 @@
           <w:p>
             <w:pPr>
               <w:pStyle w:val="Compact"/>
-              <w:jc w:val="left"/>
             </w:pPr>
             <w:r>
               <w:t xml:space="preserve">La MAC cambia (tarjeta nueva) y el dispositivo</w:t>
@@ -15315,13 +14748,7 @@
               <w:t xml:space="preserve"> </w:t>
             </w:r>
             <w:r>
-              <w:t xml:space="preserve">“</w:t>
-            </w:r>
-            <w:r>
-              <w:t xml:space="preserve">se pierde</w:t>
-            </w:r>
-            <w:r>
-              <w:t xml:space="preserve">”</w:t>
+              <w:t xml:space="preserve">“se pierde”</w:t>
             </w:r>
           </w:p>
         </w:tc>
@@ -15332,7 +14759,6 @@
           <w:p>
             <w:pPr>
               <w:pStyle w:val="Compact"/>
-              <w:jc w:val="left"/>
             </w:pPr>
             <w:r>
               <w:t xml:space="preserve">Uso típico</w:t>
@@ -15344,7 +14770,6 @@
           <w:p>
             <w:pPr>
               <w:pStyle w:val="Compact"/>
-              <w:jc w:val="left"/>
             </w:pPr>
             <w:r>
               <w:t xml:space="preserve">El 90% de las implementaciones reales</w:t>
@@ -15356,7 +14781,6 @@
           <w:p>
             <w:pPr>
               <w:pStyle w:val="Compact"/>
-              <w:jc w:val="left"/>
             </w:pPr>
             <w:r>
               <w:t xml:space="preserve">Redes muy grandes con movimiento constante de equipo</w:t>
@@ -15376,13 +14800,7 @@
         <w:t xml:space="preserve"> </w:t>
       </w:r>
       <w:r>
-        <w:t xml:space="preserve">“</w:t>
-      </w:r>
-      <w:r>
-        <w:t xml:space="preserve">¿cuándo usarías dinámica?</w:t>
-      </w:r>
-      <w:r>
-        <w:t xml:space="preserve">”</w:t>
+        <w:t xml:space="preserve">“¿cuándo usarías dinámica?”</w:t>
       </w:r>
       <w:r>
         <w:t xml:space="preserve">, la respuesta corta es:</w:t>
@@ -15408,21 +14826,7 @@
           <w:i/>
           <w:iCs/>
         </w:rPr>
-        <w:t xml:space="preserve">“</w:t>
-      </w:r>
-      <w:r>
-        <w:rPr>
-          <w:i/>
-          <w:iCs/>
-        </w:rPr>
-        <w:t xml:space="preserve">puerto 5 = VLAN fija, y el administrador no adivina nada</w:t>
-      </w:r>
-      <w:r>
-        <w:rPr>
-          <w:i/>
-          <w:iCs/>
-        </w:rPr>
-        <w:t xml:space="preserve">”</w:t>
+        <w:t xml:space="preserve">“puerto 5 = VLAN fija, y el administrador no adivina nada”</w:t>
       </w:r>
       <w:r>
         <w:t xml:space="preserve">.</w:t>
@@ -15435,8 +14839,8 @@
         </w:pict>
       </w:r>
     </w:p>
-    <w:bookmarkEnd w:id="145"/>
-    <w:bookmarkStart w:id="147" w:name="ejemplos-reales-por-departamento"/>
+    <w:bookmarkEnd w:id="134"/>
+    <w:bookmarkStart w:id="136" w:name="ejemplos-reales-por-departamento"/>
     <w:p>
       <w:pPr>
         <w:pStyle w:val="Heading2"/>
@@ -15457,7 +14861,6 @@
       <w:tblPr>
         <w:tblStyle w:val="Table"/>
         <w:tblW w:type="auto" w:w="0"/>
-        <w:jc w:val="left"/>
         <w:tblLook w:firstRow="1" w:lastRow="0" w:firstColumn="0" w:lastColumn="0" w:noHBand="0" w:noVBand="0" w:val="0020"/>
       </w:tblPr>
       <w:tblGrid>
@@ -15475,7 +14878,6 @@
           <w:p>
             <w:pPr>
               <w:pStyle w:val="Compact"/>
-              <w:jc w:val="left"/>
             </w:pPr>
             <w:r>
               <w:t xml:space="preserve">VLAN</w:t>
@@ -15487,7 +14889,6 @@
           <w:p>
             <w:pPr>
               <w:pStyle w:val="Compact"/>
-              <w:jc w:val="left"/>
             </w:pPr>
             <w:r>
               <w:t xml:space="preserve">Nombre</w:t>
@@ -15499,7 +14900,6 @@
           <w:p>
             <w:pPr>
               <w:pStyle w:val="Compact"/>
-              <w:jc w:val="left"/>
             </w:pPr>
             <w:r>
               <w:t xml:space="preserve">Puertos</w:t>
@@ -15511,7 +14911,6 @@
           <w:p>
             <w:pPr>
               <w:pStyle w:val="Compact"/>
-              <w:jc w:val="left"/>
             </w:pPr>
             <w:r>
               <w:t xml:space="preserve">Motivo</w:t>
@@ -15525,7 +14924,6 @@
           <w:p>
             <w:pPr>
               <w:pStyle w:val="Compact"/>
-              <w:jc w:val="left"/>
             </w:pPr>
             <w:r>
               <w:t xml:space="preserve">10</w:t>
@@ -15537,7 +14935,6 @@
           <w:p>
             <w:pPr>
               <w:pStyle w:val="Compact"/>
-              <w:jc w:val="left"/>
             </w:pPr>
             <w:r>
               <w:t xml:space="preserve">Ventas</w:t>
@@ -15549,7 +14946,6 @@
           <w:p>
             <w:pPr>
               <w:pStyle w:val="Compact"/>
-              <w:jc w:val="left"/>
             </w:pPr>
             <w:r>
               <w:t xml:space="preserve">1-12</w:t>
@@ -15561,7 +14957,6 @@
           <w:p>
             <w:pPr>
               <w:pStyle w:val="Compact"/>
-              <w:jc w:val="left"/>
             </w:pPr>
             <w:r>
               <w:t xml:space="preserve">Datos de un departamento concreto</w:t>
@@ -15575,7 +14970,6 @@
           <w:p>
             <w:pPr>
               <w:pStyle w:val="Compact"/>
-              <w:jc w:val="left"/>
             </w:pPr>
             <w:r>
               <w:t xml:space="preserve">20</w:t>
@@ -15587,7 +14981,6 @@
           <w:p>
             <w:pPr>
               <w:pStyle w:val="Compact"/>
-              <w:jc w:val="left"/>
             </w:pPr>
             <w:r>
               <w:t xml:space="preserve">RRHH</w:t>
@@ -15599,7 +14992,6 @@
           <w:p>
             <w:pPr>
               <w:pStyle w:val="Compact"/>
-              <w:jc w:val="left"/>
             </w:pPr>
             <w:r>
               <w:t xml:space="preserve">13-24</w:t>
@@ -15611,7 +15003,6 @@
           <w:p>
             <w:pPr>
               <w:pStyle w:val="Compact"/>
-              <w:jc w:val="left"/>
             </w:pPr>
             <w:r>
               <w:t xml:space="preserve">Datos sensibles: aislar del resto</w:t>
@@ -15625,7 +15016,6 @@
           <w:p>
             <w:pPr>
               <w:pStyle w:val="Compact"/>
-              <w:jc w:val="left"/>
             </w:pPr>
             <w:r>
               <w:t xml:space="preserve">30</w:t>
@@ -15637,7 +15027,6 @@
           <w:p>
             <w:pPr>
               <w:pStyle w:val="Compact"/>
-              <w:jc w:val="left"/>
             </w:pPr>
             <w:r>
               <w:t xml:space="preserve">IT</w:t>
@@ -15649,7 +15038,6 @@
           <w:p>
             <w:pPr>
               <w:pStyle w:val="Compact"/>
-              <w:jc w:val="left"/>
             </w:pPr>
             <w:r>
               <w:t xml:space="preserve">25-32</w:t>
@@ -15661,7 +15049,6 @@
           <w:p>
             <w:pPr>
               <w:pStyle w:val="Compact"/>
-              <w:jc w:val="left"/>
             </w:pPr>
             <w:r>
               <w:t xml:space="preserve">Datos + acceso a gestión de todo</w:t>
@@ -15675,7 +15062,6 @@
           <w:p>
             <w:pPr>
               <w:pStyle w:val="Compact"/>
-              <w:jc w:val="left"/>
             </w:pPr>
             <w:r>
               <w:t xml:space="preserve">100</w:t>
@@ -15687,7 +15073,6 @@
           <w:p>
             <w:pPr>
               <w:pStyle w:val="Compact"/>
-              <w:jc w:val="left"/>
             </w:pPr>
             <w:r>
               <w:t xml:space="preserve">Voz</w:t>
@@ -15699,7 +15084,6 @@
           <w:p>
             <w:pPr>
               <w:pStyle w:val="Compact"/>
-              <w:jc w:val="left"/>
             </w:pPr>
             <w:r>
               <w:t xml:space="preserve">—</w:t>
@@ -15711,7 +15095,6 @@
           <w:p>
             <w:pPr>
               <w:pStyle w:val="Compact"/>
-              <w:jc w:val="left"/>
             </w:pPr>
             <w:r>
               <w:t xml:space="preserve">Teléfonos IP de todos los departamentos</w:t>
@@ -15725,7 +15108,6 @@
           <w:p>
             <w:pPr>
               <w:pStyle w:val="Compact"/>
-              <w:jc w:val="left"/>
             </w:pPr>
             <w:r>
               <w:t xml:space="preserve">999</w:t>
@@ -15737,7 +15119,6 @@
           <w:p>
             <w:pPr>
               <w:pStyle w:val="Compact"/>
-              <w:jc w:val="left"/>
             </w:pPr>
             <w:r>
               <w:t xml:space="preserve">Gestión</w:t>
@@ -15749,7 +15130,6 @@
           <w:p>
             <w:pPr>
               <w:pStyle w:val="Compact"/>
-              <w:jc w:val="left"/>
             </w:pPr>
             <w:r>
               <w:t xml:space="preserve">—</w:t>
@@ -15761,7 +15141,6 @@
           <w:p>
             <w:pPr>
               <w:pStyle w:val="Compact"/>
-              <w:jc w:val="left"/>
             </w:pPr>
             <w:r>
               <w:t xml:space="preserve">Administración del switch</w:t>
@@ -15797,13 +15176,7 @@
         <w:t xml:space="preserve"> </w:t>
       </w:r>
       <w:r>
-        <w:t xml:space="preserve">“</w:t>
-      </w:r>
-      <w:r>
-        <w:t xml:space="preserve">redondo</w:t>
-      </w:r>
-      <w:r>
-        <w:t xml:space="preserve">”</w:t>
+        <w:t xml:space="preserve">“redondo”</w:t>
       </w:r>
       <w:r>
         <w:t xml:space="preserve"> </w:t>
@@ -15812,7 +15185,7 @@
         <w:t xml:space="preserve">para voz y uno además alto (999) para gestión. Es más fácil de operar y de auditar que un pufo de números consecutivos sin criterio.</w:t>
       </w:r>
     </w:p>
-    <w:bookmarkStart w:id="146" w:name="cuándo-usar-cada-tipo"/>
+    <w:bookmarkStart w:id="135" w:name="cuándo-usar-cada-tipo"/>
     <w:p>
       <w:pPr>
         <w:pStyle w:val="Heading3"/>
@@ -15938,9 +15311,9 @@
         </w:pict>
       </w:r>
     </w:p>
-    <w:bookmarkEnd w:id="146"/>
-    <w:bookmarkEnd w:id="147"/>
-    <w:bookmarkStart w:id="148" w:name="mini-chequeo-8"/>
+    <w:bookmarkEnd w:id="135"/>
+    <w:bookmarkEnd w:id="136"/>
+    <w:bookmarkStart w:id="137" w:name="mini-chequeo-8"/>
     <w:p>
       <w:pPr>
         <w:pStyle w:val="Heading2"/>
@@ -16056,13 +15429,7 @@
         <w:t xml:space="preserve"> </w:t>
       </w:r>
       <w:r>
-        <w:t xml:space="preserve">“</w:t>
-      </w:r>
-      <w:r>
-        <w:t xml:space="preserve">pelada</w:t>
-      </w:r>
-      <w:r>
-        <w:t xml:space="preserve">”</w:t>
+        <w:t xml:space="preserve">“pelada”</w:t>
       </w:r>
       <w:r>
         <w:t xml:space="preserve">). Por defecto la nativa es la VLAN 1 y en los trunks debe coincidir en ambos extremos.</w:t>
@@ -16163,8 +15530,8 @@
         </w:pict>
       </w:r>
     </w:p>
-    <w:bookmarkEnd w:id="148"/>
-    <w:bookmarkStart w:id="149" w:name="resumen-en-3-frases-8"/>
+    <w:bookmarkEnd w:id="137"/>
+    <w:bookmarkStart w:id="138" w:name="resumen-en-3-frases-8"/>
     <w:p>
       <w:pPr>
         <w:pStyle w:val="Heading2"/>
@@ -16235,8 +15602,8 @@
         <w:t xml:space="preserve">La planificación de números con huecos (10, 20, 30…) y una VLAN alta para gestión te ahorrará dolores de cabeza.</w:t>
       </w:r>
     </w:p>
-    <w:bookmarkEnd w:id="149"/>
-    <w:bookmarkStart w:id="150" w:name="vocabulario-rápido-8"/>
+    <w:bookmarkEnd w:id="138"/>
+    <w:bookmarkStart w:id="139" w:name="vocabulario-rápido-8"/>
     <w:p>
       <w:pPr>
         <w:pStyle w:val="Heading2"/>
@@ -16249,7 +15616,6 @@
       <w:tblPr>
         <w:tblStyle w:val="Table"/>
         <w:tblW w:type="auto" w:w="0"/>
-        <w:jc w:val="left"/>
         <w:tblLook w:firstRow="1" w:lastRow="0" w:firstColumn="0" w:lastColumn="0" w:noHBand="0" w:noVBand="0" w:val="0020"/>
       </w:tblPr>
       <w:tblGrid>
@@ -16265,7 +15631,6 @@
           <w:p>
             <w:pPr>
               <w:pStyle w:val="Compact"/>
-              <w:jc w:val="left"/>
             </w:pPr>
             <w:r>
               <w:t xml:space="preserve">Término</w:t>
@@ -16277,7 +15642,6 @@
           <w:p>
             <w:pPr>
               <w:pStyle w:val="Compact"/>
-              <w:jc w:val="left"/>
             </w:pPr>
             <w:r>
               <w:t xml:space="preserve">Idea general</w:t>
@@ -16291,7 +15655,6 @@
           <w:p>
             <w:pPr>
               <w:pStyle w:val="Compact"/>
-              <w:jc w:val="left"/>
             </w:pPr>
             <w:r>
               <w:t xml:space="preserve">VLAN de datos</w:t>
@@ -16303,7 +15666,6 @@
           <w:p>
             <w:pPr>
               <w:pStyle w:val="Compact"/>
-              <w:jc w:val="left"/>
             </w:pPr>
             <w:r>
               <w:t xml:space="preserve">Tráfico normal de usuario</w:t>
@@ -16317,7 +15679,6 @@
           <w:p>
             <w:pPr>
               <w:pStyle w:val="Compact"/>
-              <w:jc w:val="left"/>
             </w:pPr>
             <w:r>
               <w:t xml:space="preserve">VLAN nativa</w:t>
@@ -16329,7 +15690,6 @@
           <w:p>
             <w:pPr>
               <w:pStyle w:val="Compact"/>
-              <w:jc w:val="left"/>
             </w:pPr>
             <w:r>
               <w:t xml:space="preserve">VLAN sin etiquetar en el trunk (VLAN 1 por defecto)</w:t>
@@ -16343,7 +15703,6 @@
           <w:p>
             <w:pPr>
               <w:pStyle w:val="Compact"/>
-              <w:jc w:val="left"/>
             </w:pPr>
             <w:r>
               <w:t xml:space="preserve">VLAN de voz</w:t>
@@ -16355,7 +15714,6 @@
           <w:p>
             <w:pPr>
               <w:pStyle w:val="Compact"/>
-              <w:jc w:val="left"/>
             </w:pPr>
             <w:r>
               <w:t xml:space="preserve">Teléfonos IP, con prioridad 802.1p</w:t>
@@ -16369,7 +15727,6 @@
           <w:p>
             <w:pPr>
               <w:pStyle w:val="Compact"/>
-              <w:jc w:val="left"/>
             </w:pPr>
             <w:r>
               <w:t xml:space="preserve">VLAN de gestión</w:t>
@@ -16381,7 +15738,6 @@
           <w:p>
             <w:pPr>
               <w:pStyle w:val="Compact"/>
-              <w:jc w:val="left"/>
             </w:pPr>
             <w:r>
               <w:t xml:space="preserve">Administración del switch (SSH, SNMP)</w:t>
@@ -16395,7 +15751,6 @@
           <w:p>
             <w:pPr>
               <w:pStyle w:val="Compact"/>
-              <w:jc w:val="left"/>
             </w:pPr>
             <w:r>
               <w:t xml:space="preserve">VLAN estática</w:t>
@@ -16407,7 +15762,6 @@
           <w:p>
             <w:pPr>
               <w:pStyle w:val="Compact"/>
-              <w:jc w:val="left"/>
             </w:pPr>
             <w:r>
               <w:t xml:space="preserve">Asignación manual puerto → VLAN</w:t>
@@ -16421,7 +15775,6 @@
           <w:p>
             <w:pPr>
               <w:pStyle w:val="Compact"/>
-              <w:jc w:val="left"/>
             </w:pPr>
             <w:r>
               <w:t xml:space="preserve">VLAN dinámica</w:t>
@@ -16433,7 +15786,6 @@
           <w:p>
             <w:pPr>
               <w:pStyle w:val="Compact"/>
-              <w:jc w:val="left"/>
             </w:pPr>
             <w:r>
               <w:t xml:space="preserve">Asignación automática MAC → VLAN (VMPS)</w:t>
@@ -16447,7 +15799,6 @@
           <w:p>
             <w:pPr>
               <w:pStyle w:val="Compact"/>
-              <w:jc w:val="left"/>
             </w:pPr>
             <w:r>
               <w:t xml:space="preserve">VMPS</w:t>
@@ -16459,7 +15810,6 @@
           <w:p>
             <w:pPr>
               <w:pStyle w:val="Compact"/>
-              <w:jc w:val="left"/>
             </w:pPr>
             <w:r>
               <w:t xml:space="preserve">Servidor que centraliza la asignación dinámica</w:t>
@@ -16485,7 +15835,7 @@
       <w:r>
         <w:t xml:space="preserve"> </w:t>
       </w:r>
-      <w:hyperlink r:id="rId47">
+      <w:hyperlink r:id="rId36">
         <w:r>
           <w:rPr>
             <w:rStyle w:val="Hyperlink"/>
@@ -16512,7 +15862,7 @@
       <w:r>
         <w:t xml:space="preserve"> </w:t>
       </w:r>
-      <w:hyperlink r:id="rId30">
+      <w:hyperlink r:id="rId19">
         <w:r>
           <w:rPr>
             <w:rStyle w:val="Hyperlink"/>
@@ -16539,7 +15889,7 @@
       <w:r>
         <w:t xml:space="preserve"> </w:t>
       </w:r>
-      <w:hyperlink r:id="rId32">
+      <w:hyperlink r:id="rId21">
         <w:r>
           <w:rPr>
             <w:rStyle w:val="Hyperlink"/>
@@ -16548,9 +15898,9 @@
         </w:r>
       </w:hyperlink>
     </w:p>
-    <w:bookmarkEnd w:id="150"/>
-    <w:bookmarkEnd w:id="151"/>
-    <w:bookmarkStart w:id="165" w:name="cierre-consolida-lo-aprendido"/>
+    <w:bookmarkEnd w:id="139"/>
+    <w:bookmarkEnd w:id="140"/>
+    <w:bookmarkStart w:id="154" w:name="cierre-consolida-lo-aprendido"/>
     <w:p>
       <w:pPr>
         <w:pStyle w:val="Heading1"/>
@@ -16624,7 +15974,7 @@
       <w:r>
         <w:t xml:space="preserve"> </w:t>
       </w:r>
-      <w:hyperlink r:id="rId31">
+      <w:hyperlink r:id="rId20">
         <w:r>
           <w:rPr>
             <w:rStyle w:val="Hyperlink"/>
@@ -16646,7 +15996,7 @@
         </w:pict>
       </w:r>
     </w:p>
-    <w:bookmarkStart w:id="152" w:name="sé-el-paquete"/>
+    <w:bookmarkStart w:id="141" w:name="sé-el-paquete"/>
     <w:p>
       <w:pPr>
         <w:pStyle w:val="Heading2"/>
@@ -16688,13 +16038,7 @@
         <w:t xml:space="preserve"> </w:t>
       </w:r>
       <w:r>
-        <w:t xml:space="preserve">“</w:t>
-      </w:r>
-      <w:r>
-        <w:t xml:space="preserve">802.1Q</w:t>
-      </w:r>
-      <w:r>
-        <w:t xml:space="preserve">”</w:t>
+        <w:t xml:space="preserve">“802.1Q”</w:t>
       </w:r>
       <w:r>
         <w:t xml:space="preserve">.</w:t>
@@ -16733,13 +16077,7 @@
         <w:t xml:space="preserve"> </w:t>
       </w:r>
       <w:r>
-        <w:t xml:space="preserve">“</w:t>
-      </w:r>
-      <w:r>
-        <w:t xml:space="preserve">Soy de RRHH</w:t>
-      </w:r>
-      <w:r>
-        <w:t xml:space="preserve">”</w:t>
+        <w:t xml:space="preserve">“Soy de RRHH”</w:t>
       </w:r>
       <w:r>
         <w:t xml:space="preserve">, sonríes. El switch te manda por el trunk hacia el otro switch.</w:t>
@@ -16779,13 +16117,7 @@
         <w:t xml:space="preserve"> </w:t>
       </w:r>
       <w:r>
-        <w:t xml:space="preserve">“</w:t>
-      </w:r>
-      <w:r>
-        <w:t xml:space="preserve">¿10, 20, 30…? Huy, hay de todo aquí dentro</w:t>
-      </w:r>
-      <w:r>
-        <w:t xml:space="preserve">”</w:t>
+        <w:t xml:space="preserve">“¿10, 20, 30…? Huy, hay de todo aquí dentro”</w:t>
       </w:r>
       <w:r>
         <w:t xml:space="preserve">.</w:t>
@@ -16898,21 +16230,7 @@
           <w:b/>
           <w:bCs/>
         </w:rPr>
-        <w:t xml:space="preserve">“</w:t>
-      </w:r>
-      <w:r>
-        <w:rPr>
-          <w:b/>
-          <w:bCs/>
-        </w:rPr>
-        <w:t xml:space="preserve">impresentable</w:t>
-      </w:r>
-      <w:r>
-        <w:rPr>
-          <w:b/>
-          <w:bCs/>
-        </w:rPr>
-        <w:t xml:space="preserve">”</w:t>
+        <w:t xml:space="preserve">“impresentable”</w:t>
       </w:r>
       <w:r>
         <w:rPr>
@@ -16957,13 +16275,7 @@
         <w:t xml:space="preserve"> </w:t>
       </w:r>
       <w:r>
-        <w:t xml:space="preserve">“</w:t>
-      </w:r>
-      <w:r>
-        <w:t xml:space="preserve">peladas</w:t>
-      </w:r>
-      <w:r>
-        <w:t xml:space="preserve">”</w:t>
+        <w:t xml:space="preserve">“peladas”</w:t>
       </w:r>
       <w:r>
         <w:t xml:space="preserve"> </w:t>
@@ -16995,8 +16307,8 @@
         </w:pict>
       </w:r>
     </w:p>
-    <w:bookmarkEnd w:id="152"/>
-    <w:bookmarkStart w:id="153" w:name="X4aed929ad7b25a303bc3800fd35cefcc1440f7c"/>
+    <w:bookmarkEnd w:id="141"/>
+    <w:bookmarkStart w:id="142" w:name="X4aed929ad7b25a303bc3800fd35cefcc1440f7c"/>
     <w:p>
       <w:pPr>
         <w:pStyle w:val="Heading2"/>
@@ -17168,8 +16480,8 @@
         </w:pict>
       </w:r>
     </w:p>
-    <w:bookmarkEnd w:id="153"/>
-    <w:bookmarkStart w:id="154" w:name="quién-soy"/>
+    <w:bookmarkEnd w:id="142"/>
+    <w:bookmarkStart w:id="143" w:name="quién-soy"/>
     <w:p>
       <w:pPr>
         <w:pStyle w:val="Heading2"/>
@@ -17433,8 +16745,8 @@
         </w:pict>
       </w:r>
     </w:p>
-    <w:bookmarkEnd w:id="154"/>
-    <w:bookmarkStart w:id="156" w:name="X52b141ab8a046c8346f4c7863ea5dd22acf53b0"/>
+    <w:bookmarkEnd w:id="143"/>
+    <w:bookmarkStart w:id="145" w:name="X52b141ab8a046c8346f4c7863ea5dd22acf53b0"/>
     <w:p>
       <w:pPr>
         <w:pStyle w:val="Heading2"/>
@@ -17446,13 +16758,7 @@
         <w:t xml:space="preserve"> </w:t>
       </w:r>
       <w:r>
-        <w:t xml:space="preserve">“</w:t>
-      </w:r>
-      <w:r>
-        <w:t xml:space="preserve">He configurado VLANs y ahora nadie se ve</w:t>
-      </w:r>
-      <w:r>
-        <w:t xml:space="preserve">”</w:t>
+        <w:t xml:space="preserve">“He configurado VLANs y ahora nadie se ve”</w:t>
       </w:r>
     </w:p>
     <w:p>
@@ -17510,10 +16816,7 @@
         <w:t xml:space="preserve"> </w:t>
       </w:r>
       <w:r>
-        <w:t xml:space="preserve">“</w:t>
-      </w:r>
-      <w:r>
-        <w:t xml:space="preserve">Y luego:</w:t>
+        <w:t xml:space="preserve">“Y luego:</w:t>
       </w:r>
       <w:r>
         <w:t xml:space="preserve"> </w:t>
@@ -17538,10 +16841,7 @@
         <w:t xml:space="preserve">allowed vlan</w:t>
       </w:r>
       <w:r>
-        <w:t xml:space="preserve">? ¡Ah! Y si tienes VTP, cuidado con el revision number. Que cuando borras todas las VLANs sin querer… acuérdate de mí.</w:t>
-      </w:r>
-      <w:r>
-        <w:t xml:space="preserve">”</w:t>
+        <w:t xml:space="preserve">? ¡Ah! Y si tienes VTP, cuidado con el revision number. Que cuando borras todas las VLANs sin querer… acuérdate de mí.”</w:t>
       </w:r>
     </w:p>
     <w:p>
@@ -17565,10 +16865,7 @@
         <w:t xml:space="preserve"> </w:t>
       </w:r>
       <w:r>
-        <w:t xml:space="preserve">“</w:t>
-      </w:r>
-      <w:r>
-        <w:t xml:space="preserve">Y no me habléis de los del</w:t>
+        <w:t xml:space="preserve">“Y no me habléis de los del</w:t>
       </w:r>
       <w:r>
         <w:t xml:space="preserve"> </w:t>
@@ -17607,10 +16904,7 @@
         <w:t xml:space="preserve">switchport nonegotiate</w:t>
       </w:r>
       <w:r>
-        <w:t xml:space="preserve">. Y ya.</w:t>
-      </w:r>
-      <w:r>
-        <w:t xml:space="preserve">”</w:t>
+        <w:t xml:space="preserve">. Y ya.”</w:t>
       </w:r>
     </w:p>
     <w:p>
@@ -17696,7 +16990,7 @@
       <w:r>
         <w:t xml:space="preserve"> </w:t>
       </w:r>
-      <w:hyperlink r:id="rId155">
+      <w:hyperlink r:id="rId144">
         <w:r>
           <w:rPr>
             <w:rStyle w:val="Hyperlink"/>
@@ -17757,8 +17051,8 @@
         </w:pict>
       </w:r>
     </w:p>
-    <w:bookmarkEnd w:id="156"/>
-    <w:bookmarkStart w:id="157" w:name="Xdcd154e20b63f9c0b798c9104cf5d71f332e8a5"/>
+    <w:bookmarkEnd w:id="145"/>
+    <w:bookmarkStart w:id="146" w:name="Xdcd154e20b63f9c0b798c9104cf5d71f332e8a5"/>
     <w:p>
       <w:pPr>
         <w:pStyle w:val="Heading2"/>
@@ -17975,21 +17269,7 @@
           <w:i/>
           <w:iCs/>
         </w:rPr>
-        <w:t xml:space="preserve">“</w:t>
-      </w:r>
-      <w:r>
-        <w:rPr>
-          <w:i/>
-          <w:iCs/>
-        </w:rPr>
-        <w:t xml:space="preserve">Native VLAN mismatch discovered on Fa0/24</w:t>
-      </w:r>
-      <w:r>
-        <w:rPr>
-          <w:i/>
-          <w:iCs/>
-        </w:rPr>
-        <w:t xml:space="preserve">”</w:t>
+        <w:t xml:space="preserve">“Native VLAN mismatch discovered on Fa0/24”</w:t>
       </w:r>
       <w:r>
         <w:t xml:space="preserve">. Ahí está toda la incidencia.</w:t>
@@ -18016,13 +17296,7 @@
         <w:t xml:space="preserve"> </w:t>
       </w:r>
       <w:r>
-        <w:t xml:space="preserve">“</w:t>
-      </w:r>
-      <w:r>
-        <w:t xml:space="preserve">van y vienen a ratos</w:t>
-      </w:r>
-      <w:r>
-        <w:t xml:space="preserve">”</w:t>
+        <w:t xml:space="preserve">“van y vienen a ratos”</w:t>
       </w:r>
       <w:r>
         <w:t xml:space="preserve">. Las VLANs</w:t>
@@ -18096,8 +17370,8 @@
         </w:pict>
       </w:r>
     </w:p>
-    <w:bookmarkEnd w:id="157"/>
-    <w:bookmarkStart w:id="158" w:name="logros-de-esta-unidad"/>
+    <w:bookmarkEnd w:id="146"/>
+    <w:bookmarkStart w:id="147" w:name="logros-de-esta-unidad"/>
     <w:p>
       <w:pPr>
         <w:pStyle w:val="Heading2"/>
@@ -18110,7 +17384,6 @@
       <w:tblPr>
         <w:tblStyle w:val="Table"/>
         <w:tblW w:type="pct" w:w="5000"/>
-        <w:jc w:val="left"/>
         <w:tblLayout w:type="fixed"/>
         <w:tblLook w:firstRow="1" w:lastRow="0" w:firstColumn="0" w:lastColumn="0" w:noHBand="0" w:noVBand="0" w:val="0020"/>
       </w:tblPr>
@@ -18127,7 +17400,6 @@
           <w:p>
             <w:pPr>
               <w:pStyle w:val="Compact"/>
-              <w:jc w:val="left"/>
             </w:pPr>
             <w:r>
               <w:t xml:space="preserve">Logro</w:t>
@@ -18139,7 +17411,6 @@
           <w:p>
             <w:pPr>
               <w:pStyle w:val="Compact"/>
-              <w:jc w:val="left"/>
             </w:pPr>
             <w:r>
               <w:t xml:space="preserve">Cómo conseguirlo</w:t>
@@ -18153,7 +17424,6 @@
           <w:p>
             <w:pPr>
               <w:pStyle w:val="Compact"/>
-              <w:jc w:val="left"/>
             </w:pPr>
             <w:r>
               <w:t xml:space="preserve">🏅</w:t>
@@ -18175,7 +17445,6 @@
           <w:p>
             <w:pPr>
               <w:pStyle w:val="Compact"/>
-              <w:jc w:val="left"/>
             </w:pPr>
             <w:r>
               <w:t xml:space="preserve">Diseñar e implementar VLANs para 4 departamentos en Packet Tracer</w:t>
@@ -18189,7 +17458,6 @@
           <w:p>
             <w:pPr>
               <w:pStyle w:val="Compact"/>
-              <w:jc w:val="left"/>
             </w:pPr>
             <w:r>
               <w:t xml:space="preserve">🏅</w:t>
@@ -18211,7 +17479,6 @@
           <w:p>
             <w:pPr>
               <w:pStyle w:val="Compact"/>
-              <w:jc w:val="left"/>
             </w:pPr>
             <w:r>
               <w:t xml:space="preserve">Configurar un trunk 802.1Q y verificar con</w:t>
@@ -18234,7 +17501,6 @@
           <w:p>
             <w:pPr>
               <w:pStyle w:val="Compact"/>
-              <w:jc w:val="left"/>
             </w:pPr>
             <w:r>
               <w:t xml:space="preserve">🏅</w:t>
@@ -18256,7 +17522,6 @@
           <w:p>
             <w:pPr>
               <w:pStyle w:val="Compact"/>
-              <w:jc w:val="left"/>
             </w:pPr>
             <w:r>
               <w:t xml:space="preserve">Configurar inter-VLAN routing con subinterfaces y verificar conectividad</w:t>
@@ -18270,7 +17535,6 @@
           <w:p>
             <w:pPr>
               <w:pStyle w:val="Compact"/>
-              <w:jc w:val="left"/>
             </w:pPr>
             <w:r>
               <w:t xml:space="preserve">🏅</w:t>
@@ -18292,7 +17556,6 @@
           <w:p>
             <w:pPr>
               <w:pStyle w:val="Compact"/>
-              <w:jc w:val="left"/>
             </w:pPr>
             <w:r>
               <w:t xml:space="preserve">Diagnosticar y arreglar un problema de native VLAN mal configurada</w:t>
@@ -18308,8 +17571,8 @@
         </w:pict>
       </w:r>
     </w:p>
-    <w:bookmarkEnd w:id="158"/>
-    <w:bookmarkStart w:id="159" w:name="atrévete-a-pensar"/>
+    <w:bookmarkEnd w:id="147"/>
+    <w:bookmarkStart w:id="148" w:name="atrévete-a-pensar"/>
     <w:p>
       <w:pPr>
         <w:pStyle w:val="Heading2"/>
@@ -18471,13 +17734,7 @@
         <w:t xml:space="preserve"> </w:t>
       </w:r>
       <w:r>
-        <w:t xml:space="preserve">“</w:t>
-      </w:r>
-      <w:r>
-        <w:t xml:space="preserve">VLAN por defecto</w:t>
-      </w:r>
-      <w:r>
-        <w:t xml:space="preserve">”</w:t>
+        <w:t xml:space="preserve">“VLAN por defecto”</w:t>
       </w:r>
       <w:r>
         <w:t xml:space="preserve">. Necesitas un</w:t>
@@ -18513,7 +17770,7 @@
       <w:r>
         <w:t xml:space="preserve">(</w:t>
       </w:r>
-      <w:hyperlink r:id="rId129">
+      <w:hyperlink r:id="rId118">
         <w:r>
           <w:rPr>
             <w:rStyle w:val="Hyperlink"/>
@@ -18551,21 +17808,7 @@
           <w:b/>
           <w:bCs/>
         </w:rPr>
-        <w:t xml:space="preserve">“</w:t>
-      </w:r>
-      <w:r>
-        <w:rPr>
-          <w:b/>
-          <w:bCs/>
-        </w:rPr>
-        <w:t xml:space="preserve">el palo</w:t>
-      </w:r>
-      <w:r>
-        <w:rPr>
-          <w:b/>
-          <w:bCs/>
-        </w:rPr>
-        <w:t xml:space="preserve">”</w:t>
+        <w:t xml:space="preserve">“el palo”</w:t>
       </w:r>
       <w:r>
         <w:rPr>
@@ -18579,21 +17822,7 @@
           <w:b/>
           <w:bCs/>
         </w:rPr>
-        <w:t xml:space="preserve">“</w:t>
-      </w:r>
-      <w:r>
-        <w:rPr>
-          <w:b/>
-          <w:bCs/>
-        </w:rPr>
-        <w:t xml:space="preserve">las pelotas</w:t>
-      </w:r>
-      <w:r>
-        <w:rPr>
-          <w:b/>
-          <w:bCs/>
-        </w:rPr>
-        <w:t xml:space="preserve">”</w:t>
+        <w:t xml:space="preserve">“las pelotas”</w:t>
       </w:r>
       <w:r>
         <w:rPr>
@@ -18652,7 +17881,7 @@
       <w:r>
         <w:t xml:space="preserve"> </w:t>
       </w:r>
-      <w:hyperlink r:id="rId134">
+      <w:hyperlink r:id="rId123">
         <w:r>
           <w:rPr>
             <w:rStyle w:val="Hyperlink"/>
@@ -18724,8 +17953,8 @@
         </w:pict>
       </w:r>
     </w:p>
-    <w:bookmarkEnd w:id="159"/>
-    <w:bookmarkStart w:id="160" w:name="crucigrama-de-bits"/>
+    <w:bookmarkEnd w:id="148"/>
+    <w:bookmarkStart w:id="149" w:name="crucigrama-de-bits"/>
     <w:p>
       <w:pPr>
         <w:pStyle w:val="Heading2"/>
@@ -18878,8 +18107,8 @@
         </w:pict>
       </w:r>
     </w:p>
-    <w:bookmarkEnd w:id="160"/>
-    <w:bookmarkStart w:id="161" w:name="preguntas-de-entrevista-de-trabajo"/>
+    <w:bookmarkEnd w:id="149"/>
+    <w:bookmarkStart w:id="150" w:name="preguntas-de-entrevista-de-trabajo"/>
     <w:p>
       <w:pPr>
         <w:pStyle w:val="Heading2"/>
@@ -18901,21 +18130,7 @@
           <w:b/>
           <w:bCs/>
         </w:rPr>
-        <w:t xml:space="preserve">“</w:t>
-      </w:r>
-      <w:r>
-        <w:rPr>
-          <w:b/>
-          <w:bCs/>
-        </w:rPr>
-        <w:t xml:space="preserve">¿Cómo separarías el tráfico de dos departamentos que comparten el mismo switch?</w:t>
-      </w:r>
-      <w:r>
-        <w:rPr>
-          <w:b/>
-          <w:bCs/>
-        </w:rPr>
-        <w:t xml:space="preserve">”</w:t>
+        <w:t xml:space="preserve">“¿Cómo separarías el tráfico de dos departamentos que comparten el mismo switch?”</w:t>
       </w:r>
     </w:p>
     <w:p>
@@ -18931,21 +18146,7 @@
           <w:b/>
           <w:bCs/>
         </w:rPr>
-        <w:t xml:space="preserve">“</w:t>
-      </w:r>
-      <w:r>
-        <w:rPr>
-          <w:b/>
-          <w:bCs/>
-        </w:rPr>
-        <w:t xml:space="preserve">Explica qué es un trunk y por qué es necesario.</w:t>
-      </w:r>
-      <w:r>
-        <w:rPr>
-          <w:b/>
-          <w:bCs/>
-        </w:rPr>
-        <w:t xml:space="preserve">”</w:t>
+        <w:t xml:space="preserve">“Explica qué es un trunk y por qué es necesario.”</w:t>
       </w:r>
     </w:p>
     <w:p>
@@ -18961,21 +18162,7 @@
           <w:b/>
           <w:bCs/>
         </w:rPr>
-        <w:t xml:space="preserve">“</w:t>
-      </w:r>
-      <w:r>
-        <w:rPr>
-          <w:b/>
-          <w:bCs/>
-        </w:rPr>
-        <w:t xml:space="preserve">¿Cómo harías que PCs de diferentes VLANs se comuniquen?</w:t>
-      </w:r>
-      <w:r>
-        <w:rPr>
-          <w:b/>
-          <w:bCs/>
-        </w:rPr>
-        <w:t xml:space="preserve">”</w:t>
+        <w:t xml:space="preserve">“¿Cómo harías que PCs de diferentes VLANs se comuniquen?”</w:t>
       </w:r>
     </w:p>
     <w:p>
@@ -18991,21 +18178,7 @@
           <w:b/>
           <w:bCs/>
         </w:rPr>
-        <w:t xml:space="preserve">“</w:t>
-      </w:r>
-      <w:r>
-        <w:rPr>
-          <w:b/>
-          <w:bCs/>
-        </w:rPr>
-        <w:t xml:space="preserve">¿Ventajas y desventajas de VTP?</w:t>
-      </w:r>
-      <w:r>
-        <w:rPr>
-          <w:b/>
-          <w:bCs/>
-        </w:rPr>
-        <w:t xml:space="preserve">”</w:t>
+        <w:t xml:space="preserve">“¿Ventajas y desventajas de VTP?”</w:t>
       </w:r>
     </w:p>
     <w:p>
@@ -19021,21 +18194,7 @@
           <w:b/>
           <w:bCs/>
         </w:rPr>
-        <w:t xml:space="preserve">“</w:t>
-      </w:r>
-      <w:r>
-        <w:rPr>
-          <w:b/>
-          <w:bCs/>
-        </w:rPr>
-        <w:t xml:space="preserve">¿Qué es la native VLAN? ¿Qué problema puede causar si está mal configurada?</w:t>
-      </w:r>
-      <w:r>
-        <w:rPr>
-          <w:b/>
-          <w:bCs/>
-        </w:rPr>
-        <w:t xml:space="preserve">”</w:t>
+        <w:t xml:space="preserve">“¿Qué es la native VLAN? ¿Qué problema puede causar si está mal configurada?”</w:t>
       </w:r>
     </w:p>
     <w:p>
@@ -19065,13 +18224,7 @@
         <w:t xml:space="preserve"> </w:t>
       </w:r>
       <w:r>
-        <w:t xml:space="preserve">“</w:t>
-      </w:r>
-      <w:r>
-        <w:t xml:space="preserve">pregunta reina</w:t>
-      </w:r>
-      <w:r>
-        <w:t xml:space="preserve">”</w:t>
+        <w:t xml:space="preserve">“pregunta reina”</w:t>
       </w:r>
       <w:r>
         <w:t xml:space="preserve">. Recorre el mismo camino del ⭐ Sé el Paquete: VLANs aíslan en capa 2 → hacen falta el trunk (para que viajen) y el</w:t>
@@ -19150,8 +18303,8 @@
         </w:pict>
       </w:r>
     </w:p>
-    <w:bookmarkEnd w:id="161"/>
-    <w:bookmarkStart w:id="162" w:name="no-hay-preguntas-tontas"/>
+    <w:bookmarkEnd w:id="150"/>
+    <w:bookmarkStart w:id="151" w:name="no-hay-preguntas-tontas"/>
     <w:p>
       <w:pPr>
         <w:pStyle w:val="Heading2"/>
@@ -19255,13 +18408,7 @@
         <w:t xml:space="preserve"> </w:t>
       </w:r>
       <w:r>
-        <w:t xml:space="preserve">“</w:t>
-      </w:r>
-      <w:r>
-        <w:t xml:space="preserve">IPs virtuales</w:t>
-      </w:r>
-      <w:r>
-        <w:t xml:space="preserve">”</w:t>
+        <w:t xml:space="preserve">“IPs virtuales”</w:t>
       </w:r>
       <w:r>
         <w:t xml:space="preserve"> </w:t>
@@ -19380,13 +18527,7 @@
         <w:t xml:space="preserve"> </w:t>
       </w:r>
       <w:r>
-        <w:t xml:space="preserve">“</w:t>
-      </w:r>
-      <w:r>
-        <w:t xml:space="preserve">mal clasificado</w:t>
-      </w:r>
-      <w:r>
-        <w:t xml:space="preserve">”</w:t>
+        <w:t xml:space="preserve">“mal clasificado”</w:t>
       </w:r>
       <w:r>
         <w:t xml:space="preserve">. Por seguridad:</w:t>
@@ -19439,7 +18580,7 @@
       <w:r>
         <w:t xml:space="preserve">(</w:t>
       </w:r>
-      <w:hyperlink r:id="rId130">
+      <w:hyperlink r:id="rId119">
         <w:r>
           <w:rPr>
             <w:rStyle w:val="Hyperlink"/>
@@ -19512,10 +18653,7 @@
         <w:t xml:space="preserve"> </w:t>
       </w:r>
       <w:r>
-        <w:t xml:space="preserve">“</w:t>
-      </w:r>
-      <w:r>
-        <w:t xml:space="preserve">el estándar da 4094, pero la realidad depende del modelo; se mira</w:t>
+        <w:t xml:space="preserve">“el estándar da 4094, pero la realidad depende del modelo; se mira</w:t>
       </w:r>
       <w:r>
         <w:t xml:space="preserve"> </w:t>
@@ -19528,10 +18666,7 @@
         <w:t xml:space="preserve">en la hoja de especificaciones</w:t>
       </w:r>
       <w:r>
-        <w:t xml:space="preserve">, no en la ISO</w:t>
-      </w:r>
-      <w:r>
-        <w:t xml:space="preserve">”</w:t>
+        <w:t xml:space="preserve">, no en la ISO”</w:t>
       </w:r>
       <w:r>
         <w:t xml:space="preserve">.</w:t>
@@ -19544,8 +18679,8 @@
         </w:pict>
       </w:r>
     </w:p>
-    <w:bookmarkEnd w:id="162"/>
-    <w:bookmarkStart w:id="163" w:name="poscréditos"/>
+    <w:bookmarkEnd w:id="151"/>
+    <w:bookmarkStart w:id="152" w:name="poscréditos"/>
     <w:p>
       <w:pPr>
         <w:pStyle w:val="Heading2"/>
@@ -19565,13 +18700,7 @@
         <w:t xml:space="preserve"> </w:t>
       </w:r>
       <w:r>
-        <w:t xml:space="preserve">“</w:t>
-      </w:r>
-      <w:r>
-        <w:t xml:space="preserve">de entrada</w:t>
-      </w:r>
-      <w:r>
-        <w:t xml:space="preserve">”</w:t>
+        <w:t xml:space="preserve">“de entrada”</w:t>
       </w:r>
       <w:r>
         <w:t xml:space="preserve">: puertos access, DTP apagado, native VLAN alta y VTP en</w:t>
@@ -19663,8 +18792,8 @@
         </w:pict>
       </w:r>
     </w:p>
-    <w:bookmarkEnd w:id="163"/>
-    <w:bookmarkStart w:id="164" w:name="X57a93fbf6fc0c64c2f30dbd60b2a76bb386c10c"/>
+    <w:bookmarkEnd w:id="152"/>
+    <w:bookmarkStart w:id="153" w:name="X57a93fbf6fc0c64c2f30dbd60b2a76bb386c10c"/>
     <w:p>
       <w:pPr>
         <w:pStyle w:val="Heading2"/>
@@ -19689,7 +18818,6 @@
       <w:tblPr>
         <w:tblStyle w:val="Table"/>
         <w:tblW w:type="pct" w:w="5000"/>
-        <w:jc w:val="left"/>
         <w:tblLayout w:type="fixed"/>
         <w:tblLook w:firstRow="1" w:lastRow="0" w:firstColumn="0" w:lastColumn="0" w:noHBand="0" w:noVBand="0" w:val="0020"/>
       </w:tblPr>
@@ -19707,7 +18835,6 @@
           <w:p>
             <w:pPr>
               <w:pStyle w:val="Compact"/>
-              <w:jc w:val="left"/>
             </w:pPr>
             <w:r>
               <w:t xml:space="preserve">CE</w:t>
@@ -19719,7 +18846,6 @@
           <w:p>
             <w:pPr>
               <w:pStyle w:val="Compact"/>
-              <w:jc w:val="left"/>
             </w:pPr>
             <w:r>
               <w:t xml:space="preserve">Criterio</w:t>
@@ -19731,7 +18857,6 @@
           <w:p>
             <w:pPr>
               <w:pStyle w:val="Compact"/>
-              <w:jc w:val="left"/>
             </w:pPr>
             <w:r>
               <w:t xml:space="preserve">Cubierto</w:t>
@@ -19745,7 +18870,6 @@
           <w:p>
             <w:pPr>
               <w:pStyle w:val="Compact"/>
-              <w:jc w:val="left"/>
             </w:pPr>
             <w:r>
               <w:t xml:space="preserve">RA3</w:t>
@@ -19757,7 +18881,6 @@
           <w:p>
             <w:pPr>
               <w:pStyle w:val="Compact"/>
-              <w:jc w:val="left"/>
             </w:pPr>
             <w:r>
               <w:t xml:space="preserve">Administración de conmutadores</w:t>
@@ -19769,7 +18892,6 @@
           <w:p>
             <w:pPr>
               <w:pStyle w:val="Compact"/>
-              <w:jc w:val="left"/>
             </w:pPr>
             <w:r>
               <w:t xml:space="preserve">✅ Puntos 1-2, 5-7 + ⚡ Laboratorio (punto 10)</w:t>
@@ -19783,7 +18905,6 @@
           <w:p>
             <w:pPr>
               <w:pStyle w:val="Compact"/>
-              <w:jc w:val="left"/>
             </w:pPr>
             <w:r>
               <w:t xml:space="preserve">RA3·c)</w:t>
@@ -19795,7 +18916,6 @@
           <w:p>
             <w:pPr>
               <w:pStyle w:val="Compact"/>
-              <w:jc w:val="left"/>
             </w:pPr>
             <w:r>
               <w:t xml:space="preserve">Redundancia sin bucles (STP)</w:t>
@@ -19807,7 +18927,6 @@
           <w:p>
             <w:pPr>
               <w:pStyle w:val="Compact"/>
-              <w:jc w:val="left"/>
             </w:pPr>
             <w:r>
               <w:t xml:space="preserve">✅ Puntos 4-7 + 💬 Entrevista (punto 10)</w:t>
@@ -19821,7 +18940,6 @@
           <w:p>
             <w:pPr>
               <w:pStyle w:val="Compact"/>
-              <w:jc w:val="left"/>
             </w:pPr>
             <w:r>
               <w:t xml:space="preserve">RA5·a)</w:t>
@@ -19833,7 +18951,6 @@
           <w:p>
             <w:pPr>
               <w:pStyle w:val="Compact"/>
-              <w:jc w:val="left"/>
             </w:pPr>
             <w:r>
               <w:t xml:space="preserve">Ventajas de VLANs</w:t>
@@ -19845,7 +18962,6 @@
           <w:p>
             <w:pPr>
               <w:pStyle w:val="Compact"/>
-              <w:jc w:val="left"/>
             </w:pPr>
             <w:r>
               <w:t xml:space="preserve">✅ Puntos 3-4 y 8 (dominios y ventajas) + 🧠 Atrévete a pensar (punto 10)</w:t>
@@ -19859,7 +18975,6 @@
           <w:p>
             <w:pPr>
               <w:pStyle w:val="Compact"/>
-              <w:jc w:val="left"/>
             </w:pPr>
             <w:r>
               <w:t xml:space="preserve">RA5·b)</w:t>
@@ -19871,7 +18986,6 @@
           <w:p>
             <w:pPr>
               <w:pStyle w:val="Compact"/>
-              <w:jc w:val="left"/>
             </w:pPr>
             <w:r>
               <w:t xml:space="preserve">Implementación de VLANs</w:t>
@@ -19883,7 +18997,6 @@
           <w:p>
             <w:pPr>
               <w:pStyle w:val="Compact"/>
-              <w:jc w:val="left"/>
             </w:pPr>
             <w:r>
               <w:t xml:space="preserve">✅ Puntos 8-9 + ⚡ Laboratorio (punto 10)</w:t>
@@ -19897,7 +19010,6 @@
           <w:p>
             <w:pPr>
               <w:pStyle w:val="Compact"/>
-              <w:jc w:val="left"/>
             </w:pPr>
             <w:r>
               <w:t xml:space="preserve">RA5·c)</w:t>
@@ -19909,7 +19021,6 @@
           <w:p>
             <w:pPr>
               <w:pStyle w:val="Compact"/>
-              <w:jc w:val="left"/>
             </w:pPr>
             <w:r>
               <w:t xml:space="preserve">Diagnóstico de incidencias</w:t>
@@ -19921,7 +19032,6 @@
           <w:p>
             <w:pPr>
               <w:pStyle w:val="Compact"/>
-              <w:jc w:val="left"/>
             </w:pPr>
             <w:r>
               <w:t xml:space="preserve">✅ Fallo intencionado de native VLAN (punto 10)</w:t>
@@ -19935,7 +19045,6 @@
           <w:p>
             <w:pPr>
               <w:pStyle w:val="Compact"/>
-              <w:jc w:val="left"/>
             </w:pPr>
             <w:r>
               <w:t xml:space="preserve">RA5·d)</w:t>
@@ -19947,7 +19056,6 @@
           <w:p>
             <w:pPr>
               <w:pStyle w:val="Compact"/>
-              <w:jc w:val="left"/>
             </w:pPr>
             <w:r>
               <w:t xml:space="preserve">Enlaces troncales</w:t>
@@ -19959,7 +19067,6 @@
           <w:p>
             <w:pPr>
               <w:pStyle w:val="Compact"/>
-              <w:jc w:val="left"/>
             </w:pPr>
             <w:r>
               <w:t xml:space="preserve">✅ Punto 9 (nativa) + ⭐ y 🤬 CONRAD (punto 10)</w:t>
@@ -19973,7 +19080,6 @@
           <w:p>
             <w:pPr>
               <w:pStyle w:val="Compact"/>
-              <w:jc w:val="left"/>
             </w:pPr>
             <w:r>
               <w:t xml:space="preserve">RA5·e)</w:t>
@@ -19985,7 +19091,6 @@
           <w:p>
             <w:pPr>
               <w:pStyle w:val="Compact"/>
-              <w:jc w:val="left"/>
             </w:pPr>
             <w:r>
               <w:t xml:space="preserve">Inter-VLAN con router</w:t>
@@ -19997,7 +19102,6 @@
           <w:p>
             <w:pPr>
               <w:pStyle w:val="Compact"/>
-              <w:jc w:val="left"/>
             </w:pPr>
             <w:r>
               <w:t xml:space="preserve">✅ ⚡ Laboratorio, 🕵️ y 🧠 (punto 10)</w:t>
@@ -20011,7 +19115,6 @@
           <w:p>
             <w:pPr>
               <w:pStyle w:val="Compact"/>
-              <w:jc w:val="left"/>
             </w:pPr>
             <w:r>
               <w:t xml:space="preserve">RA5·f)</w:t>
@@ -20023,7 +19126,6 @@
           <w:p>
             <w:pPr>
               <w:pStyle w:val="Compact"/>
-              <w:jc w:val="left"/>
             </w:pPr>
             <w:r>
               <w:t xml:space="preserve">Protocolos centralizados (VTP)</w:t>
@@ -20035,7 +19137,6 @@
           <w:p>
             <w:pPr>
               <w:pStyle w:val="Compact"/>
-              <w:jc w:val="left"/>
             </w:pPr>
             <w:r>
               <w:t xml:space="preserve">✅ 🕵️, 🧠 y 💬 (punto 10)</w:t>
@@ -20061,7 +19162,7 @@
       <w:r>
         <w:t xml:space="preserve"> </w:t>
       </w:r>
-      <w:hyperlink r:id="rId47">
+      <w:hyperlink r:id="rId36">
         <w:r>
           <w:rPr>
             <w:rStyle w:val="Hyperlink"/>
@@ -20088,7 +19189,7 @@
       <w:r>
         <w:t xml:space="preserve"> </w:t>
       </w:r>
-      <w:hyperlink r:id="rId31">
+      <w:hyperlink r:id="rId20">
         <w:r>
           <w:rPr>
             <w:rStyle w:val="Hyperlink"/>
@@ -20115,7 +19216,7 @@
       <w:r>
         <w:t xml:space="preserve"> </w:t>
       </w:r>
-      <w:hyperlink r:id="rId21">
+      <w:hyperlink r:id="rId10">
         <w:r>
           <w:rPr>
             <w:rStyle w:val="Hyperlink"/>
@@ -20124,9 +19225,13 @@
         </w:r>
       </w:hyperlink>
     </w:p>
-    <w:bookmarkEnd w:id="164"/>
-    <w:bookmarkEnd w:id="165"/>
-    <w:sectPr/>
+    <w:bookmarkEnd w:id="153"/>
+    <w:bookmarkEnd w:id="154"/>
+    <w:sectPr>
+      <w:footnotePr>
+        <w:numRestart w:val="eachSect"/>
+      </w:footnotePr>
+    </w:sectPr>
   </w:body>
 </w:document>
 </file>
@@ -20164,7 +19269,7 @@
       <w:lvlText w:val=" "/>
       <w:lvlJc w:val="left"/>
       <w:pPr>
-        <w:ind w:left="720" w:hanging="480"/>
+        <w:ind w:left="720" w:hanging="360"/>
       </w:pPr>
     </w:lvl>
     <w:lvl w:ilvl="1">
@@ -20172,7 +19277,7 @@
       <w:lvlText w:val=" "/>
       <w:lvlJc w:val="left"/>
       <w:pPr>
-        <w:ind w:left="1440" w:hanging="480"/>
+        <w:ind w:left="1440" w:hanging="360"/>
       </w:pPr>
     </w:lvl>
     <w:lvl w:ilvl="2">
@@ -20180,7 +19285,7 @@
       <w:lvlText w:val=" "/>
       <w:lvlJc w:val="left"/>
       <w:pPr>
-        <w:ind w:left="2160" w:hanging="480"/>
+        <w:ind w:left="2160" w:hanging="360"/>
       </w:pPr>
     </w:lvl>
     <w:lvl w:ilvl="3">
@@ -20188,7 +19293,7 @@
       <w:lvlText w:val=" "/>
       <w:lvlJc w:val="left"/>
       <w:pPr>
-        <w:ind w:left="2880" w:hanging="480"/>
+        <w:ind w:left="2880" w:hanging="360"/>
       </w:pPr>
     </w:lvl>
     <w:lvl w:ilvl="4">
@@ -20196,7 +19301,7 @@
       <w:lvlText w:val=" "/>
       <w:lvlJc w:val="left"/>
       <w:pPr>
-        <w:ind w:left="3600" w:hanging="480"/>
+        <w:ind w:left="3600" w:hanging="360"/>
       </w:pPr>
     </w:lvl>
     <w:lvl w:ilvl="5">
@@ -20204,7 +19309,7 @@
       <w:lvlText w:val=" "/>
       <w:lvlJc w:val="left"/>
       <w:pPr>
-        <w:ind w:left="4320" w:hanging="480"/>
+        <w:ind w:left="4320" w:hanging="360"/>
       </w:pPr>
     </w:lvl>
     <w:lvl w:ilvl="6">
@@ -20212,7 +19317,7 @@
       <w:lvlText w:val=" "/>
       <w:lvlJc w:val="left"/>
       <w:pPr>
-        <w:ind w:left="5040" w:hanging="480"/>
+        <w:ind w:left="5040" w:hanging="360"/>
       </w:pPr>
     </w:lvl>
     <w:lvl w:ilvl="7">
@@ -20220,7 +19325,7 @@
       <w:lvlText w:val=" "/>
       <w:lvlJc w:val="left"/>
       <w:pPr>
-        <w:ind w:left="5760" w:hanging="480"/>
+        <w:ind w:left="5760" w:hanging="360"/>
       </w:pPr>
     </w:lvl>
     <w:lvl w:ilvl="8">
@@ -20228,7 +19333,7 @@
       <w:lvlText w:val=" "/>
       <w:lvlJc w:val="left"/>
       <w:pPr>
-        <w:ind w:left="6480" w:hanging="480"/>
+        <w:ind w:left="6480" w:hanging="360"/>
       </w:pPr>
     </w:lvl>
   </w:abstractNum>
@@ -20237,75 +19342,102 @@
     <w:multiLevelType w:val="multilevel"/>
     <w:lvl w:ilvl="0">
       <w:numFmt w:val="bullet"/>
-      <w:lvlText w:val="•"/>
+      <w:lvlText w:val=""/>
       <w:lvlJc w:val="left"/>
       <w:pPr>
-        <w:ind w:left="720" w:hanging="480"/>
-      </w:pPr>
+        <w:ind w:left="720" w:hanging="360"/>
+      </w:pPr>
+      <w:rPr>
+        <w:rFonts w:ascii="Symbol" w:hAnsi="Symbol" w:cs="Symbol" w:hint="default"/>
+      </w:rPr>
     </w:lvl>
     <w:lvl w:ilvl="1">
       <w:numFmt w:val="bullet"/>
-      <w:lvlText w:val="–"/>
+      <w:lvlText w:val="o"/>
       <w:lvlJc w:val="left"/>
       <w:pPr>
-        <w:ind w:left="1440" w:hanging="480"/>
-      </w:pPr>
+        <w:ind w:left="1440" w:hanging="360"/>
+      </w:pPr>
+      <w:rPr>
+        <w:rFonts w:ascii="Courier New" w:hAnsi="Courier New" w:cs="Courier New" w:hint="default"/>
+      </w:rPr>
     </w:lvl>
     <w:lvl w:ilvl="2">
       <w:numFmt w:val="bullet"/>
-      <w:lvlText w:val="•"/>
+      <w:lvlText w:val=""/>
       <w:lvlJc w:val="left"/>
       <w:pPr>
-        <w:ind w:left="2160" w:hanging="480"/>
-      </w:pPr>
+        <w:ind w:left="2160" w:hanging="360"/>
+      </w:pPr>
+      <w:rPr>
+        <w:rFonts w:ascii="Wingdings" w:hAnsi="Wingdings" w:cs="Wingdings" w:hint="default"/>
+      </w:rPr>
     </w:lvl>
     <w:lvl w:ilvl="3">
       <w:numFmt w:val="bullet"/>
-      <w:lvlText w:val="–"/>
+      <w:lvlText w:val=""/>
       <w:lvlJc w:val="left"/>
       <w:pPr>
-        <w:ind w:left="2880" w:hanging="480"/>
-      </w:pPr>
+        <w:ind w:left="2880" w:hanging="360"/>
+      </w:pPr>
+      <w:rPr>
+        <w:rFonts w:ascii="Symbol" w:hAnsi="Symbol" w:cs="Symbol" w:hint="default"/>
+      </w:rPr>
     </w:lvl>
     <w:lvl w:ilvl="4">
       <w:numFmt w:val="bullet"/>
-      <w:lvlText w:val="•"/>
+      <w:lvlText w:val="o"/>
       <w:lvlJc w:val="left"/>
       <w:pPr>
-        <w:ind w:left="3600" w:hanging="480"/>
-      </w:pPr>
+        <w:ind w:left="3600" w:hanging="360"/>
+      </w:pPr>
+      <w:rPr>
+        <w:rFonts w:ascii="Courier New" w:hAnsi="Courier New" w:cs="Courier New" w:hint="default"/>
+      </w:rPr>
     </w:lvl>
     <w:lvl w:ilvl="5">
       <w:numFmt w:val="bullet"/>
-      <w:lvlText w:val="–"/>
+      <w:lvlText w:val=""/>
       <w:lvlJc w:val="left"/>
       <w:pPr>
-        <w:ind w:left="4320" w:hanging="480"/>
-      </w:pPr>
+        <w:ind w:left="4320" w:hanging="360"/>
+      </w:pPr>
+      <w:rPr>
+        <w:rFonts w:ascii="Wingdings" w:hAnsi="Wingdings" w:cs="Wingdings" w:hint="default"/>
+      </w:rPr>
     </w:lvl>
     <w:lvl w:ilvl="6">
       <w:numFmt w:val="bullet"/>
-      <w:lvlText w:val="•"/>
+      <w:lvlText w:val=""/>
       <w:lvlJc w:val="left"/>
       <w:pPr>
-        <w:ind w:left="5040" w:hanging="480"/>
-      </w:pPr>
+        <w:ind w:left="5040" w:hanging="360"/>
+      </w:pPr>
+      <w:rPr>
+        <w:rFonts w:ascii="Symbol" w:hAnsi="Symbol" w:cs="Symbol" w:hint="default"/>
+      </w:rPr>
     </w:lvl>
     <w:lvl w:ilvl="7">
       <w:numFmt w:val="bullet"/>
-      <w:lvlText w:val="–"/>
+      <w:lvlText w:val="o"/>
       <w:lvlJc w:val="left"/>
       <w:pPr>
-        <w:ind w:left="5760" w:hanging="480"/>
-      </w:pPr>
+        <w:ind w:left="5760" w:hanging="360"/>
+      </w:pPr>
+      <w:rPr>
+        <w:rFonts w:ascii="Courier New" w:hAnsi="Courier New" w:cs="Courier New" w:hint="default"/>
+      </w:rPr>
     </w:lvl>
     <w:lvl w:ilvl="8">
       <w:numFmt w:val="bullet"/>
-      <w:lvlText w:val="•"/>
+      <w:lvlText w:val=""/>
       <w:lvlJc w:val="left"/>
       <w:pPr>
-        <w:ind w:left="6480" w:hanging="480"/>
-      </w:pPr>
+        <w:ind w:left="6480" w:hanging="360"/>
+      </w:pPr>
+      <w:rPr>
+        <w:rFonts w:ascii="Wingdings" w:hAnsi="Wingdings" w:cs="Wingdings" w:hint="default"/>
+      </w:rPr>
     </w:lvl>
   </w:abstractNum>
   <w:abstractNum w:abstractNumId="99411">
@@ -20317,7 +19449,7 @@
       <w:lvlText w:val="%1."/>
       <w:lvlJc w:val="left"/>
       <w:pPr>
-        <w:ind w:left="720" w:hanging="480"/>
+        <w:ind w:left="720" w:hanging="360"/>
       </w:pPr>
     </w:lvl>
     <w:lvl w:ilvl="1">
@@ -20326,7 +19458,7 @@
       <w:lvlText w:val="%2."/>
       <w:lvlJc w:val="left"/>
       <w:pPr>
-        <w:ind w:left="1440" w:hanging="480"/>
+        <w:ind w:left="1440" w:hanging="360"/>
       </w:pPr>
     </w:lvl>
     <w:lvl w:ilvl="2">
@@ -20335,7 +19467,7 @@
       <w:lvlText w:val="%3."/>
       <w:lvlJc w:val="left"/>
       <w:pPr>
-        <w:ind w:left="2160" w:hanging="480"/>
+        <w:ind w:left="2160" w:hanging="360"/>
       </w:pPr>
     </w:lvl>
     <w:lvl w:ilvl="3">
@@ -20344,7 +19476,7 @@
       <w:lvlText w:val="%4."/>
       <w:lvlJc w:val="left"/>
       <w:pPr>
-        <w:ind w:left="2880" w:hanging="480"/>
+        <w:ind w:left="2880" w:hanging="360"/>
       </w:pPr>
     </w:lvl>
     <w:lvl w:ilvl="4">
@@ -20353,7 +19485,7 @@
       <w:lvlText w:val="%5."/>
       <w:lvlJc w:val="left"/>
       <w:pPr>
-        <w:ind w:left="3600" w:hanging="480"/>
+        <w:ind w:left="3600" w:hanging="360"/>
       </w:pPr>
     </w:lvl>
     <w:lvl w:ilvl="5">
@@ -20362,7 +19494,7 @@
       <w:lvlText w:val="%6."/>
       <w:lvlJc w:val="left"/>
       <w:pPr>
-        <w:ind w:left="4320" w:hanging="480"/>
+        <w:ind w:left="4320" w:hanging="360"/>
       </w:pPr>
     </w:lvl>
     <w:lvl w:ilvl="6">
@@ -20371,7 +19503,7 @@
       <w:lvlText w:val="%7."/>
       <w:lvlJc w:val="left"/>
       <w:pPr>
-        <w:ind w:left="5040" w:hanging="480"/>
+        <w:ind w:left="5040" w:hanging="360"/>
       </w:pPr>
     </w:lvl>
     <w:lvl w:ilvl="7">
@@ -20380,7 +19512,7 @@
       <w:lvlText w:val="%8."/>
       <w:lvlJc w:val="left"/>
       <w:pPr>
-        <w:ind w:left="5760" w:hanging="480"/>
+        <w:ind w:left="5760" w:hanging="360"/>
       </w:pPr>
     </w:lvl>
     <w:lvl w:ilvl="8">
@@ -20389,7 +19521,7 @@
       <w:lvlText w:val="%9."/>
       <w:lvlJc w:val="left"/>
       <w:pPr>
-        <w:ind w:left="6480" w:hanging="480"/>
+        <w:ind w:left="6480" w:hanging="360"/>
       </w:pPr>
     </w:lvl>
   </w:abstractNum>
@@ -21226,10 +20358,10 @@
   <w:docDefaults>
     <w:rPrDefault>
       <w:rPr>
-        <w:rFonts w:asciiTheme="minorHAnsi" w:cstheme="minorBidi" w:eastAsiaTheme="minorHAnsi" w:hAnsiTheme="minorHAnsi"/>
+        <w:rFonts w:asciiTheme="minorHAnsi" w:cstheme="minorBidi" w:eastAsiaTheme="minorEastAsia" w:hAnsiTheme="minorHAnsi"/>
         <w:sz w:val="24"/>
         <w:szCs w:val="24"/>
-        <w:lang w:bidi="ar-SA" w:eastAsia="en-US" w:val="es-ES"/>
+        <w:lang w:bidi="ar-SA" w:eastAsia="zh-CN" w:val="es-ES"/>
       </w:rPr>
     </w:rPrDefault>
     <w:pPrDefault>
@@ -21270,57 +20402,94 @@
     <w:name w:val="Title"/>
     <w:basedOn w:val="Normal"/>
     <w:next w:val="BodyText"/>
+    <w:link w:val="TitleChar"/>
+    <w:uiPriority w:val="10"/>
     <w:qFormat/>
+    <w:rsid w:val="00A10FD9"/>
     <w:pPr>
-      <w:keepNext/>
-      <w:keepLines/>
-      <w:spacing w:after="240" w:before="480"/>
+      <w:spacing w:after="80" w:line="240" w:lineRule="auto"/>
+      <w:contextualSpacing/>
       <w:jc w:val="center"/>
     </w:pPr>
     <w:rPr>
       <w:rFonts w:asciiTheme="majorHAnsi" w:cstheme="majorBidi" w:eastAsiaTheme="majorEastAsia" w:hAnsiTheme="majorHAnsi"/>
-      <w:b/>
-      <w:bCs/>
-      <w:color w:themeColor="accent1" w:themeShade="B5" w:val="345A8A"/>
-      <w:sz w:val="36"/>
-      <w:szCs w:val="36"/>
+      <w:sz w:val="56"/>
+      <w:szCs w:val="56"/>
+    </w:rPr>
+  </w:style>
+  <w:style w:customStyle="1" w:styleId="TitleChar" w:type="character">
+    <w:name w:val="Title Char"/>
+    <w:basedOn w:val="DefaultParagraphFont"/>
+    <w:link w:val="Title"/>
+    <w:uiPriority w:val="10"/>
+    <w:rsid w:val="00A10FD9"/>
+    <w:rPr>
+      <w:rFonts w:asciiTheme="majorHAnsi" w:cstheme="majorBidi" w:eastAsiaTheme="majorEastAsia" w:hAnsiTheme="majorHAnsi"/>
+      <w:sz w:val="56"/>
+      <w:szCs w:val="56"/>
     </w:rPr>
   </w:style>
   <w:style w:styleId="Subtitle" w:type="paragraph">
     <w:name w:val="Subtitle"/>
     <w:basedOn w:val="Title"/>
     <w:next w:val="BodyText"/>
+    <w:link w:val="SubtitleChar"/>
+    <w:uiPriority w:val="11"/>
     <w:qFormat/>
+    <w:rsid w:val="00A10FD9"/>
     <w:pPr>
-      <w:keepNext/>
-      <w:keepLines/>
-      <w:spacing w:after="240" w:before="240"/>
-      <w:jc w:val="center"/>
+      <w:numPr>
+        <w:ilvl w:val="1"/>
+      </w:numPr>
     </w:pPr>
     <w:rPr>
-      <w:sz w:val="30"/>
-      <w:szCs w:val="30"/>
+      <w:rFonts w:cstheme="majorBidi" w:eastAsiaTheme="majorEastAsia"/>
+      <w:spacing w:val="15"/>
+      <w:sz w:val="28"/>
+      <w:szCs w:val="28"/>
+    </w:rPr>
+  </w:style>
+  <w:style w:customStyle="1" w:styleId="SubtitleChar" w:type="character">
+    <w:name w:val="Subtitle Char"/>
+    <w:basedOn w:val="DefaultParagraphFont"/>
+    <w:link w:val="Subtitle"/>
+    <w:uiPriority w:val="11"/>
+    <w:rsid w:val="00A10FD9"/>
+    <w:rPr>
+      <w:rFonts w:cstheme="majorBidi" w:eastAsiaTheme="majorEastAsia"/>
+      <w:color w:themeColor="text1" w:themeTint="A6" w:val="595959"/>
+      <w:spacing w:val="15"/>
+      <w:sz w:val="28"/>
+      <w:szCs w:val="28"/>
     </w:rPr>
   </w:style>
   <w:style w:customStyle="1" w:styleId="Author" w:type="paragraph">
     <w:name w:val="Author"/>
+    <w:basedOn w:val="Title"/>
     <w:next w:val="BodyText"/>
     <w:qFormat/>
     <w:pPr>
       <w:keepNext/>
       <w:keepLines/>
-      <w:jc w:val="center"/>
     </w:pPr>
+    <w:rPr>
+      <w:sz w:val="24"/>
+      <w:szCs w:val="24"/>
+    </w:rPr>
   </w:style>
   <w:style w:styleId="Date" w:type="paragraph">
     <w:name w:val="Date"/>
+    <w:basedOn w:val="Title"/>
     <w:next w:val="BodyText"/>
     <w:qFormat/>
     <w:pPr>
       <w:keepNext/>
       <w:keepLines/>
-      <w:jc w:val="center"/>
     </w:pPr>
+    <w:rPr>
+      <w:sz w:val="24"/>
+      <w:szCs w:val="24"/>
+    </w:rPr>
   </w:style>
   <w:style w:customStyle="1" w:styleId="AbstractTitle" w:type="paragraph">
     <w:name w:val="Abstract Title"/>
@@ -21335,7 +20504,6 @@
     </w:pPr>
     <w:rPr>
       <w:b/>
-      <w:color w:val="345A8A"/>
       <w:sz w:val="20"/>
       <w:szCs w:val="20"/>
     </w:rPr>
@@ -21364,191 +20532,321 @@
     <w:rPr/>
   </w:style>
   <w:style w:styleId="Heading1" w:type="paragraph">
-    <w:name w:val="Heading 1"/>
+    <w:name w:val="heading 1"/>
     <w:basedOn w:val="Normal"/>
     <w:next w:val="BodyText"/>
+    <w:link w:val="Heading1Char"/>
     <w:uiPriority w:val="9"/>
     <w:qFormat/>
+    <w:rsid w:val="00A10FD9"/>
     <w:pPr>
       <w:keepNext/>
       <w:keepLines/>
-      <w:spacing w:after="0" w:before="480"/>
+      <w:spacing w:after="80" w:before="360"/>
       <w:outlineLvl w:val="0"/>
     </w:pPr>
     <w:rPr>
       <w:rFonts w:asciiTheme="majorHAnsi" w:cstheme="majorBidi" w:eastAsiaTheme="majorEastAsia" w:hAnsiTheme="majorHAnsi"/>
-      <w:b/>
-      <w:bCs/>
-      <w:color w:themeColor="accent1" w:val="4F81BD"/>
+      <w:color w:themeColor="accent1" w:themeShade="BF" w:val="0F4761"/>
+      <w:sz w:val="40"/>
+      <w:szCs w:val="40"/>
+    </w:rPr>
+  </w:style>
+  <w:style w:styleId="Heading2" w:type="paragraph">
+    <w:name w:val="heading 2"/>
+    <w:basedOn w:val="Normal"/>
+    <w:next w:val="BodyText"/>
+    <w:link w:val="Heading2Char"/>
+    <w:uiPriority w:val="9"/>
+    <w:semiHidden/>
+    <w:unhideWhenUsed/>
+    <w:qFormat/>
+    <w:rsid w:val="00A10FD9"/>
+    <w:pPr>
+      <w:keepNext/>
+      <w:keepLines/>
+      <w:spacing w:after="80" w:before="160"/>
+      <w:outlineLvl w:val="1"/>
+    </w:pPr>
+    <w:rPr>
+      <w:rFonts w:asciiTheme="majorHAnsi" w:cstheme="majorBidi" w:eastAsiaTheme="majorEastAsia" w:hAnsiTheme="majorHAnsi"/>
+      <w:color w:themeColor="accent1" w:themeShade="BF" w:val="0F4761"/>
       <w:sz w:val="32"/>
       <w:szCs w:val="32"/>
     </w:rPr>
   </w:style>
-  <w:style w:styleId="Heading2" w:type="paragraph">
-    <w:name w:val="Heading 2"/>
+  <w:style w:styleId="Heading3" w:type="paragraph">
+    <w:name w:val="heading 3"/>
     <w:basedOn w:val="Normal"/>
     <w:next w:val="BodyText"/>
+    <w:link w:val="Heading3Char"/>
     <w:uiPriority w:val="9"/>
+    <w:semiHidden/>
     <w:unhideWhenUsed/>
     <w:qFormat/>
+    <w:rsid w:val="00A10FD9"/>
     <w:pPr>
       <w:keepNext/>
       <w:keepLines/>
-      <w:spacing w:after="0" w:before="200"/>
-      <w:outlineLvl w:val="1"/>
+      <w:spacing w:after="80" w:before="160"/>
+      <w:outlineLvl w:val="2"/>
     </w:pPr>
     <w:rPr>
-      <w:rFonts w:asciiTheme="majorHAnsi" w:cstheme="majorBidi" w:eastAsiaTheme="majorEastAsia" w:hAnsiTheme="majorHAnsi"/>
-      <w:b/>
-      <w:bCs/>
-      <w:color w:themeColor="accent1" w:val="4F81BD"/>
+      <w:rFonts w:cstheme="majorBidi" w:eastAsiaTheme="majorEastAsia"/>
+      <w:color w:themeColor="accent1" w:themeShade="BF" w:val="0F4761"/>
       <w:sz w:val="28"/>
       <w:szCs w:val="28"/>
     </w:rPr>
   </w:style>
-  <w:style w:styleId="Heading3" w:type="paragraph">
-    <w:name w:val="Heading 3"/>
+  <w:style w:styleId="Heading4" w:type="paragraph">
+    <w:name w:val="heading 4"/>
     <w:basedOn w:val="Normal"/>
     <w:next w:val="BodyText"/>
+    <w:link w:val="Heading4Char"/>
     <w:uiPriority w:val="9"/>
+    <w:semiHidden/>
     <w:unhideWhenUsed/>
     <w:qFormat/>
+    <w:rsid w:val="00A10FD9"/>
     <w:pPr>
       <w:keepNext/>
       <w:keepLines/>
-      <w:spacing w:after="0" w:before="200"/>
-      <w:outlineLvl w:val="2"/>
+      <w:spacing w:after="40" w:before="80"/>
+      <w:outlineLvl w:val="3"/>
     </w:pPr>
     <w:rPr>
-      <w:rFonts w:asciiTheme="majorHAnsi" w:cstheme="majorBidi" w:eastAsiaTheme="majorEastAsia" w:hAnsiTheme="majorHAnsi"/>
-      <w:b/>
-      <w:bCs/>
-      <w:color w:themeColor="accent1" w:val="4F81BD"/>
-      <w:sz w:val="24"/>
-      <w:szCs w:val="24"/>
+      <w:rFonts w:cstheme="majorBidi" w:eastAsiaTheme="majorEastAsia"/>
+      <w:i/>
+      <w:iCs/>
+      <w:color w:themeColor="accent1" w:themeShade="BF" w:val="0F4761"/>
     </w:rPr>
   </w:style>
-  <w:style w:styleId="Heading4" w:type="paragraph">
-    <w:name w:val="Heading 4"/>
+  <w:style w:styleId="Heading5" w:type="paragraph">
+    <w:name w:val="heading 5"/>
     <w:basedOn w:val="Normal"/>
     <w:next w:val="BodyText"/>
+    <w:link w:val="Heading5Char"/>
     <w:uiPriority w:val="9"/>
+    <w:semiHidden/>
     <w:unhideWhenUsed/>
     <w:qFormat/>
+    <w:rsid w:val="00A10FD9"/>
     <w:pPr>
       <w:keepNext/>
       <w:keepLines/>
-      <w:spacing w:after="0" w:before="200"/>
-      <w:outlineLvl w:val="3"/>
+      <w:spacing w:after="40" w:before="80"/>
+      <w:outlineLvl w:val="4"/>
     </w:pPr>
     <w:rPr>
-      <w:rFonts w:asciiTheme="majorHAnsi" w:cstheme="majorBidi" w:eastAsiaTheme="majorEastAsia" w:hAnsiTheme="majorHAnsi"/>
-      <w:bCs/>
-      <w:i/>
-      <w:color w:themeColor="accent1" w:val="4F81BD"/>
-      <w:sz w:val="24"/>
-      <w:szCs w:val="24"/>
+      <w:rFonts w:cstheme="majorBidi" w:eastAsiaTheme="majorEastAsia"/>
+      <w:color w:themeColor="accent1" w:themeShade="BF" w:val="0F4761"/>
     </w:rPr>
   </w:style>
-  <w:style w:styleId="Heading5" w:type="paragraph">
-    <w:name w:val="Heading 5"/>
+  <w:style w:styleId="Heading6" w:type="paragraph">
+    <w:name w:val="heading 6"/>
     <w:basedOn w:val="Normal"/>
     <w:next w:val="BodyText"/>
+    <w:link w:val="Heading6Char"/>
     <w:uiPriority w:val="9"/>
+    <w:semiHidden/>
     <w:unhideWhenUsed/>
     <w:qFormat/>
+    <w:rsid w:val="00A10FD9"/>
     <w:pPr>
       <w:keepNext/>
       <w:keepLines/>
-      <w:spacing w:after="0" w:before="200"/>
-      <w:outlineLvl w:val="4"/>
+      <w:spacing w:after="0" w:before="40"/>
+      <w:outlineLvl w:val="5"/>
     </w:pPr>
     <w:rPr>
-      <w:rFonts w:asciiTheme="majorHAnsi" w:cstheme="majorBidi" w:eastAsiaTheme="majorEastAsia" w:hAnsiTheme="majorHAnsi"/>
+      <w:rFonts w:cstheme="majorBidi" w:eastAsiaTheme="majorEastAsia"/>
+      <w:i/>
       <w:iCs/>
-      <w:color w:themeColor="accent1" w:val="4F81BD"/>
-      <w:sz w:val="24"/>
-      <w:szCs w:val="24"/>
+      <w:color w:themeColor="text1" w:themeTint="A6" w:val="595959"/>
     </w:rPr>
   </w:style>
-  <w:style w:styleId="Heading6" w:type="paragraph">
-    <w:name w:val="Heading 6"/>
+  <w:style w:styleId="Heading7" w:type="paragraph">
+    <w:name w:val="heading 7"/>
     <w:basedOn w:val="Normal"/>
     <w:next w:val="BodyText"/>
+    <w:link w:val="Heading7Char"/>
     <w:uiPriority w:val="9"/>
+    <w:semiHidden/>
     <w:unhideWhenUsed/>
     <w:qFormat/>
+    <w:rsid w:val="00A10FD9"/>
     <w:pPr>
       <w:keepNext/>
       <w:keepLines/>
-      <w:spacing w:after="0" w:before="200"/>
-      <w:outlineLvl w:val="5"/>
+      <w:spacing w:after="0" w:before="40"/>
+      <w:outlineLvl w:val="6"/>
     </w:pPr>
     <w:rPr>
-      <w:rFonts w:asciiTheme="majorHAnsi" w:cstheme="majorBidi" w:eastAsiaTheme="majorEastAsia" w:hAnsiTheme="majorHAnsi"/>
-      <w:color w:themeColor="accent1" w:val="4F81BD"/>
-      <w:sz w:val="24"/>
-      <w:szCs w:val="24"/>
+      <w:rFonts w:cstheme="majorBidi" w:eastAsiaTheme="majorEastAsia"/>
+      <w:color w:themeColor="text1" w:themeTint="A6" w:val="595959"/>
     </w:rPr>
   </w:style>
-  <w:style w:styleId="Heading7" w:type="paragraph">
-    <w:name w:val="Heading 7"/>
+  <w:style w:styleId="Heading8" w:type="paragraph">
+    <w:name w:val="heading 8"/>
     <w:basedOn w:val="Normal"/>
     <w:next w:val="BodyText"/>
+    <w:link w:val="Heading8Char"/>
     <w:uiPriority w:val="9"/>
+    <w:semiHidden/>
     <w:unhideWhenUsed/>
     <w:qFormat/>
+    <w:rsid w:val="00A10FD9"/>
     <w:pPr>
       <w:keepNext/>
       <w:keepLines/>
-      <w:spacing w:after="0" w:before="200"/>
-      <w:outlineLvl w:val="6"/>
+      <w:spacing w:after="0"/>
+      <w:outlineLvl w:val="7"/>
     </w:pPr>
     <w:rPr>
-      <w:rFonts w:asciiTheme="majorHAnsi" w:cstheme="majorBidi" w:eastAsiaTheme="majorEastAsia" w:hAnsiTheme="majorHAnsi"/>
-      <w:color w:themeColor="accent1" w:val="4F81BD"/>
-      <w:sz w:val="24"/>
-      <w:szCs w:val="24"/>
+      <w:rFonts w:cstheme="majorBidi" w:eastAsiaTheme="majorEastAsia"/>
+      <w:i/>
+      <w:iCs/>
+      <w:color w:themeColor="text1" w:themeTint="D8" w:val="272727"/>
     </w:rPr>
   </w:style>
-  <w:style w:styleId="Heading8" w:type="paragraph">
-    <w:name w:val="Heading 8"/>
+  <w:style w:styleId="Heading9" w:type="paragraph">
+    <w:name w:val="heading 9"/>
     <w:basedOn w:val="Normal"/>
     <w:next w:val="BodyText"/>
+    <w:link w:val="Heading9Char"/>
     <w:uiPriority w:val="9"/>
+    <w:semiHidden/>
     <w:unhideWhenUsed/>
     <w:qFormat/>
+    <w:rsid w:val="00A10FD9"/>
     <w:pPr>
       <w:keepNext/>
       <w:keepLines/>
-      <w:spacing w:after="0" w:before="200"/>
-      <w:outlineLvl w:val="7"/>
-    </w:pPr>
-    <w:rPr>
-      <w:rFonts w:asciiTheme="majorHAnsi" w:cstheme="majorBidi" w:eastAsiaTheme="majorEastAsia" w:hAnsiTheme="majorHAnsi"/>
-      <w:color w:themeColor="accent1" w:val="4F81BD"/>
-      <w:sz w:val="24"/>
-      <w:szCs w:val="24"/>
-    </w:rPr>
-  </w:style>
-  <w:style w:styleId="Heading9" w:type="paragraph">
-    <w:name w:val="Heading 9"/>
-    <w:basedOn w:val="Normal"/>
-    <w:next w:val="BodyText"/>
-    <w:uiPriority w:val="9"/>
-    <w:unhideWhenUsed/>
-    <w:qFormat/>
-    <w:pPr>
-      <w:keepNext/>
-      <w:keepLines/>
-      <w:spacing w:after="0" w:before="200"/>
+      <w:spacing w:after="0"/>
       <w:outlineLvl w:val="8"/>
     </w:pPr>
     <w:rPr>
+      <w:rFonts w:cstheme="majorBidi" w:eastAsiaTheme="majorEastAsia"/>
+      <w:color w:themeColor="text1" w:themeTint="D8" w:val="272727"/>
+    </w:rPr>
+  </w:style>
+  <w:style w:customStyle="1" w:styleId="Heading1Char" w:type="character">
+    <w:name w:val="Heading 1 Char"/>
+    <w:basedOn w:val="DefaultParagraphFont"/>
+    <w:link w:val="Heading1"/>
+    <w:uiPriority w:val="9"/>
+    <w:rsid w:val="00A10FD9"/>
+    <w:rPr>
       <w:rFonts w:asciiTheme="majorHAnsi" w:cstheme="majorBidi" w:eastAsiaTheme="majorEastAsia" w:hAnsiTheme="majorHAnsi"/>
-      <w:color w:themeColor="accent1" w:val="4F81BD"/>
-      <w:sz w:val="24"/>
-      <w:szCs w:val="24"/>
+      <w:color w:themeColor="accent1" w:themeShade="BF" w:val="0F4761"/>
+      <w:sz w:val="40"/>
+      <w:szCs w:val="40"/>
+    </w:rPr>
+  </w:style>
+  <w:style w:customStyle="1" w:styleId="Heading2Char" w:type="character">
+    <w:name w:val="Heading 2 Char"/>
+    <w:basedOn w:val="DefaultParagraphFont"/>
+    <w:link w:val="Heading2"/>
+    <w:uiPriority w:val="9"/>
+    <w:semiHidden/>
+    <w:rsid w:val="00A10FD9"/>
+    <w:rPr>
+      <w:rFonts w:asciiTheme="majorHAnsi" w:cstheme="majorBidi" w:eastAsiaTheme="majorEastAsia" w:hAnsiTheme="majorHAnsi"/>
+      <w:color w:themeColor="accent1" w:themeShade="BF" w:val="0F4761"/>
+      <w:sz w:val="32"/>
+      <w:szCs w:val="32"/>
+    </w:rPr>
+  </w:style>
+  <w:style w:customStyle="1" w:styleId="Heading3Char" w:type="character">
+    <w:name w:val="Heading 3 Char"/>
+    <w:basedOn w:val="DefaultParagraphFont"/>
+    <w:link w:val="Heading3"/>
+    <w:uiPriority w:val="9"/>
+    <w:semiHidden/>
+    <w:rsid w:val="00A10FD9"/>
+    <w:rPr>
+      <w:rFonts w:cstheme="majorBidi" w:eastAsiaTheme="majorEastAsia"/>
+      <w:color w:themeColor="accent1" w:themeShade="BF" w:val="0F4761"/>
+      <w:sz w:val="28"/>
+      <w:szCs w:val="28"/>
+    </w:rPr>
+  </w:style>
+  <w:style w:customStyle="1" w:styleId="Heading4Char" w:type="character">
+    <w:name w:val="Heading 4 Char"/>
+    <w:basedOn w:val="DefaultParagraphFont"/>
+    <w:link w:val="Heading4"/>
+    <w:uiPriority w:val="9"/>
+    <w:semiHidden/>
+    <w:rsid w:val="00A10FD9"/>
+    <w:rPr>
+      <w:rFonts w:cstheme="majorBidi" w:eastAsiaTheme="majorEastAsia"/>
+      <w:i/>
+      <w:iCs/>
+      <w:color w:themeColor="accent1" w:themeShade="BF" w:val="0F4761"/>
+    </w:rPr>
+  </w:style>
+  <w:style w:customStyle="1" w:styleId="Heading5Char" w:type="character">
+    <w:name w:val="Heading 5 Char"/>
+    <w:basedOn w:val="DefaultParagraphFont"/>
+    <w:link w:val="Heading5"/>
+    <w:uiPriority w:val="9"/>
+    <w:semiHidden/>
+    <w:rsid w:val="00A10FD9"/>
+    <w:rPr>
+      <w:rFonts w:cstheme="majorBidi" w:eastAsiaTheme="majorEastAsia"/>
+      <w:color w:themeColor="accent1" w:themeShade="BF" w:val="0F4761"/>
+    </w:rPr>
+  </w:style>
+  <w:style w:customStyle="1" w:styleId="Heading6Char" w:type="character">
+    <w:name w:val="Heading 6 Char"/>
+    <w:basedOn w:val="DefaultParagraphFont"/>
+    <w:link w:val="Heading6"/>
+    <w:uiPriority w:val="9"/>
+    <w:semiHidden/>
+    <w:rsid w:val="00A10FD9"/>
+    <w:rPr>
+      <w:rFonts w:cstheme="majorBidi" w:eastAsiaTheme="majorEastAsia"/>
+      <w:i/>
+      <w:iCs/>
+      <w:color w:themeColor="text1" w:themeTint="A6" w:val="595959"/>
+    </w:rPr>
+  </w:style>
+  <w:style w:customStyle="1" w:styleId="Heading7Char" w:type="character">
+    <w:name w:val="Heading 7 Char"/>
+    <w:basedOn w:val="DefaultParagraphFont"/>
+    <w:link w:val="Heading7"/>
+    <w:uiPriority w:val="9"/>
+    <w:semiHidden/>
+    <w:rsid w:val="00A10FD9"/>
+    <w:rPr>
+      <w:rFonts w:cstheme="majorBidi" w:eastAsiaTheme="majorEastAsia"/>
+      <w:color w:themeColor="text1" w:themeTint="A6" w:val="595959"/>
+    </w:rPr>
+  </w:style>
+  <w:style w:customStyle="1" w:styleId="Heading8Char" w:type="character">
+    <w:name w:val="Heading 8 Char"/>
+    <w:basedOn w:val="DefaultParagraphFont"/>
+    <w:link w:val="Heading8"/>
+    <w:uiPriority w:val="9"/>
+    <w:semiHidden/>
+    <w:rsid w:val="00A10FD9"/>
+    <w:rPr>
+      <w:rFonts w:cstheme="majorBidi" w:eastAsiaTheme="majorEastAsia"/>
+      <w:i/>
+      <w:iCs/>
+      <w:color w:themeColor="text1" w:themeTint="D8" w:val="272727"/>
+    </w:rPr>
+  </w:style>
+  <w:style w:customStyle="1" w:styleId="Heading9Char" w:type="character">
+    <w:name w:val="Heading 9 Char"/>
+    <w:basedOn w:val="DefaultParagraphFont"/>
+    <w:link w:val="Heading9"/>
+    <w:uiPriority w:val="9"/>
+    <w:semiHidden/>
+    <w:rsid w:val="00A10FD9"/>
+    <w:rPr>
+      <w:rFonts w:cstheme="majorBidi" w:eastAsiaTheme="majorEastAsia"/>
+      <w:color w:themeColor="text1" w:themeTint="D8" w:val="272727"/>
     </w:rPr>
   </w:style>
   <w:style w:styleId="BlockText" w:type="paragraph">
@@ -21573,8 +20871,8 @@
   </w:style>
   <w:style w:styleId="FootnoteBlockText" w:type="paragraph">
     <w:name w:val="Footnote Block Text"/>
-    <w:basedOn w:val="Footnote Text"/>
-    <w:next w:val="Footnote Text"/>
+    <w:basedOn w:val="FootnoteText"/>
+    <w:next w:val="FootnoteText"/>
     <w:uiPriority w:val="9"/>
     <w:unhideWhenUsed/>
     <w:qFormat/>
@@ -21604,13 +20902,6 @@
       </w:tblCellMar>
     </w:tblPr>
     <w:tblStylePr w:type="firstRow">
-      <w:tblPr>
-        <w:jc w:val="left"/>
-        <w:tblInd w:type="dxa" w:w="0"/>
-      </w:tblPr>
-      <w:trPr>
-        <w:jc w:val="left"/>
-      </w:trPr>
       <w:tcPr>
         <w:tcBorders>
           <w:bottom w:val="single"/>
@@ -21966,44 +21257,44 @@
         <a:sysClr val="window" lastClr="FFFFFF"/>
       </a:lt1>
       <a:dk2>
-        <a:srgbClr val="1F497D"/>
+        <a:srgbClr val="0E2841"/>
       </a:dk2>
       <a:lt2>
-        <a:srgbClr val="EEECE1"/>
+        <a:srgbClr val="E8E8E8"/>
       </a:lt2>
       <a:accent1>
-        <a:srgbClr val="4F81BD"/>
+        <a:srgbClr val="156082"/>
       </a:accent1>
       <a:accent2>
-        <a:srgbClr val="C0504D"/>
+        <a:srgbClr val="E97132"/>
       </a:accent2>
       <a:accent3>
-        <a:srgbClr val="9BBB59"/>
+        <a:srgbClr val="196B24"/>
       </a:accent3>
       <a:accent4>
-        <a:srgbClr val="8064A2"/>
+        <a:srgbClr val="0F9ED5"/>
       </a:accent4>
       <a:accent5>
-        <a:srgbClr val="4BACC6"/>
+        <a:srgbClr val="A02B93"/>
       </a:accent5>
       <a:accent6>
-        <a:srgbClr val="F79646"/>
+        <a:srgbClr val="4EA72E"/>
       </a:accent6>
       <a:hlink>
-        <a:srgbClr val="0000FF"/>
+        <a:srgbClr val="467886"/>
       </a:hlink>
       <a:folHlink>
-        <a:srgbClr val="800080"/>
+        <a:srgbClr val="96607D"/>
       </a:folHlink>
     </a:clrScheme>
     <a:fontScheme name="Office">
       <a:majorFont>
-        <a:latin typeface="Calibri"/>
+        <a:latin typeface="Aptos Display" panose="02110004020202020204"/>
         <a:ea typeface=""/>
         <a:cs typeface=""/>
-        <a:font script="Jpan" typeface="ＭＳ ゴシック"/>
+        <a:font script="Jpan" typeface="游ゴシック Light"/>
         <a:font script="Hang" typeface="맑은 고딕"/>
-        <a:font script="Hans" typeface="宋体"/>
+        <a:font script="Hans" typeface="等线 Light"/>
         <a:font script="Hant" typeface="新細明體"/>
         <a:font script="Arab" typeface="Times New Roman"/>
         <a:font script="Hebr" typeface="Times New Roman"/>
@@ -22030,14 +21321,32 @@
         <a:font script="Mong" typeface="Mongolian Baiti"/>
         <a:font script="Viet" typeface="Times New Roman"/>
         <a:font script="Uigh" typeface="Microsoft Uighur"/>
+        <a:font script="Geor" typeface="Sylfaen"/>
+        <a:font script="Armn" typeface="Arial"/>
+        <a:font script="Bugi" typeface="Leelawadee UI"/>
+        <a:font script="Bopo" typeface="Microsoft JhengHei"/>
+        <a:font script="Java" typeface="Javanese Text"/>
+        <a:font script="Lisu" typeface="Segoe UI"/>
+        <a:font script="Mymr" typeface="Myanmar Text"/>
+        <a:font script="Nkoo" typeface="Ebrima"/>
+        <a:font script="Olck" typeface="Nirmala UI"/>
+        <a:font script="Osma" typeface="Ebrima"/>
+        <a:font script="Phag" typeface="Phagspa"/>
+        <a:font script="Syrn" typeface="Estrangelo Edessa"/>
+        <a:font script="Syrj" typeface="Estrangelo Edessa"/>
+        <a:font script="Syre" typeface="Estrangelo Edessa"/>
+        <a:font script="Sora" typeface="Nirmala UI"/>
+        <a:font script="Tale" typeface="Microsoft Tai Le"/>
+        <a:font script="Talu" typeface="Microsoft New Tai Lue"/>
+        <a:font script="Tfng" typeface="Ebrima"/>
       </a:majorFont>
       <a:minorFont>
-        <a:latin typeface="Cambria"/>
+        <a:latin typeface="Aptos" panose="02110004020202020204"/>
         <a:ea typeface=""/>
         <a:cs typeface=""/>
-        <a:font script="Jpan" typeface="ＭＳ 明朝"/>
+        <a:font script="Jpan" typeface="游明朝"/>
         <a:font script="Hang" typeface="맑은 고딕"/>
-        <a:font script="Hans" typeface="宋体"/>
+        <a:font script="Hans" typeface="等线"/>
         <a:font script="Hant" typeface="新細明體"/>
         <a:font script="Arab" typeface="Arial"/>
         <a:font script="Hebr" typeface="Arial"/>
@@ -22064,6 +21373,24 @@
         <a:font script="Mong" typeface="Mongolian Baiti"/>
         <a:font script="Viet" typeface="Arial"/>
         <a:font script="Uigh" typeface="Microsoft Uighur"/>
+        <a:font script="Geor" typeface="Sylfaen"/>
+        <a:font script="Armn" typeface="Arial"/>
+        <a:font script="Bugi" typeface="Leelawadee UI"/>
+        <a:font script="Bopo" typeface="Microsoft JhengHei"/>
+        <a:font script="Java" typeface="Javanese Text"/>
+        <a:font script="Lisu" typeface="Segoe UI"/>
+        <a:font script="Mymr" typeface="Myanmar Text"/>
+        <a:font script="Nkoo" typeface="Ebrima"/>
+        <a:font script="Olck" typeface="Nirmala UI"/>
+        <a:font script="Osma" typeface="Ebrima"/>
+        <a:font script="Phag" typeface="Phagspa"/>
+        <a:font script="Syrn" typeface="Estrangelo Edessa"/>
+        <a:font script="Syrj" typeface="Estrangelo Edessa"/>
+        <a:font script="Syre" typeface="Estrangelo Edessa"/>
+        <a:font script="Sora" typeface="Nirmala UI"/>
+        <a:font script="Tale" typeface="Microsoft Tai Le"/>
+        <a:font script="Talu" typeface="Microsoft New Tai Lue"/>
+        <a:font script="Tfng" typeface="Ebrima"/>
       </a:minorFont>
     </a:fontScheme>
     <a:fmtScheme name="Office">
@@ -22075,200 +21402,141 @@
           <a:gsLst>
             <a:gs pos="0">
               <a:schemeClr val="phClr">
-                <a:tint val="50000"/>
-                <a:satMod val="300000"/>
+                <a:lumMod val="110000"/>
+                <a:satMod val="105000"/>
+                <a:tint val="67000"/>
               </a:schemeClr>
             </a:gs>
-            <a:gs pos="35000">
+            <a:gs pos="50000">
               <a:schemeClr val="phClr">
-                <a:tint val="37000"/>
-                <a:satMod val="300000"/>
+                <a:lumMod val="105000"/>
+                <a:satMod val="103000"/>
+                <a:tint val="73000"/>
               </a:schemeClr>
             </a:gs>
             <a:gs pos="100000">
               <a:schemeClr val="phClr">
-                <a:tint val="15000"/>
-                <a:satMod val="350000"/>
+                <a:lumMod val="105000"/>
+                <a:satMod val="109000"/>
+                <a:tint val="81000"/>
               </a:schemeClr>
             </a:gs>
           </a:gsLst>
-          <a:lin ang="16200000" scaled="1"/>
+          <a:lin ang="5400000" scaled="0"/>
         </a:gradFill>
         <a:gradFill rotWithShape="1">
           <a:gsLst>
             <a:gs pos="0">
               <a:schemeClr val="phClr">
-                <a:tint val="100000"/>
+                <a:satMod val="103000"/>
+                <a:lumMod val="102000"/>
+                <a:tint val="94000"/>
+              </a:schemeClr>
+            </a:gs>
+            <a:gs pos="50000">
+              <a:schemeClr val="phClr">
+                <a:satMod val="110000"/>
+                <a:lumMod val="100000"/>
                 <a:shade val="100000"/>
-                <a:satMod val="130000"/>
               </a:schemeClr>
             </a:gs>
             <a:gs pos="100000">
               <a:schemeClr val="phClr">
-                <a:tint val="50000"/>
-                <a:shade val="100000"/>
-                <a:satMod val="350000"/>
+                <a:lumMod val="99000"/>
+                <a:satMod val="120000"/>
+                <a:shade val="78000"/>
               </a:schemeClr>
             </a:gs>
           </a:gsLst>
-          <a:lin ang="16200000" scaled="0"/>
+          <a:lin ang="5400000" scaled="0"/>
         </a:gradFill>
       </a:fillStyleLst>
       <a:lnStyleLst>
-        <a:ln w="9525" cap="flat" cmpd="sng" algn="ctr">
-          <a:solidFill>
-            <a:schemeClr val="phClr">
-              <a:shade val="95000"/>
-              <a:satMod val="105000"/>
-            </a:schemeClr>
-          </a:solidFill>
-          <a:prstDash val="solid"/>
-        </a:ln>
-        <a:ln w="25400" cap="flat" cmpd="sng" algn="ctr">
+        <a:ln w="6350" cap="flat" cmpd="sng" algn="ctr">
           <a:solidFill>
             <a:schemeClr val="phClr"/>
           </a:solidFill>
           <a:prstDash val="solid"/>
+          <a:miter lim="800000"/>
         </a:ln>
-        <a:ln w="38100" cap="flat" cmpd="sng" algn="ctr">
+        <a:ln w="12700" cap="flat" cmpd="sng" algn="ctr">
           <a:solidFill>
             <a:schemeClr val="phClr"/>
           </a:solidFill>
           <a:prstDash val="solid"/>
+          <a:miter lim="800000"/>
+        </a:ln>
+        <a:ln w="19050" cap="flat" cmpd="sng" algn="ctr">
+          <a:solidFill>
+            <a:schemeClr val="phClr"/>
+          </a:solidFill>
+          <a:prstDash val="solid"/>
+          <a:miter lim="800000"/>
         </a:ln>
       </a:lnStyleLst>
       <a:effectStyleLst>
         <a:effectStyle>
+          <a:effectLst/>
+        </a:effectStyle>
+        <a:effectStyle>
+          <a:effectLst/>
+        </a:effectStyle>
+        <a:effectStyle>
           <a:effectLst>
-            <a:outerShdw blurRad="40000" dist="20000" dir="5400000" rotWithShape="0">
+            <a:outerShdw blurRad="57150" dist="19050" dir="5400000" algn="ctr" rotWithShape="0">
               <a:srgbClr val="000000">
-                <a:alpha val="38000"/>
+                <a:alpha val="63000"/>
               </a:srgbClr>
             </a:outerShdw>
           </a:effectLst>
-        </a:effectStyle>
-        <a:effectStyle>
-          <a:effectLst>
-            <a:outerShdw blurRad="40000" dist="23000" dir="5400000" rotWithShape="0">
-              <a:srgbClr val="000000">
-                <a:alpha val="35000"/>
-              </a:srgbClr>
-            </a:outerShdw>
-          </a:effectLst>
-        </a:effectStyle>
-        <a:effectStyle>
-          <a:effectLst>
-            <a:outerShdw blurRad="40000" dist="23000" dir="5400000" rotWithShape="0">
-              <a:srgbClr val="000000">
-                <a:alpha val="35000"/>
-              </a:srgbClr>
-            </a:outerShdw>
-          </a:effectLst>
-          <a:scene3d>
-            <a:camera prst="orthographicFront">
-              <a:rot lat="0" lon="0" rev="0"/>
-            </a:camera>
-            <a:lightRig rig="threePt" dir="t">
-              <a:rot lat="0" lon="0" rev="1200000"/>
-            </a:lightRig>
-          </a:scene3d>
-          <a:sp3d>
-            <a:bevelT w="63500" h="25400"/>
-          </a:sp3d>
         </a:effectStyle>
       </a:effectStyleLst>
       <a:bgFillStyleLst>
         <a:solidFill>
           <a:schemeClr val="phClr"/>
         </a:solidFill>
+        <a:solidFill>
+          <a:schemeClr val="phClr">
+            <a:tint val="95000"/>
+            <a:satMod val="170000"/>
+          </a:schemeClr>
+        </a:solidFill>
         <a:gradFill rotWithShape="1">
           <a:gsLst>
             <a:gs pos="0">
               <a:schemeClr val="phClr">
-                <a:tint val="40000"/>
-                <a:satMod val="350000"/>
+                <a:tint val="93000"/>
+                <a:satMod val="150000"/>
+                <a:shade val="98000"/>
+                <a:lumMod val="102000"/>
               </a:schemeClr>
             </a:gs>
-            <a:gs pos="40000">
+            <a:gs pos="50000">
               <a:schemeClr val="phClr">
-                <a:tint val="45000"/>
-                <a:shade val="99000"/>
-                <a:satMod val="350000"/>
+                <a:tint val="98000"/>
+                <a:satMod val="130000"/>
+                <a:shade val="90000"/>
+                <a:lumMod val="103000"/>
               </a:schemeClr>
             </a:gs>
             <a:gs pos="100000">
               <a:schemeClr val="phClr">
-                <a:shade val="20000"/>
-                <a:satMod val="255000"/>
+                <a:shade val="63000"/>
+                <a:satMod val="120000"/>
               </a:schemeClr>
             </a:gs>
           </a:gsLst>
-          <a:path path="circle">
-            <a:fillToRect l="50000" t="-80000" r="50000" b="180000"/>
-          </a:path>
-        </a:gradFill>
-        <a:gradFill rotWithShape="1">
-          <a:gsLst>
-            <a:gs pos="0">
-              <a:schemeClr val="phClr">
-                <a:tint val="80000"/>
-                <a:satMod val="300000"/>
-              </a:schemeClr>
-            </a:gs>
-            <a:gs pos="100000">
-              <a:schemeClr val="phClr">
-                <a:shade val="30000"/>
-                <a:satMod val="200000"/>
-              </a:schemeClr>
-            </a:gs>
-          </a:gsLst>
-          <a:path path="circle">
-            <a:fillToRect l="50000" t="50000" r="50000" b="50000"/>
-          </a:path>
+          <a:lin ang="5400000" scaled="0"/>
         </a:gradFill>
       </a:bgFillStyleLst>
     </a:fmtScheme>
   </a:themeElements>
-  <a:objectDefaults>
-    <a:spDef>
-      <a:spPr/>
-      <a:bodyPr/>
-      <a:lstStyle/>
-      <a:style>
-        <a:lnRef idx="1">
-          <a:schemeClr val="accent1"/>
-        </a:lnRef>
-        <a:fillRef idx="3">
-          <a:schemeClr val="accent1"/>
-        </a:fillRef>
-        <a:effectRef idx="2">
-          <a:schemeClr val="accent1"/>
-        </a:effectRef>
-        <a:fontRef idx="minor">
-          <a:schemeClr val="lt1"/>
-        </a:fontRef>
-      </a:style>
-    </a:spDef>
-    <a:lnDef>
-      <a:spPr/>
-      <a:bodyPr/>
-      <a:lstStyle/>
-      <a:style>
-        <a:lnRef idx="2">
-          <a:schemeClr val="accent1"/>
-        </a:lnRef>
-        <a:fillRef idx="0">
-          <a:schemeClr val="accent1"/>
-        </a:fillRef>
-        <a:effectRef idx="1">
-          <a:schemeClr val="accent1"/>
-        </a:effectRef>
-        <a:fontRef idx="minor">
-          <a:schemeClr val="tx1"/>
-        </a:fontRef>
-      </a:style>
-    </a:lnDef>
-  </a:objectDefaults>
+  <a:objectDefaults/>
   <a:extraClrSchemeLst/>
+  <a:extLst>
+    <a:ext uri="{05A4C25C-085E-4340-85A3-A5531E510DB2}">
+      <thm15:themeFamily xmlns:thm15="http://schemas.microsoft.com/office/thememl/2012/main" name="Office Theme" id="{2E142A2C-CD16-42D6-873A-C26D2A0506FA}" vid="{1BDDFF52-6CD6-40A5-AB3C-68EB2F1E4D0A}"/>
+    </a:ext>
+  </a:extLst>
 </a:theme>
 </file>